--- a/Документация/Руководство охранника/Руководство охранника.docx
+++ b/Документация/Руководство охранника/Руководство охранника.docx
@@ -692,6 +692,564 @@
         </w:rPr>
         <w:tab/>
         <w:t>5</w:t>
+      </w:r>
+    </w:p>
+    <w:p>
+      <w:pPr>
+        <w:tabs>
+          <w:tab w:pos="9354" w:val="right" w:leader="dot"/>
+        </w:tabs>
+        <w:spacing w:after="0" w:line="360" w:lineRule="auto"/>
+        <w:ind w:firstLine="0"/>
+        <w:jc w:val="left"/>
+      </w:pPr>
+      <w:r>
+        <w:rPr>
+          <w:rFonts w:ascii="Times New Roman" w:hAnsi="Times New Roman" w:cs="Times New Roman" w:eastAsia="Times New Roman"/>
+          <w:b/>
+          <w:i w:val="0"/>
+          <w:color w:val="000000"/>
+          <w:sz w:val="26"/>
+        </w:rPr>
+        <w:t>3. Вход в систему</w:t>
+      </w:r>
+      <w:r>
+        <w:rPr>
+          <w:rFonts w:ascii="Times New Roman" w:hAnsi="Times New Roman" w:cs="Times New Roman" w:eastAsia="Times New Roman"/>
+          <w:b w:val="0"/>
+          <w:i w:val="0"/>
+          <w:color w:val="000000"/>
+          <w:sz w:val="26"/>
+        </w:rPr>
+        <w:tab/>
+        <w:t>5</w:t>
+      </w:r>
+    </w:p>
+    <w:p>
+      <w:pPr>
+        <w:tabs>
+          <w:tab w:pos="9354" w:val="right" w:leader="dot"/>
+        </w:tabs>
+        <w:spacing w:after="0" w:line="360" w:lineRule="auto"/>
+        <w:ind w:firstLine="0"/>
+        <w:jc w:val="left"/>
+      </w:pPr>
+      <w:r>
+        <w:rPr>
+          <w:rFonts w:ascii="Times New Roman" w:hAnsi="Times New Roman" w:cs="Times New Roman" w:eastAsia="Times New Roman"/>
+          <w:b/>
+          <w:i w:val="0"/>
+          <w:color w:val="000000"/>
+          <w:sz w:val="26"/>
+        </w:rPr>
+        <w:t>4. Рабочий экран</w:t>
+      </w:r>
+      <w:r>
+        <w:rPr>
+          <w:rFonts w:ascii="Times New Roman" w:hAnsi="Times New Roman" w:cs="Times New Roman" w:eastAsia="Times New Roman"/>
+          <w:b w:val="0"/>
+          <w:i w:val="0"/>
+          <w:color w:val="000000"/>
+          <w:sz w:val="26"/>
+        </w:rPr>
+        <w:tab/>
+        <w:t>6</w:t>
+      </w:r>
+    </w:p>
+    <w:p>
+      <w:pPr>
+        <w:tabs>
+          <w:tab w:pos="9354" w:val="right" w:leader="dot"/>
+        </w:tabs>
+        <w:spacing w:after="0" w:line="360" w:lineRule="auto"/>
+        <w:ind w:firstLine="0"/>
+        <w:jc w:val="left"/>
+      </w:pPr>
+      <w:r>
+        <w:rPr>
+          <w:rFonts w:ascii="Times New Roman" w:hAnsi="Times New Roman" w:cs="Times New Roman" w:eastAsia="Times New Roman"/>
+          <w:b/>
+          <w:i w:val="0"/>
+          <w:color w:val="000000"/>
+          <w:sz w:val="26"/>
+        </w:rPr>
+        <w:t>5. Таблица поста</w:t>
+      </w:r>
+      <w:r>
+        <w:rPr>
+          <w:rFonts w:ascii="Times New Roman" w:hAnsi="Times New Roman" w:cs="Times New Roman" w:eastAsia="Times New Roman"/>
+          <w:b w:val="0"/>
+          <w:i w:val="0"/>
+          <w:color w:val="000000"/>
+          <w:sz w:val="26"/>
+        </w:rPr>
+        <w:tab/>
+        <w:t>8</w:t>
+      </w:r>
+    </w:p>
+    <w:p>
+      <w:pPr>
+        <w:tabs>
+          <w:tab w:pos="9354" w:val="right" w:leader="dot"/>
+        </w:tabs>
+        <w:spacing w:after="0" w:line="360" w:lineRule="auto"/>
+        <w:ind w:firstLine="0" w:left="454"/>
+        <w:jc w:val="left"/>
+      </w:pPr>
+      <w:r>
+        <w:rPr>
+          <w:rFonts w:ascii="Times New Roman" w:hAnsi="Times New Roman" w:cs="Times New Roman" w:eastAsia="Times New Roman"/>
+          <w:b w:val="0"/>
+          <w:i w:val="0"/>
+          <w:color w:val="000000"/>
+          <w:sz w:val="26"/>
+        </w:rPr>
+        <w:t>5.1. Что это такое</w:t>
+      </w:r>
+      <w:r>
+        <w:rPr>
+          <w:rFonts w:ascii="Times New Roman" w:hAnsi="Times New Roman" w:cs="Times New Roman" w:eastAsia="Times New Roman"/>
+          <w:b w:val="0"/>
+          <w:i w:val="0"/>
+          <w:color w:val="000000"/>
+          <w:sz w:val="26"/>
+        </w:rPr>
+        <w:tab/>
+        <w:t>8</w:t>
+      </w:r>
+    </w:p>
+    <w:p>
+      <w:pPr>
+        <w:tabs>
+          <w:tab w:pos="9354" w:val="right" w:leader="dot"/>
+        </w:tabs>
+        <w:spacing w:after="0" w:line="360" w:lineRule="auto"/>
+        <w:ind w:firstLine="0" w:left="454"/>
+        <w:jc w:val="left"/>
+      </w:pPr>
+      <w:r>
+        <w:rPr>
+          <w:rFonts w:ascii="Times New Roman" w:hAnsi="Times New Roman" w:cs="Times New Roman" w:eastAsia="Times New Roman"/>
+          <w:b w:val="0"/>
+          <w:i w:val="0"/>
+          <w:color w:val="000000"/>
+          <w:sz w:val="26"/>
+        </w:rPr>
+        <w:t>5.2. Столбцы</w:t>
+      </w:r>
+      <w:r>
+        <w:rPr>
+          <w:rFonts w:ascii="Times New Roman" w:hAnsi="Times New Roman" w:cs="Times New Roman" w:eastAsia="Times New Roman"/>
+          <w:b w:val="0"/>
+          <w:i w:val="0"/>
+          <w:color w:val="000000"/>
+          <w:sz w:val="26"/>
+        </w:rPr>
+        <w:tab/>
+        <w:t>8</w:t>
+      </w:r>
+    </w:p>
+    <w:p>
+      <w:pPr>
+        <w:tabs>
+          <w:tab w:pos="9354" w:val="right" w:leader="dot"/>
+        </w:tabs>
+        <w:spacing w:after="0" w:line="360" w:lineRule="auto"/>
+        <w:ind w:firstLine="0" w:left="454"/>
+        <w:jc w:val="left"/>
+      </w:pPr>
+      <w:r>
+        <w:rPr>
+          <w:rFonts w:ascii="Times New Roman" w:hAnsi="Times New Roman" w:cs="Times New Roman" w:eastAsia="Times New Roman"/>
+          <w:b w:val="0"/>
+          <w:i w:val="0"/>
+          <w:color w:val="000000"/>
+          <w:sz w:val="26"/>
+        </w:rPr>
+        <w:t>5.3. Инструкция поста</w:t>
+      </w:r>
+      <w:r>
+        <w:rPr>
+          <w:rFonts w:ascii="Times New Roman" w:hAnsi="Times New Roman" w:cs="Times New Roman" w:eastAsia="Times New Roman"/>
+          <w:b w:val="0"/>
+          <w:i w:val="0"/>
+          <w:color w:val="000000"/>
+          <w:sz w:val="26"/>
+        </w:rPr>
+        <w:tab/>
+        <w:t>9</w:t>
+      </w:r>
+    </w:p>
+    <w:p>
+      <w:pPr>
+        <w:tabs>
+          <w:tab w:pos="9354" w:val="right" w:leader="dot"/>
+        </w:tabs>
+        <w:spacing w:after="0" w:line="360" w:lineRule="auto"/>
+        <w:ind w:firstLine="0" w:left="454"/>
+        <w:jc w:val="left"/>
+      </w:pPr>
+      <w:r>
+        <w:rPr>
+          <w:rFonts w:ascii="Times New Roman" w:hAnsi="Times New Roman" w:cs="Times New Roman" w:eastAsia="Times New Roman"/>
+          <w:b w:val="0"/>
+          <w:i w:val="0"/>
+          <w:color w:val="000000"/>
+          <w:sz w:val="26"/>
+        </w:rPr>
+        <w:t>5.4. Поиск и отбор</w:t>
+      </w:r>
+      <w:r>
+        <w:rPr>
+          <w:rFonts w:ascii="Times New Roman" w:hAnsi="Times New Roman" w:cs="Times New Roman" w:eastAsia="Times New Roman"/>
+          <w:b w:val="0"/>
+          <w:i w:val="0"/>
+          <w:color w:val="000000"/>
+          <w:sz w:val="26"/>
+        </w:rPr>
+        <w:tab/>
+        <w:t>10</w:t>
+      </w:r>
+    </w:p>
+    <w:p>
+      <w:pPr>
+        <w:tabs>
+          <w:tab w:pos="9354" w:val="right" w:leader="dot"/>
+        </w:tabs>
+        <w:spacing w:after="0" w:line="360" w:lineRule="auto"/>
+        <w:ind w:firstLine="0" w:left="454"/>
+        <w:jc w:val="left"/>
+      </w:pPr>
+      <w:r>
+        <w:rPr>
+          <w:rFonts w:ascii="Times New Roman" w:hAnsi="Times New Roman" w:cs="Times New Roman" w:eastAsia="Times New Roman"/>
+          <w:b w:val="0"/>
+          <w:i w:val="0"/>
+          <w:color w:val="000000"/>
+          <w:sz w:val="26"/>
+        </w:rPr>
+        <w:t>5.5. Список «по факту»</w:t>
+      </w:r>
+      <w:r>
+        <w:rPr>
+          <w:rFonts w:ascii="Times New Roman" w:hAnsi="Times New Roman" w:cs="Times New Roman" w:eastAsia="Times New Roman"/>
+          <w:b w:val="0"/>
+          <w:i w:val="0"/>
+          <w:color w:val="000000"/>
+          <w:sz w:val="26"/>
+        </w:rPr>
+        <w:tab/>
+        <w:t>10</w:t>
+      </w:r>
+    </w:p>
+    <w:p>
+      <w:pPr>
+        <w:tabs>
+          <w:tab w:pos="9354" w:val="right" w:leader="dot"/>
+        </w:tabs>
+        <w:spacing w:after="0" w:line="360" w:lineRule="auto"/>
+        <w:ind w:firstLine="0"/>
+        <w:jc w:val="left"/>
+      </w:pPr>
+      <w:r>
+        <w:rPr>
+          <w:rFonts w:ascii="Times New Roman" w:hAnsi="Times New Roman" w:cs="Times New Roman" w:eastAsia="Times New Roman"/>
+          <w:b/>
+          <w:i w:val="0"/>
+          <w:color w:val="000000"/>
+          <w:sz w:val="26"/>
+        </w:rPr>
+        <w:t>6. Отметка проезда и прохода</w:t>
+      </w:r>
+      <w:r>
+        <w:rPr>
+          <w:rFonts w:ascii="Times New Roman" w:hAnsi="Times New Roman" w:cs="Times New Roman" w:eastAsia="Times New Roman"/>
+          <w:b w:val="0"/>
+          <w:i w:val="0"/>
+          <w:color w:val="000000"/>
+          <w:sz w:val="26"/>
+        </w:rPr>
+        <w:tab/>
+        <w:t>11</w:t>
+      </w:r>
+    </w:p>
+    <w:p>
+      <w:pPr>
+        <w:tabs>
+          <w:tab w:pos="9354" w:val="right" w:leader="dot"/>
+        </w:tabs>
+        <w:spacing w:after="0" w:line="360" w:lineRule="auto"/>
+        <w:ind w:firstLine="0" w:left="454"/>
+        <w:jc w:val="left"/>
+      </w:pPr>
+      <w:r>
+        <w:rPr>
+          <w:rFonts w:ascii="Times New Roman" w:hAnsi="Times New Roman" w:cs="Times New Roman" w:eastAsia="Times New Roman"/>
+          <w:b w:val="0"/>
+          <w:i w:val="0"/>
+          <w:color w:val="000000"/>
+          <w:sz w:val="26"/>
+        </w:rPr>
+        <w:t>6.1. Как отметить</w:t>
+      </w:r>
+      <w:r>
+        <w:rPr>
+          <w:rFonts w:ascii="Times New Roman" w:hAnsi="Times New Roman" w:cs="Times New Roman" w:eastAsia="Times New Roman"/>
+          <w:b w:val="0"/>
+          <w:i w:val="0"/>
+          <w:color w:val="000000"/>
+          <w:sz w:val="26"/>
+        </w:rPr>
+        <w:tab/>
+        <w:t>11</w:t>
+      </w:r>
+    </w:p>
+    <w:p>
+      <w:pPr>
+        <w:tabs>
+          <w:tab w:pos="9354" w:val="right" w:leader="dot"/>
+        </w:tabs>
+        <w:spacing w:after="0" w:line="360" w:lineRule="auto"/>
+        <w:ind w:firstLine="0" w:left="454"/>
+        <w:jc w:val="left"/>
+      </w:pPr>
+      <w:r>
+        <w:rPr>
+          <w:rFonts w:ascii="Times New Roman" w:hAnsi="Times New Roman" w:cs="Times New Roman" w:eastAsia="Times New Roman"/>
+          <w:b w:val="0"/>
+          <w:i w:val="0"/>
+          <w:color w:val="000000"/>
+          <w:sz w:val="26"/>
+        </w:rPr>
+        <w:t>6.2. Пропуск по факту</w:t>
+      </w:r>
+      <w:r>
+        <w:rPr>
+          <w:rFonts w:ascii="Times New Roman" w:hAnsi="Times New Roman" w:cs="Times New Roman" w:eastAsia="Times New Roman"/>
+          <w:b w:val="0"/>
+          <w:i w:val="0"/>
+          <w:color w:val="000000"/>
+          <w:sz w:val="26"/>
+        </w:rPr>
+        <w:tab/>
+        <w:t>12</w:t>
+      </w:r>
+    </w:p>
+    <w:p>
+      <w:pPr>
+        <w:tabs>
+          <w:tab w:pos="9354" w:val="right" w:leader="dot"/>
+        </w:tabs>
+        <w:spacing w:after="0" w:line="360" w:lineRule="auto"/>
+        <w:ind w:firstLine="0" w:left="454"/>
+        <w:jc w:val="left"/>
+      </w:pPr>
+      <w:r>
+        <w:rPr>
+          <w:rFonts w:ascii="Times New Roman" w:hAnsi="Times New Roman" w:cs="Times New Roman" w:eastAsia="Times New Roman"/>
+          <w:b w:val="0"/>
+          <w:i w:val="0"/>
+          <w:color w:val="000000"/>
+          <w:sz w:val="26"/>
+        </w:rPr>
+        <w:t>6.3. Чего система не делает за вас</w:t>
+      </w:r>
+      <w:r>
+        <w:rPr>
+          <w:rFonts w:ascii="Times New Roman" w:hAnsi="Times New Roman" w:cs="Times New Roman" w:eastAsia="Times New Roman"/>
+          <w:b w:val="0"/>
+          <w:i w:val="0"/>
+          <w:color w:val="000000"/>
+          <w:sz w:val="26"/>
+        </w:rPr>
+        <w:tab/>
+        <w:t>12</w:t>
+      </w:r>
+    </w:p>
+    <w:p>
+      <w:pPr>
+        <w:tabs>
+          <w:tab w:pos="9354" w:val="right" w:leader="dot"/>
+        </w:tabs>
+        <w:spacing w:after="0" w:line="360" w:lineRule="auto"/>
+        <w:ind w:firstLine="0"/>
+        <w:jc w:val="left"/>
+      </w:pPr>
+      <w:r>
+        <w:rPr>
+          <w:rFonts w:ascii="Times New Roman" w:hAnsi="Times New Roman" w:cs="Times New Roman" w:eastAsia="Times New Roman"/>
+          <w:b/>
+          <w:i w:val="0"/>
+          <w:color w:val="000000"/>
+          <w:sz w:val="26"/>
+        </w:rPr>
+        <w:t>7. Карточка записи</w:t>
+      </w:r>
+      <w:r>
+        <w:rPr>
+          <w:rFonts w:ascii="Times New Roman" w:hAnsi="Times New Roman" w:cs="Times New Roman" w:eastAsia="Times New Roman"/>
+          <w:b w:val="0"/>
+          <w:i w:val="0"/>
+          <w:color w:val="000000"/>
+          <w:sz w:val="26"/>
+        </w:rPr>
+        <w:tab/>
+        <w:t>13</w:t>
+      </w:r>
+    </w:p>
+    <w:p>
+      <w:pPr>
+        <w:tabs>
+          <w:tab w:pos="9354" w:val="right" w:leader="dot"/>
+        </w:tabs>
+        <w:spacing w:after="0" w:line="360" w:lineRule="auto"/>
+        <w:ind w:firstLine="0"/>
+        <w:jc w:val="left"/>
+      </w:pPr>
+      <w:r>
+        <w:rPr>
+          <w:rFonts w:ascii="Times New Roman" w:hAnsi="Times New Roman" w:cs="Times New Roman" w:eastAsia="Times New Roman"/>
+          <w:b/>
+          <w:i w:val="0"/>
+          <w:color w:val="000000"/>
+          <w:sz w:val="26"/>
+        </w:rPr>
+        <w:t>8. Отчёт по смене и выгрузка</w:t>
+      </w:r>
+      <w:r>
+        <w:rPr>
+          <w:rFonts w:ascii="Times New Roman" w:hAnsi="Times New Roman" w:cs="Times New Roman" w:eastAsia="Times New Roman"/>
+          <w:b w:val="0"/>
+          <w:i w:val="0"/>
+          <w:color w:val="000000"/>
+          <w:sz w:val="26"/>
+        </w:rPr>
+        <w:tab/>
+        <w:t>14</w:t>
+      </w:r>
+    </w:p>
+    <w:p>
+      <w:pPr>
+        <w:tabs>
+          <w:tab w:pos="9354" w:val="right" w:leader="dot"/>
+        </w:tabs>
+        <w:spacing w:after="0" w:line="360" w:lineRule="auto"/>
+        <w:ind w:firstLine="0" w:left="454"/>
+        <w:jc w:val="left"/>
+      </w:pPr>
+      <w:r>
+        <w:rPr>
+          <w:rFonts w:ascii="Times New Roman" w:hAnsi="Times New Roman" w:cs="Times New Roman" w:eastAsia="Times New Roman"/>
+          <w:b w:val="0"/>
+          <w:i w:val="0"/>
+          <w:color w:val="000000"/>
+          <w:sz w:val="26"/>
+        </w:rPr>
+        <w:t>8.1. Отчёт по проходам</w:t>
+      </w:r>
+      <w:r>
+        <w:rPr>
+          <w:rFonts w:ascii="Times New Roman" w:hAnsi="Times New Roman" w:cs="Times New Roman" w:eastAsia="Times New Roman"/>
+          <w:b w:val="0"/>
+          <w:i w:val="0"/>
+          <w:color w:val="000000"/>
+          <w:sz w:val="26"/>
+        </w:rPr>
+        <w:tab/>
+        <w:t>14</w:t>
+      </w:r>
+    </w:p>
+    <w:p>
+      <w:pPr>
+        <w:tabs>
+          <w:tab w:pos="9354" w:val="right" w:leader="dot"/>
+        </w:tabs>
+        <w:spacing w:after="0" w:line="360" w:lineRule="auto"/>
+        <w:ind w:firstLine="0" w:left="454"/>
+        <w:jc w:val="left"/>
+      </w:pPr>
+      <w:r>
+        <w:rPr>
+          <w:rFonts w:ascii="Times New Roman" w:hAnsi="Times New Roman" w:cs="Times New Roman" w:eastAsia="Times New Roman"/>
+          <w:b w:val="0"/>
+          <w:i w:val="0"/>
+          <w:color w:val="000000"/>
+          <w:sz w:val="26"/>
+        </w:rPr>
+        <w:t>8.2. Выгрузка таблицы</w:t>
+      </w:r>
+      <w:r>
+        <w:rPr>
+          <w:rFonts w:ascii="Times New Roman" w:hAnsi="Times New Roman" w:cs="Times New Roman" w:eastAsia="Times New Roman"/>
+          <w:b w:val="0"/>
+          <w:i w:val="0"/>
+          <w:color w:val="000000"/>
+          <w:sz w:val="26"/>
+        </w:rPr>
+        <w:tab/>
+        <w:t>15</w:t>
+      </w:r>
+    </w:p>
+    <w:p>
+      <w:pPr>
+        <w:tabs>
+          <w:tab w:pos="9354" w:val="right" w:leader="dot"/>
+        </w:tabs>
+        <w:spacing w:after="0" w:line="360" w:lineRule="auto"/>
+        <w:ind w:firstLine="0"/>
+        <w:jc w:val="left"/>
+      </w:pPr>
+      <w:r>
+        <w:rPr>
+          <w:rFonts w:ascii="Times New Roman" w:hAnsi="Times New Roman" w:cs="Times New Roman" w:eastAsia="Times New Roman"/>
+          <w:b/>
+          <w:i w:val="0"/>
+          <w:color w:val="000000"/>
+          <w:sz w:val="26"/>
+        </w:rPr>
+        <w:t>9. Доступные мне</w:t>
+      </w:r>
+      <w:r>
+        <w:rPr>
+          <w:rFonts w:ascii="Times New Roman" w:hAnsi="Times New Roman" w:cs="Times New Roman" w:eastAsia="Times New Roman"/>
+          <w:b w:val="0"/>
+          <w:i w:val="0"/>
+          <w:color w:val="000000"/>
+          <w:sz w:val="26"/>
+        </w:rPr>
+        <w:tab/>
+        <w:t>15</w:t>
+      </w:r>
+    </w:p>
+    <w:p>
+      <w:pPr>
+        <w:tabs>
+          <w:tab w:pos="9354" w:val="right" w:leader="dot"/>
+        </w:tabs>
+        <w:spacing w:after="0" w:line="360" w:lineRule="auto"/>
+        <w:ind w:firstLine="0"/>
+        <w:jc w:val="left"/>
+      </w:pPr>
+      <w:r>
+        <w:rPr>
+          <w:rFonts w:ascii="Times New Roman" w:hAnsi="Times New Roman" w:cs="Times New Roman" w:eastAsia="Times New Roman"/>
+          <w:b/>
+          <w:i w:val="0"/>
+          <w:color w:val="000000"/>
+          <w:sz w:val="26"/>
+        </w:rPr>
+        <w:t>10. Частые ситуации</w:t>
+      </w:r>
+      <w:r>
+        <w:rPr>
+          <w:rFonts w:ascii="Times New Roman" w:hAnsi="Times New Roman" w:cs="Times New Roman" w:eastAsia="Times New Roman"/>
+          <w:b w:val="0"/>
+          <w:i w:val="0"/>
+          <w:color w:val="000000"/>
+          <w:sz w:val="26"/>
+        </w:rPr>
+        <w:tab/>
+        <w:t>17</w:t>
       </w:r>
     </w:p>
     <w:p>
@@ -1768,6 +2326,4414 @@
       </w:r>
     </w:p>
     <w:p>
+      <w:pPr>
+        <w:pStyle w:val="Heading1"/>
+        <w:ind w:firstLine="0"/>
+      </w:pPr>
+      <w:r>
+        <w:rPr>
+          <w:rFonts w:ascii="Times New Roman" w:hAnsi="Times New Roman" w:cs="Times New Roman" w:eastAsia="Times New Roman"/>
+          <w:b/>
+          <w:i w:val="0"/>
+          <w:color w:val="000000"/>
+          <w:sz w:val="32"/>
+        </w:rPr>
+        <w:t>3. Вход в систему</w:t>
+      </w:r>
+    </w:p>
+    <w:p>
+      <w:r>
+        <w:rPr>
+          <w:rFonts w:ascii="Times New Roman" w:hAnsi="Times New Roman" w:cs="Times New Roman" w:eastAsia="Times New Roman"/>
+          <w:b w:val="0"/>
+          <w:i w:val="0"/>
+          <w:color w:val="000000"/>
+          <w:sz w:val="28"/>
+        </w:rPr>
+        <w:t>Система открывается по адресу, который выдаёт бюро пропусков. Устанавливать ничего не нужно: достаточно браузера.</w:t>
+      </w:r>
+    </w:p>
+    <w:p>
+      <w:r>
+        <w:rPr>
+          <w:rFonts w:ascii="Times New Roman" w:hAnsi="Times New Roman" w:cs="Times New Roman" w:eastAsia="Times New Roman"/>
+          <w:b w:val="0"/>
+          <w:i w:val="0"/>
+          <w:color w:val="000000"/>
+          <w:sz w:val="28"/>
+        </w:rPr>
+        <w:t xml:space="preserve">Учётную запись заводит администратор и сообщает вам логин и первоначальный пароль. Введите их на странице входа и нажмите </w:t>
+      </w:r>
+      <w:r>
+        <w:rPr>
+          <w:rFonts w:ascii="Times New Roman" w:hAnsi="Times New Roman" w:cs="Times New Roman" w:eastAsia="Times New Roman"/>
+          <w:b/>
+          <w:i w:val="0"/>
+          <w:color w:val="000000"/>
+          <w:sz w:val="28"/>
+        </w:rPr>
+        <w:t>«Войти»</w:t>
+      </w:r>
+      <w:r>
+        <w:rPr>
+          <w:rFonts w:ascii="Times New Roman" w:hAnsi="Times New Roman" w:cs="Times New Roman" w:eastAsia="Times New Roman"/>
+          <w:b w:val="0"/>
+          <w:i w:val="0"/>
+          <w:color w:val="000000"/>
+          <w:sz w:val="28"/>
+        </w:rPr>
+        <w:t>.</w:t>
+      </w:r>
+    </w:p>
+    <w:p>
+      <w:r>
+        <w:rPr>
+          <w:rFonts w:ascii="Times New Roman" w:hAnsi="Times New Roman" w:cs="Times New Roman" w:eastAsia="Times New Roman"/>
+          <w:b w:val="0"/>
+          <w:i w:val="0"/>
+          <w:color w:val="000000"/>
+          <w:sz w:val="28"/>
+        </w:rPr>
+        <w:t xml:space="preserve">При первом входе система показывает текст согласия на обработку персональных данных: прочитайте его, прокрутите до конца, отметьте согласие и нажмите </w:t>
+      </w:r>
+      <w:r>
+        <w:rPr>
+          <w:rFonts w:ascii="Times New Roman" w:hAnsi="Times New Roman" w:cs="Times New Roman" w:eastAsia="Times New Roman"/>
+          <w:b/>
+          <w:i w:val="0"/>
+          <w:color w:val="000000"/>
+          <w:sz w:val="28"/>
+        </w:rPr>
+        <w:t>«Подтверждаю согласие»</w:t>
+      </w:r>
+      <w:r>
+        <w:rPr>
+          <w:rFonts w:ascii="Times New Roman" w:hAnsi="Times New Roman" w:cs="Times New Roman" w:eastAsia="Times New Roman"/>
+          <w:b w:val="0"/>
+          <w:i w:val="0"/>
+          <w:color w:val="000000"/>
+          <w:sz w:val="28"/>
+        </w:rPr>
+        <w:t>. Пока согласие не подтверждено, работать в системе нельзя.</w:t>
+      </w:r>
+    </w:p>
+    <w:p>
+      <w:r>
+        <w:rPr>
+          <w:rFonts w:ascii="Times New Roman" w:hAnsi="Times New Roman" w:cs="Times New Roman" w:eastAsia="Times New Roman"/>
+          <w:b w:val="0"/>
+          <w:i w:val="0"/>
+          <w:color w:val="000000"/>
+          <w:sz w:val="28"/>
+        </w:rPr>
+        <w:t xml:space="preserve">Восстановить пароль самостоятельно нельзя. Кнопка </w:t>
+      </w:r>
+      <w:r>
+        <w:rPr>
+          <w:rFonts w:ascii="Times New Roman" w:hAnsi="Times New Roman" w:cs="Times New Roman" w:eastAsia="Times New Roman"/>
+          <w:b/>
+          <w:i w:val="0"/>
+          <w:color w:val="000000"/>
+          <w:sz w:val="28"/>
+        </w:rPr>
+        <w:t>«Забыли пароль?»</w:t>
+      </w:r>
+      <w:r>
+        <w:rPr>
+          <w:rFonts w:ascii="Times New Roman" w:hAnsi="Times New Roman" w:cs="Times New Roman" w:eastAsia="Times New Roman"/>
+          <w:b w:val="0"/>
+          <w:i w:val="0"/>
+          <w:color w:val="000000"/>
+          <w:sz w:val="28"/>
+        </w:rPr>
+        <w:t xml:space="preserve"> открывает окно с адресом электронной почты и телефоном бюро пропусков - новый пароль назначит администратор.</w:t>
+      </w:r>
+    </w:p>
+    <w:tbl>
+      <w:tblPr>
+        <w:tblW w:type="auto" w:w="0"/>
+        <w:tblLayout w:type="fixed"/>
+        <w:tblLook w:firstColumn="1" w:firstRow="1" w:lastColumn="0" w:lastRow="0" w:noHBand="0" w:noVBand="1" w:val="04A0"/>
+        <w:tblLayout w:type="fixed"/>
+      </w:tblPr>
+      <w:tblGrid>
+        <w:gridCol w:w="9356"/>
+      </w:tblGrid>
+      <w:tr>
+        <w:trPr>
+          <w:cantSplit w:val="true"/>
+        </w:trPr>
+        <w:tc>
+          <w:tcPr>
+            <w:tcW w:type="dxa" w:w="9354"/>
+            <w:shd w:val="clear" w:fill="FDF6E3"/>
+            <w:tcBorders>
+              <w:left w:val="single" w:sz="24" w:color="B7791F"/>
+              <w:top w:val="single" w:sz="4" w:color="FDF6E3"/>
+              <w:bottom w:val="single" w:sz="4" w:color="FDF6E3"/>
+              <w:right w:val="single" w:sz="4" w:color="FDF6E3"/>
+            </w:tcBorders>
+          </w:tcPr>
+          <w:p>
+            <w:pPr>
+              <w:spacing w:line="288" w:lineRule="auto" w:after="0"/>
+              <w:ind w:firstLine="0"/>
+            </w:pPr>
+            <w:r>
+              <w:rPr>
+                <w:rFonts w:ascii="Times New Roman" w:hAnsi="Times New Roman" w:cs="Times New Roman" w:eastAsia="Times New Roman"/>
+                <w:b/>
+                <w:i w:val="0"/>
+                <w:color w:val="B7791F"/>
+                <w:sz w:val="26"/>
+              </w:rPr>
+              <w:t xml:space="preserve">ВАЖНО. </w:t>
+            </w:r>
+            <w:r>
+              <w:rPr>
+                <w:rFonts w:ascii="Times New Roman" w:hAnsi="Times New Roman" w:cs="Times New Roman" w:eastAsia="Times New Roman"/>
+                <w:b w:val="0"/>
+                <w:i w:val="0"/>
+                <w:color w:val="000000"/>
+                <w:sz w:val="26"/>
+              </w:rPr>
+              <w:t xml:space="preserve">Не оставляйте систему открытой на посту без присмотра. Каждая отметка въезда и выезда записывается на ту учётную запись, под которой открыт сеанс, и в отчёте по смене она будет числиться за вами. Заканчивая смену, нажмите </w:t>
+            </w:r>
+            <w:r>
+              <w:rPr>
+                <w:rFonts w:ascii="Times New Roman" w:hAnsi="Times New Roman" w:cs="Times New Roman" w:eastAsia="Times New Roman"/>
+                <w:b/>
+                <w:i w:val="0"/>
+                <w:color w:val="000000"/>
+                <w:sz w:val="26"/>
+              </w:rPr>
+              <w:t>«Выйти»</w:t>
+            </w:r>
+            <w:r>
+              <w:rPr>
+                <w:rFonts w:ascii="Times New Roman" w:hAnsi="Times New Roman" w:cs="Times New Roman" w:eastAsia="Times New Roman"/>
+                <w:b w:val="0"/>
+                <w:i w:val="0"/>
+                <w:color w:val="000000"/>
+                <w:sz w:val="26"/>
+              </w:rPr>
+              <w:t xml:space="preserve"> внизу бокового меню.</w:t>
+            </w:r>
+          </w:p>
+        </w:tc>
+      </w:tr>
+    </w:tbl>
+    <w:p>
+      <w:pPr>
+        <w:spacing w:after="0" w:line="240" w:lineRule="auto"/>
+        <w:ind w:firstLine="0"/>
+      </w:pPr>
+      <w:r>
+        <w:rPr>
+          <w:rFonts w:ascii="Times New Roman" w:hAnsi="Times New Roman" w:cs="Times New Roman" w:eastAsia="Times New Roman"/>
+          <w:b w:val="0"/>
+          <w:i w:val="0"/>
+          <w:color w:val="000000"/>
+          <w:sz w:val="12"/>
+        </w:rPr>
+      </w:r>
+    </w:p>
+    <w:p>
+      <w:pPr>
+        <w:pStyle w:val="Heading1"/>
+        <w:ind w:firstLine="0"/>
+      </w:pPr>
+      <w:r>
+        <w:rPr>
+          <w:rFonts w:ascii="Times New Roman" w:hAnsi="Times New Roman" w:cs="Times New Roman" w:eastAsia="Times New Roman"/>
+          <w:b/>
+          <w:i w:val="0"/>
+          <w:color w:val="000000"/>
+          <w:sz w:val="32"/>
+        </w:rPr>
+        <w:t>4. Рабочий экран</w:t>
+      </w:r>
+    </w:p>
+    <w:p>
+      <w:r>
+        <w:rPr>
+          <w:rFonts w:ascii="Times New Roman" w:hAnsi="Times New Roman" w:cs="Times New Roman" w:eastAsia="Times New Roman"/>
+          <w:b w:val="0"/>
+          <w:i w:val="0"/>
+          <w:color w:val="000000"/>
+          <w:sz w:val="28"/>
+        </w:rPr>
+        <w:t>Экран состоит из бокового меню слева, верхней строки и рабочей области. Верхняя строка одинакова во всех разделах: приветствие, текущие дата и время, объявление бюро пропусков, уведомления, кнопка подачи заявки и кнопка поиска по системе.</w:t>
+      </w:r>
+    </w:p>
+    <w:p>
+      <w:pPr>
+        <w:keepNext/>
+        <w:spacing w:before="120" w:after="40"/>
+        <w:ind w:firstLine="0"/>
+        <w:jc w:val="center"/>
+      </w:pPr>
+      <w:r>
+        <w:drawing>
+          <wp:inline xmlns:a="http://schemas.openxmlformats.org/drawingml/2006/main" xmlns:pic="http://schemas.openxmlformats.org/drawingml/2006/picture">
+            <wp:extent cx="5413248" cy="5181600"/>
+            <wp:docPr id="1" name="Picture 1"/>
+            <wp:cNvGraphicFramePr>
+              <a:graphicFrameLocks noChangeAspect="1"/>
+            </wp:cNvGraphicFramePr>
+            <a:graphic>
+              <a:graphicData uri="http://schemas.openxmlformats.org/drawingml/2006/picture">
+                <pic:pic>
+                  <pic:nvPicPr>
+                    <pic:cNvPr id="0" name="guard-menu.png"/>
+                    <pic:cNvPicPr/>
+                  </pic:nvPicPr>
+                  <pic:blipFill>
+                    <a:blip r:embed="rId11"/>
+                    <a:stretch>
+                      <a:fillRect/>
+                    </a:stretch>
+                  </pic:blipFill>
+                  <pic:spPr>
+                    <a:xfrm>
+                      <a:off x="0" y="0"/>
+                      <a:ext cx="5413248" cy="5181600"/>
+                    </a:xfrm>
+                    <a:prstGeom prst="rect"/>
+                  </pic:spPr>
+                </pic:pic>
+              </a:graphicData>
+            </a:graphic>
+          </wp:inline>
+        </w:drawing>
+      </w:r>
+    </w:p>
+    <w:p>
+      <w:pPr>
+        <w:keepNext w:val="0"/>
+        <w:spacing w:line="240" w:lineRule="auto" w:before="40" w:after="200"/>
+        <w:ind w:firstLine="0"/>
+        <w:jc w:val="center"/>
+      </w:pPr>
+      <w:r>
+        <w:rPr>
+          <w:rFonts w:ascii="Times New Roman" w:hAnsi="Times New Roman" w:cs="Times New Roman" w:eastAsia="Times New Roman"/>
+          <w:b w:val="0"/>
+          <w:i/>
+          <w:color w:val="000000"/>
+          <w:sz w:val="24"/>
+        </w:rPr>
+        <w:t>Рисунок 4.1 — Боковое меню работника поста</w:t>
+      </w:r>
+    </w:p>
+    <w:p>
+      <w:r>
+        <w:rPr>
+          <w:rFonts w:ascii="Times New Roman" w:hAnsi="Times New Roman" w:cs="Times New Roman" w:eastAsia="Times New Roman"/>
+          <w:b w:val="0"/>
+          <w:i w:val="0"/>
+          <w:color w:val="000000"/>
+          <w:sz w:val="28"/>
+        </w:rPr>
+        <w:t xml:space="preserve">Пункт </w:t>
+      </w:r>
+      <w:r>
+        <w:rPr>
+          <w:rFonts w:ascii="Times New Roman" w:hAnsi="Times New Roman" w:cs="Times New Roman" w:eastAsia="Times New Roman"/>
+          <w:b/>
+          <w:i w:val="0"/>
+          <w:color w:val="000000"/>
+          <w:sz w:val="28"/>
+        </w:rPr>
+        <w:t>«Таблицы»</w:t>
+      </w:r>
+      <w:r>
+        <w:rPr>
+          <w:rFonts w:ascii="Times New Roman" w:hAnsi="Times New Roman" w:cs="Times New Roman" w:eastAsia="Times New Roman"/>
+          <w:b w:val="0"/>
+          <w:i w:val="0"/>
+          <w:color w:val="000000"/>
+          <w:sz w:val="28"/>
+        </w:rPr>
+        <w:t xml:space="preserve"> (1) раскрывает перечень таблиц, к которым вам открыт доступ. Таблицы сгруппированы по тому, что в них ведётся: </w:t>
+      </w:r>
+      <w:r>
+        <w:rPr>
+          <w:rFonts w:ascii="Times New Roman" w:hAnsi="Times New Roman" w:cs="Times New Roman" w:eastAsia="Times New Roman"/>
+          <w:b/>
+          <w:i w:val="0"/>
+          <w:color w:val="000000"/>
+          <w:sz w:val="28"/>
+        </w:rPr>
+        <w:t>«АВТОМОБИЛИ»</w:t>
+      </w:r>
+      <w:r>
+        <w:rPr>
+          <w:rFonts w:ascii="Times New Roman" w:hAnsi="Times New Roman" w:cs="Times New Roman" w:eastAsia="Times New Roman"/>
+          <w:b w:val="0"/>
+          <w:i w:val="0"/>
+          <w:color w:val="000000"/>
+          <w:sz w:val="28"/>
+        </w:rPr>
+        <w:t xml:space="preserve"> и </w:t>
+      </w:r>
+      <w:r>
+        <w:rPr>
+          <w:rFonts w:ascii="Times New Roman" w:hAnsi="Times New Roman" w:cs="Times New Roman" w:eastAsia="Times New Roman"/>
+          <w:b/>
+          <w:i w:val="0"/>
+          <w:color w:val="000000"/>
+          <w:sz w:val="28"/>
+        </w:rPr>
+        <w:t>«ЛЮДИ»</w:t>
+      </w:r>
+      <w:r>
+        <w:rPr>
+          <w:rFonts w:ascii="Times New Roman" w:hAnsi="Times New Roman" w:cs="Times New Roman" w:eastAsia="Times New Roman"/>
+          <w:b w:val="0"/>
+          <w:i w:val="0"/>
+          <w:color w:val="000000"/>
+          <w:sz w:val="28"/>
+        </w:rPr>
+        <w:t>. Названия постов задаёт бюро пропусков.</w:t>
+      </w:r>
+    </w:p>
+    <w:p>
+      <w:r>
+        <w:rPr>
+          <w:rFonts w:ascii="Times New Roman" w:hAnsi="Times New Roman" w:cs="Times New Roman" w:eastAsia="Times New Roman"/>
+          <w:b w:val="0"/>
+          <w:i w:val="0"/>
+          <w:color w:val="000000"/>
+          <w:sz w:val="28"/>
+        </w:rPr>
+        <w:t xml:space="preserve">Пункт </w:t>
+      </w:r>
+      <w:r>
+        <w:rPr>
+          <w:rFonts w:ascii="Times New Roman" w:hAnsi="Times New Roman" w:cs="Times New Roman" w:eastAsia="Times New Roman"/>
+          <w:b/>
+          <w:i w:val="0"/>
+          <w:color w:val="000000"/>
+          <w:sz w:val="28"/>
+        </w:rPr>
+        <w:t>«Доступные мне»</w:t>
+      </w:r>
+      <w:r>
+        <w:rPr>
+          <w:rFonts w:ascii="Times New Roman" w:hAnsi="Times New Roman" w:cs="Times New Roman" w:eastAsia="Times New Roman"/>
+          <w:b w:val="0"/>
+          <w:i w:val="0"/>
+          <w:color w:val="000000"/>
+          <w:sz w:val="28"/>
+        </w:rPr>
+        <w:t xml:space="preserve"> над ним открывает перечень согласованных вложений по вашим местам, см. раздел 9.</w:t>
+      </w:r>
+    </w:p>
+    <w:tbl>
+      <w:tblPr>
+        <w:tblW w:type="auto" w:w="0"/>
+        <w:tblLayout w:type="fixed"/>
+        <w:tblLook w:firstColumn="1" w:firstRow="1" w:lastColumn="0" w:lastRow="0" w:noHBand="0" w:noVBand="1" w:val="04A0"/>
+        <w:tblLayout w:type="fixed"/>
+      </w:tblPr>
+      <w:tblGrid>
+        <w:gridCol w:w="9356"/>
+      </w:tblGrid>
+      <w:tr>
+        <w:trPr>
+          <w:cantSplit w:val="true"/>
+        </w:trPr>
+        <w:tc>
+          <w:tcPr>
+            <w:tcW w:type="dxa" w:w="9354"/>
+            <w:shd w:val="clear" w:fill="EAF1F8"/>
+            <w:tcBorders>
+              <w:left w:val="single" w:sz="24" w:color="2C6FA6"/>
+              <w:top w:val="single" w:sz="4" w:color="EAF1F8"/>
+              <w:bottom w:val="single" w:sz="4" w:color="EAF1F8"/>
+              <w:right w:val="single" w:sz="4" w:color="EAF1F8"/>
+            </w:tcBorders>
+          </w:tcPr>
+          <w:p>
+            <w:pPr>
+              <w:spacing w:line="288" w:lineRule="auto" w:after="0"/>
+              <w:ind w:firstLine="0"/>
+            </w:pPr>
+            <w:r>
+              <w:rPr>
+                <w:rFonts w:ascii="Times New Roman" w:hAnsi="Times New Roman" w:cs="Times New Roman" w:eastAsia="Times New Roman"/>
+                <w:b/>
+                <w:i w:val="0"/>
+                <w:color w:val="2C6FA6"/>
+                <w:sz w:val="26"/>
+              </w:rPr>
+              <w:t xml:space="preserve">ПРИМЕЧАНИЕ. </w:t>
+            </w:r>
+            <w:r>
+              <w:rPr>
+                <w:rFonts w:ascii="Times New Roman" w:hAnsi="Times New Roman" w:cs="Times New Roman" w:eastAsia="Times New Roman"/>
+                <w:b w:val="0"/>
+                <w:i w:val="0"/>
+                <w:color w:val="000000"/>
+                <w:sz w:val="26"/>
+              </w:rPr>
+              <w:t>В перечне видны только те таблицы, к которым вам открыт доступ. Если нужного поста в списке нет, обратитесь в бюро пропусков: доступ выдаётся на каждую таблицу отдельно.</w:t>
+            </w:r>
+          </w:p>
+        </w:tc>
+      </w:tr>
+    </w:tbl>
+    <w:p>
+      <w:pPr>
+        <w:spacing w:after="0" w:line="240" w:lineRule="auto"/>
+        <w:ind w:firstLine="0"/>
+      </w:pPr>
+      <w:r>
+        <w:rPr>
+          <w:rFonts w:ascii="Times New Roman" w:hAnsi="Times New Roman" w:cs="Times New Roman" w:eastAsia="Times New Roman"/>
+          <w:b w:val="0"/>
+          <w:i w:val="0"/>
+          <w:color w:val="000000"/>
+          <w:sz w:val="12"/>
+        </w:rPr>
+      </w:r>
+    </w:p>
+    <w:p>
+      <w:pPr>
+        <w:pStyle w:val="Heading1"/>
+        <w:ind w:firstLine="0"/>
+      </w:pPr>
+      <w:r>
+        <w:rPr>
+          <w:rFonts w:ascii="Times New Roman" w:hAnsi="Times New Roman" w:cs="Times New Roman" w:eastAsia="Times New Roman"/>
+          <w:b/>
+          <w:i w:val="0"/>
+          <w:color w:val="000000"/>
+          <w:sz w:val="32"/>
+        </w:rPr>
+        <w:t>5. Таблица поста</w:t>
+      </w:r>
+    </w:p>
+    <w:p>
+      <w:pPr>
+        <w:pStyle w:val="Heading2"/>
+        <w:ind w:firstLine="0"/>
+      </w:pPr>
+      <w:r>
+        <w:rPr>
+          <w:rFonts w:ascii="Times New Roman" w:hAnsi="Times New Roman" w:cs="Times New Roman" w:eastAsia="Times New Roman"/>
+          <w:b/>
+          <w:i w:val="0"/>
+          <w:color w:val="000000"/>
+          <w:sz w:val="28"/>
+        </w:rPr>
+        <w:t>5.1. Что это такое</w:t>
+      </w:r>
+    </w:p>
+    <w:p>
+      <w:r>
+        <w:rPr>
+          <w:rFonts w:ascii="Times New Roman" w:hAnsi="Times New Roman" w:cs="Times New Roman" w:eastAsia="Times New Roman"/>
+          <w:b w:val="0"/>
+          <w:i w:val="0"/>
+          <w:color w:val="000000"/>
+          <w:sz w:val="28"/>
+        </w:rPr>
+        <w:t>Таблица поста - основной рабочий экран. В ней перечислено всё, что допущено к проходу или проезду через ваш пост: люди в таблицах людей, транспорт в таблицах машин. Записи попадают сюда из согласованных заявок автоматически, заводить их руками не требуется.</w:t>
+      </w:r>
+    </w:p>
+    <w:p>
+      <w:pPr>
+        <w:keepNext/>
+        <w:spacing w:before="120" w:after="40"/>
+        <w:ind w:firstLine="0"/>
+        <w:jc w:val="center"/>
+      </w:pPr>
+      <w:r>
+        <w:drawing>
+          <wp:inline xmlns:a="http://schemas.openxmlformats.org/drawingml/2006/main" xmlns:pic="http://schemas.openxmlformats.org/drawingml/2006/picture">
+            <wp:extent cx="5940000" cy="3883846"/>
+            <wp:docPr id="2" name="Picture 2"/>
+            <wp:cNvGraphicFramePr>
+              <a:graphicFrameLocks noChangeAspect="1"/>
+            </wp:cNvGraphicFramePr>
+            <a:graphic>
+              <a:graphicData uri="http://schemas.openxmlformats.org/drawingml/2006/picture">
+                <pic:pic>
+                  <pic:nvPicPr>
+                    <pic:cNvPr id="0" name="guard-table-cars.png"/>
+                    <pic:cNvPicPr/>
+                  </pic:nvPicPr>
+                  <pic:blipFill>
+                    <a:blip r:embed="rId12"/>
+                    <a:stretch>
+                      <a:fillRect/>
+                    </a:stretch>
+                  </pic:blipFill>
+                  <pic:spPr>
+                    <a:xfrm>
+                      <a:off x="0" y="0"/>
+                      <a:ext cx="5940000" cy="3883846"/>
+                    </a:xfrm>
+                    <a:prstGeom prst="rect"/>
+                  </pic:spPr>
+                </pic:pic>
+              </a:graphicData>
+            </a:graphic>
+          </wp:inline>
+        </w:drawing>
+      </w:r>
+    </w:p>
+    <w:p>
+      <w:pPr>
+        <w:keepNext w:val="0"/>
+        <w:spacing w:line="240" w:lineRule="auto" w:before="40" w:after="200"/>
+        <w:ind w:firstLine="0"/>
+        <w:jc w:val="center"/>
+      </w:pPr>
+      <w:r>
+        <w:rPr>
+          <w:rFonts w:ascii="Times New Roman" w:hAnsi="Times New Roman" w:cs="Times New Roman" w:eastAsia="Times New Roman"/>
+          <w:b w:val="0"/>
+          <w:i/>
+          <w:color w:val="000000"/>
+          <w:sz w:val="24"/>
+        </w:rPr>
+        <w:t>Рисунок 5.1 — Таблица поста</w:t>
+      </w:r>
+    </w:p>
+    <w:p>
+      <w:r>
+        <w:rPr>
+          <w:rFonts w:ascii="Times New Roman" w:hAnsi="Times New Roman" w:cs="Times New Roman" w:eastAsia="Times New Roman"/>
+          <w:b w:val="0"/>
+          <w:i w:val="0"/>
+          <w:color w:val="000000"/>
+          <w:sz w:val="28"/>
+        </w:rPr>
+        <w:t xml:space="preserve">Заголовок (1) называет пост и открывает его инструкцию. Список </w:t>
+      </w:r>
+      <w:r>
+        <w:rPr>
+          <w:rFonts w:ascii="Times New Roman" w:hAnsi="Times New Roman" w:cs="Times New Roman" w:eastAsia="Times New Roman"/>
+          <w:b/>
+          <w:i w:val="0"/>
+          <w:color w:val="000000"/>
+          <w:sz w:val="28"/>
+        </w:rPr>
+        <w:t>«по факту»</w:t>
+      </w:r>
+      <w:r>
+        <w:rPr>
+          <w:rFonts w:ascii="Times New Roman" w:hAnsi="Times New Roman" w:cs="Times New Roman" w:eastAsia="Times New Roman"/>
+          <w:b w:val="0"/>
+          <w:i w:val="0"/>
+          <w:color w:val="000000"/>
+          <w:sz w:val="28"/>
+        </w:rPr>
+        <w:t xml:space="preserve"> (2) собирает тех, кого пропускают на месте, без заранее поданной заявки; он показывается не на каждом посту, см. подраздел 5.5. Основной список (3) - записи по заявкам.</w:t>
+      </w:r>
+    </w:p>
+    <w:p>
+      <w:pPr>
+        <w:pStyle w:val="Heading2"/>
+        <w:ind w:firstLine="0"/>
+      </w:pPr>
+      <w:r>
+        <w:rPr>
+          <w:rFonts w:ascii="Times New Roman" w:hAnsi="Times New Roman" w:cs="Times New Roman" w:eastAsia="Times New Roman"/>
+          <w:b/>
+          <w:i w:val="0"/>
+          <w:color w:val="000000"/>
+          <w:sz w:val="28"/>
+        </w:rPr>
+        <w:t>5.2. Столбцы</w:t>
+      </w:r>
+    </w:p>
+    <w:p>
+      <w:r>
+        <w:rPr>
+          <w:rFonts w:ascii="Times New Roman" w:hAnsi="Times New Roman" w:cs="Times New Roman" w:eastAsia="Times New Roman"/>
+          <w:b w:val="0"/>
+          <w:i w:val="0"/>
+          <w:color w:val="000000"/>
+          <w:sz w:val="28"/>
+        </w:rPr>
+        <w:t xml:space="preserve">В таблице машин: </w:t>
+      </w:r>
+      <w:r>
+        <w:rPr>
+          <w:rFonts w:ascii="Times New Roman" w:hAnsi="Times New Roman" w:cs="Times New Roman" w:eastAsia="Times New Roman"/>
+          <w:b/>
+          <w:i w:val="0"/>
+          <w:color w:val="000000"/>
+          <w:sz w:val="28"/>
+        </w:rPr>
+        <w:t>«Въезд»</w:t>
+      </w:r>
+      <w:r>
+        <w:rPr>
+          <w:rFonts w:ascii="Times New Roman" w:hAnsi="Times New Roman" w:cs="Times New Roman" w:eastAsia="Times New Roman"/>
+          <w:b w:val="0"/>
+          <w:i w:val="0"/>
+          <w:color w:val="000000"/>
+          <w:sz w:val="28"/>
+        </w:rPr>
+        <w:t xml:space="preserve"> и </w:t>
+      </w:r>
+      <w:r>
+        <w:rPr>
+          <w:rFonts w:ascii="Times New Roman" w:hAnsi="Times New Roman" w:cs="Times New Roman" w:eastAsia="Times New Roman"/>
+          <w:b/>
+          <w:i w:val="0"/>
+          <w:color w:val="000000"/>
+          <w:sz w:val="28"/>
+        </w:rPr>
+        <w:t>«Выезд»</w:t>
+      </w:r>
+      <w:r>
+        <w:rPr>
+          <w:rFonts w:ascii="Times New Roman" w:hAnsi="Times New Roman" w:cs="Times New Roman" w:eastAsia="Times New Roman"/>
+          <w:b w:val="0"/>
+          <w:i w:val="0"/>
+          <w:color w:val="000000"/>
+          <w:sz w:val="28"/>
+        </w:rPr>
+        <w:t xml:space="preserve"> - кнопки отметки, </w:t>
+      </w:r>
+      <w:r>
+        <w:rPr>
+          <w:rFonts w:ascii="Times New Roman" w:hAnsi="Times New Roman" w:cs="Times New Roman" w:eastAsia="Times New Roman"/>
+          <w:b/>
+          <w:i w:val="0"/>
+          <w:color w:val="000000"/>
+          <w:sz w:val="28"/>
+        </w:rPr>
+        <w:t>«Номер Т/С»</w:t>
+      </w:r>
+      <w:r>
+        <w:rPr>
+          <w:rFonts w:ascii="Times New Roman" w:hAnsi="Times New Roman" w:cs="Times New Roman" w:eastAsia="Times New Roman"/>
+          <w:b w:val="0"/>
+          <w:i w:val="0"/>
+          <w:color w:val="000000"/>
+          <w:sz w:val="28"/>
+        </w:rPr>
+        <w:t xml:space="preserve">, </w:t>
+      </w:r>
+      <w:r>
+        <w:rPr>
+          <w:rFonts w:ascii="Times New Roman" w:hAnsi="Times New Roman" w:cs="Times New Roman" w:eastAsia="Times New Roman"/>
+          <w:b/>
+          <w:i w:val="0"/>
+          <w:color w:val="000000"/>
+          <w:sz w:val="28"/>
+        </w:rPr>
+        <w:t>«Марка»</w:t>
+      </w:r>
+      <w:r>
+        <w:rPr>
+          <w:rFonts w:ascii="Times New Roman" w:hAnsi="Times New Roman" w:cs="Times New Roman" w:eastAsia="Times New Roman"/>
+          <w:b w:val="0"/>
+          <w:i w:val="0"/>
+          <w:color w:val="000000"/>
+          <w:sz w:val="28"/>
+        </w:rPr>
+        <w:t xml:space="preserve">, </w:t>
+      </w:r>
+      <w:r>
+        <w:rPr>
+          <w:rFonts w:ascii="Times New Roman" w:hAnsi="Times New Roman" w:cs="Times New Roman" w:eastAsia="Times New Roman"/>
+          <w:b/>
+          <w:i w:val="0"/>
+          <w:color w:val="000000"/>
+          <w:sz w:val="28"/>
+        </w:rPr>
+        <w:t>«Организация»</w:t>
+      </w:r>
+      <w:r>
+        <w:rPr>
+          <w:rFonts w:ascii="Times New Roman" w:hAnsi="Times New Roman" w:cs="Times New Roman" w:eastAsia="Times New Roman"/>
+          <w:b w:val="0"/>
+          <w:i w:val="0"/>
+          <w:color w:val="000000"/>
+          <w:sz w:val="28"/>
+        </w:rPr>
+        <w:t xml:space="preserve">, </w:t>
+      </w:r>
+      <w:r>
+        <w:rPr>
+          <w:rFonts w:ascii="Times New Roman" w:hAnsi="Times New Roman" w:cs="Times New Roman" w:eastAsia="Times New Roman"/>
+          <w:b/>
+          <w:i w:val="0"/>
+          <w:color w:val="000000"/>
+          <w:sz w:val="28"/>
+        </w:rPr>
+        <w:t>«Компания»</w:t>
+      </w:r>
+      <w:r>
+        <w:rPr>
+          <w:rFonts w:ascii="Times New Roman" w:hAnsi="Times New Roman" w:cs="Times New Roman" w:eastAsia="Times New Roman"/>
+          <w:b w:val="0"/>
+          <w:i w:val="0"/>
+          <w:color w:val="000000"/>
+          <w:sz w:val="28"/>
+        </w:rPr>
+        <w:t xml:space="preserve">, </w:t>
+      </w:r>
+      <w:r>
+        <w:rPr>
+          <w:rFonts w:ascii="Times New Roman" w:hAnsi="Times New Roman" w:cs="Times New Roman" w:eastAsia="Times New Roman"/>
+          <w:b/>
+          <w:i w:val="0"/>
+          <w:color w:val="000000"/>
+          <w:sz w:val="28"/>
+        </w:rPr>
+        <w:t>«Номер заявки»</w:t>
+      </w:r>
+      <w:r>
+        <w:rPr>
+          <w:rFonts w:ascii="Times New Roman" w:hAnsi="Times New Roman" w:cs="Times New Roman" w:eastAsia="Times New Roman"/>
+          <w:b w:val="0"/>
+          <w:i w:val="0"/>
+          <w:color w:val="000000"/>
+          <w:sz w:val="28"/>
+        </w:rPr>
+        <w:t xml:space="preserve">, </w:t>
+      </w:r>
+      <w:r>
+        <w:rPr>
+          <w:rFonts w:ascii="Times New Roman" w:hAnsi="Times New Roman" w:cs="Times New Roman" w:eastAsia="Times New Roman"/>
+          <w:b/>
+          <w:i w:val="0"/>
+          <w:color w:val="000000"/>
+          <w:sz w:val="28"/>
+        </w:rPr>
+        <w:t>«Место разгрузки»</w:t>
+      </w:r>
+      <w:r>
+        <w:rPr>
+          <w:rFonts w:ascii="Times New Roman" w:hAnsi="Times New Roman" w:cs="Times New Roman" w:eastAsia="Times New Roman"/>
+          <w:b w:val="0"/>
+          <w:i w:val="0"/>
+          <w:color w:val="000000"/>
+          <w:sz w:val="28"/>
+        </w:rPr>
+        <w:t xml:space="preserve">, </w:t>
+      </w:r>
+      <w:r>
+        <w:rPr>
+          <w:rFonts w:ascii="Times New Roman" w:hAnsi="Times New Roman" w:cs="Times New Roman" w:eastAsia="Times New Roman"/>
+          <w:b/>
+          <w:i w:val="0"/>
+          <w:color w:val="000000"/>
+          <w:sz w:val="28"/>
+        </w:rPr>
+        <w:t>«Действует до»</w:t>
+      </w:r>
+      <w:r>
+        <w:rPr>
+          <w:rFonts w:ascii="Times New Roman" w:hAnsi="Times New Roman" w:cs="Times New Roman" w:eastAsia="Times New Roman"/>
+          <w:b w:val="0"/>
+          <w:i w:val="0"/>
+          <w:color w:val="000000"/>
+          <w:sz w:val="28"/>
+        </w:rPr>
+        <w:t xml:space="preserve">, </w:t>
+      </w:r>
+      <w:r>
+        <w:rPr>
+          <w:rFonts w:ascii="Times New Roman" w:hAnsi="Times New Roman" w:cs="Times New Roman" w:eastAsia="Times New Roman"/>
+          <w:b/>
+          <w:i w:val="0"/>
+          <w:color w:val="000000"/>
+          <w:sz w:val="28"/>
+        </w:rPr>
+        <w:t>«Время»</w:t>
+      </w:r>
+      <w:r>
+        <w:rPr>
+          <w:rFonts w:ascii="Times New Roman" w:hAnsi="Times New Roman" w:cs="Times New Roman" w:eastAsia="Times New Roman"/>
+          <w:b w:val="0"/>
+          <w:i w:val="0"/>
+          <w:color w:val="000000"/>
+          <w:sz w:val="28"/>
+        </w:rPr>
+        <w:t xml:space="preserve">, </w:t>
+      </w:r>
+      <w:r>
+        <w:rPr>
+          <w:rFonts w:ascii="Times New Roman" w:hAnsi="Times New Roman" w:cs="Times New Roman" w:eastAsia="Times New Roman"/>
+          <w:b/>
+          <w:i w:val="0"/>
+          <w:color w:val="000000"/>
+          <w:sz w:val="28"/>
+        </w:rPr>
+        <w:t>«Статус»</w:t>
+      </w:r>
+      <w:r>
+        <w:rPr>
+          <w:rFonts w:ascii="Times New Roman" w:hAnsi="Times New Roman" w:cs="Times New Roman" w:eastAsia="Times New Roman"/>
+          <w:b w:val="0"/>
+          <w:i w:val="0"/>
+          <w:color w:val="000000"/>
+          <w:sz w:val="28"/>
+        </w:rPr>
+        <w:t>.</w:t>
+      </w:r>
+    </w:p>
+    <w:p>
+      <w:r>
+        <w:rPr>
+          <w:rFonts w:ascii="Times New Roman" w:hAnsi="Times New Roman" w:cs="Times New Roman" w:eastAsia="Times New Roman"/>
+          <w:b w:val="0"/>
+          <w:i w:val="0"/>
+          <w:color w:val="000000"/>
+          <w:sz w:val="28"/>
+        </w:rPr>
+        <w:t xml:space="preserve">В таблице людей: </w:t>
+      </w:r>
+      <w:r>
+        <w:rPr>
+          <w:rFonts w:ascii="Times New Roman" w:hAnsi="Times New Roman" w:cs="Times New Roman" w:eastAsia="Times New Roman"/>
+          <w:b/>
+          <w:i w:val="0"/>
+          <w:color w:val="000000"/>
+          <w:sz w:val="28"/>
+        </w:rPr>
+        <w:t>«Вход»</w:t>
+      </w:r>
+      <w:r>
+        <w:rPr>
+          <w:rFonts w:ascii="Times New Roman" w:hAnsi="Times New Roman" w:cs="Times New Roman" w:eastAsia="Times New Roman"/>
+          <w:b w:val="0"/>
+          <w:i w:val="0"/>
+          <w:color w:val="000000"/>
+          <w:sz w:val="28"/>
+        </w:rPr>
+        <w:t xml:space="preserve"> и </w:t>
+      </w:r>
+      <w:r>
+        <w:rPr>
+          <w:rFonts w:ascii="Times New Roman" w:hAnsi="Times New Roman" w:cs="Times New Roman" w:eastAsia="Times New Roman"/>
+          <w:b/>
+          <w:i w:val="0"/>
+          <w:color w:val="000000"/>
+          <w:sz w:val="28"/>
+        </w:rPr>
+        <w:t>«Выход»</w:t>
+      </w:r>
+      <w:r>
+        <w:rPr>
+          <w:rFonts w:ascii="Times New Roman" w:hAnsi="Times New Roman" w:cs="Times New Roman" w:eastAsia="Times New Roman"/>
+          <w:b w:val="0"/>
+          <w:i w:val="0"/>
+          <w:color w:val="000000"/>
+          <w:sz w:val="28"/>
+        </w:rPr>
+        <w:t xml:space="preserve">, </w:t>
+      </w:r>
+      <w:r>
+        <w:rPr>
+          <w:rFonts w:ascii="Times New Roman" w:hAnsi="Times New Roman" w:cs="Times New Roman" w:eastAsia="Times New Roman"/>
+          <w:b/>
+          <w:i w:val="0"/>
+          <w:color w:val="000000"/>
+          <w:sz w:val="28"/>
+        </w:rPr>
+        <w:t>«Фамилия»</w:t>
+      </w:r>
+      <w:r>
+        <w:rPr>
+          <w:rFonts w:ascii="Times New Roman" w:hAnsi="Times New Roman" w:cs="Times New Roman" w:eastAsia="Times New Roman"/>
+          <w:b w:val="0"/>
+          <w:i w:val="0"/>
+          <w:color w:val="000000"/>
+          <w:sz w:val="28"/>
+        </w:rPr>
+        <w:t xml:space="preserve">, </w:t>
+      </w:r>
+      <w:r>
+        <w:rPr>
+          <w:rFonts w:ascii="Times New Roman" w:hAnsi="Times New Roman" w:cs="Times New Roman" w:eastAsia="Times New Roman"/>
+          <w:b/>
+          <w:i w:val="0"/>
+          <w:color w:val="000000"/>
+          <w:sz w:val="28"/>
+        </w:rPr>
+        <w:t>«Имя»</w:t>
+      </w:r>
+      <w:r>
+        <w:rPr>
+          <w:rFonts w:ascii="Times New Roman" w:hAnsi="Times New Roman" w:cs="Times New Roman" w:eastAsia="Times New Roman"/>
+          <w:b w:val="0"/>
+          <w:i w:val="0"/>
+          <w:color w:val="000000"/>
+          <w:sz w:val="28"/>
+        </w:rPr>
+        <w:t xml:space="preserve">, </w:t>
+      </w:r>
+      <w:r>
+        <w:rPr>
+          <w:rFonts w:ascii="Times New Roman" w:hAnsi="Times New Roman" w:cs="Times New Roman" w:eastAsia="Times New Roman"/>
+          <w:b/>
+          <w:i w:val="0"/>
+          <w:color w:val="000000"/>
+          <w:sz w:val="28"/>
+        </w:rPr>
+        <w:t>«Отчество»</w:t>
+      </w:r>
+      <w:r>
+        <w:rPr>
+          <w:rFonts w:ascii="Times New Roman" w:hAnsi="Times New Roman" w:cs="Times New Roman" w:eastAsia="Times New Roman"/>
+          <w:b w:val="0"/>
+          <w:i w:val="0"/>
+          <w:color w:val="000000"/>
+          <w:sz w:val="28"/>
+        </w:rPr>
+        <w:t xml:space="preserve">, </w:t>
+      </w:r>
+      <w:r>
+        <w:rPr>
+          <w:rFonts w:ascii="Times New Roman" w:hAnsi="Times New Roman" w:cs="Times New Roman" w:eastAsia="Times New Roman"/>
+          <w:b/>
+          <w:i w:val="0"/>
+          <w:color w:val="000000"/>
+          <w:sz w:val="28"/>
+        </w:rPr>
+        <w:t>«Должность»</w:t>
+      </w:r>
+      <w:r>
+        <w:rPr>
+          <w:rFonts w:ascii="Times New Roman" w:hAnsi="Times New Roman" w:cs="Times New Roman" w:eastAsia="Times New Roman"/>
+          <w:b w:val="0"/>
+          <w:i w:val="0"/>
+          <w:color w:val="000000"/>
+          <w:sz w:val="28"/>
+        </w:rPr>
+        <w:t xml:space="preserve">, </w:t>
+      </w:r>
+      <w:r>
+        <w:rPr>
+          <w:rFonts w:ascii="Times New Roman" w:hAnsi="Times New Roman" w:cs="Times New Roman" w:eastAsia="Times New Roman"/>
+          <w:b/>
+          <w:i w:val="0"/>
+          <w:color w:val="000000"/>
+          <w:sz w:val="28"/>
+        </w:rPr>
+        <w:t>«Гражданство»</w:t>
+      </w:r>
+      <w:r>
+        <w:rPr>
+          <w:rFonts w:ascii="Times New Roman" w:hAnsi="Times New Roman" w:cs="Times New Roman" w:eastAsia="Times New Roman"/>
+          <w:b w:val="0"/>
+          <w:i w:val="0"/>
+          <w:color w:val="000000"/>
+          <w:sz w:val="28"/>
+        </w:rPr>
+        <w:t xml:space="preserve">, </w:t>
+      </w:r>
+      <w:r>
+        <w:rPr>
+          <w:rFonts w:ascii="Times New Roman" w:hAnsi="Times New Roman" w:cs="Times New Roman" w:eastAsia="Times New Roman"/>
+          <w:b/>
+          <w:i w:val="0"/>
+          <w:color w:val="000000"/>
+          <w:sz w:val="28"/>
+        </w:rPr>
+        <w:t>«Организация»</w:t>
+      </w:r>
+      <w:r>
+        <w:rPr>
+          <w:rFonts w:ascii="Times New Roman" w:hAnsi="Times New Roman" w:cs="Times New Roman" w:eastAsia="Times New Roman"/>
+          <w:b w:val="0"/>
+          <w:i w:val="0"/>
+          <w:color w:val="000000"/>
+          <w:sz w:val="28"/>
+        </w:rPr>
+        <w:t xml:space="preserve">, </w:t>
+      </w:r>
+      <w:r>
+        <w:rPr>
+          <w:rFonts w:ascii="Times New Roman" w:hAnsi="Times New Roman" w:cs="Times New Roman" w:eastAsia="Times New Roman"/>
+          <w:b/>
+          <w:i w:val="0"/>
+          <w:color w:val="000000"/>
+          <w:sz w:val="28"/>
+        </w:rPr>
+        <w:t>«Компания»</w:t>
+      </w:r>
+      <w:r>
+        <w:rPr>
+          <w:rFonts w:ascii="Times New Roman" w:hAnsi="Times New Roman" w:cs="Times New Roman" w:eastAsia="Times New Roman"/>
+          <w:b w:val="0"/>
+          <w:i w:val="0"/>
+          <w:color w:val="000000"/>
+          <w:sz w:val="28"/>
+        </w:rPr>
+        <w:t xml:space="preserve">, </w:t>
+      </w:r>
+      <w:r>
+        <w:rPr>
+          <w:rFonts w:ascii="Times New Roman" w:hAnsi="Times New Roman" w:cs="Times New Roman" w:eastAsia="Times New Roman"/>
+          <w:b/>
+          <w:i w:val="0"/>
+          <w:color w:val="000000"/>
+          <w:sz w:val="28"/>
+        </w:rPr>
+        <w:t>«Действует до»</w:t>
+      </w:r>
+      <w:r>
+        <w:rPr>
+          <w:rFonts w:ascii="Times New Roman" w:hAnsi="Times New Roman" w:cs="Times New Roman" w:eastAsia="Times New Roman"/>
+          <w:b w:val="0"/>
+          <w:i w:val="0"/>
+          <w:color w:val="000000"/>
+          <w:sz w:val="28"/>
+        </w:rPr>
+        <w:t xml:space="preserve">, </w:t>
+      </w:r>
+      <w:r>
+        <w:rPr>
+          <w:rFonts w:ascii="Times New Roman" w:hAnsi="Times New Roman" w:cs="Times New Roman" w:eastAsia="Times New Roman"/>
+          <w:b/>
+          <w:i w:val="0"/>
+          <w:color w:val="000000"/>
+          <w:sz w:val="28"/>
+        </w:rPr>
+        <w:t>«Время прохода»</w:t>
+      </w:r>
+      <w:r>
+        <w:rPr>
+          <w:rFonts w:ascii="Times New Roman" w:hAnsi="Times New Roman" w:cs="Times New Roman" w:eastAsia="Times New Roman"/>
+          <w:b w:val="0"/>
+          <w:i w:val="0"/>
+          <w:color w:val="000000"/>
+          <w:sz w:val="28"/>
+        </w:rPr>
+        <w:t xml:space="preserve">, </w:t>
+      </w:r>
+      <w:r>
+        <w:rPr>
+          <w:rFonts w:ascii="Times New Roman" w:hAnsi="Times New Roman" w:cs="Times New Roman" w:eastAsia="Times New Roman"/>
+          <w:b/>
+          <w:i w:val="0"/>
+          <w:color w:val="000000"/>
+          <w:sz w:val="28"/>
+        </w:rPr>
+        <w:t>«Номер заявки»</w:t>
+      </w:r>
+      <w:r>
+        <w:rPr>
+          <w:rFonts w:ascii="Times New Roman" w:hAnsi="Times New Roman" w:cs="Times New Roman" w:eastAsia="Times New Roman"/>
+          <w:b w:val="0"/>
+          <w:i w:val="0"/>
+          <w:color w:val="000000"/>
+          <w:sz w:val="28"/>
+        </w:rPr>
+        <w:t xml:space="preserve">, </w:t>
+      </w:r>
+      <w:r>
+        <w:rPr>
+          <w:rFonts w:ascii="Times New Roman" w:hAnsi="Times New Roman" w:cs="Times New Roman" w:eastAsia="Times New Roman"/>
+          <w:b/>
+          <w:i w:val="0"/>
+          <w:color w:val="000000"/>
+          <w:sz w:val="28"/>
+        </w:rPr>
+        <w:t>«Статус»</w:t>
+      </w:r>
+      <w:r>
+        <w:rPr>
+          <w:rFonts w:ascii="Times New Roman" w:hAnsi="Times New Roman" w:cs="Times New Roman" w:eastAsia="Times New Roman"/>
+          <w:b w:val="0"/>
+          <w:i w:val="0"/>
+          <w:color w:val="000000"/>
+          <w:sz w:val="28"/>
+        </w:rPr>
+        <w:t>.</w:t>
+      </w:r>
+    </w:p>
+    <w:p>
+      <w:r>
+        <w:rPr>
+          <w:rFonts w:ascii="Times New Roman" w:hAnsi="Times New Roman" w:cs="Times New Roman" w:eastAsia="Times New Roman"/>
+          <w:b w:val="0"/>
+          <w:i w:val="0"/>
+          <w:color w:val="000000"/>
+          <w:sz w:val="28"/>
+        </w:rPr>
+        <w:t>Состав столбцов и их порядок настраивает бюро пропусков, поэтому на вашем посту часть перечисленных столбцов может отсутствовать.</w:t>
+      </w:r>
+    </w:p>
+    <w:p>
+      <w:r>
+        <w:rPr>
+          <w:rFonts w:ascii="Times New Roman" w:hAnsi="Times New Roman" w:cs="Times New Roman" w:eastAsia="Times New Roman"/>
+          <w:b w:val="0"/>
+          <w:i w:val="0"/>
+          <w:color w:val="000000"/>
+          <w:sz w:val="28"/>
+        </w:rPr>
+        <w:t xml:space="preserve">Над таблицей выведен счёт: </w:t>
+      </w:r>
+      <w:r>
+        <w:rPr>
+          <w:rFonts w:ascii="Times New Roman" w:hAnsi="Times New Roman" w:cs="Times New Roman" w:eastAsia="Times New Roman"/>
+          <w:b/>
+          <w:i w:val="0"/>
+          <w:color w:val="000000"/>
+          <w:sz w:val="28"/>
+        </w:rPr>
+        <w:t>«Машин на территории»</w:t>
+      </w:r>
+      <w:r>
+        <w:rPr>
+          <w:rFonts w:ascii="Times New Roman" w:hAnsi="Times New Roman" w:cs="Times New Roman" w:eastAsia="Times New Roman"/>
+          <w:b w:val="0"/>
+          <w:i w:val="0"/>
+          <w:color w:val="000000"/>
+          <w:sz w:val="28"/>
+        </w:rPr>
+        <w:t xml:space="preserve"> или </w:t>
+      </w:r>
+      <w:r>
+        <w:rPr>
+          <w:rFonts w:ascii="Times New Roman" w:hAnsi="Times New Roman" w:cs="Times New Roman" w:eastAsia="Times New Roman"/>
+          <w:b/>
+          <w:i w:val="0"/>
+          <w:color w:val="000000"/>
+          <w:sz w:val="28"/>
+        </w:rPr>
+        <w:t>«Людей зашло»</w:t>
+      </w:r>
+      <w:r>
+        <w:rPr>
+          <w:rFonts w:ascii="Times New Roman" w:hAnsi="Times New Roman" w:cs="Times New Roman" w:eastAsia="Times New Roman"/>
+          <w:b w:val="0"/>
+          <w:i w:val="0"/>
+          <w:color w:val="000000"/>
+          <w:sz w:val="28"/>
+        </w:rPr>
+        <w:t xml:space="preserve"> - сколько записей отмечено на въезд и ещё не отмечено на выезд. Рядом два переключателя: увеличенный режим - крупный шрифт и высокие строки, удобно, когда экран стоит далеко; </w:t>
+      </w:r>
+      <w:r>
+        <w:rPr>
+          <w:rFonts w:ascii="Times New Roman" w:hAnsi="Times New Roman" w:cs="Times New Roman" w:eastAsia="Times New Roman"/>
+          <w:b/>
+          <w:i w:val="0"/>
+          <w:color w:val="000000"/>
+          <w:sz w:val="28"/>
+        </w:rPr>
+        <w:t>«Сетка»</w:t>
+      </w:r>
+      <w:r>
+        <w:rPr>
+          <w:rFonts w:ascii="Times New Roman" w:hAnsi="Times New Roman" w:cs="Times New Roman" w:eastAsia="Times New Roman"/>
+          <w:b w:val="0"/>
+          <w:i w:val="0"/>
+          <w:color w:val="000000"/>
+          <w:sz w:val="28"/>
+        </w:rPr>
+        <w:t xml:space="preserve"> - границы ячеек.</w:t>
+      </w:r>
+    </w:p>
+    <w:p>
+      <w:r>
+        <w:rPr>
+          <w:rFonts w:ascii="Times New Roman" w:hAnsi="Times New Roman" w:cs="Times New Roman" w:eastAsia="Times New Roman"/>
+          <w:b w:val="0"/>
+          <w:i w:val="0"/>
+          <w:color w:val="000000"/>
+          <w:sz w:val="28"/>
+        </w:rPr>
+        <w:t xml:space="preserve">Кнопка </w:t>
+      </w:r>
+      <w:r>
+        <w:rPr>
+          <w:rFonts w:ascii="Times New Roman" w:hAnsi="Times New Roman" w:cs="Times New Roman" w:eastAsia="Times New Roman"/>
+          <w:b/>
+          <w:i w:val="0"/>
+          <w:color w:val="000000"/>
+          <w:sz w:val="28"/>
+        </w:rPr>
+        <w:t>«Обновить»</w:t>
+      </w:r>
+      <w:r>
+        <w:rPr>
+          <w:rFonts w:ascii="Times New Roman" w:hAnsi="Times New Roman" w:cs="Times New Roman" w:eastAsia="Times New Roman"/>
+          <w:b w:val="0"/>
+          <w:i w:val="0"/>
+          <w:color w:val="000000"/>
+          <w:sz w:val="28"/>
+        </w:rPr>
+        <w:t xml:space="preserve"> перечитывает таблицу. Обновлять вручную обычно не требуется: изменения приходят сами, а раз в минуту система дополнительно сверяется с сервером.</w:t>
+      </w:r>
+    </w:p>
+    <w:tbl>
+      <w:tblPr>
+        <w:tblW w:type="auto" w:w="0"/>
+        <w:tblLayout w:type="fixed"/>
+        <w:tblLook w:firstColumn="1" w:firstRow="1" w:lastColumn="0" w:lastRow="0" w:noHBand="0" w:noVBand="1" w:val="04A0"/>
+        <w:tblLayout w:type="fixed"/>
+      </w:tblPr>
+      <w:tblGrid>
+        <w:gridCol w:w="9356"/>
+      </w:tblGrid>
+      <w:tr>
+        <w:trPr>
+          <w:cantSplit w:val="true"/>
+        </w:trPr>
+        <w:tc>
+          <w:tcPr>
+            <w:tcW w:type="dxa" w:w="9354"/>
+            <w:shd w:val="clear" w:fill="EAF1F8"/>
+            <w:tcBorders>
+              <w:left w:val="single" w:sz="24" w:color="2C6FA6"/>
+              <w:top w:val="single" w:sz="4" w:color="EAF1F8"/>
+              <w:bottom w:val="single" w:sz="4" w:color="EAF1F8"/>
+              <w:right w:val="single" w:sz="4" w:color="EAF1F8"/>
+            </w:tcBorders>
+          </w:tcPr>
+          <w:p>
+            <w:pPr>
+              <w:spacing w:line="288" w:lineRule="auto" w:after="0"/>
+              <w:ind w:firstLine="0"/>
+            </w:pPr>
+            <w:r>
+              <w:rPr>
+                <w:rFonts w:ascii="Times New Roman" w:hAnsi="Times New Roman" w:cs="Times New Roman" w:eastAsia="Times New Roman"/>
+                <w:b/>
+                <w:i w:val="0"/>
+                <w:color w:val="2C6FA6"/>
+                <w:sz w:val="26"/>
+              </w:rPr>
+              <w:t xml:space="preserve">ПРИМЕЧАНИЕ. </w:t>
+            </w:r>
+            <w:r>
+              <w:rPr>
+                <w:rFonts w:ascii="Times New Roman" w:hAnsi="Times New Roman" w:cs="Times New Roman" w:eastAsia="Times New Roman"/>
+                <w:b w:val="0"/>
+                <w:i w:val="0"/>
+                <w:color w:val="000000"/>
+                <w:sz w:val="26"/>
+              </w:rPr>
+              <w:t>Строки не подгружаются порциями - таблица показывает сразу все действующие записи поста. Запись пропадает из таблицы, когда её пропуск перестал действовать: истёк срок, заявку отозвали или запись убрали из этого поста.</w:t>
+            </w:r>
+          </w:p>
+        </w:tc>
+      </w:tr>
+    </w:tbl>
+    <w:p>
+      <w:pPr>
+        <w:spacing w:after="0" w:line="240" w:lineRule="auto"/>
+        <w:ind w:firstLine="0"/>
+      </w:pPr>
+      <w:r>
+        <w:rPr>
+          <w:rFonts w:ascii="Times New Roman" w:hAnsi="Times New Roman" w:cs="Times New Roman" w:eastAsia="Times New Roman"/>
+          <w:b w:val="0"/>
+          <w:i w:val="0"/>
+          <w:color w:val="000000"/>
+          <w:sz w:val="12"/>
+        </w:rPr>
+      </w:r>
+    </w:p>
+    <w:p>
+      <w:pPr>
+        <w:pStyle w:val="Heading2"/>
+        <w:ind w:firstLine="0"/>
+      </w:pPr>
+      <w:r>
+        <w:rPr>
+          <w:rFonts w:ascii="Times New Roman" w:hAnsi="Times New Roman" w:cs="Times New Roman" w:eastAsia="Times New Roman"/>
+          <w:b/>
+          <w:i w:val="0"/>
+          <w:color w:val="000000"/>
+          <w:sz w:val="28"/>
+        </w:rPr>
+        <w:t>5.3. Инструкция поста</w:t>
+      </w:r>
+    </w:p>
+    <w:p>
+      <w:r>
+        <w:rPr>
+          <w:rFonts w:ascii="Times New Roman" w:hAnsi="Times New Roman" w:cs="Times New Roman" w:eastAsia="Times New Roman"/>
+          <w:b w:val="0"/>
+          <w:i w:val="0"/>
+          <w:color w:val="000000"/>
+          <w:sz w:val="28"/>
+        </w:rPr>
+        <w:t xml:space="preserve">Кнопка </w:t>
+      </w:r>
+      <w:r>
+        <w:rPr>
+          <w:rFonts w:ascii="Times New Roman" w:hAnsi="Times New Roman" w:cs="Times New Roman" w:eastAsia="Times New Roman"/>
+          <w:b/>
+          <w:i w:val="0"/>
+          <w:color w:val="000000"/>
+          <w:sz w:val="28"/>
+        </w:rPr>
+        <w:t>«Инструкция»</w:t>
+      </w:r>
+      <w:r>
+        <w:rPr>
+          <w:rFonts w:ascii="Times New Roman" w:hAnsi="Times New Roman" w:cs="Times New Roman" w:eastAsia="Times New Roman"/>
+          <w:b w:val="0"/>
+          <w:i w:val="0"/>
+          <w:color w:val="000000"/>
+          <w:sz w:val="28"/>
+        </w:rPr>
+        <w:t xml:space="preserve"> рядом с названием таблицы открывает порядок работы, который бюро пропусков написало для этого поста.</w:t>
+      </w:r>
+    </w:p>
+    <w:p>
+      <w:pPr>
+        <w:keepNext/>
+        <w:spacing w:before="120" w:after="40"/>
+        <w:ind w:firstLine="0"/>
+        <w:jc w:val="center"/>
+      </w:pPr>
+      <w:r>
+        <w:drawing>
+          <wp:inline xmlns:a="http://schemas.openxmlformats.org/drawingml/2006/main" xmlns:pic="http://schemas.openxmlformats.org/drawingml/2006/picture">
+            <wp:extent cx="4754880" cy="1658112"/>
+            <wp:docPr id="3" name="Picture 3"/>
+            <wp:cNvGraphicFramePr>
+              <a:graphicFrameLocks noChangeAspect="1"/>
+            </wp:cNvGraphicFramePr>
+            <a:graphic>
+              <a:graphicData uri="http://schemas.openxmlformats.org/drawingml/2006/picture">
+                <pic:pic>
+                  <pic:nvPicPr>
+                    <pic:cNvPr id="0" name="guard-instruction.png"/>
+                    <pic:cNvPicPr/>
+                  </pic:nvPicPr>
+                  <pic:blipFill>
+                    <a:blip r:embed="rId13"/>
+                    <a:stretch>
+                      <a:fillRect/>
+                    </a:stretch>
+                  </pic:blipFill>
+                  <pic:spPr>
+                    <a:xfrm>
+                      <a:off x="0" y="0"/>
+                      <a:ext cx="4754880" cy="1658112"/>
+                    </a:xfrm>
+                    <a:prstGeom prst="rect"/>
+                  </pic:spPr>
+                </pic:pic>
+              </a:graphicData>
+            </a:graphic>
+          </wp:inline>
+        </w:drawing>
+      </w:r>
+    </w:p>
+    <w:p>
+      <w:pPr>
+        <w:keepNext w:val="0"/>
+        <w:spacing w:line="240" w:lineRule="auto" w:before="40" w:after="200"/>
+        <w:ind w:firstLine="0"/>
+        <w:jc w:val="center"/>
+      </w:pPr>
+      <w:r>
+        <w:rPr>
+          <w:rFonts w:ascii="Times New Roman" w:hAnsi="Times New Roman" w:cs="Times New Roman" w:eastAsia="Times New Roman"/>
+          <w:b w:val="0"/>
+          <w:i/>
+          <w:color w:val="000000"/>
+          <w:sz w:val="24"/>
+        </w:rPr>
+        <w:t>Рисунок 5.2 — Инструкция поста</w:t>
+      </w:r>
+    </w:p>
+    <w:p>
+      <w:r>
+        <w:rPr>
+          <w:rFonts w:ascii="Times New Roman" w:hAnsi="Times New Roman" w:cs="Times New Roman" w:eastAsia="Times New Roman"/>
+          <w:b w:val="0"/>
+          <w:i w:val="0"/>
+          <w:color w:val="000000"/>
+          <w:sz w:val="28"/>
+        </w:rPr>
+        <w:t>Если бюро пропусков инструкцию не заполнило, в окне будет сказано, что она не добавлена, и предложено обратиться в бюро.</w:t>
+      </w:r>
+    </w:p>
+    <w:p>
+      <w:pPr>
+        <w:pStyle w:val="Heading2"/>
+        <w:ind w:firstLine="0"/>
+      </w:pPr>
+      <w:r>
+        <w:rPr>
+          <w:rFonts w:ascii="Times New Roman" w:hAnsi="Times New Roman" w:cs="Times New Roman" w:eastAsia="Times New Roman"/>
+          <w:b/>
+          <w:i w:val="0"/>
+          <w:color w:val="000000"/>
+          <w:sz w:val="28"/>
+        </w:rPr>
+        <w:t>5.4. Поиск и отбор</w:t>
+      </w:r>
+    </w:p>
+    <w:p>
+      <w:pPr>
+        <w:keepNext/>
+        <w:spacing w:before="120" w:after="40"/>
+        <w:ind w:firstLine="0"/>
+        <w:jc w:val="center"/>
+      </w:pPr>
+      <w:r>
+        <w:drawing>
+          <wp:inline xmlns:a="http://schemas.openxmlformats.org/drawingml/2006/main" xmlns:pic="http://schemas.openxmlformats.org/drawingml/2006/picture">
+            <wp:extent cx="5940000" cy="731076"/>
+            <wp:docPr id="4" name="Picture 4"/>
+            <wp:cNvGraphicFramePr>
+              <a:graphicFrameLocks noChangeAspect="1"/>
+            </wp:cNvGraphicFramePr>
+            <a:graphic>
+              <a:graphicData uri="http://schemas.openxmlformats.org/drawingml/2006/picture">
+                <pic:pic>
+                  <pic:nvPicPr>
+                    <pic:cNvPr id="0" name="guard-filters.png"/>
+                    <pic:cNvPicPr/>
+                  </pic:nvPicPr>
+                  <pic:blipFill>
+                    <a:blip r:embed="rId14"/>
+                    <a:stretch>
+                      <a:fillRect/>
+                    </a:stretch>
+                  </pic:blipFill>
+                  <pic:spPr>
+                    <a:xfrm>
+                      <a:off x="0" y="0"/>
+                      <a:ext cx="5940000" cy="731076"/>
+                    </a:xfrm>
+                    <a:prstGeom prst="rect"/>
+                  </pic:spPr>
+                </pic:pic>
+              </a:graphicData>
+            </a:graphic>
+          </wp:inline>
+        </w:drawing>
+      </w:r>
+    </w:p>
+    <w:p>
+      <w:pPr>
+        <w:keepNext w:val="0"/>
+        <w:spacing w:line="240" w:lineRule="auto" w:before="40" w:after="200"/>
+        <w:ind w:firstLine="0"/>
+        <w:jc w:val="center"/>
+      </w:pPr>
+      <w:r>
+        <w:rPr>
+          <w:rFonts w:ascii="Times New Roman" w:hAnsi="Times New Roman" w:cs="Times New Roman" w:eastAsia="Times New Roman"/>
+          <w:b w:val="0"/>
+          <w:i/>
+          <w:color w:val="000000"/>
+          <w:sz w:val="24"/>
+        </w:rPr>
+        <w:t>Рисунок 5.3 — Поиск и отбор в таблице поста</w:t>
+      </w:r>
+    </w:p>
+    <w:p>
+      <w:r>
+        <w:rPr>
+          <w:rFonts w:ascii="Times New Roman" w:hAnsi="Times New Roman" w:cs="Times New Roman" w:eastAsia="Times New Roman"/>
+          <w:b w:val="0"/>
+          <w:i w:val="0"/>
+          <w:color w:val="000000"/>
+          <w:sz w:val="28"/>
+        </w:rPr>
+        <w:t xml:space="preserve">Поле </w:t>
+      </w:r>
+      <w:r>
+        <w:rPr>
+          <w:rFonts w:ascii="Times New Roman" w:hAnsi="Times New Roman" w:cs="Times New Roman" w:eastAsia="Times New Roman"/>
+          <w:b/>
+          <w:i w:val="0"/>
+          <w:color w:val="000000"/>
+          <w:sz w:val="28"/>
+        </w:rPr>
+        <w:t>«Поиск..»</w:t>
+      </w:r>
+      <w:r>
+        <w:rPr>
+          <w:rFonts w:ascii="Times New Roman" w:hAnsi="Times New Roman" w:cs="Times New Roman" w:eastAsia="Times New Roman"/>
+          <w:b w:val="0"/>
+          <w:i w:val="0"/>
+          <w:color w:val="000000"/>
+          <w:sz w:val="28"/>
+        </w:rPr>
+        <w:t xml:space="preserve"> отбирает строки по любому видимому значению: государственному регистрационному знаку, марке, фамилии, организации. Раскладка клавиатуры значения не имеет: набранное латиницей находится наравне с кириллицей. А вот опечатку поиск по таблице не прощает - в отличие от поиска по системе из верхней строки, здесь ищется точное вхождение.</w:t>
+      </w:r>
+    </w:p>
+    <w:p>
+      <w:r>
+        <w:rPr>
+          <w:rFonts w:ascii="Times New Roman" w:hAnsi="Times New Roman" w:cs="Times New Roman" w:eastAsia="Times New Roman"/>
+          <w:b w:val="0"/>
+          <w:i w:val="0"/>
+          <w:color w:val="000000"/>
+          <w:sz w:val="28"/>
+        </w:rPr>
+        <w:t xml:space="preserve">Списки </w:t>
+      </w:r>
+      <w:r>
+        <w:rPr>
+          <w:rFonts w:ascii="Times New Roman" w:hAnsi="Times New Roman" w:cs="Times New Roman" w:eastAsia="Times New Roman"/>
+          <w:b/>
+          <w:i w:val="0"/>
+          <w:color w:val="000000"/>
+          <w:sz w:val="28"/>
+        </w:rPr>
+        <w:t>«Все организации»</w:t>
+      </w:r>
+      <w:r>
+        <w:rPr>
+          <w:rFonts w:ascii="Times New Roman" w:hAnsi="Times New Roman" w:cs="Times New Roman" w:eastAsia="Times New Roman"/>
+          <w:b w:val="0"/>
+          <w:i w:val="0"/>
+          <w:color w:val="000000"/>
+          <w:sz w:val="28"/>
+        </w:rPr>
+        <w:t xml:space="preserve"> (1) и </w:t>
+      </w:r>
+      <w:r>
+        <w:rPr>
+          <w:rFonts w:ascii="Times New Roman" w:hAnsi="Times New Roman" w:cs="Times New Roman" w:eastAsia="Times New Roman"/>
+          <w:b/>
+          <w:i w:val="0"/>
+          <w:color w:val="000000"/>
+          <w:sz w:val="28"/>
+        </w:rPr>
+        <w:t>«Все компании»</w:t>
+      </w:r>
+      <w:r>
+        <w:rPr>
+          <w:rFonts w:ascii="Times New Roman" w:hAnsi="Times New Roman" w:cs="Times New Roman" w:eastAsia="Times New Roman"/>
+          <w:b w:val="0"/>
+          <w:i w:val="0"/>
+          <w:color w:val="000000"/>
+          <w:sz w:val="28"/>
+        </w:rPr>
+        <w:t xml:space="preserve"> оставляют в таблице записи выбранной организации или компании; </w:t>
+      </w:r>
+      <w:r>
+        <w:rPr>
+          <w:rFonts w:ascii="Times New Roman" w:hAnsi="Times New Roman" w:cs="Times New Roman" w:eastAsia="Times New Roman"/>
+          <w:b/>
+          <w:i w:val="0"/>
+          <w:color w:val="000000"/>
+          <w:sz w:val="28"/>
+        </w:rPr>
+        <w:t>«Все места разгрузки»</w:t>
+      </w:r>
+      <w:r>
+        <w:rPr>
+          <w:rFonts w:ascii="Times New Roman" w:hAnsi="Times New Roman" w:cs="Times New Roman" w:eastAsia="Times New Roman"/>
+          <w:b w:val="0"/>
+          <w:i w:val="0"/>
+          <w:color w:val="000000"/>
+          <w:sz w:val="28"/>
+        </w:rPr>
+        <w:t xml:space="preserve"> (2) есть только у таблиц машин. Поле даты ограничивает выборку периодом.</w:t>
+      </w:r>
+    </w:p>
+    <w:p>
+      <w:r>
+        <w:rPr>
+          <w:rFonts w:ascii="Times New Roman" w:hAnsi="Times New Roman" w:cs="Times New Roman" w:eastAsia="Times New Roman"/>
+          <w:b w:val="0"/>
+          <w:i w:val="0"/>
+          <w:color w:val="000000"/>
+          <w:sz w:val="28"/>
+        </w:rPr>
+        <w:t xml:space="preserve">Кнопки справа: </w:t>
+      </w:r>
+      <w:r>
+        <w:rPr>
+          <w:rFonts w:ascii="Times New Roman" w:hAnsi="Times New Roman" w:cs="Times New Roman" w:eastAsia="Times New Roman"/>
+          <w:b/>
+          <w:i w:val="0"/>
+          <w:color w:val="000000"/>
+          <w:sz w:val="28"/>
+        </w:rPr>
+        <w:t>«Экспорт»</w:t>
+      </w:r>
+      <w:r>
+        <w:rPr>
+          <w:rFonts w:ascii="Times New Roman" w:hAnsi="Times New Roman" w:cs="Times New Roman" w:eastAsia="Times New Roman"/>
+          <w:b w:val="0"/>
+          <w:i w:val="0"/>
+          <w:color w:val="000000"/>
+          <w:sz w:val="28"/>
+        </w:rPr>
+        <w:t xml:space="preserve"> выгружает таблицу в электронную таблицу, </w:t>
+      </w:r>
+      <w:r>
+        <w:rPr>
+          <w:rFonts w:ascii="Times New Roman" w:hAnsi="Times New Roman" w:cs="Times New Roman" w:eastAsia="Times New Roman"/>
+          <w:b/>
+          <w:i w:val="0"/>
+          <w:color w:val="000000"/>
+          <w:sz w:val="28"/>
+        </w:rPr>
+        <w:t>«Отчёт»</w:t>
+      </w:r>
+      <w:r>
+        <w:rPr>
+          <w:rFonts w:ascii="Times New Roman" w:hAnsi="Times New Roman" w:cs="Times New Roman" w:eastAsia="Times New Roman"/>
+          <w:b w:val="0"/>
+          <w:i w:val="0"/>
+          <w:color w:val="000000"/>
+          <w:sz w:val="28"/>
+        </w:rPr>
+        <w:t xml:space="preserve"> (3) открывает отчёт по проходам, см. раздел 8.</w:t>
+      </w:r>
+    </w:p>
+    <w:tbl>
+      <w:tblPr>
+        <w:tblW w:type="auto" w:w="0"/>
+        <w:tblLayout w:type="fixed"/>
+        <w:tblLook w:firstColumn="1" w:firstRow="1" w:lastColumn="0" w:lastRow="0" w:noHBand="0" w:noVBand="1" w:val="04A0"/>
+        <w:tblLayout w:type="fixed"/>
+      </w:tblPr>
+      <w:tblGrid>
+        <w:gridCol w:w="9356"/>
+      </w:tblGrid>
+      <w:tr>
+        <w:trPr>
+          <w:cantSplit w:val="true"/>
+        </w:trPr>
+        <w:tc>
+          <w:tcPr>
+            <w:tcW w:type="dxa" w:w="9354"/>
+            <w:shd w:val="clear" w:fill="FDF6E3"/>
+            <w:tcBorders>
+              <w:left w:val="single" w:sz="24" w:color="B7791F"/>
+              <w:top w:val="single" w:sz="4" w:color="FDF6E3"/>
+              <w:bottom w:val="single" w:sz="4" w:color="FDF6E3"/>
+              <w:right w:val="single" w:sz="4" w:color="FDF6E3"/>
+            </w:tcBorders>
+          </w:tcPr>
+          <w:p>
+            <w:pPr>
+              <w:spacing w:line="288" w:lineRule="auto" w:after="0"/>
+              <w:ind w:firstLine="0"/>
+            </w:pPr>
+            <w:r>
+              <w:rPr>
+                <w:rFonts w:ascii="Times New Roman" w:hAnsi="Times New Roman" w:cs="Times New Roman" w:eastAsia="Times New Roman"/>
+                <w:b/>
+                <w:i w:val="0"/>
+                <w:color w:val="B7791F"/>
+                <w:sz w:val="26"/>
+              </w:rPr>
+              <w:t xml:space="preserve">ВАЖНО. </w:t>
+            </w:r>
+            <w:r>
+              <w:rPr>
+                <w:rFonts w:ascii="Times New Roman" w:hAnsi="Times New Roman" w:cs="Times New Roman" w:eastAsia="Times New Roman"/>
+                <w:b w:val="0"/>
+                <w:i w:val="0"/>
+                <w:color w:val="000000"/>
+                <w:sz w:val="26"/>
+              </w:rPr>
+              <w:t>Отбор и поиск действуют и на выгрузку. Выгружается то, что видно на экране, а не вся таблица целиком.</w:t>
+            </w:r>
+          </w:p>
+        </w:tc>
+      </w:tr>
+    </w:tbl>
+    <w:p>
+      <w:pPr>
+        <w:spacing w:after="0" w:line="240" w:lineRule="auto"/>
+        <w:ind w:firstLine="0"/>
+      </w:pPr>
+      <w:r>
+        <w:rPr>
+          <w:rFonts w:ascii="Times New Roman" w:hAnsi="Times New Roman" w:cs="Times New Roman" w:eastAsia="Times New Roman"/>
+          <w:b w:val="0"/>
+          <w:i w:val="0"/>
+          <w:color w:val="000000"/>
+          <w:sz w:val="12"/>
+        </w:rPr>
+      </w:r>
+    </w:p>
+    <w:p>
+      <w:pPr>
+        <w:pStyle w:val="Heading2"/>
+        <w:ind w:firstLine="0"/>
+      </w:pPr>
+      <w:r>
+        <w:rPr>
+          <w:rFonts w:ascii="Times New Roman" w:hAnsi="Times New Roman" w:cs="Times New Roman" w:eastAsia="Times New Roman"/>
+          <w:b/>
+          <w:i w:val="0"/>
+          <w:color w:val="000000"/>
+          <w:sz w:val="28"/>
+        </w:rPr>
+        <w:t>5.5. Список «по факту»</w:t>
+      </w:r>
+    </w:p>
+    <w:p>
+      <w:r>
+        <w:rPr>
+          <w:rFonts w:ascii="Times New Roman" w:hAnsi="Times New Roman" w:cs="Times New Roman" w:eastAsia="Times New Roman"/>
+          <w:b w:val="0"/>
+          <w:i w:val="0"/>
+          <w:color w:val="000000"/>
+          <w:sz w:val="28"/>
+        </w:rPr>
+        <w:t xml:space="preserve">Список </w:t>
+      </w:r>
+      <w:r>
+        <w:rPr>
+          <w:rFonts w:ascii="Times New Roman" w:hAnsi="Times New Roman" w:cs="Times New Roman" w:eastAsia="Times New Roman"/>
+          <w:b/>
+          <w:i w:val="0"/>
+          <w:color w:val="000000"/>
+          <w:sz w:val="28"/>
+        </w:rPr>
+        <w:t>«Автомобили по факту»</w:t>
+      </w:r>
+      <w:r>
+        <w:rPr>
+          <w:rFonts w:ascii="Times New Roman" w:hAnsi="Times New Roman" w:cs="Times New Roman" w:eastAsia="Times New Roman"/>
+          <w:b w:val="0"/>
+          <w:i w:val="0"/>
+          <w:color w:val="000000"/>
+          <w:sz w:val="28"/>
+        </w:rPr>
+        <w:t xml:space="preserve"> (в таблицах людей - </w:t>
+      </w:r>
+      <w:r>
+        <w:rPr>
+          <w:rFonts w:ascii="Times New Roman" w:hAnsi="Times New Roman" w:cs="Times New Roman" w:eastAsia="Times New Roman"/>
+          <w:b/>
+          <w:i w:val="0"/>
+          <w:color w:val="000000"/>
+          <w:sz w:val="28"/>
+        </w:rPr>
+        <w:t>«Люди по факту»</w:t>
+      </w:r>
+      <w:r>
+        <w:rPr>
+          <w:rFonts w:ascii="Times New Roman" w:hAnsi="Times New Roman" w:cs="Times New Roman" w:eastAsia="Times New Roman"/>
+          <w:b w:val="0"/>
+          <w:i w:val="0"/>
+          <w:color w:val="000000"/>
+          <w:sz w:val="28"/>
+        </w:rPr>
+        <w:t>) появляется на посту, если бюро пропусков включило его для этой таблицы. В нём собраны заявки, оформленные без точных данных: номер машины или фамилия в них не указаны, потому что на момент подачи их не знали.</w:t>
+      </w:r>
+    </w:p>
+    <w:p>
+      <w:r>
+        <w:rPr>
+          <w:rFonts w:ascii="Times New Roman" w:hAnsi="Times New Roman" w:cs="Times New Roman" w:eastAsia="Times New Roman"/>
+          <w:b w:val="0"/>
+          <w:i w:val="0"/>
+          <w:color w:val="000000"/>
+          <w:sz w:val="28"/>
+        </w:rPr>
+        <w:t>Работа с таким списком описана в подразделе 6.2.</w:t>
+      </w:r>
+    </w:p>
+    <w:p>
+      <w:pPr>
+        <w:pStyle w:val="Heading1"/>
+        <w:ind w:firstLine="0"/>
+      </w:pPr>
+      <w:r>
+        <w:rPr>
+          <w:rFonts w:ascii="Times New Roman" w:hAnsi="Times New Roman" w:cs="Times New Roman" w:eastAsia="Times New Roman"/>
+          <w:b/>
+          <w:i w:val="0"/>
+          <w:color w:val="000000"/>
+          <w:sz w:val="32"/>
+        </w:rPr>
+        <w:t>6. Отметка проезда и прохода</w:t>
+      </w:r>
+    </w:p>
+    <w:p>
+      <w:pPr>
+        <w:pStyle w:val="Heading2"/>
+        <w:ind w:firstLine="0"/>
+      </w:pPr>
+      <w:r>
+        <w:rPr>
+          <w:rFonts w:ascii="Times New Roman" w:hAnsi="Times New Roman" w:cs="Times New Roman" w:eastAsia="Times New Roman"/>
+          <w:b/>
+          <w:i w:val="0"/>
+          <w:color w:val="000000"/>
+          <w:sz w:val="28"/>
+        </w:rPr>
+        <w:t>6.1. Как отметить</w:t>
+      </w:r>
+    </w:p>
+    <w:p>
+      <w:pPr>
+        <w:keepNext/>
+        <w:spacing w:before="120" w:after="40"/>
+        <w:ind w:firstLine="0"/>
+        <w:jc w:val="center"/>
+      </w:pPr>
+      <w:r>
+        <w:drawing>
+          <wp:inline xmlns:a="http://schemas.openxmlformats.org/drawingml/2006/main" xmlns:pic="http://schemas.openxmlformats.org/drawingml/2006/picture">
+            <wp:extent cx="5940000" cy="1331169"/>
+            <wp:docPr id="5" name="Picture 5"/>
+            <wp:cNvGraphicFramePr>
+              <a:graphicFrameLocks noChangeAspect="1"/>
+            </wp:cNvGraphicFramePr>
+            <a:graphic>
+              <a:graphicData uri="http://schemas.openxmlformats.org/drawingml/2006/picture">
+                <pic:pic>
+                  <pic:nvPicPr>
+                    <pic:cNvPr id="0" name="guard-pass-row.png"/>
+                    <pic:cNvPicPr/>
+                  </pic:nvPicPr>
+                  <pic:blipFill>
+                    <a:blip r:embed="rId15"/>
+                    <a:stretch>
+                      <a:fillRect/>
+                    </a:stretch>
+                  </pic:blipFill>
+                  <pic:spPr>
+                    <a:xfrm>
+                      <a:off x="0" y="0"/>
+                      <a:ext cx="5940000" cy="1331169"/>
+                    </a:xfrm>
+                    <a:prstGeom prst="rect"/>
+                  </pic:spPr>
+                </pic:pic>
+              </a:graphicData>
+            </a:graphic>
+          </wp:inline>
+        </w:drawing>
+      </w:r>
+    </w:p>
+    <w:p>
+      <w:pPr>
+        <w:keepNext w:val="0"/>
+        <w:spacing w:line="240" w:lineRule="auto" w:before="40" w:after="200"/>
+        <w:ind w:firstLine="0"/>
+        <w:jc w:val="center"/>
+      </w:pPr>
+      <w:r>
+        <w:rPr>
+          <w:rFonts w:ascii="Times New Roman" w:hAnsi="Times New Roman" w:cs="Times New Roman" w:eastAsia="Times New Roman"/>
+          <w:b w:val="0"/>
+          <w:i/>
+          <w:color w:val="000000"/>
+          <w:sz w:val="24"/>
+        </w:rPr>
+        <w:t>Рисунок 6.1 — Кнопки отметки в строке</w:t>
+      </w:r>
+    </w:p>
+    <w:p>
+      <w:r>
+        <w:rPr>
+          <w:rFonts w:ascii="Times New Roman" w:hAnsi="Times New Roman" w:cs="Times New Roman" w:eastAsia="Times New Roman"/>
+          <w:b w:val="0"/>
+          <w:i w:val="0"/>
+          <w:color w:val="000000"/>
+          <w:sz w:val="28"/>
+        </w:rPr>
+        <w:t xml:space="preserve">Найдите строку и нажмите </w:t>
+      </w:r>
+      <w:r>
+        <w:rPr>
+          <w:rFonts w:ascii="Times New Roman" w:hAnsi="Times New Roman" w:cs="Times New Roman" w:eastAsia="Times New Roman"/>
+          <w:b/>
+          <w:i w:val="0"/>
+          <w:color w:val="000000"/>
+          <w:sz w:val="28"/>
+        </w:rPr>
+        <w:t>«Въезд»</w:t>
+      </w:r>
+      <w:r>
+        <w:rPr>
+          <w:rFonts w:ascii="Times New Roman" w:hAnsi="Times New Roman" w:cs="Times New Roman" w:eastAsia="Times New Roman"/>
+          <w:b w:val="0"/>
+          <w:i w:val="0"/>
+          <w:color w:val="000000"/>
+          <w:sz w:val="28"/>
+        </w:rPr>
+        <w:t xml:space="preserve"> (1) - в таблицах людей кнопка называется </w:t>
+      </w:r>
+      <w:r>
+        <w:rPr>
+          <w:rFonts w:ascii="Times New Roman" w:hAnsi="Times New Roman" w:cs="Times New Roman" w:eastAsia="Times New Roman"/>
+          <w:b/>
+          <w:i w:val="0"/>
+          <w:color w:val="000000"/>
+          <w:sz w:val="28"/>
+        </w:rPr>
+        <w:t>«Вход»</w:t>
+      </w:r>
+      <w:r>
+        <w:rPr>
+          <w:rFonts w:ascii="Times New Roman" w:hAnsi="Times New Roman" w:cs="Times New Roman" w:eastAsia="Times New Roman"/>
+          <w:b w:val="0"/>
+          <w:i w:val="0"/>
+          <w:color w:val="000000"/>
+          <w:sz w:val="28"/>
+        </w:rPr>
+        <w:t>. Кнопка рядом отмечает выезд или выход.</w:t>
+      </w:r>
+    </w:p>
+    <w:p>
+      <w:r>
+        <w:rPr>
+          <w:rFonts w:ascii="Times New Roman" w:hAnsi="Times New Roman" w:cs="Times New Roman" w:eastAsia="Times New Roman"/>
+          <w:b w:val="0"/>
+          <w:i w:val="0"/>
+          <w:color w:val="000000"/>
+          <w:sz w:val="28"/>
+        </w:rPr>
+        <w:t>Ожидаемый результат: кнопка окрашивается - зелёным после въезда, красным после выезда; счёт находящихся на территории над таблицей меняется. По машинам система дополнительно сообщает, что машина с таким-то номером отмечена о прибытии, а после выезда - что она уехала.</w:t>
+      </w:r>
+    </w:p>
+    <w:p>
+      <w:r>
+        <w:rPr>
+          <w:rFonts w:ascii="Times New Roman" w:hAnsi="Times New Roman" w:cs="Times New Roman" w:eastAsia="Times New Roman"/>
+          <w:b w:val="0"/>
+          <w:i w:val="0"/>
+          <w:color w:val="000000"/>
+          <w:sz w:val="28"/>
+        </w:rPr>
+        <w:t>Подтверждения система не спрашивает: отметка ставится сразу по нажатию.</w:t>
+      </w:r>
+    </w:p>
+    <w:p>
+      <w:pPr>
+        <w:keepNext/>
+        <w:spacing w:before="120" w:after="40"/>
+        <w:ind w:firstLine="0"/>
+        <w:jc w:val="center"/>
+      </w:pPr>
+      <w:r>
+        <w:drawing>
+          <wp:inline xmlns:a="http://schemas.openxmlformats.org/drawingml/2006/main" xmlns:pic="http://schemas.openxmlformats.org/drawingml/2006/picture">
+            <wp:extent cx="5940000" cy="2994369"/>
+            <wp:docPr id="6" name="Picture 6"/>
+            <wp:cNvGraphicFramePr>
+              <a:graphicFrameLocks noChangeAspect="1"/>
+            </wp:cNvGraphicFramePr>
+            <a:graphic>
+              <a:graphicData uri="http://schemas.openxmlformats.org/drawingml/2006/picture">
+                <pic:pic>
+                  <pic:nvPicPr>
+                    <pic:cNvPr id="0" name="guard-table-people.png"/>
+                    <pic:cNvPicPr/>
+                  </pic:nvPicPr>
+                  <pic:blipFill>
+                    <a:blip r:embed="rId16"/>
+                    <a:stretch>
+                      <a:fillRect/>
+                    </a:stretch>
+                  </pic:blipFill>
+                  <pic:spPr>
+                    <a:xfrm>
+                      <a:off x="0" y="0"/>
+                      <a:ext cx="5940000" cy="2994369"/>
+                    </a:xfrm>
+                    <a:prstGeom prst="rect"/>
+                  </pic:spPr>
+                </pic:pic>
+              </a:graphicData>
+            </a:graphic>
+          </wp:inline>
+        </w:drawing>
+      </w:r>
+    </w:p>
+    <w:p>
+      <w:pPr>
+        <w:keepNext w:val="0"/>
+        <w:spacing w:line="240" w:lineRule="auto" w:before="40" w:after="200"/>
+        <w:ind w:firstLine="0"/>
+        <w:jc w:val="center"/>
+      </w:pPr>
+      <w:r>
+        <w:rPr>
+          <w:rFonts w:ascii="Times New Roman" w:hAnsi="Times New Roman" w:cs="Times New Roman" w:eastAsia="Times New Roman"/>
+          <w:b w:val="0"/>
+          <w:i/>
+          <w:color w:val="000000"/>
+          <w:sz w:val="24"/>
+        </w:rPr>
+        <w:t>Рисунок 6.2 — Отметка в таблице людей</w:t>
+      </w:r>
+    </w:p>
+    <w:p>
+      <w:r>
+        <w:rPr>
+          <w:rFonts w:ascii="Times New Roman" w:hAnsi="Times New Roman" w:cs="Times New Roman" w:eastAsia="Times New Roman"/>
+          <w:b w:val="0"/>
+          <w:i w:val="0"/>
+          <w:color w:val="000000"/>
+          <w:sz w:val="28"/>
+        </w:rPr>
+        <w:t>В таблицах людей отметка работает так же, но сообщения о ней не выводится - о том, что отметка принята, говорит только цвет кнопки (1).</w:t>
+      </w:r>
+    </w:p>
+    <w:p>
+      <w:r>
+        <w:rPr>
+          <w:rFonts w:ascii="Times New Roman" w:hAnsi="Times New Roman" w:cs="Times New Roman" w:eastAsia="Times New Roman"/>
+          <w:b w:val="0"/>
+          <w:i w:val="0"/>
+          <w:color w:val="000000"/>
+          <w:sz w:val="28"/>
+        </w:rPr>
+        <w:t>Порядок отметок закреплён: пока не отмечен въезд, кнопка выезда не нажимается, а после выезда обе кнопки становятся неактивными.</w:t>
+      </w:r>
+    </w:p>
+    <w:tbl>
+      <w:tblPr>
+        <w:tblW w:type="auto" w:w="0"/>
+        <w:tblLayout w:type="fixed"/>
+        <w:tblLook w:firstColumn="1" w:firstRow="1" w:lastColumn="0" w:lastRow="0" w:noHBand="0" w:noVBand="1" w:val="04A0"/>
+        <w:tblLayout w:type="fixed"/>
+      </w:tblPr>
+      <w:tblGrid>
+        <w:gridCol w:w="9356"/>
+      </w:tblGrid>
+      <w:tr>
+        <w:trPr>
+          <w:cantSplit w:val="true"/>
+        </w:trPr>
+        <w:tc>
+          <w:tcPr>
+            <w:tcW w:type="dxa" w:w="9354"/>
+            <w:shd w:val="clear" w:fill="FDF6E3"/>
+            <w:tcBorders>
+              <w:left w:val="single" w:sz="24" w:color="B7791F"/>
+              <w:top w:val="single" w:sz="4" w:color="FDF6E3"/>
+              <w:bottom w:val="single" w:sz="4" w:color="FDF6E3"/>
+              <w:right w:val="single" w:sz="4" w:color="FDF6E3"/>
+            </w:tcBorders>
+          </w:tcPr>
+          <w:p>
+            <w:pPr>
+              <w:spacing w:line="288" w:lineRule="auto" w:after="0"/>
+              <w:ind w:firstLine="0"/>
+            </w:pPr>
+            <w:r>
+              <w:rPr>
+                <w:rFonts w:ascii="Times New Roman" w:hAnsi="Times New Roman" w:cs="Times New Roman" w:eastAsia="Times New Roman"/>
+                <w:b/>
+                <w:i w:val="0"/>
+                <w:color w:val="B7791F"/>
+                <w:sz w:val="26"/>
+              </w:rPr>
+              <w:t xml:space="preserve">ВАЖНО. </w:t>
+            </w:r>
+            <w:r>
+              <w:rPr>
+                <w:rFonts w:ascii="Times New Roman" w:hAnsi="Times New Roman" w:cs="Times New Roman" w:eastAsia="Times New Roman"/>
+                <w:b w:val="0"/>
+                <w:i w:val="0"/>
+                <w:color w:val="000000"/>
+                <w:sz w:val="26"/>
+              </w:rPr>
+              <w:t>Отметку нельзя снять или исправить. Ошибочно отмеченный въезд остаётся в истории; сообщите о нём в бюро пропусков. Ночью система сама снимает отметки тех, кто уже выехал, чтобы наутро строка снова была готова к работе; тех, кто числится на территории, она не трогает.</w:t>
+            </w:r>
+          </w:p>
+        </w:tc>
+      </w:tr>
+    </w:tbl>
+    <w:p>
+      <w:pPr>
+        <w:spacing w:after="0" w:line="240" w:lineRule="auto"/>
+        <w:ind w:firstLine="0"/>
+      </w:pPr>
+      <w:r>
+        <w:rPr>
+          <w:rFonts w:ascii="Times New Roman" w:hAnsi="Times New Roman" w:cs="Times New Roman" w:eastAsia="Times New Roman"/>
+          <w:b w:val="0"/>
+          <w:i w:val="0"/>
+          <w:color w:val="000000"/>
+          <w:sz w:val="12"/>
+        </w:rPr>
+      </w:r>
+    </w:p>
+    <w:p>
+      <w:pPr>
+        <w:pStyle w:val="Heading2"/>
+        <w:ind w:firstLine="0"/>
+      </w:pPr>
+      <w:r>
+        <w:rPr>
+          <w:rFonts w:ascii="Times New Roman" w:hAnsi="Times New Roman" w:cs="Times New Roman" w:eastAsia="Times New Roman"/>
+          <w:b/>
+          <w:i w:val="0"/>
+          <w:color w:val="000000"/>
+          <w:sz w:val="28"/>
+        </w:rPr>
+        <w:t>6.2. Пропуск по факту</w:t>
+      </w:r>
+    </w:p>
+    <w:p>
+      <w:r>
+        <w:rPr>
+          <w:rFonts w:ascii="Times New Roman" w:hAnsi="Times New Roman" w:cs="Times New Roman" w:eastAsia="Times New Roman"/>
+          <w:b w:val="0"/>
+          <w:i w:val="0"/>
+          <w:color w:val="000000"/>
+          <w:sz w:val="28"/>
+        </w:rPr>
+        <w:t xml:space="preserve">В списке «по факту» точных данных нет, поэтому при отметке въезда система просит их ввести. Откроется окно </w:t>
+      </w:r>
+      <w:r>
+        <w:rPr>
+          <w:rFonts w:ascii="Times New Roman" w:hAnsi="Times New Roman" w:cs="Times New Roman" w:eastAsia="Times New Roman"/>
+          <w:b/>
+          <w:i w:val="0"/>
+          <w:color w:val="000000"/>
+          <w:sz w:val="28"/>
+        </w:rPr>
+        <w:t>«Пропуск по факту»</w:t>
+      </w:r>
+      <w:r>
+        <w:rPr>
+          <w:rFonts w:ascii="Times New Roman" w:hAnsi="Times New Roman" w:cs="Times New Roman" w:eastAsia="Times New Roman"/>
+          <w:b w:val="0"/>
+          <w:i w:val="0"/>
+          <w:color w:val="000000"/>
+          <w:sz w:val="28"/>
+        </w:rPr>
+        <w:t xml:space="preserve"> с полями </w:t>
+      </w:r>
+      <w:r>
+        <w:rPr>
+          <w:rFonts w:ascii="Times New Roman" w:hAnsi="Times New Roman" w:cs="Times New Roman" w:eastAsia="Times New Roman"/>
+          <w:b/>
+          <w:i w:val="0"/>
+          <w:color w:val="000000"/>
+          <w:sz w:val="28"/>
+        </w:rPr>
+        <w:t>«Формат номера»</w:t>
+      </w:r>
+      <w:r>
+        <w:rPr>
+          <w:rFonts w:ascii="Times New Roman" w:hAnsi="Times New Roman" w:cs="Times New Roman" w:eastAsia="Times New Roman"/>
+          <w:b w:val="0"/>
+          <w:i w:val="0"/>
+          <w:color w:val="000000"/>
+          <w:sz w:val="28"/>
+        </w:rPr>
+        <w:t xml:space="preserve">, </w:t>
+      </w:r>
+      <w:r>
+        <w:rPr>
+          <w:rFonts w:ascii="Times New Roman" w:hAnsi="Times New Roman" w:cs="Times New Roman" w:eastAsia="Times New Roman"/>
+          <w:b/>
+          <w:i w:val="0"/>
+          <w:color w:val="000000"/>
+          <w:sz w:val="28"/>
+        </w:rPr>
+        <w:t>«Номер Т/С»</w:t>
+      </w:r>
+      <w:r>
+        <w:rPr>
+          <w:rFonts w:ascii="Times New Roman" w:hAnsi="Times New Roman" w:cs="Times New Roman" w:eastAsia="Times New Roman"/>
+          <w:b w:val="0"/>
+          <w:i w:val="0"/>
+          <w:color w:val="000000"/>
+          <w:sz w:val="28"/>
+        </w:rPr>
+        <w:t xml:space="preserve"> и </w:t>
+      </w:r>
+      <w:r>
+        <w:rPr>
+          <w:rFonts w:ascii="Times New Roman" w:hAnsi="Times New Roman" w:cs="Times New Roman" w:eastAsia="Times New Roman"/>
+          <w:b/>
+          <w:i w:val="0"/>
+          <w:color w:val="000000"/>
+          <w:sz w:val="28"/>
+        </w:rPr>
+        <w:t>«Марка Т/С»</w:t>
+      </w:r>
+      <w:r>
+        <w:rPr>
+          <w:rFonts w:ascii="Times New Roman" w:hAnsi="Times New Roman" w:cs="Times New Roman" w:eastAsia="Times New Roman"/>
+          <w:b w:val="0"/>
+          <w:i w:val="0"/>
+          <w:color w:val="000000"/>
+          <w:sz w:val="28"/>
+        </w:rPr>
+        <w:t xml:space="preserve">. Заполните их по документам и по самой машине и нажмите </w:t>
+      </w:r>
+      <w:r>
+        <w:rPr>
+          <w:rFonts w:ascii="Times New Roman" w:hAnsi="Times New Roman" w:cs="Times New Roman" w:eastAsia="Times New Roman"/>
+          <w:b/>
+          <w:i w:val="0"/>
+          <w:color w:val="000000"/>
+          <w:sz w:val="28"/>
+        </w:rPr>
+        <w:t>«Пропустить»</w:t>
+      </w:r>
+      <w:r>
+        <w:rPr>
+          <w:rFonts w:ascii="Times New Roman" w:hAnsi="Times New Roman" w:cs="Times New Roman" w:eastAsia="Times New Roman"/>
+          <w:b w:val="0"/>
+          <w:i w:val="0"/>
+          <w:color w:val="000000"/>
+          <w:sz w:val="28"/>
+        </w:rPr>
+        <w:t>.</w:t>
+      </w:r>
+    </w:p>
+    <w:p>
+      <w:r>
+        <w:rPr>
+          <w:rFonts w:ascii="Times New Roman" w:hAnsi="Times New Roman" w:cs="Times New Roman" w:eastAsia="Times New Roman"/>
+          <w:b w:val="0"/>
+          <w:i w:val="0"/>
+          <w:color w:val="000000"/>
+          <w:sz w:val="28"/>
+        </w:rPr>
+        <w:t>Ожидаемый результат: въезд отмечен, введённые данные сохранены в истории прохода и в карточке. Сама строка «по факту» при этом не меняется - она остаётся такой, какой её подали в заявке.</w:t>
+      </w:r>
+    </w:p>
+    <w:p>
+      <w:r>
+        <w:rPr>
+          <w:rFonts w:ascii="Times New Roman" w:hAnsi="Times New Roman" w:cs="Times New Roman" w:eastAsia="Times New Roman"/>
+          <w:b w:val="0"/>
+          <w:i w:val="0"/>
+          <w:color w:val="000000"/>
+          <w:sz w:val="28"/>
+        </w:rPr>
+        <w:t>Выезд по такой строке отмечается обычным порядком, без дополнительных вопросов.</w:t>
+      </w:r>
+    </w:p>
+    <w:tbl>
+      <w:tblPr>
+        <w:tblW w:type="auto" w:w="0"/>
+        <w:tblLayout w:type="fixed"/>
+        <w:tblLook w:firstColumn="1" w:firstRow="1" w:lastColumn="0" w:lastRow="0" w:noHBand="0" w:noVBand="1" w:val="04A0"/>
+        <w:tblLayout w:type="fixed"/>
+      </w:tblPr>
+      <w:tblGrid>
+        <w:gridCol w:w="9356"/>
+      </w:tblGrid>
+      <w:tr>
+        <w:trPr>
+          <w:cantSplit w:val="true"/>
+        </w:trPr>
+        <w:tc>
+          <w:tcPr>
+            <w:tcW w:type="dxa" w:w="9354"/>
+            <w:shd w:val="clear" w:fill="EAF1F8"/>
+            <w:tcBorders>
+              <w:left w:val="single" w:sz="24" w:color="2C6FA6"/>
+              <w:top w:val="single" w:sz="4" w:color="EAF1F8"/>
+              <w:bottom w:val="single" w:sz="4" w:color="EAF1F8"/>
+              <w:right w:val="single" w:sz="4" w:color="EAF1F8"/>
+            </w:tcBorders>
+          </w:tcPr>
+          <w:p>
+            <w:pPr>
+              <w:spacing w:line="288" w:lineRule="auto" w:after="0"/>
+              <w:ind w:firstLine="0"/>
+            </w:pPr>
+            <w:r>
+              <w:rPr>
+                <w:rFonts w:ascii="Times New Roman" w:hAnsi="Times New Roman" w:cs="Times New Roman" w:eastAsia="Times New Roman"/>
+                <w:b/>
+                <w:i w:val="0"/>
+                <w:color w:val="2C6FA6"/>
+                <w:sz w:val="26"/>
+              </w:rPr>
+              <w:t xml:space="preserve">ПРИМЕЧАНИЕ. </w:t>
+            </w:r>
+            <w:r>
+              <w:rPr>
+                <w:rFonts w:ascii="Times New Roman" w:hAnsi="Times New Roman" w:cs="Times New Roman" w:eastAsia="Times New Roman"/>
+                <w:b w:val="0"/>
+                <w:i w:val="0"/>
+                <w:color w:val="000000"/>
+                <w:sz w:val="26"/>
+              </w:rPr>
+              <w:t xml:space="preserve">Если строку успел изменить кто-то другой, система сообщит, что запись изменилась, и попросит обновить таблицу. Нажмите </w:t>
+            </w:r>
+            <w:r>
+              <w:rPr>
+                <w:rFonts w:ascii="Times New Roman" w:hAnsi="Times New Roman" w:cs="Times New Roman" w:eastAsia="Times New Roman"/>
+                <w:b/>
+                <w:i w:val="0"/>
+                <w:color w:val="000000"/>
+                <w:sz w:val="26"/>
+              </w:rPr>
+              <w:t>«Обновить»</w:t>
+            </w:r>
+            <w:r>
+              <w:rPr>
+                <w:rFonts w:ascii="Times New Roman" w:hAnsi="Times New Roman" w:cs="Times New Roman" w:eastAsia="Times New Roman"/>
+                <w:b w:val="0"/>
+                <w:i w:val="0"/>
+                <w:color w:val="000000"/>
+                <w:sz w:val="26"/>
+              </w:rPr>
+              <w:t xml:space="preserve"> и повторите отметку.</w:t>
+            </w:r>
+          </w:p>
+        </w:tc>
+      </w:tr>
+    </w:tbl>
+    <w:p>
+      <w:pPr>
+        <w:spacing w:after="0" w:line="240" w:lineRule="auto"/>
+        <w:ind w:firstLine="0"/>
+      </w:pPr>
+      <w:r>
+        <w:rPr>
+          <w:rFonts w:ascii="Times New Roman" w:hAnsi="Times New Roman" w:cs="Times New Roman" w:eastAsia="Times New Roman"/>
+          <w:b w:val="0"/>
+          <w:i w:val="0"/>
+          <w:color w:val="000000"/>
+          <w:sz w:val="12"/>
+        </w:rPr>
+      </w:r>
+    </w:p>
+    <w:p>
+      <w:pPr>
+        <w:pStyle w:val="Heading2"/>
+        <w:ind w:firstLine="0"/>
+      </w:pPr>
+      <w:r>
+        <w:rPr>
+          <w:rFonts w:ascii="Times New Roman" w:hAnsi="Times New Roman" w:cs="Times New Roman" w:eastAsia="Times New Roman"/>
+          <w:b/>
+          <w:i w:val="0"/>
+          <w:color w:val="000000"/>
+          <w:sz w:val="28"/>
+        </w:rPr>
+        <w:t>6.3. Чего система не делает за вас</w:t>
+      </w:r>
+    </w:p>
+    <w:p>
+      <w:r>
+        <w:rPr>
+          <w:rFonts w:ascii="Times New Roman" w:hAnsi="Times New Roman" w:cs="Times New Roman" w:eastAsia="Times New Roman"/>
+          <w:b w:val="0"/>
+          <w:i w:val="0"/>
+          <w:color w:val="000000"/>
+          <w:sz w:val="28"/>
+        </w:rPr>
+        <w:t>Система не сверяет документы и не решает, пропускать ли человека. Она показывает, кому доступ согласован, до какого срока и в какие часы, а решение принимает работник поста по правилам предприятия.</w:t>
+      </w:r>
+    </w:p>
+    <w:p>
+      <w:r>
+        <w:rPr>
+          <w:rFonts w:ascii="Times New Roman" w:hAnsi="Times New Roman" w:cs="Times New Roman" w:eastAsia="Times New Roman"/>
+          <w:b w:val="0"/>
+          <w:i w:val="0"/>
+          <w:color w:val="000000"/>
+          <w:sz w:val="28"/>
+        </w:rPr>
+        <w:t>Отметку въезда система не блокирует и в том случае, когда человек или машина числятся в чёрном списке: запрет виден в карточке записи, см. раздел 7. Прежде чем пропустить, стоит открыть карточку, если что-то вызывает сомнение.</w:t>
+      </w:r>
+    </w:p>
+    <w:p>
+      <w:r>
+        <w:rPr>
+          <w:rFonts w:ascii="Times New Roman" w:hAnsi="Times New Roman" w:cs="Times New Roman" w:eastAsia="Times New Roman"/>
+          <w:b w:val="0"/>
+          <w:i w:val="0"/>
+          <w:color w:val="000000"/>
+          <w:sz w:val="28"/>
+        </w:rPr>
+        <w:t xml:space="preserve">Срок действия пропуска система тоже не подсвечивает - сверяйтесь со столбцом </w:t>
+      </w:r>
+      <w:r>
+        <w:rPr>
+          <w:rFonts w:ascii="Times New Roman" w:hAnsi="Times New Roman" w:cs="Times New Roman" w:eastAsia="Times New Roman"/>
+          <w:b/>
+          <w:i w:val="0"/>
+          <w:color w:val="000000"/>
+          <w:sz w:val="28"/>
+        </w:rPr>
+        <w:t>«Действует до»</w:t>
+      </w:r>
+      <w:r>
+        <w:rPr>
+          <w:rFonts w:ascii="Times New Roman" w:hAnsi="Times New Roman" w:cs="Times New Roman" w:eastAsia="Times New Roman"/>
+          <w:b w:val="0"/>
+          <w:i w:val="0"/>
+          <w:color w:val="000000"/>
+          <w:sz w:val="28"/>
+        </w:rPr>
+        <w:t xml:space="preserve"> и со столбцом времени.</w:t>
+      </w:r>
+    </w:p>
+    <w:p>
+      <w:pPr>
+        <w:pStyle w:val="Heading1"/>
+        <w:ind w:firstLine="0"/>
+      </w:pPr>
+      <w:r>
+        <w:rPr>
+          <w:rFonts w:ascii="Times New Roman" w:hAnsi="Times New Roman" w:cs="Times New Roman" w:eastAsia="Times New Roman"/>
+          <w:b/>
+          <w:i w:val="0"/>
+          <w:color w:val="000000"/>
+          <w:sz w:val="32"/>
+        </w:rPr>
+        <w:t>7. Карточка записи</w:t>
+      </w:r>
+    </w:p>
+    <w:p>
+      <w:r>
+        <w:rPr>
+          <w:rFonts w:ascii="Times New Roman" w:hAnsi="Times New Roman" w:cs="Times New Roman" w:eastAsia="Times New Roman"/>
+          <w:b w:val="0"/>
+          <w:i w:val="0"/>
+          <w:color w:val="000000"/>
+          <w:sz w:val="28"/>
+        </w:rPr>
+        <w:t>Нажатие на строку таблицы открывает карточку - всё, что система знает о машине или человеке.</w:t>
+      </w:r>
+    </w:p>
+    <w:p>
+      <w:pPr>
+        <w:keepNext/>
+        <w:spacing w:before="120" w:after="40"/>
+        <w:ind w:firstLine="0"/>
+        <w:jc w:val="center"/>
+      </w:pPr>
+      <w:r>
+        <w:drawing>
+          <wp:inline xmlns:a="http://schemas.openxmlformats.org/drawingml/2006/main" xmlns:pic="http://schemas.openxmlformats.org/drawingml/2006/picture">
+            <wp:extent cx="3474719" cy="2859023"/>
+            <wp:docPr id="7" name="Picture 7"/>
+            <wp:cNvGraphicFramePr>
+              <a:graphicFrameLocks noChangeAspect="1"/>
+            </wp:cNvGraphicFramePr>
+            <a:graphic>
+              <a:graphicData uri="http://schemas.openxmlformats.org/drawingml/2006/picture">
+                <pic:pic>
+                  <pic:nvPicPr>
+                    <pic:cNvPr id="0" name="guard-card.png"/>
+                    <pic:cNvPicPr/>
+                  </pic:nvPicPr>
+                  <pic:blipFill>
+                    <a:blip r:embed="rId17"/>
+                    <a:stretch>
+                      <a:fillRect/>
+                    </a:stretch>
+                  </pic:blipFill>
+                  <pic:spPr>
+                    <a:xfrm>
+                      <a:off x="0" y="0"/>
+                      <a:ext cx="3474719" cy="2859023"/>
+                    </a:xfrm>
+                    <a:prstGeom prst="rect"/>
+                  </pic:spPr>
+                </pic:pic>
+              </a:graphicData>
+            </a:graphic>
+          </wp:inline>
+        </w:drawing>
+      </w:r>
+    </w:p>
+    <w:p>
+      <w:pPr>
+        <w:keepNext w:val="0"/>
+        <w:spacing w:line="240" w:lineRule="auto" w:before="40" w:after="200"/>
+        <w:ind w:firstLine="0"/>
+        <w:jc w:val="center"/>
+      </w:pPr>
+      <w:r>
+        <w:rPr>
+          <w:rFonts w:ascii="Times New Roman" w:hAnsi="Times New Roman" w:cs="Times New Roman" w:eastAsia="Times New Roman"/>
+          <w:b w:val="0"/>
+          <w:i/>
+          <w:color w:val="000000"/>
+          <w:sz w:val="24"/>
+        </w:rPr>
+        <w:t>Рисунок 7.1 — Карточка записи из таблицы поста</w:t>
+      </w:r>
+    </w:p>
+    <w:p>
+      <w:r>
+        <w:rPr>
+          <w:rFonts w:ascii="Times New Roman" w:hAnsi="Times New Roman" w:cs="Times New Roman" w:eastAsia="Times New Roman"/>
+          <w:b w:val="0"/>
+          <w:i w:val="0"/>
+          <w:color w:val="000000"/>
+          <w:sz w:val="28"/>
+        </w:rPr>
+        <w:t xml:space="preserve">В карточке машины: </w:t>
+      </w:r>
+      <w:r>
+        <w:rPr>
+          <w:rFonts w:ascii="Times New Roman" w:hAnsi="Times New Roman" w:cs="Times New Roman" w:eastAsia="Times New Roman"/>
+          <w:b/>
+          <w:i w:val="0"/>
+          <w:color w:val="000000"/>
+          <w:sz w:val="28"/>
+        </w:rPr>
+        <w:t>«Основная информация»</w:t>
+      </w:r>
+      <w:r>
+        <w:rPr>
+          <w:rFonts w:ascii="Times New Roman" w:hAnsi="Times New Roman" w:cs="Times New Roman" w:eastAsia="Times New Roman"/>
+          <w:b w:val="0"/>
+          <w:i w:val="0"/>
+          <w:color w:val="000000"/>
+          <w:sz w:val="28"/>
+        </w:rPr>
+        <w:t xml:space="preserve"> (номер, марка, организация, компания, срок действия и время пребывания), </w:t>
+      </w:r>
+      <w:r>
+        <w:rPr>
+          <w:rFonts w:ascii="Times New Roman" w:hAnsi="Times New Roman" w:cs="Times New Roman" w:eastAsia="Times New Roman"/>
+          <w:b/>
+          <w:i w:val="0"/>
+          <w:color w:val="000000"/>
+          <w:sz w:val="28"/>
+        </w:rPr>
+        <w:t>«Места разгрузки»</w:t>
+      </w:r>
+      <w:r>
+        <w:rPr>
+          <w:rFonts w:ascii="Times New Roman" w:hAnsi="Times New Roman" w:cs="Times New Roman" w:eastAsia="Times New Roman"/>
+          <w:b w:val="0"/>
+          <w:i w:val="0"/>
+          <w:color w:val="000000"/>
+          <w:sz w:val="28"/>
+        </w:rPr>
+        <w:t xml:space="preserve">, </w:t>
+      </w:r>
+      <w:r>
+        <w:rPr>
+          <w:rFonts w:ascii="Times New Roman" w:hAnsi="Times New Roman" w:cs="Times New Roman" w:eastAsia="Times New Roman"/>
+          <w:b/>
+          <w:i w:val="0"/>
+          <w:color w:val="000000"/>
+          <w:sz w:val="28"/>
+        </w:rPr>
+        <w:t>«Проезд»</w:t>
+      </w:r>
+      <w:r>
+        <w:rPr>
+          <w:rFonts w:ascii="Times New Roman" w:hAnsi="Times New Roman" w:cs="Times New Roman" w:eastAsia="Times New Roman"/>
+          <w:b w:val="0"/>
+          <w:i w:val="0"/>
+          <w:color w:val="000000"/>
+          <w:sz w:val="28"/>
+        </w:rPr>
+        <w:t xml:space="preserve"> - посты, через которые машина проезжает, и </w:t>
+      </w:r>
+      <w:r>
+        <w:rPr>
+          <w:rFonts w:ascii="Times New Roman" w:hAnsi="Times New Roman" w:cs="Times New Roman" w:eastAsia="Times New Roman"/>
+          <w:b/>
+          <w:i w:val="0"/>
+          <w:color w:val="000000"/>
+          <w:sz w:val="28"/>
+        </w:rPr>
+        <w:t>«Статус»</w:t>
+      </w:r>
+      <w:r>
+        <w:rPr>
+          <w:rFonts w:ascii="Times New Roman" w:hAnsi="Times New Roman" w:cs="Times New Roman" w:eastAsia="Times New Roman"/>
+          <w:b w:val="0"/>
+          <w:i w:val="0"/>
+          <w:color w:val="000000"/>
+          <w:sz w:val="28"/>
+        </w:rPr>
+        <w:t xml:space="preserve"> - где машина находится сейчас: «На территории», «Выехал» или «Не въезжал».</w:t>
+      </w:r>
+    </w:p>
+    <w:p>
+      <w:r>
+        <w:rPr>
+          <w:rFonts w:ascii="Times New Roman" w:hAnsi="Times New Roman" w:cs="Times New Roman" w:eastAsia="Times New Roman"/>
+          <w:b w:val="0"/>
+          <w:i w:val="0"/>
+          <w:color w:val="000000"/>
+          <w:sz w:val="28"/>
+        </w:rPr>
+        <w:t xml:space="preserve">В карточке человека: </w:t>
+      </w:r>
+      <w:r>
+        <w:rPr>
+          <w:rFonts w:ascii="Times New Roman" w:hAnsi="Times New Roman" w:cs="Times New Roman" w:eastAsia="Times New Roman"/>
+          <w:b/>
+          <w:i w:val="0"/>
+          <w:color w:val="000000"/>
+          <w:sz w:val="28"/>
+        </w:rPr>
+        <w:t>«Основная информация»</w:t>
+      </w:r>
+      <w:r>
+        <w:rPr>
+          <w:rFonts w:ascii="Times New Roman" w:hAnsi="Times New Roman" w:cs="Times New Roman" w:eastAsia="Times New Roman"/>
+          <w:b w:val="0"/>
+          <w:i w:val="0"/>
+          <w:color w:val="000000"/>
+          <w:sz w:val="28"/>
+        </w:rPr>
+        <w:t xml:space="preserve">, </w:t>
+      </w:r>
+      <w:r>
+        <w:rPr>
+          <w:rFonts w:ascii="Times New Roman" w:hAnsi="Times New Roman" w:cs="Times New Roman" w:eastAsia="Times New Roman"/>
+          <w:b/>
+          <w:i w:val="0"/>
+          <w:color w:val="000000"/>
+          <w:sz w:val="28"/>
+        </w:rPr>
+        <w:t>«Документы»</w:t>
+      </w:r>
+      <w:r>
+        <w:rPr>
+          <w:rFonts w:ascii="Times New Roman" w:hAnsi="Times New Roman" w:cs="Times New Roman" w:eastAsia="Times New Roman"/>
+          <w:b w:val="0"/>
+          <w:i w:val="0"/>
+          <w:color w:val="000000"/>
+          <w:sz w:val="28"/>
+        </w:rPr>
+        <w:t xml:space="preserve"> - серия и номер паспорта, номер патента или иное разрешение на работы (значения закрыты, открывает их кнопка </w:t>
+      </w:r>
+      <w:r>
+        <w:rPr>
+          <w:rFonts w:ascii="Times New Roman" w:hAnsi="Times New Roman" w:cs="Times New Roman" w:eastAsia="Times New Roman"/>
+          <w:b/>
+          <w:i w:val="0"/>
+          <w:color w:val="000000"/>
+          <w:sz w:val="28"/>
+        </w:rPr>
+        <w:t>«Показать»</w:t>
+      </w:r>
+      <w:r>
+        <w:rPr>
+          <w:rFonts w:ascii="Times New Roman" w:hAnsi="Times New Roman" w:cs="Times New Roman" w:eastAsia="Times New Roman"/>
+          <w:b w:val="0"/>
+          <w:i w:val="0"/>
+          <w:color w:val="000000"/>
+          <w:sz w:val="28"/>
+        </w:rPr>
+        <w:t xml:space="preserve">), </w:t>
+      </w:r>
+      <w:r>
+        <w:rPr>
+          <w:rFonts w:ascii="Times New Roman" w:hAnsi="Times New Roman" w:cs="Times New Roman" w:eastAsia="Times New Roman"/>
+          <w:b/>
+          <w:i w:val="0"/>
+          <w:color w:val="000000"/>
+          <w:sz w:val="28"/>
+        </w:rPr>
+        <w:t>«Места прохода»</w:t>
+      </w:r>
+      <w:r>
+        <w:rPr>
+          <w:rFonts w:ascii="Times New Roman" w:hAnsi="Times New Roman" w:cs="Times New Roman" w:eastAsia="Times New Roman"/>
+          <w:b w:val="0"/>
+          <w:i w:val="0"/>
+          <w:color w:val="000000"/>
+          <w:sz w:val="28"/>
+        </w:rPr>
+        <w:t xml:space="preserve"> и </w:t>
+      </w:r>
+      <w:r>
+        <w:rPr>
+          <w:rFonts w:ascii="Times New Roman" w:hAnsi="Times New Roman" w:cs="Times New Roman" w:eastAsia="Times New Roman"/>
+          <w:b/>
+          <w:i w:val="0"/>
+          <w:color w:val="000000"/>
+          <w:sz w:val="28"/>
+        </w:rPr>
+        <w:t>«Статус»</w:t>
+      </w:r>
+      <w:r>
+        <w:rPr>
+          <w:rFonts w:ascii="Times New Roman" w:hAnsi="Times New Roman" w:cs="Times New Roman" w:eastAsia="Times New Roman"/>
+          <w:b w:val="0"/>
+          <w:i w:val="0"/>
+          <w:color w:val="000000"/>
+          <w:sz w:val="28"/>
+        </w:rPr>
+        <w:t>: «На территории», «Покинул территорию» или «Не входил».</w:t>
+      </w:r>
+    </w:p>
+    <w:p>
+      <w:r>
+        <w:rPr>
+          <w:rFonts w:ascii="Times New Roman" w:hAnsi="Times New Roman" w:cs="Times New Roman" w:eastAsia="Times New Roman"/>
+          <w:b w:val="0"/>
+          <w:i w:val="0"/>
+          <w:color w:val="000000"/>
+          <w:sz w:val="28"/>
+        </w:rPr>
+        <w:t>Если человек или машина внесены в чёрный список, вверху карточки появляется предупреждение с причиной запрета.</w:t>
+      </w:r>
+    </w:p>
+    <w:p>
+      <w:r>
+        <w:rPr>
+          <w:rFonts w:ascii="Times New Roman" w:hAnsi="Times New Roman" w:cs="Times New Roman" w:eastAsia="Times New Roman"/>
+          <w:b w:val="0"/>
+          <w:i w:val="0"/>
+          <w:color w:val="000000"/>
+          <w:sz w:val="28"/>
+        </w:rPr>
+        <w:t>Карточка закрывается крестиком, нажатием вне окна или клавишей Esc.</w:t>
+      </w:r>
+    </w:p>
+    <w:tbl>
+      <w:tblPr>
+        <w:tblW w:type="auto" w:w="0"/>
+        <w:tblLayout w:type="fixed"/>
+        <w:tblLook w:firstColumn="1" w:firstRow="1" w:lastColumn="0" w:lastRow="0" w:noHBand="0" w:noVBand="1" w:val="04A0"/>
+        <w:tblLayout w:type="fixed"/>
+      </w:tblPr>
+      <w:tblGrid>
+        <w:gridCol w:w="9356"/>
+      </w:tblGrid>
+      <w:tr>
+        <w:trPr>
+          <w:cantSplit w:val="true"/>
+        </w:trPr>
+        <w:tc>
+          <w:tcPr>
+            <w:tcW w:type="dxa" w:w="9354"/>
+            <w:shd w:val="clear" w:fill="EAF1F8"/>
+            <w:tcBorders>
+              <w:left w:val="single" w:sz="24" w:color="2C6FA6"/>
+              <w:top w:val="single" w:sz="4" w:color="EAF1F8"/>
+              <w:bottom w:val="single" w:sz="4" w:color="EAF1F8"/>
+              <w:right w:val="single" w:sz="4" w:color="EAF1F8"/>
+            </w:tcBorders>
+          </w:tcPr>
+          <w:p>
+            <w:pPr>
+              <w:spacing w:line="288" w:lineRule="auto" w:after="0"/>
+              <w:ind w:firstLine="0"/>
+            </w:pPr>
+            <w:r>
+              <w:rPr>
+                <w:rFonts w:ascii="Times New Roman" w:hAnsi="Times New Roman" w:cs="Times New Roman" w:eastAsia="Times New Roman"/>
+                <w:b/>
+                <w:i w:val="0"/>
+                <w:color w:val="2C6FA6"/>
+                <w:sz w:val="26"/>
+              </w:rPr>
+              <w:t xml:space="preserve">ПРИМЕЧАНИЕ. </w:t>
+            </w:r>
+            <w:r>
+              <w:rPr>
+                <w:rFonts w:ascii="Times New Roman" w:hAnsi="Times New Roman" w:cs="Times New Roman" w:eastAsia="Times New Roman"/>
+                <w:b w:val="0"/>
+                <w:i w:val="0"/>
+                <w:color w:val="000000"/>
+                <w:sz w:val="26"/>
+              </w:rPr>
+              <w:t>Разделы с историей проходов и с полной историей записи открываются, только если бюро пропусков выдало соответствующее право. Без него карточка показывает текущее состояние, но не прошлые проходы.</w:t>
+            </w:r>
+          </w:p>
+        </w:tc>
+      </w:tr>
+    </w:tbl>
+    <w:p>
+      <w:pPr>
+        <w:spacing w:after="0" w:line="240" w:lineRule="auto"/>
+        <w:ind w:firstLine="0"/>
+      </w:pPr>
+      <w:r>
+        <w:rPr>
+          <w:rFonts w:ascii="Times New Roman" w:hAnsi="Times New Roman" w:cs="Times New Roman" w:eastAsia="Times New Roman"/>
+          <w:b w:val="0"/>
+          <w:i w:val="0"/>
+          <w:color w:val="000000"/>
+          <w:sz w:val="12"/>
+        </w:rPr>
+      </w:r>
+    </w:p>
+    <w:p>
+      <w:pPr>
+        <w:pStyle w:val="Heading1"/>
+        <w:ind w:firstLine="0"/>
+      </w:pPr>
+      <w:r>
+        <w:rPr>
+          <w:rFonts w:ascii="Times New Roman" w:hAnsi="Times New Roman" w:cs="Times New Roman" w:eastAsia="Times New Roman"/>
+          <w:b/>
+          <w:i w:val="0"/>
+          <w:color w:val="000000"/>
+          <w:sz w:val="32"/>
+        </w:rPr>
+        <w:t>8. Отчёт по смене и выгрузка</w:t>
+      </w:r>
+    </w:p>
+    <w:p>
+      <w:pPr>
+        <w:pStyle w:val="Heading2"/>
+        <w:ind w:firstLine="0"/>
+      </w:pPr>
+      <w:r>
+        <w:rPr>
+          <w:rFonts w:ascii="Times New Roman" w:hAnsi="Times New Roman" w:cs="Times New Roman" w:eastAsia="Times New Roman"/>
+          <w:b/>
+          <w:i w:val="0"/>
+          <w:color w:val="000000"/>
+          <w:sz w:val="28"/>
+        </w:rPr>
+        <w:t>8.1. Отчёт по проходам</w:t>
+      </w:r>
+    </w:p>
+    <w:p>
+      <w:r>
+        <w:rPr>
+          <w:rFonts w:ascii="Times New Roman" w:hAnsi="Times New Roman" w:cs="Times New Roman" w:eastAsia="Times New Roman"/>
+          <w:b w:val="0"/>
+          <w:i w:val="0"/>
+          <w:color w:val="000000"/>
+          <w:sz w:val="28"/>
+        </w:rPr>
+        <w:t xml:space="preserve">Кнопка </w:t>
+      </w:r>
+      <w:r>
+        <w:rPr>
+          <w:rFonts w:ascii="Times New Roman" w:hAnsi="Times New Roman" w:cs="Times New Roman" w:eastAsia="Times New Roman"/>
+          <w:b/>
+          <w:i w:val="0"/>
+          <w:color w:val="000000"/>
+          <w:sz w:val="28"/>
+        </w:rPr>
+        <w:t>«Отчёт»</w:t>
+      </w:r>
+      <w:r>
+        <w:rPr>
+          <w:rFonts w:ascii="Times New Roman" w:hAnsi="Times New Roman" w:cs="Times New Roman" w:eastAsia="Times New Roman"/>
+          <w:b w:val="0"/>
+          <w:i w:val="0"/>
+          <w:color w:val="000000"/>
+          <w:sz w:val="28"/>
+        </w:rPr>
+        <w:t xml:space="preserve"> над таблицей открывает итог смены по этому посту.</w:t>
+      </w:r>
+    </w:p>
+    <w:p>
+      <w:pPr>
+        <w:keepNext/>
+        <w:spacing w:before="120" w:after="40"/>
+        <w:ind w:firstLine="0"/>
+        <w:jc w:val="center"/>
+      </w:pPr>
+      <w:r>
+        <w:drawing>
+          <wp:inline xmlns:a="http://schemas.openxmlformats.org/drawingml/2006/main" xmlns:pic="http://schemas.openxmlformats.org/drawingml/2006/picture">
+            <wp:extent cx="4876800" cy="3157728"/>
+            <wp:docPr id="8" name="Picture 8"/>
+            <wp:cNvGraphicFramePr>
+              <a:graphicFrameLocks noChangeAspect="1"/>
+            </wp:cNvGraphicFramePr>
+            <a:graphic>
+              <a:graphicData uri="http://schemas.openxmlformats.org/drawingml/2006/picture">
+                <pic:pic>
+                  <pic:nvPicPr>
+                    <pic:cNvPr id="0" name="guard-report.png"/>
+                    <pic:cNvPicPr/>
+                  </pic:nvPicPr>
+                  <pic:blipFill>
+                    <a:blip r:embed="rId18"/>
+                    <a:stretch>
+                      <a:fillRect/>
+                    </a:stretch>
+                  </pic:blipFill>
+                  <pic:spPr>
+                    <a:xfrm>
+                      <a:off x="0" y="0"/>
+                      <a:ext cx="4876800" cy="3157728"/>
+                    </a:xfrm>
+                    <a:prstGeom prst="rect"/>
+                  </pic:spPr>
+                </pic:pic>
+              </a:graphicData>
+            </a:graphic>
+          </wp:inline>
+        </w:drawing>
+      </w:r>
+    </w:p>
+    <w:p>
+      <w:pPr>
+        <w:keepNext w:val="0"/>
+        <w:spacing w:line="240" w:lineRule="auto" w:before="40" w:after="200"/>
+        <w:ind w:firstLine="0"/>
+        <w:jc w:val="center"/>
+      </w:pPr>
+      <w:r>
+        <w:rPr>
+          <w:rFonts w:ascii="Times New Roman" w:hAnsi="Times New Roman" w:cs="Times New Roman" w:eastAsia="Times New Roman"/>
+          <w:b w:val="0"/>
+          <w:i/>
+          <w:color w:val="000000"/>
+          <w:sz w:val="24"/>
+        </w:rPr>
+        <w:t>Рисунок 8.1 — Отчёт по проходам</w:t>
+      </w:r>
+    </w:p>
+    <w:p>
+      <w:r>
+        <w:rPr>
+          <w:rFonts w:ascii="Times New Roman" w:hAnsi="Times New Roman" w:cs="Times New Roman" w:eastAsia="Times New Roman"/>
+          <w:b w:val="0"/>
+          <w:i w:val="0"/>
+          <w:color w:val="000000"/>
+          <w:sz w:val="28"/>
+        </w:rPr>
+        <w:t>В окне указано, за какие сутки собран отчёт и какими часами ограничена смена. Дальше - сколько заехало и выехало машин либо сколько человек зашло и вышло. Если за смену отмечал не один работник, добавляется разбивка по тому, кто сколько отметил.</w:t>
+      </w:r>
+    </w:p>
+    <w:p>
+      <w:r>
+        <w:rPr>
+          <w:rFonts w:ascii="Times New Roman" w:hAnsi="Times New Roman" w:cs="Times New Roman" w:eastAsia="Times New Roman"/>
+          <w:b w:val="0"/>
+          <w:i w:val="0"/>
+          <w:color w:val="000000"/>
+          <w:sz w:val="28"/>
+        </w:rPr>
+        <w:t xml:space="preserve">Кнопка </w:t>
+      </w:r>
+      <w:r>
+        <w:rPr>
+          <w:rFonts w:ascii="Times New Roman" w:hAnsi="Times New Roman" w:cs="Times New Roman" w:eastAsia="Times New Roman"/>
+          <w:b/>
+          <w:i w:val="0"/>
+          <w:color w:val="000000"/>
+          <w:sz w:val="28"/>
+        </w:rPr>
+        <w:t>«Показать прошлые дни»</w:t>
+      </w:r>
+      <w:r>
+        <w:rPr>
+          <w:rFonts w:ascii="Times New Roman" w:hAnsi="Times New Roman" w:cs="Times New Roman" w:eastAsia="Times New Roman"/>
+          <w:b w:val="0"/>
+          <w:i w:val="0"/>
+          <w:color w:val="000000"/>
+          <w:sz w:val="28"/>
+        </w:rPr>
+        <w:t xml:space="preserve"> раскрывает предыдущие смены с отбором по периоду, а кнопка </w:t>
+      </w:r>
+      <w:r>
+        <w:rPr>
+          <w:rFonts w:ascii="Times New Roman" w:hAnsi="Times New Roman" w:cs="Times New Roman" w:eastAsia="Times New Roman"/>
+          <w:b/>
+          <w:i w:val="0"/>
+          <w:color w:val="000000"/>
+          <w:sz w:val="28"/>
+        </w:rPr>
+        <w:t>«Скачать в Excel»</w:t>
+      </w:r>
+      <w:r>
+        <w:rPr>
+          <w:rFonts w:ascii="Times New Roman" w:hAnsi="Times New Roman" w:cs="Times New Roman" w:eastAsia="Times New Roman"/>
+          <w:b w:val="0"/>
+          <w:i w:val="0"/>
+          <w:color w:val="000000"/>
+          <w:sz w:val="28"/>
+        </w:rPr>
+        <w:t xml:space="preserve"> выгружает отчёт файлом электронной таблицы: по дням, по работникам и итогом по посту.</w:t>
+      </w:r>
+    </w:p>
+    <w:p>
+      <w:r>
+        <w:rPr>
+          <w:rFonts w:ascii="Times New Roman" w:hAnsi="Times New Roman" w:cs="Times New Roman" w:eastAsia="Times New Roman"/>
+          <w:b w:val="0"/>
+          <w:i w:val="0"/>
+          <w:color w:val="000000"/>
+          <w:sz w:val="28"/>
+        </w:rPr>
+        <w:t>Если смена только началась и отметок ещё нет, система прямо об этом сообщает и напоминает, в котором часу сменяются сутки учёта.</w:t>
+      </w:r>
+    </w:p>
+    <w:p>
+      <w:pPr>
+        <w:pStyle w:val="Heading2"/>
+        <w:ind w:firstLine="0"/>
+      </w:pPr>
+      <w:r>
+        <w:rPr>
+          <w:rFonts w:ascii="Times New Roman" w:hAnsi="Times New Roman" w:cs="Times New Roman" w:eastAsia="Times New Roman"/>
+          <w:b/>
+          <w:i w:val="0"/>
+          <w:color w:val="000000"/>
+          <w:sz w:val="28"/>
+        </w:rPr>
+        <w:t>8.2. Выгрузка таблицы</w:t>
+      </w:r>
+    </w:p>
+    <w:p>
+      <w:r>
+        <w:rPr>
+          <w:rFonts w:ascii="Times New Roman" w:hAnsi="Times New Roman" w:cs="Times New Roman" w:eastAsia="Times New Roman"/>
+          <w:b w:val="0"/>
+          <w:i w:val="0"/>
+          <w:color w:val="000000"/>
+          <w:sz w:val="28"/>
+        </w:rPr>
+        <w:t xml:space="preserve">Кнопка </w:t>
+      </w:r>
+      <w:r>
+        <w:rPr>
+          <w:rFonts w:ascii="Times New Roman" w:hAnsi="Times New Roman" w:cs="Times New Roman" w:eastAsia="Times New Roman"/>
+          <w:b/>
+          <w:i w:val="0"/>
+          <w:color w:val="000000"/>
+          <w:sz w:val="28"/>
+        </w:rPr>
+        <w:t>«Экспорт»</w:t>
+      </w:r>
+      <w:r>
+        <w:rPr>
+          <w:rFonts w:ascii="Times New Roman" w:hAnsi="Times New Roman" w:cs="Times New Roman" w:eastAsia="Times New Roman"/>
+          <w:b w:val="0"/>
+          <w:i w:val="0"/>
+          <w:color w:val="000000"/>
+          <w:sz w:val="28"/>
+        </w:rPr>
+        <w:t xml:space="preserve"> сохраняет содержимое таблицы файлом электронной таблицы. Если на посту включён список «по факту», система сначала спросит, что именно выгружать.</w:t>
+      </w:r>
+    </w:p>
+    <w:p>
+      <w:pPr>
+        <w:keepNext/>
+        <w:spacing w:before="120" w:after="40"/>
+        <w:ind w:firstLine="0"/>
+        <w:jc w:val="center"/>
+      </w:pPr>
+      <w:r>
+        <w:drawing>
+          <wp:inline xmlns:a="http://schemas.openxmlformats.org/drawingml/2006/main" xmlns:pic="http://schemas.openxmlformats.org/drawingml/2006/picture">
+            <wp:extent cx="2804160" cy="2401824"/>
+            <wp:docPr id="9" name="Picture 9"/>
+            <wp:cNvGraphicFramePr>
+              <a:graphicFrameLocks noChangeAspect="1"/>
+            </wp:cNvGraphicFramePr>
+            <a:graphic>
+              <a:graphicData uri="http://schemas.openxmlformats.org/drawingml/2006/picture">
+                <pic:pic>
+                  <pic:nvPicPr>
+                    <pic:cNvPr id="0" name="guard-export.png"/>
+                    <pic:cNvPicPr/>
+                  </pic:nvPicPr>
+                  <pic:blipFill>
+                    <a:blip r:embed="rId19"/>
+                    <a:stretch>
+                      <a:fillRect/>
+                    </a:stretch>
+                  </pic:blipFill>
+                  <pic:spPr>
+                    <a:xfrm>
+                      <a:off x="0" y="0"/>
+                      <a:ext cx="2804160" cy="2401824"/>
+                    </a:xfrm>
+                    <a:prstGeom prst="rect"/>
+                  </pic:spPr>
+                </pic:pic>
+              </a:graphicData>
+            </a:graphic>
+          </wp:inline>
+        </w:drawing>
+      </w:r>
+    </w:p>
+    <w:p>
+      <w:pPr>
+        <w:keepNext w:val="0"/>
+        <w:spacing w:line="240" w:lineRule="auto" w:before="40" w:after="200"/>
+        <w:ind w:firstLine="0"/>
+        <w:jc w:val="center"/>
+      </w:pPr>
+      <w:r>
+        <w:rPr>
+          <w:rFonts w:ascii="Times New Roman" w:hAnsi="Times New Roman" w:cs="Times New Roman" w:eastAsia="Times New Roman"/>
+          <w:b w:val="0"/>
+          <w:i/>
+          <w:color w:val="000000"/>
+          <w:sz w:val="24"/>
+        </w:rPr>
+        <w:t>Рисунок 8.2 — Выбор данных для выгрузки</w:t>
+      </w:r>
+    </w:p>
+    <w:p>
+      <w:r>
+        <w:rPr>
+          <w:rFonts w:ascii="Times New Roman" w:hAnsi="Times New Roman" w:cs="Times New Roman" w:eastAsia="Times New Roman"/>
+          <w:b w:val="0"/>
+          <w:i w:val="0"/>
+          <w:color w:val="000000"/>
+          <w:sz w:val="28"/>
+        </w:rPr>
+        <w:t xml:space="preserve">Выберите </w:t>
+      </w:r>
+      <w:r>
+        <w:rPr>
+          <w:rFonts w:ascii="Times New Roman" w:hAnsi="Times New Roman" w:cs="Times New Roman" w:eastAsia="Times New Roman"/>
+          <w:b/>
+          <w:i w:val="0"/>
+          <w:color w:val="000000"/>
+          <w:sz w:val="28"/>
+        </w:rPr>
+        <w:t>«Факт + Основная таблица»</w:t>
+      </w:r>
+      <w:r>
+        <w:rPr>
+          <w:rFonts w:ascii="Times New Roman" w:hAnsi="Times New Roman" w:cs="Times New Roman" w:eastAsia="Times New Roman"/>
+          <w:b w:val="0"/>
+          <w:i w:val="0"/>
+          <w:color w:val="000000"/>
+          <w:sz w:val="28"/>
+        </w:rPr>
+        <w:t xml:space="preserve">, </w:t>
+      </w:r>
+      <w:r>
+        <w:rPr>
+          <w:rFonts w:ascii="Times New Roman" w:hAnsi="Times New Roman" w:cs="Times New Roman" w:eastAsia="Times New Roman"/>
+          <w:b/>
+          <w:i w:val="0"/>
+          <w:color w:val="000000"/>
+          <w:sz w:val="28"/>
+        </w:rPr>
+        <w:t>«Только основная таблица»</w:t>
+      </w:r>
+      <w:r>
+        <w:rPr>
+          <w:rFonts w:ascii="Times New Roman" w:hAnsi="Times New Roman" w:cs="Times New Roman" w:eastAsia="Times New Roman"/>
+          <w:b w:val="0"/>
+          <w:i w:val="0"/>
+          <w:color w:val="000000"/>
+          <w:sz w:val="28"/>
+        </w:rPr>
+        <w:t xml:space="preserve"> или </w:t>
+      </w:r>
+      <w:r>
+        <w:rPr>
+          <w:rFonts w:ascii="Times New Roman" w:hAnsi="Times New Roman" w:cs="Times New Roman" w:eastAsia="Times New Roman"/>
+          <w:b/>
+          <w:i w:val="0"/>
+          <w:color w:val="000000"/>
+          <w:sz w:val="28"/>
+        </w:rPr>
+        <w:t>«Только факт»</w:t>
+      </w:r>
+      <w:r>
+        <w:rPr>
+          <w:rFonts w:ascii="Times New Roman" w:hAnsi="Times New Roman" w:cs="Times New Roman" w:eastAsia="Times New Roman"/>
+          <w:b w:val="0"/>
+          <w:i w:val="0"/>
+          <w:color w:val="000000"/>
+          <w:sz w:val="28"/>
+        </w:rPr>
+        <w:t xml:space="preserve"> и нажмите </w:t>
+      </w:r>
+      <w:r>
+        <w:rPr>
+          <w:rFonts w:ascii="Times New Roman" w:hAnsi="Times New Roman" w:cs="Times New Roman" w:eastAsia="Times New Roman"/>
+          <w:b/>
+          <w:i w:val="0"/>
+          <w:color w:val="000000"/>
+          <w:sz w:val="28"/>
+        </w:rPr>
+        <w:t>«Экспортировать»</w:t>
+      </w:r>
+      <w:r>
+        <w:rPr>
+          <w:rFonts w:ascii="Times New Roman" w:hAnsi="Times New Roman" w:cs="Times New Roman" w:eastAsia="Times New Roman"/>
+          <w:b w:val="0"/>
+          <w:i w:val="0"/>
+          <w:color w:val="000000"/>
+          <w:sz w:val="28"/>
+        </w:rPr>
+        <w:t>.</w:t>
+      </w:r>
+    </w:p>
+    <w:p>
+      <w:r>
+        <w:rPr>
+          <w:rFonts w:ascii="Times New Roman" w:hAnsi="Times New Roman" w:cs="Times New Roman" w:eastAsia="Times New Roman"/>
+          <w:b w:val="0"/>
+          <w:i w:val="0"/>
+          <w:color w:val="000000"/>
+          <w:sz w:val="28"/>
+        </w:rPr>
+        <w:t>В файл попадают те же столбцы, что видны на экране, а отметки въезда и выезда записываются словами «Да» и «Нет». Внизу файла система проставляет, кто и когда его сформировал.</w:t>
+      </w:r>
+    </w:p>
+    <w:p>
+      <w:pPr>
+        <w:pStyle w:val="Heading1"/>
+        <w:ind w:firstLine="0"/>
+      </w:pPr>
+      <w:r>
+        <w:rPr>
+          <w:rFonts w:ascii="Times New Roman" w:hAnsi="Times New Roman" w:cs="Times New Roman" w:eastAsia="Times New Roman"/>
+          <w:b/>
+          <w:i w:val="0"/>
+          <w:color w:val="000000"/>
+          <w:sz w:val="32"/>
+        </w:rPr>
+        <w:t>9. Доступные мне</w:t>
+      </w:r>
+    </w:p>
+    <w:p>
+      <w:r>
+        <w:rPr>
+          <w:rFonts w:ascii="Times New Roman" w:hAnsi="Times New Roman" w:cs="Times New Roman" w:eastAsia="Times New Roman"/>
+          <w:b w:val="0"/>
+          <w:i w:val="0"/>
+          <w:color w:val="000000"/>
+          <w:sz w:val="28"/>
+        </w:rPr>
+        <w:t xml:space="preserve">Раздел </w:t>
+      </w:r>
+      <w:r>
+        <w:rPr>
+          <w:rFonts w:ascii="Times New Roman" w:hAnsi="Times New Roman" w:cs="Times New Roman" w:eastAsia="Times New Roman"/>
+          <w:b/>
+          <w:i w:val="0"/>
+          <w:color w:val="000000"/>
+          <w:sz w:val="28"/>
+        </w:rPr>
+        <w:t>«Доступные мне»</w:t>
+      </w:r>
+      <w:r>
+        <w:rPr>
+          <w:rFonts w:ascii="Times New Roman" w:hAnsi="Times New Roman" w:cs="Times New Roman" w:eastAsia="Times New Roman"/>
+          <w:b w:val="0"/>
+          <w:i w:val="0"/>
+          <w:color w:val="000000"/>
+          <w:sz w:val="28"/>
+        </w:rPr>
+        <w:t xml:space="preserve"> показывает вложения согласованных заявок, места которых закреплены за вами. Он отвечает на вопрос «кого сегодня ждать», когда таблицы поста ещё не заполнены или когда нужно посмотреть заявку целиком.</w:t>
+      </w:r>
+    </w:p>
+    <w:p>
+      <w:pPr>
+        <w:keepNext/>
+        <w:spacing w:before="120" w:after="40"/>
+        <w:ind w:firstLine="0"/>
+        <w:jc w:val="center"/>
+      </w:pPr>
+      <w:r>
+        <w:drawing>
+          <wp:inline xmlns:a="http://schemas.openxmlformats.org/drawingml/2006/main" xmlns:pic="http://schemas.openxmlformats.org/drawingml/2006/picture">
+            <wp:extent cx="5940000" cy="3883846"/>
+            <wp:docPr id="10" name="Picture 10"/>
+            <wp:cNvGraphicFramePr>
+              <a:graphicFrameLocks noChangeAspect="1"/>
+            </wp:cNvGraphicFramePr>
+            <a:graphic>
+              <a:graphicData uri="http://schemas.openxmlformats.org/drawingml/2006/picture">
+                <pic:pic>
+                  <pic:nvPicPr>
+                    <pic:cNvPr id="0" name="guard-accessible.png"/>
+                    <pic:cNvPicPr/>
+                  </pic:nvPicPr>
+                  <pic:blipFill>
+                    <a:blip r:embed="rId20"/>
+                    <a:stretch>
+                      <a:fillRect/>
+                    </a:stretch>
+                  </pic:blipFill>
+                  <pic:spPr>
+                    <a:xfrm>
+                      <a:off x="0" y="0"/>
+                      <a:ext cx="5940000" cy="3883846"/>
+                    </a:xfrm>
+                    <a:prstGeom prst="rect"/>
+                  </pic:spPr>
+                </pic:pic>
+              </a:graphicData>
+            </a:graphic>
+          </wp:inline>
+        </w:drawing>
+      </w:r>
+    </w:p>
+    <w:p>
+      <w:pPr>
+        <w:keepNext w:val="0"/>
+        <w:spacing w:line="240" w:lineRule="auto" w:before="40" w:after="200"/>
+        <w:ind w:firstLine="0"/>
+        <w:jc w:val="center"/>
+      </w:pPr>
+      <w:r>
+        <w:rPr>
+          <w:rFonts w:ascii="Times New Roman" w:hAnsi="Times New Roman" w:cs="Times New Roman" w:eastAsia="Times New Roman"/>
+          <w:b w:val="0"/>
+          <w:i/>
+          <w:color w:val="000000"/>
+          <w:sz w:val="24"/>
+        </w:rPr>
+        <w:t>Рисунок 9.1 — Раздел «Доступные мне»</w:t>
+      </w:r>
+    </w:p>
+    <w:p>
+      <w:r>
+        <w:rPr>
+          <w:rFonts w:ascii="Times New Roman" w:hAnsi="Times New Roman" w:cs="Times New Roman" w:eastAsia="Times New Roman"/>
+          <w:b w:val="0"/>
+          <w:i w:val="0"/>
+          <w:color w:val="000000"/>
+          <w:sz w:val="28"/>
+        </w:rPr>
+        <w:t>Каждая карточка содержит вид вложения (</w:t>
+      </w:r>
+      <w:r>
+        <w:rPr>
+          <w:rFonts w:ascii="Times New Roman" w:hAnsi="Times New Roman" w:cs="Times New Roman" w:eastAsia="Times New Roman"/>
+          <w:b/>
+          <w:i w:val="0"/>
+          <w:color w:val="000000"/>
+          <w:sz w:val="28"/>
+        </w:rPr>
+        <w:t>«Автомобили»</w:t>
+      </w:r>
+      <w:r>
+        <w:rPr>
+          <w:rFonts w:ascii="Times New Roman" w:hAnsi="Times New Roman" w:cs="Times New Roman" w:eastAsia="Times New Roman"/>
+          <w:b w:val="0"/>
+          <w:i w:val="0"/>
+          <w:color w:val="000000"/>
+          <w:sz w:val="28"/>
+        </w:rPr>
+        <w:t xml:space="preserve">, </w:t>
+      </w:r>
+      <w:r>
+        <w:rPr>
+          <w:rFonts w:ascii="Times New Roman" w:hAnsi="Times New Roman" w:cs="Times New Roman" w:eastAsia="Times New Roman"/>
+          <w:b/>
+          <w:i w:val="0"/>
+          <w:color w:val="000000"/>
+          <w:sz w:val="28"/>
+        </w:rPr>
+        <w:t>«Сотрудники»</w:t>
+      </w:r>
+      <w:r>
+        <w:rPr>
+          <w:rFonts w:ascii="Times New Roman" w:hAnsi="Times New Roman" w:cs="Times New Roman" w:eastAsia="Times New Roman"/>
+          <w:b w:val="0"/>
+          <w:i w:val="0"/>
+          <w:color w:val="000000"/>
+          <w:sz w:val="28"/>
+        </w:rPr>
+        <w:t xml:space="preserve">, </w:t>
+      </w:r>
+      <w:r>
+        <w:rPr>
+          <w:rFonts w:ascii="Times New Roman" w:hAnsi="Times New Roman" w:cs="Times New Roman" w:eastAsia="Times New Roman"/>
+          <w:b/>
+          <w:i w:val="0"/>
+          <w:color w:val="000000"/>
+          <w:sz w:val="28"/>
+        </w:rPr>
+        <w:t>«ТМЦ»</w:t>
+      </w:r>
+      <w:r>
+        <w:rPr>
+          <w:rFonts w:ascii="Times New Roman" w:hAnsi="Times New Roman" w:cs="Times New Roman" w:eastAsia="Times New Roman"/>
+          <w:b w:val="0"/>
+          <w:i w:val="0"/>
+          <w:color w:val="000000"/>
+          <w:sz w:val="28"/>
+        </w:rPr>
+        <w:t>), организацию, название вложения, номер заявки и того, кто её подал, срок действия, состояние заявки и перечень мест.</w:t>
+      </w:r>
+    </w:p>
+    <w:p>
+      <w:r>
+        <w:rPr>
+          <w:rFonts w:ascii="Times New Roman" w:hAnsi="Times New Roman" w:cs="Times New Roman" w:eastAsia="Times New Roman"/>
+          <w:b w:val="0"/>
+          <w:i w:val="0"/>
+          <w:color w:val="000000"/>
+          <w:sz w:val="28"/>
+        </w:rPr>
+        <w:t xml:space="preserve">Отбор над списком: поиск, </w:t>
+      </w:r>
+      <w:r>
+        <w:rPr>
+          <w:rFonts w:ascii="Times New Roman" w:hAnsi="Times New Roman" w:cs="Times New Roman" w:eastAsia="Times New Roman"/>
+          <w:b/>
+          <w:i w:val="0"/>
+          <w:color w:val="000000"/>
+          <w:sz w:val="28"/>
+        </w:rPr>
+        <w:t>«Все типы»</w:t>
+      </w:r>
+      <w:r>
+        <w:rPr>
+          <w:rFonts w:ascii="Times New Roman" w:hAnsi="Times New Roman" w:cs="Times New Roman" w:eastAsia="Times New Roman"/>
+          <w:b w:val="0"/>
+          <w:i w:val="0"/>
+          <w:color w:val="000000"/>
+          <w:sz w:val="28"/>
+        </w:rPr>
+        <w:t xml:space="preserve">, </w:t>
+      </w:r>
+      <w:r>
+        <w:rPr>
+          <w:rFonts w:ascii="Times New Roman" w:hAnsi="Times New Roman" w:cs="Times New Roman" w:eastAsia="Times New Roman"/>
+          <w:b/>
+          <w:i w:val="0"/>
+          <w:color w:val="000000"/>
+          <w:sz w:val="28"/>
+        </w:rPr>
+        <w:t>«Все организации»</w:t>
+      </w:r>
+      <w:r>
+        <w:rPr>
+          <w:rFonts w:ascii="Times New Roman" w:hAnsi="Times New Roman" w:cs="Times New Roman" w:eastAsia="Times New Roman"/>
+          <w:b w:val="0"/>
+          <w:i w:val="0"/>
+          <w:color w:val="000000"/>
+          <w:sz w:val="28"/>
+        </w:rPr>
+        <w:t xml:space="preserve">, </w:t>
+      </w:r>
+      <w:r>
+        <w:rPr>
+          <w:rFonts w:ascii="Times New Roman" w:hAnsi="Times New Roman" w:cs="Times New Roman" w:eastAsia="Times New Roman"/>
+          <w:b/>
+          <w:i w:val="0"/>
+          <w:color w:val="000000"/>
+          <w:sz w:val="28"/>
+        </w:rPr>
+        <w:t>«Все компании»</w:t>
+      </w:r>
+      <w:r>
+        <w:rPr>
+          <w:rFonts w:ascii="Times New Roman" w:hAnsi="Times New Roman" w:cs="Times New Roman" w:eastAsia="Times New Roman"/>
+          <w:b w:val="0"/>
+          <w:i w:val="0"/>
+          <w:color w:val="000000"/>
+          <w:sz w:val="28"/>
+        </w:rPr>
+        <w:t xml:space="preserve">, а также переключатели </w:t>
+      </w:r>
+      <w:r>
+        <w:rPr>
+          <w:rFonts w:ascii="Times New Roman" w:hAnsi="Times New Roman" w:cs="Times New Roman" w:eastAsia="Times New Roman"/>
+          <w:b/>
+          <w:i w:val="0"/>
+          <w:color w:val="000000"/>
+          <w:sz w:val="28"/>
+        </w:rPr>
+        <w:t>«Завершённые»</w:t>
+      </w:r>
+      <w:r>
+        <w:rPr>
+          <w:rFonts w:ascii="Times New Roman" w:hAnsi="Times New Roman" w:cs="Times New Roman" w:eastAsia="Times New Roman"/>
+          <w:b w:val="0"/>
+          <w:i w:val="0"/>
+          <w:color w:val="000000"/>
+          <w:sz w:val="28"/>
+        </w:rPr>
+        <w:t xml:space="preserve"> - показывать заявки, которые уже отработаны, и </w:t>
+      </w:r>
+      <w:r>
+        <w:rPr>
+          <w:rFonts w:ascii="Times New Roman" w:hAnsi="Times New Roman" w:cs="Times New Roman" w:eastAsia="Times New Roman"/>
+          <w:b/>
+          <w:i w:val="0"/>
+          <w:color w:val="000000"/>
+          <w:sz w:val="28"/>
+        </w:rPr>
+        <w:t>«Ночь»</w:t>
+      </w:r>
+      <w:r>
+        <w:rPr>
+          <w:rFonts w:ascii="Times New Roman" w:hAnsi="Times New Roman" w:cs="Times New Roman" w:eastAsia="Times New Roman"/>
+          <w:b w:val="0"/>
+          <w:i w:val="0"/>
+          <w:color w:val="000000"/>
+          <w:sz w:val="28"/>
+        </w:rPr>
+        <w:t xml:space="preserve"> - оставить только те, чьё время въезда попадает на ночные часы. Кнопка </w:t>
+      </w:r>
+      <w:r>
+        <w:rPr>
+          <w:rFonts w:ascii="Times New Roman" w:hAnsi="Times New Roman" w:cs="Times New Roman" w:eastAsia="Times New Roman"/>
+          <w:b/>
+          <w:i w:val="0"/>
+          <w:color w:val="000000"/>
+          <w:sz w:val="28"/>
+        </w:rPr>
+        <w:t>«Сбросить»</w:t>
+      </w:r>
+      <w:r>
+        <w:rPr>
+          <w:rFonts w:ascii="Times New Roman" w:hAnsi="Times New Roman" w:cs="Times New Roman" w:eastAsia="Times New Roman"/>
+          <w:b w:val="0"/>
+          <w:i w:val="0"/>
+          <w:color w:val="000000"/>
+          <w:sz w:val="28"/>
+        </w:rPr>
+        <w:t xml:space="preserve"> снимает отбор.</w:t>
+      </w:r>
+    </w:p>
+    <w:p>
+      <w:r>
+        <w:rPr>
+          <w:rFonts w:ascii="Times New Roman" w:hAnsi="Times New Roman" w:cs="Times New Roman" w:eastAsia="Times New Roman"/>
+          <w:b w:val="0"/>
+          <w:i w:val="0"/>
+          <w:color w:val="000000"/>
+          <w:sz w:val="28"/>
+        </w:rPr>
+        <w:t xml:space="preserve">Нажатие на карточку открывает справа сведения о заявке: номер, организацию, компанию, отправителя, дату отправки и состав вложения. Кнопка </w:t>
+      </w:r>
+      <w:r>
+        <w:rPr>
+          <w:rFonts w:ascii="Times New Roman" w:hAnsi="Times New Roman" w:cs="Times New Roman" w:eastAsia="Times New Roman"/>
+          <w:b/>
+          <w:i w:val="0"/>
+          <w:color w:val="000000"/>
+          <w:sz w:val="28"/>
+        </w:rPr>
+        <w:t>«Посмотреть файл»</w:t>
+      </w:r>
+      <w:r>
+        <w:rPr>
+          <w:rFonts w:ascii="Times New Roman" w:hAnsi="Times New Roman" w:cs="Times New Roman" w:eastAsia="Times New Roman"/>
+          <w:b w:val="0"/>
+          <w:i w:val="0"/>
+          <w:color w:val="000000"/>
+          <w:sz w:val="28"/>
+        </w:rPr>
+        <w:t xml:space="preserve"> открывает бланк вложения для просмотра, если он у этого вида вложений предусмотрен.</w:t>
+      </w:r>
+    </w:p>
+    <w:tbl>
+      <w:tblPr>
+        <w:tblW w:type="auto" w:w="0"/>
+        <w:tblLayout w:type="fixed"/>
+        <w:tblLook w:firstColumn="1" w:firstRow="1" w:lastColumn="0" w:lastRow="0" w:noHBand="0" w:noVBand="1" w:val="04A0"/>
+        <w:tblLayout w:type="fixed"/>
+      </w:tblPr>
+      <w:tblGrid>
+        <w:gridCol w:w="9356"/>
+      </w:tblGrid>
+      <w:tr>
+        <w:trPr>
+          <w:cantSplit w:val="true"/>
+        </w:trPr>
+        <w:tc>
+          <w:tcPr>
+            <w:tcW w:type="dxa" w:w="9354"/>
+            <w:shd w:val="clear" w:fill="EAF1F8"/>
+            <w:tcBorders>
+              <w:left w:val="single" w:sz="24" w:color="2C6FA6"/>
+              <w:top w:val="single" w:sz="4" w:color="EAF1F8"/>
+              <w:bottom w:val="single" w:sz="4" w:color="EAF1F8"/>
+              <w:right w:val="single" w:sz="4" w:color="EAF1F8"/>
+            </w:tcBorders>
+          </w:tcPr>
+          <w:p>
+            <w:pPr>
+              <w:spacing w:line="288" w:lineRule="auto" w:after="0"/>
+              <w:ind w:firstLine="0"/>
+            </w:pPr>
+            <w:r>
+              <w:rPr>
+                <w:rFonts w:ascii="Times New Roman" w:hAnsi="Times New Roman" w:cs="Times New Roman" w:eastAsia="Times New Roman"/>
+                <w:b/>
+                <w:i w:val="0"/>
+                <w:color w:val="2C6FA6"/>
+                <w:sz w:val="26"/>
+              </w:rPr>
+              <w:t xml:space="preserve">ПРИМЕЧАНИЕ. </w:t>
+            </w:r>
+            <w:r>
+              <w:rPr>
+                <w:rFonts w:ascii="Times New Roman" w:hAnsi="Times New Roman" w:cs="Times New Roman" w:eastAsia="Times New Roman"/>
+                <w:b w:val="0"/>
+                <w:i w:val="0"/>
+                <w:color w:val="000000"/>
+                <w:sz w:val="26"/>
+              </w:rPr>
+              <w:t>Пустой раздел означает одно из двух: либо по вашим местам сейчас нет ни одной согласованной заявки, либо за учётной записью ещё не закреплены места доступа. Второе исправляет администратор системы.</w:t>
+            </w:r>
+          </w:p>
+        </w:tc>
+      </w:tr>
+    </w:tbl>
+    <w:p>
+      <w:pPr>
+        <w:spacing w:after="0" w:line="240" w:lineRule="auto"/>
+        <w:ind w:firstLine="0"/>
+      </w:pPr>
+      <w:r>
+        <w:rPr>
+          <w:rFonts w:ascii="Times New Roman" w:hAnsi="Times New Roman" w:cs="Times New Roman" w:eastAsia="Times New Roman"/>
+          <w:b w:val="0"/>
+          <w:i w:val="0"/>
+          <w:color w:val="000000"/>
+          <w:sz w:val="12"/>
+        </w:rPr>
+      </w:r>
+    </w:p>
+    <w:p>
+      <w:pPr>
+        <w:pStyle w:val="Heading1"/>
+        <w:ind w:firstLine="0"/>
+      </w:pPr>
+      <w:r>
+        <w:rPr>
+          <w:rFonts w:ascii="Times New Roman" w:hAnsi="Times New Roman" w:cs="Times New Roman" w:eastAsia="Times New Roman"/>
+          <w:b/>
+          <w:i w:val="0"/>
+          <w:color w:val="000000"/>
+          <w:sz w:val="32"/>
+        </w:rPr>
+        <w:t>10. Частые ситуации</w:t>
+      </w:r>
+    </w:p>
+    <w:p>
+      <w:pPr>
+        <w:keepNext/>
+        <w:spacing w:line="240" w:lineRule="auto" w:before="160" w:after="80"/>
+        <w:ind w:firstLine="0"/>
+        <w:jc w:val="left"/>
+      </w:pPr>
+      <w:r>
+        <w:rPr>
+          <w:rFonts w:ascii="Times New Roman" w:hAnsi="Times New Roman" w:cs="Times New Roman" w:eastAsia="Times New Roman"/>
+          <w:b w:val="0"/>
+          <w:i/>
+          <w:color w:val="000000"/>
+          <w:sz w:val="24"/>
+        </w:rPr>
+        <w:t>Таблица 10.1 — Что делать в частых случаях</w:t>
+      </w:r>
+    </w:p>
+    <w:tbl>
+      <w:tblPr>
+        <w:tblStyle w:val="TableGrid"/>
+        <w:tblW w:type="auto" w:w="0"/>
+        <w:jc w:val="center"/>
+        <w:tblLayout w:type="fixed"/>
+        <w:tblLook w:firstColumn="1" w:firstRow="1" w:lastColumn="0" w:lastRow="0" w:noHBand="0" w:noVBand="1" w:val="04A0"/>
+        <w:tblLayout w:type="fixed"/>
+      </w:tblPr>
+      <w:tblGrid>
+        <w:gridCol w:w="2268"/>
+        <w:gridCol w:w="2862"/>
+        <w:gridCol w:w="4226"/>
+      </w:tblGrid>
+      <w:tr>
+        <w:trPr>
+          <w:tblHeader w:val="true"/>
+          <w:cantSplit w:val="true"/>
+        </w:trPr>
+        <w:tc>
+          <w:tcPr>
+            <w:tcW w:type="dxa" w:w="2268"/>
+            <w:shd w:val="clear" w:fill="E8E8E8"/>
+          </w:tcPr>
+          <w:p>
+            <w:pPr>
+              <w:keepNext/>
+              <w:spacing w:line="240" w:lineRule="auto" w:after="0"/>
+              <w:ind w:firstLine="0"/>
+              <w:jc w:val="left"/>
+            </w:pPr>
+            <w:r>
+              <w:rPr>
+                <w:rFonts w:ascii="Times New Roman" w:hAnsi="Times New Roman" w:cs="Times New Roman" w:eastAsia="Times New Roman"/>
+                <w:b/>
+                <w:i w:val="0"/>
+                <w:color w:val="000000"/>
+                <w:sz w:val="24"/>
+              </w:rPr>
+              <w:t>Что случилось</w:t>
+            </w:r>
+          </w:p>
+        </w:tc>
+        <w:tc>
+          <w:tcPr>
+            <w:tcW w:type="dxa" w:w="2861"/>
+            <w:shd w:val="clear" w:fill="E8E8E8"/>
+          </w:tcPr>
+          <w:p>
+            <w:pPr>
+              <w:keepNext/>
+              <w:spacing w:line="240" w:lineRule="auto" w:after="0"/>
+              <w:ind w:firstLine="0"/>
+              <w:jc w:val="left"/>
+            </w:pPr>
+            <w:r>
+              <w:rPr>
+                <w:rFonts w:ascii="Times New Roman" w:hAnsi="Times New Roman" w:cs="Times New Roman" w:eastAsia="Times New Roman"/>
+                <w:b/>
+                <w:i w:val="0"/>
+                <w:color w:val="000000"/>
+                <w:sz w:val="24"/>
+              </w:rPr>
+              <w:t>Что это значит</w:t>
+            </w:r>
+          </w:p>
+        </w:tc>
+        <w:tc>
+          <w:tcPr>
+            <w:tcW w:type="dxa" w:w="4225"/>
+            <w:shd w:val="clear" w:fill="E8E8E8"/>
+          </w:tcPr>
+          <w:p>
+            <w:pPr>
+              <w:keepNext/>
+              <w:spacing w:line="240" w:lineRule="auto" w:after="0"/>
+              <w:ind w:firstLine="0"/>
+              <w:jc w:val="left"/>
+            </w:pPr>
+            <w:r>
+              <w:rPr>
+                <w:rFonts w:ascii="Times New Roman" w:hAnsi="Times New Roman" w:cs="Times New Roman" w:eastAsia="Times New Roman"/>
+                <w:b/>
+                <w:i w:val="0"/>
+                <w:color w:val="000000"/>
+                <w:sz w:val="24"/>
+              </w:rPr>
+              <w:t>Что делать</w:t>
+            </w:r>
+          </w:p>
+        </w:tc>
+      </w:tr>
+      <w:tr>
+        <w:trPr>
+          <w:cantSplit w:val="true"/>
+        </w:trPr>
+        <w:tc>
+          <w:tcPr>
+            <w:tcW w:type="dxa" w:w="2268"/>
+          </w:tcPr>
+          <w:p>
+            <w:pPr>
+              <w:spacing w:line="240" w:lineRule="auto" w:after="0"/>
+              <w:ind w:firstLine="0"/>
+              <w:jc w:val="left"/>
+            </w:pPr>
+            <w:r>
+              <w:rPr>
+                <w:rFonts w:ascii="Times New Roman" w:hAnsi="Times New Roman" w:cs="Times New Roman" w:eastAsia="Times New Roman"/>
+                <w:b w:val="0"/>
+                <w:i w:val="0"/>
+                <w:color w:val="000000"/>
+                <w:sz w:val="24"/>
+              </w:rPr>
+              <w:t>Нужной машины или человека нет в таблице</w:t>
+            </w:r>
+          </w:p>
+        </w:tc>
+        <w:tc>
+          <w:tcPr>
+            <w:tcW w:type="dxa" w:w="2861"/>
+          </w:tcPr>
+          <w:p>
+            <w:pPr>
+              <w:spacing w:line="240" w:lineRule="auto" w:after="0"/>
+              <w:ind w:firstLine="0"/>
+              <w:jc w:val="left"/>
+            </w:pPr>
+            <w:r>
+              <w:rPr>
+                <w:rFonts w:ascii="Times New Roman" w:hAnsi="Times New Roman" w:cs="Times New Roman" w:eastAsia="Times New Roman"/>
+                <w:b w:val="0"/>
+                <w:i w:val="0"/>
+                <w:color w:val="000000"/>
+                <w:sz w:val="24"/>
+              </w:rPr>
+              <w:t>Заявка не согласована, срок пропуска истёк либо запись относится к другому посту</w:t>
+            </w:r>
+          </w:p>
+        </w:tc>
+        <w:tc>
+          <w:tcPr>
+            <w:tcW w:type="dxa" w:w="4225"/>
+          </w:tcPr>
+          <w:p>
+            <w:pPr>
+              <w:spacing w:line="240" w:lineRule="auto" w:after="0"/>
+              <w:ind w:firstLine="0"/>
+              <w:jc w:val="left"/>
+            </w:pPr>
+            <w:r>
+              <w:rPr>
+                <w:rFonts w:ascii="Times New Roman" w:hAnsi="Times New Roman" w:cs="Times New Roman" w:eastAsia="Times New Roman"/>
+                <w:b w:val="0"/>
+                <w:i w:val="0"/>
+                <w:color w:val="000000"/>
+                <w:sz w:val="24"/>
+              </w:rPr>
+              <w:t>Проверить в разделе «Доступные мне» и в поиске по системе; при необходимости обратиться в бюро пропусков</w:t>
+            </w:r>
+          </w:p>
+        </w:tc>
+      </w:tr>
+      <w:tr>
+        <w:trPr>
+          <w:cantSplit w:val="true"/>
+        </w:trPr>
+        <w:tc>
+          <w:tcPr>
+            <w:tcW w:type="dxa" w:w="2268"/>
+          </w:tcPr>
+          <w:p>
+            <w:pPr>
+              <w:spacing w:line="240" w:lineRule="auto" w:after="0"/>
+              <w:ind w:firstLine="0"/>
+              <w:jc w:val="left"/>
+            </w:pPr>
+            <w:r>
+              <w:rPr>
+                <w:rFonts w:ascii="Times New Roman" w:hAnsi="Times New Roman" w:cs="Times New Roman" w:eastAsia="Times New Roman"/>
+                <w:b w:val="0"/>
+                <w:i w:val="0"/>
+                <w:color w:val="000000"/>
+                <w:sz w:val="24"/>
+              </w:rPr>
+              <w:t>Строка есть, но кнопка отметки не нажимается</w:t>
+            </w:r>
+          </w:p>
+        </w:tc>
+        <w:tc>
+          <w:tcPr>
+            <w:tcW w:type="dxa" w:w="2861"/>
+          </w:tcPr>
+          <w:p>
+            <w:pPr>
+              <w:spacing w:line="240" w:lineRule="auto" w:after="0"/>
+              <w:ind w:firstLine="0"/>
+              <w:jc w:val="left"/>
+            </w:pPr>
+            <w:r>
+              <w:rPr>
+                <w:rFonts w:ascii="Times New Roman" w:hAnsi="Times New Roman" w:cs="Times New Roman" w:eastAsia="Times New Roman"/>
+                <w:b w:val="0"/>
+                <w:i w:val="0"/>
+                <w:color w:val="000000"/>
+                <w:sz w:val="24"/>
+              </w:rPr>
+              <w:t>Въезд уже отмечен либо выезд отмечен раньше</w:t>
+            </w:r>
+          </w:p>
+        </w:tc>
+        <w:tc>
+          <w:tcPr>
+            <w:tcW w:type="dxa" w:w="4225"/>
+          </w:tcPr>
+          <w:p>
+            <w:pPr>
+              <w:spacing w:line="240" w:lineRule="auto" w:after="0"/>
+              <w:ind w:firstLine="0"/>
+              <w:jc w:val="left"/>
+            </w:pPr>
+            <w:r>
+              <w:rPr>
+                <w:rFonts w:ascii="Times New Roman" w:hAnsi="Times New Roman" w:cs="Times New Roman" w:eastAsia="Times New Roman"/>
+                <w:b w:val="0"/>
+                <w:i w:val="0"/>
+                <w:color w:val="000000"/>
+                <w:sz w:val="24"/>
+              </w:rPr>
+              <w:t>Проверить цвет кнопок: зелёная - въезд отмечен, красная - выезд</w:t>
+            </w:r>
+          </w:p>
+        </w:tc>
+      </w:tr>
+      <w:tr>
+        <w:trPr>
+          <w:cantSplit w:val="true"/>
+        </w:trPr>
+        <w:tc>
+          <w:tcPr>
+            <w:tcW w:type="dxa" w:w="2268"/>
+          </w:tcPr>
+          <w:p>
+            <w:pPr>
+              <w:spacing w:line="240" w:lineRule="auto" w:after="0"/>
+              <w:ind w:firstLine="0"/>
+              <w:jc w:val="left"/>
+            </w:pPr>
+            <w:r>
+              <w:rPr>
+                <w:rFonts w:ascii="Times New Roman" w:hAnsi="Times New Roman" w:cs="Times New Roman" w:eastAsia="Times New Roman"/>
+                <w:b w:val="0"/>
+                <w:i w:val="0"/>
+                <w:color w:val="000000"/>
+                <w:sz w:val="24"/>
+              </w:rPr>
+              <w:t>Система пишет, что прав недостаточно</w:t>
+            </w:r>
+          </w:p>
+        </w:tc>
+        <w:tc>
+          <w:tcPr>
+            <w:tcW w:type="dxa" w:w="2861"/>
+          </w:tcPr>
+          <w:p>
+            <w:pPr>
+              <w:spacing w:line="240" w:lineRule="auto" w:after="0"/>
+              <w:ind w:firstLine="0"/>
+              <w:jc w:val="left"/>
+            </w:pPr>
+            <w:r>
+              <w:rPr>
+                <w:rFonts w:ascii="Times New Roman" w:hAnsi="Times New Roman" w:cs="Times New Roman" w:eastAsia="Times New Roman"/>
+                <w:b w:val="0"/>
+                <w:i w:val="0"/>
+                <w:color w:val="000000"/>
+                <w:sz w:val="24"/>
+              </w:rPr>
+              <w:t>На эту таблицу не выдано право отметки</w:t>
+            </w:r>
+          </w:p>
+        </w:tc>
+        <w:tc>
+          <w:tcPr>
+            <w:tcW w:type="dxa" w:w="4225"/>
+          </w:tcPr>
+          <w:p>
+            <w:pPr>
+              <w:spacing w:line="240" w:lineRule="auto" w:after="0"/>
+              <w:ind w:firstLine="0"/>
+              <w:jc w:val="left"/>
+            </w:pPr>
+            <w:r>
+              <w:rPr>
+                <w:rFonts w:ascii="Times New Roman" w:hAnsi="Times New Roman" w:cs="Times New Roman" w:eastAsia="Times New Roman"/>
+                <w:b w:val="0"/>
+                <w:i w:val="0"/>
+                <w:color w:val="000000"/>
+                <w:sz w:val="24"/>
+              </w:rPr>
+              <w:t>Обратиться в бюро пропусков; кнопка видна всем, а действие проверяется на сервере</w:t>
+            </w:r>
+          </w:p>
+        </w:tc>
+      </w:tr>
+      <w:tr>
+        <w:trPr>
+          <w:cantSplit w:val="true"/>
+        </w:trPr>
+        <w:tc>
+          <w:tcPr>
+            <w:tcW w:type="dxa" w:w="2268"/>
+          </w:tcPr>
+          <w:p>
+            <w:pPr>
+              <w:spacing w:line="240" w:lineRule="auto" w:after="0"/>
+              <w:ind w:firstLine="0"/>
+              <w:jc w:val="left"/>
+            </w:pPr>
+            <w:r>
+              <w:rPr>
+                <w:rFonts w:ascii="Times New Roman" w:hAnsi="Times New Roman" w:cs="Times New Roman" w:eastAsia="Times New Roman"/>
+                <w:b w:val="0"/>
+                <w:i w:val="0"/>
+                <w:color w:val="000000"/>
+                <w:sz w:val="24"/>
+              </w:rPr>
+              <w:t>Отметили не ту строку</w:t>
+            </w:r>
+          </w:p>
+        </w:tc>
+        <w:tc>
+          <w:tcPr>
+            <w:tcW w:type="dxa" w:w="2861"/>
+          </w:tcPr>
+          <w:p>
+            <w:pPr>
+              <w:spacing w:line="240" w:lineRule="auto" w:after="0"/>
+              <w:ind w:firstLine="0"/>
+              <w:jc w:val="left"/>
+            </w:pPr>
+            <w:r>
+              <w:rPr>
+                <w:rFonts w:ascii="Times New Roman" w:hAnsi="Times New Roman" w:cs="Times New Roman" w:eastAsia="Times New Roman"/>
+                <w:b w:val="0"/>
+                <w:i w:val="0"/>
+                <w:color w:val="000000"/>
+                <w:sz w:val="24"/>
+              </w:rPr>
+              <w:t>Отметку отменить нельзя</w:t>
+            </w:r>
+          </w:p>
+        </w:tc>
+        <w:tc>
+          <w:tcPr>
+            <w:tcW w:type="dxa" w:w="4225"/>
+          </w:tcPr>
+          <w:p>
+            <w:pPr>
+              <w:spacing w:line="240" w:lineRule="auto" w:after="0"/>
+              <w:ind w:firstLine="0"/>
+              <w:jc w:val="left"/>
+            </w:pPr>
+            <w:r>
+              <w:rPr>
+                <w:rFonts w:ascii="Times New Roman" w:hAnsi="Times New Roman" w:cs="Times New Roman" w:eastAsia="Times New Roman"/>
+                <w:b w:val="0"/>
+                <w:i w:val="0"/>
+                <w:color w:val="000000"/>
+                <w:sz w:val="24"/>
+              </w:rPr>
+              <w:t>Сообщить в бюро пропусков: исправление вносит администратор</w:t>
+            </w:r>
+          </w:p>
+        </w:tc>
+      </w:tr>
+      <w:tr>
+        <w:trPr>
+          <w:cantSplit w:val="true"/>
+        </w:trPr>
+        <w:tc>
+          <w:tcPr>
+            <w:tcW w:type="dxa" w:w="2268"/>
+          </w:tcPr>
+          <w:p>
+            <w:pPr>
+              <w:spacing w:line="240" w:lineRule="auto" w:after="0"/>
+              <w:ind w:firstLine="0"/>
+              <w:jc w:val="left"/>
+            </w:pPr>
+            <w:r>
+              <w:rPr>
+                <w:rFonts w:ascii="Times New Roman" w:hAnsi="Times New Roman" w:cs="Times New Roman" w:eastAsia="Times New Roman"/>
+                <w:b w:val="0"/>
+                <w:i w:val="0"/>
+                <w:color w:val="000000"/>
+                <w:sz w:val="24"/>
+              </w:rPr>
+              <w:t>В карточке предупреждение о чёрном списке</w:t>
+            </w:r>
+          </w:p>
+        </w:tc>
+        <w:tc>
+          <w:tcPr>
+            <w:tcW w:type="dxa" w:w="2861"/>
+          </w:tcPr>
+          <w:p>
+            <w:pPr>
+              <w:spacing w:line="240" w:lineRule="auto" w:after="0"/>
+              <w:ind w:firstLine="0"/>
+              <w:jc w:val="left"/>
+            </w:pPr>
+            <w:r>
+              <w:rPr>
+                <w:rFonts w:ascii="Times New Roman" w:hAnsi="Times New Roman" w:cs="Times New Roman" w:eastAsia="Times New Roman"/>
+                <w:b w:val="0"/>
+                <w:i w:val="0"/>
+                <w:color w:val="000000"/>
+                <w:sz w:val="24"/>
+              </w:rPr>
+              <w:t>Доступ этому человеку или транспорту запрещён</w:t>
+            </w:r>
+          </w:p>
+        </w:tc>
+        <w:tc>
+          <w:tcPr>
+            <w:tcW w:type="dxa" w:w="4225"/>
+          </w:tcPr>
+          <w:p>
+            <w:pPr>
+              <w:spacing w:line="240" w:lineRule="auto" w:after="0"/>
+              <w:ind w:firstLine="0"/>
+              <w:jc w:val="left"/>
+            </w:pPr>
+            <w:r>
+              <w:rPr>
+                <w:rFonts w:ascii="Times New Roman" w:hAnsi="Times New Roman" w:cs="Times New Roman" w:eastAsia="Times New Roman"/>
+                <w:b w:val="0"/>
+                <w:i w:val="0"/>
+                <w:color w:val="000000"/>
+                <w:sz w:val="24"/>
+              </w:rPr>
+              <w:t>Не пропускать, действовать по правилам предприятия</w:t>
+            </w:r>
+          </w:p>
+        </w:tc>
+      </w:tr>
+      <w:tr>
+        <w:trPr>
+          <w:cantSplit w:val="true"/>
+        </w:trPr>
+        <w:tc>
+          <w:tcPr>
+            <w:tcW w:type="dxa" w:w="2268"/>
+          </w:tcPr>
+          <w:p>
+            <w:pPr>
+              <w:spacing w:line="240" w:lineRule="auto" w:after="0"/>
+              <w:ind w:firstLine="0"/>
+              <w:jc w:val="left"/>
+            </w:pPr>
+            <w:r>
+              <w:rPr>
+                <w:rFonts w:ascii="Times New Roman" w:hAnsi="Times New Roman" w:cs="Times New Roman" w:eastAsia="Times New Roman"/>
+                <w:b w:val="0"/>
+                <w:i w:val="0"/>
+                <w:color w:val="000000"/>
+                <w:sz w:val="24"/>
+              </w:rPr>
+              <w:t>Таблица перестала обновляться</w:t>
+            </w:r>
+          </w:p>
+        </w:tc>
+        <w:tc>
+          <w:tcPr>
+            <w:tcW w:type="dxa" w:w="2861"/>
+          </w:tcPr>
+          <w:p>
+            <w:pPr>
+              <w:spacing w:line="240" w:lineRule="auto" w:after="0"/>
+              <w:ind w:firstLine="0"/>
+              <w:jc w:val="left"/>
+            </w:pPr>
+            <w:r>
+              <w:rPr>
+                <w:rFonts w:ascii="Times New Roman" w:hAnsi="Times New Roman" w:cs="Times New Roman" w:eastAsia="Times New Roman"/>
+                <w:b w:val="0"/>
+                <w:i w:val="0"/>
+                <w:color w:val="000000"/>
+                <w:sz w:val="24"/>
+              </w:rPr>
+              <w:t>Потеряна связь с сервером</w:t>
+            </w:r>
+          </w:p>
+        </w:tc>
+        <w:tc>
+          <w:tcPr>
+            <w:tcW w:type="dxa" w:w="4225"/>
+          </w:tcPr>
+          <w:p>
+            <w:pPr>
+              <w:spacing w:line="240" w:lineRule="auto" w:after="0"/>
+              <w:ind w:firstLine="0"/>
+              <w:jc w:val="left"/>
+            </w:pPr>
+            <w:r>
+              <w:rPr>
+                <w:rFonts w:ascii="Times New Roman" w:hAnsi="Times New Roman" w:cs="Times New Roman" w:eastAsia="Times New Roman"/>
+                <w:b w:val="0"/>
+                <w:i w:val="0"/>
+                <w:color w:val="000000"/>
+                <w:sz w:val="24"/>
+              </w:rPr>
+              <w:t xml:space="preserve">Нажать </w:t>
+            </w:r>
+            <w:r>
+              <w:rPr>
+                <w:rFonts w:ascii="Times New Roman" w:hAnsi="Times New Roman" w:cs="Times New Roman" w:eastAsia="Times New Roman"/>
+                <w:b/>
+                <w:i w:val="0"/>
+                <w:color w:val="000000"/>
+                <w:sz w:val="24"/>
+              </w:rPr>
+              <w:t>«Обновить»</w:t>
+            </w:r>
+            <w:r>
+              <w:rPr>
+                <w:rFonts w:ascii="Times New Roman" w:hAnsi="Times New Roman" w:cs="Times New Roman" w:eastAsia="Times New Roman"/>
+                <w:b w:val="0"/>
+                <w:i w:val="0"/>
+                <w:color w:val="000000"/>
+                <w:sz w:val="24"/>
+              </w:rPr>
+              <w:t>; при сообщении о неудачном обновлении на экране остаются последние полученные данные</w:t>
+            </w:r>
+          </w:p>
+        </w:tc>
+      </w:tr>
+      <w:tr>
+        <w:trPr>
+          <w:cantSplit w:val="true"/>
+        </w:trPr>
+        <w:tc>
+          <w:tcPr>
+            <w:tcW w:type="dxa" w:w="2268"/>
+          </w:tcPr>
+          <w:p>
+            <w:pPr>
+              <w:spacing w:line="240" w:lineRule="auto" w:after="0"/>
+              <w:ind w:firstLine="0"/>
+              <w:jc w:val="left"/>
+            </w:pPr>
+            <w:r>
+              <w:rPr>
+                <w:rFonts w:ascii="Times New Roman" w:hAnsi="Times New Roman" w:cs="Times New Roman" w:eastAsia="Times New Roman"/>
+                <w:b w:val="0"/>
+                <w:i w:val="0"/>
+                <w:color w:val="000000"/>
+                <w:sz w:val="24"/>
+              </w:rPr>
+              <w:t>Система пишет, что запросов слишком много</w:t>
+            </w:r>
+          </w:p>
+        </w:tc>
+        <w:tc>
+          <w:tcPr>
+            <w:tcW w:type="dxa" w:w="2861"/>
+          </w:tcPr>
+          <w:p>
+            <w:pPr>
+              <w:spacing w:line="240" w:lineRule="auto" w:after="0"/>
+              <w:ind w:firstLine="0"/>
+              <w:jc w:val="left"/>
+            </w:pPr>
+            <w:r>
+              <w:rPr>
+                <w:rFonts w:ascii="Times New Roman" w:hAnsi="Times New Roman" w:cs="Times New Roman" w:eastAsia="Times New Roman"/>
+                <w:b w:val="0"/>
+                <w:i w:val="0"/>
+                <w:color w:val="000000"/>
+                <w:sz w:val="24"/>
+              </w:rPr>
+              <w:t>Сработало ограничение на частоту обращений</w:t>
+            </w:r>
+          </w:p>
+        </w:tc>
+        <w:tc>
+          <w:tcPr>
+            <w:tcW w:type="dxa" w:w="4225"/>
+          </w:tcPr>
+          <w:p>
+            <w:pPr>
+              <w:spacing w:line="240" w:lineRule="auto" w:after="0"/>
+              <w:ind w:firstLine="0"/>
+              <w:jc w:val="left"/>
+            </w:pPr>
+            <w:r>
+              <w:rPr>
+                <w:rFonts w:ascii="Times New Roman" w:hAnsi="Times New Roman" w:cs="Times New Roman" w:eastAsia="Times New Roman"/>
+                <w:b w:val="0"/>
+                <w:i w:val="0"/>
+                <w:color w:val="000000"/>
+                <w:sz w:val="24"/>
+              </w:rPr>
+              <w:t>Подождать указанное время и повторить</w:t>
+            </w:r>
+          </w:p>
+        </w:tc>
+      </w:tr>
+    </w:tbl>
+    <w:p>
+      <w:pPr>
+        <w:spacing w:after="0" w:line="240" w:lineRule="auto"/>
+        <w:ind w:firstLine="0"/>
+      </w:pPr>
+      <w:r>
+        <w:rPr>
+          <w:rFonts w:ascii="Times New Roman" w:hAnsi="Times New Roman" w:cs="Times New Roman" w:eastAsia="Times New Roman"/>
+          <w:b w:val="0"/>
+          <w:i w:val="0"/>
+          <w:color w:val="000000"/>
+          <w:sz w:val="12"/>
+        </w:rPr>
+      </w:r>
+    </w:p>
+    <w:tbl>
+      <w:tblPr>
+        <w:tblW w:type="auto" w:w="0"/>
+        <w:tblLayout w:type="fixed"/>
+        <w:tblLook w:firstColumn="1" w:firstRow="1" w:lastColumn="0" w:lastRow="0" w:noHBand="0" w:noVBand="1" w:val="04A0"/>
+        <w:tblLayout w:type="fixed"/>
+      </w:tblPr>
+      <w:tblGrid>
+        <w:gridCol w:w="9356"/>
+      </w:tblGrid>
+      <w:tr>
+        <w:trPr>
+          <w:cantSplit w:val="true"/>
+        </w:trPr>
+        <w:tc>
+          <w:tcPr>
+            <w:tcW w:type="dxa" w:w="9354"/>
+            <w:shd w:val="clear" w:fill="FDF6E3"/>
+            <w:tcBorders>
+              <w:left w:val="single" w:sz="24" w:color="B7791F"/>
+              <w:top w:val="single" w:sz="4" w:color="FDF6E3"/>
+              <w:bottom w:val="single" w:sz="4" w:color="FDF6E3"/>
+              <w:right w:val="single" w:sz="4" w:color="FDF6E3"/>
+            </w:tcBorders>
+          </w:tcPr>
+          <w:p>
+            <w:pPr>
+              <w:spacing w:line="288" w:lineRule="auto" w:after="0"/>
+              <w:ind w:firstLine="0"/>
+            </w:pPr>
+            <w:r>
+              <w:rPr>
+                <w:rFonts w:ascii="Times New Roman" w:hAnsi="Times New Roman" w:cs="Times New Roman" w:eastAsia="Times New Roman"/>
+                <w:b/>
+                <w:i w:val="0"/>
+                <w:color w:val="B7791F"/>
+                <w:sz w:val="26"/>
+              </w:rPr>
+              <w:t xml:space="preserve">ВАЖНО. </w:t>
+            </w:r>
+            <w:r>
+              <w:rPr>
+                <w:rFonts w:ascii="Times New Roman" w:hAnsi="Times New Roman" w:cs="Times New Roman" w:eastAsia="Times New Roman"/>
+                <w:b w:val="0"/>
+                <w:i w:val="0"/>
+                <w:color w:val="000000"/>
+                <w:sz w:val="26"/>
+              </w:rPr>
+              <w:t xml:space="preserve">Столбец </w:t>
+            </w:r>
+            <w:r>
+              <w:rPr>
+                <w:rFonts w:ascii="Times New Roman" w:hAnsi="Times New Roman" w:cs="Times New Roman" w:eastAsia="Times New Roman"/>
+                <w:b/>
+                <w:i w:val="0"/>
+                <w:color w:val="000000"/>
+                <w:sz w:val="26"/>
+              </w:rPr>
+              <w:t>«Действует до»</w:t>
+            </w:r>
+            <w:r>
+              <w:rPr>
+                <w:rFonts w:ascii="Times New Roman" w:hAnsi="Times New Roman" w:cs="Times New Roman" w:eastAsia="Times New Roman"/>
+                <w:b w:val="0"/>
+                <w:i w:val="0"/>
+                <w:color w:val="000000"/>
+                <w:sz w:val="26"/>
+              </w:rPr>
+              <w:t xml:space="preserve"> и столбец времени - главный ориентир на посту. Система не запрещает отметить проход по записи, срок которой истекает сегодня, и не предупреждает об этом заранее.</w:t>
+            </w:r>
+          </w:p>
+        </w:tc>
+      </w:tr>
+    </w:tbl>
+    <w:p>
+      <w:pPr>
+        <w:spacing w:after="0" w:line="240" w:lineRule="auto"/>
+        <w:ind w:firstLine="0"/>
+      </w:pPr>
+      <w:r>
+        <w:rPr>
+          <w:rFonts w:ascii="Times New Roman" w:hAnsi="Times New Roman" w:cs="Times New Roman" w:eastAsia="Times New Roman"/>
+          <w:b w:val="0"/>
+          <w:i w:val="0"/>
+          <w:color w:val="000000"/>
+          <w:sz w:val="12"/>
+        </w:rPr>
+      </w:r>
+    </w:p>
+    <w:p>
       <w:r>
         <w:br w:type="page"/>
       </w:r>

--- a/Документация/Руководство охранника/Руководство охранника.docx
+++ b/Документация/Руководство охранника/Руководство охранника.docx
@@ -2304,7 +2304,7 @@
                 <w:color w:val="000000"/>
                 <w:sz w:val="24"/>
               </w:rPr>
-              <w:t>Сутки учёта проходов, границей которых служит время, заданное бюро пропусков</w:t>
+              <w:t>Сутки учёта проходов. Граница смены - 21:30, она задана в самой системе и не настраивается</w:t>
             </w:r>
           </w:p>
         </w:tc>
@@ -2912,7 +2912,27 @@
           <w:color w:val="000000"/>
           <w:sz w:val="28"/>
         </w:rPr>
-        <w:t xml:space="preserve">Заголовок (1) называет пост и открывает его инструкцию. Список </w:t>
+        <w:t xml:space="preserve">Заголовок (1) называет пост, рядом с ним - кнопка </w:t>
+      </w:r>
+      <w:r>
+        <w:rPr>
+          <w:rFonts w:ascii="Times New Roman" w:hAnsi="Times New Roman" w:cs="Times New Roman" w:eastAsia="Times New Roman"/>
+          <w:b/>
+          <w:i w:val="0"/>
+          <w:color w:val="000000"/>
+          <w:sz w:val="28"/>
+        </w:rPr>
+        <w:t>«Инструкция»</w:t>
+      </w:r>
+      <w:r>
+        <w:rPr>
+          <w:rFonts w:ascii="Times New Roman" w:hAnsi="Times New Roman" w:cs="Times New Roman" w:eastAsia="Times New Roman"/>
+          <w:b w:val="0"/>
+          <w:i w:val="0"/>
+          <w:color w:val="000000"/>
+          <w:sz w:val="28"/>
+        </w:rPr>
+        <w:t xml:space="preserve">. Список </w:t>
       </w:r>
       <w:r>
         <w:rPr>
@@ -3917,7 +3937,7 @@
           <w:color w:val="000000"/>
           <w:sz w:val="28"/>
         </w:rPr>
-        <w:t xml:space="preserve"> оставляют в таблице записи выбранной организации или компании; </w:t>
+        <w:t xml:space="preserve"> оставляют в таблице записи выбранных организаций или компаний - отметить можно несколько; </w:t>
       </w:r>
       <w:r>
         <w:rPr>
@@ -3989,7 +4009,87 @@
           <w:color w:val="000000"/>
           <w:sz w:val="28"/>
         </w:rPr>
-        <w:t xml:space="preserve"> (3) открывает отчёт по проходам, см. раздел 8.</w:t>
+        <w:t xml:space="preserve"> (3) открывает отчёт по проходам, см. раздел 8. Рядом появляются кнопки, открытые отдельными правами: </w:t>
+      </w:r>
+      <w:r>
+        <w:rPr>
+          <w:rFonts w:ascii="Times New Roman" w:hAnsi="Times New Roman" w:cs="Times New Roman" w:eastAsia="Times New Roman"/>
+          <w:b/>
+          <w:i w:val="0"/>
+          <w:color w:val="000000"/>
+          <w:sz w:val="28"/>
+        </w:rPr>
+        <w:t>«История»</w:t>
+      </w:r>
+      <w:r>
+        <w:rPr>
+          <w:rFonts w:ascii="Times New Roman" w:hAnsi="Times New Roman" w:cs="Times New Roman" w:eastAsia="Times New Roman"/>
+          <w:b w:val="0"/>
+          <w:i w:val="0"/>
+          <w:color w:val="000000"/>
+          <w:sz w:val="28"/>
+        </w:rPr>
+        <w:t xml:space="preserve"> - журнал изменений таблицы, </w:t>
+      </w:r>
+      <w:r>
+        <w:rPr>
+          <w:rFonts w:ascii="Times New Roman" w:hAnsi="Times New Roman" w:cs="Times New Roman" w:eastAsia="Times New Roman"/>
+          <w:b/>
+          <w:i w:val="0"/>
+          <w:color w:val="000000"/>
+          <w:sz w:val="28"/>
+        </w:rPr>
+        <w:t>«Версии»</w:t>
+      </w:r>
+      <w:r>
+        <w:rPr>
+          <w:rFonts w:ascii="Times New Roman" w:hAnsi="Times New Roman" w:cs="Times New Roman" w:eastAsia="Times New Roman"/>
+          <w:b w:val="0"/>
+          <w:i w:val="0"/>
+          <w:color w:val="000000"/>
+          <w:sz w:val="28"/>
+        </w:rPr>
+        <w:t xml:space="preserve"> - суточные снимки, </w:t>
+      </w:r>
+      <w:r>
+        <w:rPr>
+          <w:rFonts w:ascii="Times New Roman" w:hAnsi="Times New Roman" w:cs="Times New Roman" w:eastAsia="Times New Roman"/>
+          <w:b/>
+          <w:i w:val="0"/>
+          <w:color w:val="000000"/>
+          <w:sz w:val="28"/>
+        </w:rPr>
+        <w:t>«Корзина»</w:t>
+      </w:r>
+      <w:r>
+        <w:rPr>
+          <w:rFonts w:ascii="Times New Roman" w:hAnsi="Times New Roman" w:cs="Times New Roman" w:eastAsia="Times New Roman"/>
+          <w:b w:val="0"/>
+          <w:i w:val="0"/>
+          <w:color w:val="000000"/>
+          <w:sz w:val="28"/>
+        </w:rPr>
+        <w:t xml:space="preserve"> - удалённые строки, </w:t>
+      </w:r>
+      <w:r>
+        <w:rPr>
+          <w:rFonts w:ascii="Times New Roman" w:hAnsi="Times New Roman" w:cs="Times New Roman" w:eastAsia="Times New Roman"/>
+          <w:b/>
+          <w:i w:val="0"/>
+          <w:color w:val="000000"/>
+          <w:sz w:val="28"/>
+        </w:rPr>
+        <w:t>«Добавить вручную»</w:t>
+      </w:r>
+      <w:r>
+        <w:rPr>
+          <w:rFonts w:ascii="Times New Roman" w:hAnsi="Times New Roman" w:cs="Times New Roman" w:eastAsia="Times New Roman"/>
+          <w:b w:val="0"/>
+          <w:i w:val="0"/>
+          <w:color w:val="000000"/>
+          <w:sz w:val="28"/>
+        </w:rPr>
+        <w:t xml:space="preserve"> - ввод строки без заявки. Если их нет, эти права на пост вам не выдавали.</w:t>
       </w:r>
     </w:p>
     <w:tbl>
@@ -4106,27 +4206,7 @@
           <w:color w:val="000000"/>
           <w:sz w:val="28"/>
         </w:rPr>
-        <w:t xml:space="preserve"> (в таблицах людей - </w:t>
-      </w:r>
-      <w:r>
-        <w:rPr>
-          <w:rFonts w:ascii="Times New Roman" w:hAnsi="Times New Roman" w:cs="Times New Roman" w:eastAsia="Times New Roman"/>
-          <w:b/>
-          <w:i w:val="0"/>
-          <w:color w:val="000000"/>
-          <w:sz w:val="28"/>
-        </w:rPr>
-        <w:t>«Люди по факту»</w:t>
-      </w:r>
-      <w:r>
-        <w:rPr>
-          <w:rFonts w:ascii="Times New Roman" w:hAnsi="Times New Roman" w:cs="Times New Roman" w:eastAsia="Times New Roman"/>
-          <w:b w:val="0"/>
-          <w:i w:val="0"/>
-          <w:color w:val="000000"/>
-          <w:sz w:val="28"/>
-        </w:rPr>
-        <w:t>) появляется на посту, если бюро пропусков включило его для этой таблицы. В нём собраны заявки, оформленные без точных данных: номер машины или фамилия в них не указаны, потому что на момент подачи их не знали.</w:t>
+        <w:t xml:space="preserve"> появляется на посту с таблицей машин, если бюро пропусков включило его для этой таблицы. В нём собраны заявки, оформленные без точных данных: номер машины в них не указан, потому что на момент подачи его не знали.</w:t>
       </w:r>
     </w:p>
     <w:p>
@@ -4390,7 +4470,7 @@
           <w:color w:val="000000"/>
           <w:sz w:val="28"/>
         </w:rPr>
-        <w:t>Порядок отметок закреплён: пока не отмечен въезд, кнопка выезда не нажимается, а после выезда обе кнопки становятся неактивными.</w:t>
+        <w:t>Порядок отметок закреплён: пока не отмечен въезд, кнопка выезда не нажимается. После отметки выезда гаснет она сама, а кнопка въезда снова становится доступной - строка готова к следующему заезду в ту же смену.</w:t>
       </w:r>
     </w:p>
     <w:tbl>
@@ -5004,7 +5084,7 @@
           <w:color w:val="000000"/>
           <w:sz w:val="28"/>
         </w:rPr>
-        <w:t xml:space="preserve"> - серия и номер паспорта, номер патента или иное разрешение на работы (значения закрыты, открывает их кнопка </w:t>
+        <w:t xml:space="preserve"> - серия и номер паспорта, номер патента или иное разрешение на работы, </w:t>
       </w:r>
       <w:r>
         <w:rPr>
@@ -5014,6 +5094,46 @@
           <w:color w:val="000000"/>
           <w:sz w:val="28"/>
         </w:rPr>
+        <w:t>«Места прохода»</w:t>
+      </w:r>
+      <w:r>
+        <w:rPr>
+          <w:rFonts w:ascii="Times New Roman" w:hAnsi="Times New Roman" w:cs="Times New Roman" w:eastAsia="Times New Roman"/>
+          <w:b w:val="0"/>
+          <w:i w:val="0"/>
+          <w:color w:val="000000"/>
+          <w:sz w:val="28"/>
+        </w:rPr>
+        <w:t xml:space="preserve"> и </w:t>
+      </w:r>
+      <w:r>
+        <w:rPr>
+          <w:rFonts w:ascii="Times New Roman" w:hAnsi="Times New Roman" w:cs="Times New Roman" w:eastAsia="Times New Roman"/>
+          <w:b/>
+          <w:i w:val="0"/>
+          <w:color w:val="000000"/>
+          <w:sz w:val="28"/>
+        </w:rPr>
+        <w:t>«Статус»</w:t>
+      </w:r>
+      <w:r>
+        <w:rPr>
+          <w:rFonts w:ascii="Times New Roman" w:hAnsi="Times New Roman" w:cs="Times New Roman" w:eastAsia="Times New Roman"/>
+          <w:b w:val="0"/>
+          <w:i w:val="0"/>
+          <w:color w:val="000000"/>
+          <w:sz w:val="28"/>
+        </w:rPr>
+        <w:t xml:space="preserve">: «На территории», «Покинул территорию» или «Не входил». Паспорт и патент показаны закрытыми, и каждое значение открывается своей кнопкой </w:t>
+      </w:r>
+      <w:r>
+        <w:rPr>
+          <w:rFonts w:ascii="Times New Roman" w:hAnsi="Times New Roman" w:cs="Times New Roman" w:eastAsia="Times New Roman"/>
+          <w:b/>
+          <w:i w:val="0"/>
+          <w:color w:val="000000"/>
+          <w:sz w:val="28"/>
+        </w:rPr>
         <w:t>«Показать»</w:t>
       </w:r>
       <w:r>
@@ -5024,7 +5144,19 @@
           <w:color w:val="000000"/>
           <w:sz w:val="28"/>
         </w:rPr>
-        <w:t xml:space="preserve">), </w:t>
+        <w:t>; повторное нажатие скрывает его обратно.</w:t>
+      </w:r>
+    </w:p>
+    <w:p>
+      <w:r>
+        <w:rPr>
+          <w:rFonts w:ascii="Times New Roman" w:hAnsi="Times New Roman" w:cs="Times New Roman" w:eastAsia="Times New Roman"/>
+          <w:b w:val="0"/>
+          <w:i w:val="0"/>
+          <w:color w:val="000000"/>
+          <w:sz w:val="28"/>
+        </w:rPr>
+        <w:t xml:space="preserve">В шапке карточки есть </w:t>
       </w:r>
       <w:r>
         <w:rPr>
@@ -5034,7 +5166,7 @@
           <w:color w:val="000000"/>
           <w:sz w:val="28"/>
         </w:rPr>
-        <w:t>«Места прохода»</w:t>
+        <w:t>«Открыть заявку»</w:t>
       </w:r>
       <w:r>
         <w:rPr>
@@ -5044,7 +5176,7 @@
           <w:color w:val="000000"/>
           <w:sz w:val="28"/>
         </w:rPr>
-        <w:t xml:space="preserve"> и </w:t>
+        <w:t xml:space="preserve"> - переход к заявке, по которой человек или машина попали на пост: там видно, кто подал заявку и на какой срок. Рядом кнопка </w:t>
       </w:r>
       <w:r>
         <w:rPr>
@@ -5054,7 +5186,7 @@
           <w:color w:val="000000"/>
           <w:sz w:val="28"/>
         </w:rPr>
-        <w:t>«Статус»</w:t>
+        <w:t>«Полная история»</w:t>
       </w:r>
       <w:r>
         <w:rPr>
@@ -5064,7 +5196,7 @@
           <w:color w:val="000000"/>
           <w:sz w:val="28"/>
         </w:rPr>
-        <w:t>: «На территории», «Покинул территорию» или «Не входил».</w:t>
+        <w:t>.</w:t>
       </w:r>
     </w:p>
     <w:p>
@@ -5139,7 +5271,7 @@
                 <w:color w:val="000000"/>
                 <w:sz w:val="26"/>
               </w:rPr>
-              <w:t>Разделы с историей проходов и с полной историей записи открываются, только если бюро пропусков выдало соответствующее право. Без него карточка показывает текущее состояние, но не прошлые проходы.</w:t>
+              <w:t>Раздел с документами, история проходов и полная история записи открываются каждый своим правом. Если их нет, карточка показывает текущее состояние, но не прошлые проходы и не паспортные данные.</w:t>
             </w:r>
           </w:p>
         </w:tc>
@@ -5293,7 +5425,27 @@
           <w:color w:val="000000"/>
           <w:sz w:val="28"/>
         </w:rPr>
-        <w:t>В окне указано, за какие сутки собран отчёт и какими часами ограничена смена. Дальше - сколько заехало и выехало машин либо сколько человек зашло и вышло. Если за смену отмечал не один работник, добавляется разбивка по тому, кто сколько отметил.</w:t>
+        <w:t xml:space="preserve">В окне указано, за какие сутки собран отчёт и какими часами ограничена смена. Дальше - сколько заехало и выехало машин либо сколько человек зашло и вышло по вашим отметкам, а строкой </w:t>
+      </w:r>
+      <w:r>
+        <w:rPr>
+          <w:rFonts w:ascii="Times New Roman" w:hAnsi="Times New Roman" w:cs="Times New Roman" w:eastAsia="Times New Roman"/>
+          <w:b/>
+          <w:i w:val="0"/>
+          <w:color w:val="000000"/>
+          <w:sz w:val="28"/>
+        </w:rPr>
+        <w:t>«Итого по посту»</w:t>
+      </w:r>
+      <w:r>
+        <w:rPr>
+          <w:rFonts w:ascii="Times New Roman" w:hAnsi="Times New Roman" w:cs="Times New Roman" w:eastAsia="Times New Roman"/>
+          <w:b w:val="0"/>
+          <w:i w:val="0"/>
+          <w:color w:val="000000"/>
+          <w:sz w:val="28"/>
+        </w:rPr>
+        <w:t xml:space="preserve"> - сколько их было на посту всего, вместе с отметками сменщиков.</w:t>
       </w:r>
     </w:p>
     <w:p>
@@ -5325,7 +5477,7 @@
           <w:color w:val="000000"/>
           <w:sz w:val="28"/>
         </w:rPr>
-        <w:t xml:space="preserve"> раскрывает предыдущие смены с отбором по периоду, а кнопка </w:t>
+        <w:t xml:space="preserve"> раскрывает предыдущие смены с отбором по периоду. Кнопка </w:t>
       </w:r>
       <w:r>
         <w:rPr>
@@ -5345,7 +5497,7 @@
           <w:color w:val="000000"/>
           <w:sz w:val="28"/>
         </w:rPr>
-        <w:t xml:space="preserve"> выгружает отчёт файлом электронной таблицы: по дням, по работникам и итогом по посту.</w:t>
+        <w:t xml:space="preserve"> выгружает именно эти прошлые дни файлом электронной таблицы, с итогом по посту на каждый день; текущая, ещё не закрытая смена в выгрузку не попадает.</w:t>
       </w:r>
     </w:p>
     <w:p>
@@ -5841,7 +5993,7 @@
           <w:color w:val="000000"/>
           <w:sz w:val="28"/>
         </w:rPr>
-        <w:t xml:space="preserve"> - показывать заявки, которые уже отработаны, и </w:t>
+        <w:t xml:space="preserve"> и </w:t>
       </w:r>
       <w:r>
         <w:rPr>
@@ -5861,7 +6013,7 @@
           <w:color w:val="000000"/>
           <w:sz w:val="28"/>
         </w:rPr>
-        <w:t xml:space="preserve"> - оставить только те, чьё время въезда попадает на ночные часы. Кнопка </w:t>
+        <w:t xml:space="preserve">. </w:t>
       </w:r>
       <w:r>
         <w:rPr>
@@ -5871,6 +6023,46 @@
           <w:color w:val="000000"/>
           <w:sz w:val="28"/>
         </w:rPr>
+        <w:t>«Завершённые»</w:t>
+      </w:r>
+      <w:r>
+        <w:rPr>
+          <w:rFonts w:ascii="Times New Roman" w:hAnsi="Times New Roman" w:cs="Times New Roman" w:eastAsia="Times New Roman"/>
+          <w:b w:val="0"/>
+          <w:i w:val="0"/>
+          <w:color w:val="000000"/>
+          <w:sz w:val="28"/>
+        </w:rPr>
+        <w:t xml:space="preserve"> не добавляет отработанные заявки к текущим, а оставляет в списке только их; </w:t>
+      </w:r>
+      <w:r>
+        <w:rPr>
+          <w:rFonts w:ascii="Times New Roman" w:hAnsi="Times New Roman" w:cs="Times New Roman" w:eastAsia="Times New Roman"/>
+          <w:b/>
+          <w:i w:val="0"/>
+          <w:color w:val="000000"/>
+          <w:sz w:val="28"/>
+        </w:rPr>
+        <w:t>«Ночь»</w:t>
+      </w:r>
+      <w:r>
+        <w:rPr>
+          <w:rFonts w:ascii="Times New Roman" w:hAnsi="Times New Roman" w:cs="Times New Roman" w:eastAsia="Times New Roman"/>
+          <w:b w:val="0"/>
+          <w:i w:val="0"/>
+          <w:color w:val="000000"/>
+          <w:sz w:val="28"/>
+        </w:rPr>
+        <w:t xml:space="preserve"> оставляет те, чьё время въезда попадает на ночные часы. Кнопка </w:t>
+      </w:r>
+      <w:r>
+        <w:rPr>
+          <w:rFonts w:ascii="Times New Roman" w:hAnsi="Times New Roman" w:cs="Times New Roman" w:eastAsia="Times New Roman"/>
+          <w:b/>
+          <w:i w:val="0"/>
+          <w:color w:val="000000"/>
+          <w:sz w:val="28"/>
+        </w:rPr>
         <w:t>«Сбросить»</w:t>
       </w:r>
       <w:r>
@@ -5882,6 +6074,75 @@
           <w:sz w:val="28"/>
         </w:rPr>
         <w:t xml:space="preserve"> снимает отбор.</w:t>
+      </w:r>
+    </w:p>
+    <w:tbl>
+      <w:tblPr>
+        <w:tblW w:type="auto" w:w="0"/>
+        <w:tblLayout w:type="fixed"/>
+        <w:tblLook w:firstColumn="1" w:firstRow="1" w:lastColumn="0" w:lastRow="0" w:noHBand="0" w:noVBand="1" w:val="04A0"/>
+        <w:tblLayout w:type="fixed"/>
+      </w:tblPr>
+      <w:tblGrid>
+        <w:gridCol w:w="9356"/>
+      </w:tblGrid>
+      <w:tr>
+        <w:trPr>
+          <w:cantSplit w:val="true"/>
+        </w:trPr>
+        <w:tc>
+          <w:tcPr>
+            <w:tcW w:type="dxa" w:w="9354"/>
+            <w:shd w:val="clear" w:fill="EAF1F8"/>
+            <w:tcBorders>
+              <w:left w:val="single" w:sz="24" w:color="2C6FA6"/>
+              <w:top w:val="single" w:sz="4" w:color="EAF1F8"/>
+              <w:bottom w:val="single" w:sz="4" w:color="EAF1F8"/>
+              <w:right w:val="single" w:sz="4" w:color="EAF1F8"/>
+            </w:tcBorders>
+          </w:tcPr>
+          <w:p>
+            <w:pPr>
+              <w:spacing w:line="288" w:lineRule="auto" w:after="0"/>
+              <w:ind w:firstLine="0"/>
+            </w:pPr>
+            <w:r>
+              <w:rPr>
+                <w:rFonts w:ascii="Times New Roman" w:hAnsi="Times New Roman" w:cs="Times New Roman" w:eastAsia="Times New Roman"/>
+                <w:b/>
+                <w:i w:val="0"/>
+                <w:color w:val="2C6FA6"/>
+                <w:sz w:val="26"/>
+              </w:rPr>
+              <w:t xml:space="preserve">ПРИМЕЧАНИЕ. </w:t>
+            </w:r>
+            <w:r>
+              <w:rPr>
+                <w:rFonts w:ascii="Times New Roman" w:hAnsi="Times New Roman" w:cs="Times New Roman" w:eastAsia="Times New Roman"/>
+                <w:b w:val="0"/>
+                <w:i w:val="0"/>
+                <w:color w:val="000000"/>
+                <w:sz w:val="26"/>
+              </w:rPr>
+              <w:t>Пока в поиске набран запрос, оба переключателя не действуют - система ищет по всем доступным вам вложениям сразу. Чтобы они снова работали, очистите поиск.</w:t>
+            </w:r>
+          </w:p>
+        </w:tc>
+      </w:tr>
+    </w:tbl>
+    <w:p>
+      <w:pPr>
+        <w:spacing w:after="0" w:line="240" w:lineRule="auto"/>
+        <w:ind w:firstLine="0"/>
+      </w:pPr>
+      <w:r>
+        <w:rPr>
+          <w:rFonts w:ascii="Times New Roman" w:hAnsi="Times New Roman" w:cs="Times New Roman" w:eastAsia="Times New Roman"/>
+          <w:b w:val="0"/>
+          <w:i w:val="0"/>
+          <w:color w:val="000000"/>
+          <w:sz w:val="12"/>
+        </w:rPr>
       </w:r>
     </w:p>
     <w:p>
@@ -6030,8 +6291,8 @@
       </w:tblPr>
       <w:tblGrid>
         <w:gridCol w:w="2268"/>
-        <w:gridCol w:w="2862"/>
-        <w:gridCol w:w="4226"/>
+        <w:gridCol w:w="2866"/>
+        <w:gridCol w:w="4222"/>
       </w:tblGrid>
       <w:tr>
         <w:trPr>
@@ -6064,7 +6325,7 @@
         </w:tc>
         <w:tc>
           <w:tcPr>
-            <w:tcW w:type="dxa" w:w="2861"/>
+            <w:tcW w:type="dxa" w:w="2865"/>
             <w:shd w:val="clear" w:fill="E8E8E8"/>
           </w:tcPr>
           <w:p>
@@ -6088,7 +6349,7 @@
         </w:tc>
         <w:tc>
           <w:tcPr>
-            <w:tcW w:type="dxa" w:w="4225"/>
+            <w:tcW w:type="dxa" w:w="4221"/>
             <w:shd w:val="clear" w:fill="E8E8E8"/>
           </w:tcPr>
           <w:p>
@@ -6139,7 +6400,7 @@
         </w:tc>
         <w:tc>
           <w:tcPr>
-            <w:tcW w:type="dxa" w:w="2861"/>
+            <w:tcW w:type="dxa" w:w="2865"/>
           </w:tcPr>
           <w:p>
             <w:pPr>
@@ -6161,7 +6422,7 @@
         </w:tc>
         <w:tc>
           <w:tcPr>
-            <w:tcW w:type="dxa" w:w="4225"/>
+            <w:tcW w:type="dxa" w:w="4221"/>
           </w:tcPr>
           <w:p>
             <w:pPr>
@@ -6204,13 +6465,13 @@
                 <w:color w:val="000000"/>
                 <w:sz w:val="24"/>
               </w:rPr>
-              <w:t>Строка есть, но кнопка отметки не нажимается</w:t>
+              <w:t>Кнопка выезда не нажимается</w:t>
             </w:r>
           </w:p>
         </w:tc>
         <w:tc>
           <w:tcPr>
-            <w:tcW w:type="dxa" w:w="2861"/>
+            <w:tcW w:type="dxa" w:w="2865"/>
           </w:tcPr>
           <w:p>
             <w:pPr>
@@ -6226,13 +6487,13 @@
                 <w:color w:val="000000"/>
                 <w:sz w:val="24"/>
               </w:rPr>
-              <w:t>Въезд уже отмечен либо выезд отмечен раньше</w:t>
+              <w:t>Въезд по этой строке ещё не отмечен</w:t>
             </w:r>
           </w:p>
         </w:tc>
         <w:tc>
           <w:tcPr>
-            <w:tcW w:type="dxa" w:w="4225"/>
+            <w:tcW w:type="dxa" w:w="4221"/>
           </w:tcPr>
           <w:p>
             <w:pPr>
@@ -6248,7 +6509,7 @@
                 <w:color w:val="000000"/>
                 <w:sz w:val="24"/>
               </w:rPr>
-              <w:t>Проверить цвет кнопок: зелёная - въезд отмечен, красная - выезд</w:t>
+              <w:t>Сначала отметить въезд: порядок отметок закреплён</w:t>
             </w:r>
           </w:p>
         </w:tc>
@@ -6281,7 +6542,7 @@
         </w:tc>
         <w:tc>
           <w:tcPr>
-            <w:tcW w:type="dxa" w:w="2861"/>
+            <w:tcW w:type="dxa" w:w="2865"/>
           </w:tcPr>
           <w:p>
             <w:pPr>
@@ -6303,7 +6564,7 @@
         </w:tc>
         <w:tc>
           <w:tcPr>
-            <w:tcW w:type="dxa" w:w="4225"/>
+            <w:tcW w:type="dxa" w:w="4221"/>
           </w:tcPr>
           <w:p>
             <w:pPr>
@@ -6352,7 +6613,7 @@
         </w:tc>
         <w:tc>
           <w:tcPr>
-            <w:tcW w:type="dxa" w:w="2861"/>
+            <w:tcW w:type="dxa" w:w="2865"/>
           </w:tcPr>
           <w:p>
             <w:pPr>
@@ -6374,7 +6635,7 @@
         </w:tc>
         <w:tc>
           <w:tcPr>
-            <w:tcW w:type="dxa" w:w="4225"/>
+            <w:tcW w:type="dxa" w:w="4221"/>
           </w:tcPr>
           <w:p>
             <w:pPr>
@@ -6423,7 +6684,7 @@
         </w:tc>
         <w:tc>
           <w:tcPr>
-            <w:tcW w:type="dxa" w:w="2861"/>
+            <w:tcW w:type="dxa" w:w="2865"/>
           </w:tcPr>
           <w:p>
             <w:pPr>
@@ -6445,7 +6706,7 @@
         </w:tc>
         <w:tc>
           <w:tcPr>
-            <w:tcW w:type="dxa" w:w="4225"/>
+            <w:tcW w:type="dxa" w:w="4221"/>
           </w:tcPr>
           <w:p>
             <w:pPr>
@@ -6494,7 +6755,7 @@
         </w:tc>
         <w:tc>
           <w:tcPr>
-            <w:tcW w:type="dxa" w:w="2861"/>
+            <w:tcW w:type="dxa" w:w="2865"/>
           </w:tcPr>
           <w:p>
             <w:pPr>
@@ -6516,7 +6777,7 @@
         </w:tc>
         <w:tc>
           <w:tcPr>
-            <w:tcW w:type="dxa" w:w="4225"/>
+            <w:tcW w:type="dxa" w:w="4221"/>
           </w:tcPr>
           <w:p>
             <w:pPr>
@@ -6585,7 +6846,7 @@
         </w:tc>
         <w:tc>
           <w:tcPr>
-            <w:tcW w:type="dxa" w:w="2861"/>
+            <w:tcW w:type="dxa" w:w="2865"/>
           </w:tcPr>
           <w:p>
             <w:pPr>
@@ -6607,7 +6868,7 @@
         </w:tc>
         <w:tc>
           <w:tcPr>
-            <w:tcW w:type="dxa" w:w="4225"/>
+            <w:tcW w:type="dxa" w:w="4221"/>
           </w:tcPr>
           <w:p>
             <w:pPr>

--- a/Документация/Руководство охранника/Руководство охранника.docx
+++ b/Документация/Руководство охранника/Руководство охранника.docx
@@ -846,7 +846,7 @@
           <w:sz w:val="26"/>
         </w:rPr>
         <w:tab/>
-        <w:t>8</w:t>
+        <w:t>9</w:t>
       </w:r>
     </w:p>
     <w:p>
@@ -939,7 +939,7 @@
           <w:sz w:val="26"/>
         </w:rPr>
         <w:tab/>
-        <w:t>10</w:t>
+        <w:t>11</w:t>
       </w:r>
     </w:p>
     <w:p>
@@ -1063,7 +1063,7 @@
           <w:sz w:val="26"/>
         </w:rPr>
         <w:tab/>
-        <w:t>12</w:t>
+        <w:t>13</w:t>
       </w:r>
     </w:p>
     <w:p>
@@ -1218,7 +1218,7 @@
           <w:sz w:val="26"/>
         </w:rPr>
         <w:tab/>
-        <w:t>15</w:t>
+        <w:t>16</w:t>
       </w:r>
     </w:p>
     <w:p>
@@ -1249,7 +1249,7 @@
           <w:sz w:val="26"/>
         </w:rPr>
         <w:tab/>
-        <w:t>17</w:t>
+        <w:t>18</w:t>
       </w:r>
     </w:p>
     <w:p>
@@ -2912,7 +2912,7 @@
           <w:color w:val="000000"/>
           <w:sz w:val="28"/>
         </w:rPr>
-        <w:t xml:space="preserve">Заголовок (1) называет пост, рядом с ним - кнопка </w:t>
+        <w:t xml:space="preserve">Заголовок </w:t>
       </w:r>
       <w:r>
         <w:rPr>
@@ -2922,6 +2922,26 @@
           <w:color w:val="000000"/>
           <w:sz w:val="28"/>
         </w:rPr>
+        <w:t>«Таблица «наименование поста»»</w:t>
+      </w:r>
+      <w:r>
+        <w:rPr>
+          <w:rFonts w:ascii="Times New Roman" w:hAnsi="Times New Roman" w:cs="Times New Roman" w:eastAsia="Times New Roman"/>
+          <w:b w:val="0"/>
+          <w:i w:val="0"/>
+          <w:color w:val="000000"/>
+          <w:sz w:val="28"/>
+        </w:rPr>
+        <w:t xml:space="preserve"> (1) называет пост, рядом с ним - кнопка </w:t>
+      </w:r>
+      <w:r>
+        <w:rPr>
+          <w:rFonts w:ascii="Times New Roman" w:hAnsi="Times New Roman" w:cs="Times New Roman" w:eastAsia="Times New Roman"/>
+          <w:b/>
+          <w:i w:val="0"/>
+          <w:color w:val="000000"/>
+          <w:sz w:val="28"/>
+        </w:rPr>
         <w:t>«Инструкция»</w:t>
       </w:r>
       <w:r>
@@ -2942,7 +2962,7 @@
           <w:color w:val="000000"/>
           <w:sz w:val="28"/>
         </w:rPr>
-        <w:t>«по факту»</w:t>
+        <w:t>«Автомобили по факту»</w:t>
       </w:r>
       <w:r>
         <w:rPr>
@@ -2952,7 +2972,47 @@
           <w:color w:val="000000"/>
           <w:sz w:val="28"/>
         </w:rPr>
-        <w:t xml:space="preserve"> (2) собирает тех, кого пропускают на месте, без заранее поданной заявки; он показывается не на каждом посту, см. подраздел 5.5. Основной список (3) - записи по заявкам.</w:t>
+        <w:t xml:space="preserve"> (2) собирает тех, кого пропускают на месте, без заранее поданной заявки; он показывается не на каждом посту, см. подраздел 5.5. Основной список (3) - </w:t>
+      </w:r>
+      <w:r>
+        <w:rPr>
+          <w:rFonts w:ascii="Times New Roman" w:hAnsi="Times New Roman" w:cs="Times New Roman" w:eastAsia="Times New Roman"/>
+          <w:b/>
+          <w:i w:val="0"/>
+          <w:color w:val="000000"/>
+          <w:sz w:val="28"/>
+        </w:rPr>
+        <w:t>«Номера автомобилей по заявке»</w:t>
+      </w:r>
+      <w:r>
+        <w:rPr>
+          <w:rFonts w:ascii="Times New Roman" w:hAnsi="Times New Roman" w:cs="Times New Roman" w:eastAsia="Times New Roman"/>
+          <w:b w:val="0"/>
+          <w:i w:val="0"/>
+          <w:color w:val="000000"/>
+          <w:sz w:val="28"/>
+        </w:rPr>
+        <w:t xml:space="preserve">, в таблице людей он называется </w:t>
+      </w:r>
+      <w:r>
+        <w:rPr>
+          <w:rFonts w:ascii="Times New Roman" w:hAnsi="Times New Roman" w:cs="Times New Roman" w:eastAsia="Times New Roman"/>
+          <w:b/>
+          <w:i w:val="0"/>
+          <w:color w:val="000000"/>
+          <w:sz w:val="28"/>
+        </w:rPr>
+        <w:t>«Люди по заявке»</w:t>
+      </w:r>
+      <w:r>
+        <w:rPr>
+          <w:rFonts w:ascii="Times New Roman" w:hAnsi="Times New Roman" w:cs="Times New Roman" w:eastAsia="Times New Roman"/>
+          <w:b w:val="0"/>
+          <w:i w:val="0"/>
+          <w:color w:val="000000"/>
+          <w:sz w:val="28"/>
+        </w:rPr>
+        <w:t>.</w:t>
       </w:r>
     </w:p>
     <w:p>
@@ -3485,6 +3545,18 @@
           <w:sz w:val="28"/>
         </w:rPr>
         <w:t>Состав столбцов и их порядок настраивает бюро пропусков, поэтому на вашем посту часть перечисленных столбцов может отсутствовать.</w:t>
+      </w:r>
+    </w:p>
+    <w:p>
+      <w:r>
+        <w:rPr>
+          <w:rFonts w:ascii="Times New Roman" w:hAnsi="Times New Roman" w:cs="Times New Roman" w:eastAsia="Times New Roman"/>
+          <w:b w:val="0"/>
+          <w:i w:val="0"/>
+          <w:color w:val="000000"/>
+          <w:sz w:val="28"/>
+        </w:rPr>
+        <w:t>В конце строки стоят две кнопки: стрелка раскрывает подробности записи, значок корзины убирает строку из таблицы. Удаление доступно не всем - оно открыто отдельным правом, и убранная строка попадает в корзину, откуда её возвращает бюро пропусков.</w:t>
       </w:r>
     </w:p>
     <w:p>
@@ -5366,7 +5438,7 @@
       <w:r>
         <w:drawing>
           <wp:inline xmlns:a="http://schemas.openxmlformats.org/drawingml/2006/main" xmlns:pic="http://schemas.openxmlformats.org/drawingml/2006/picture">
-            <wp:extent cx="4876800" cy="3157728"/>
+            <wp:extent cx="4876800" cy="3694176"/>
             <wp:docPr id="8" name="Picture 8"/>
             <wp:cNvGraphicFramePr>
               <a:graphicFrameLocks noChangeAspect="1"/>
@@ -5387,7 +5459,7 @@
                   <pic:spPr>
                     <a:xfrm>
                       <a:off x="0" y="0"/>
-                      <a:ext cx="4876800" cy="3157728"/>
+                      <a:ext cx="4876800" cy="3694176"/>
                     </a:xfrm>
                     <a:prstGeom prst="rect"/>
                   </pic:spPr>

--- a/Документация/Руководство охранника/Руководство охранника.docx
+++ b/Документация/Руководство охранника/Руководство охранника.docx
@@ -157,7 +157,7 @@
           <w:color w:val="000000"/>
           <w:sz w:val="26"/>
         </w:rPr>
-        <w:t>Версия документа: 1.0</w:t>
+        <w:t>Версия документа: 1.1</w:t>
       </w:r>
     </w:p>
     <w:p>
@@ -173,7 +173,7 @@
           <w:color w:val="000000"/>
           <w:sz w:val="26"/>
         </w:rPr>
-        <w:t>Дата: 11.08.2026</w:t>
+        <w:t>Дата: 13.08.2026</w:t>
       </w:r>
     </w:p>
     <w:p>
@@ -835,7 +835,7 @@
           <w:color w:val="000000"/>
           <w:sz w:val="26"/>
         </w:rPr>
-        <w:t>5.2. Столбцы</w:t>
+        <w:t>5.2. Столбцы и действия в строке</w:t>
       </w:r>
       <w:r>
         <w:rPr>
@@ -1094,7 +1094,7 @@
           <w:sz w:val="26"/>
         </w:rPr>
         <w:tab/>
-        <w:t>13</w:t>
+        <w:t>14</w:t>
       </w:r>
     </w:p>
     <w:p>
@@ -1114,7 +1114,7 @@
           <w:color w:val="000000"/>
           <w:sz w:val="26"/>
         </w:rPr>
-        <w:t>8. Отчёт по смене и выгрузка</w:t>
+        <w:t>8. Суточный отчёт и выгрузка</w:t>
       </w:r>
       <w:r>
         <w:rPr>
@@ -1125,7 +1125,7 @@
           <w:sz w:val="26"/>
         </w:rPr>
         <w:tab/>
-        <w:t>14</w:t>
+        <w:t>15</w:t>
       </w:r>
     </w:p>
     <w:p>
@@ -1156,7 +1156,7 @@
           <w:sz w:val="26"/>
         </w:rPr>
         <w:tab/>
-        <w:t>14</w:t>
+        <w:t>15</w:t>
       </w:r>
     </w:p>
     <w:p>
@@ -1187,7 +1187,7 @@
           <w:sz w:val="26"/>
         </w:rPr>
         <w:tab/>
-        <w:t>15</w:t>
+        <w:t>16</w:t>
       </w:r>
     </w:p>
     <w:p>
@@ -1218,7 +1218,7 @@
           <w:sz w:val="26"/>
         </w:rPr>
         <w:tab/>
-        <w:t>16</w:t>
+        <w:t>17</w:t>
       </w:r>
     </w:p>
     <w:p>
@@ -1961,7 +1961,7 @@
                 <w:color w:val="000000"/>
                 <w:sz w:val="24"/>
               </w:rPr>
-              <w:t>Перечень допущенных людей либо транспорта, с которым работает пост. Состав столбцов задаёт бюро пропусков</w:t>
+              <w:t>Перечень допущенных людей либо транспорта, с которым работает пост</w:t>
             </w:r>
           </w:p>
         </w:tc>
@@ -2059,7 +2059,7 @@
                 <w:color w:val="000000"/>
                 <w:sz w:val="24"/>
               </w:rPr>
-              <w:t>Часть таблицы поста с теми, кого пропустили на месте, без заранее поданной заявки</w:t>
+              <w:t>Часть таблицы поста с теми, чья заявка подана без точных данных - например, без номера машины</w:t>
             </w:r>
           </w:p>
         </w:tc>
@@ -2282,7 +2282,7 @@
                 <w:color w:val="000000"/>
                 <w:sz w:val="24"/>
               </w:rPr>
-              <w:t>Смена</w:t>
+              <w:t>Отчётные сутки</w:t>
             </w:r>
           </w:p>
         </w:tc>
@@ -2304,7 +2304,7 @@
                 <w:color w:val="000000"/>
                 <w:sz w:val="24"/>
               </w:rPr>
-              <w:t>Сутки учёта проходов. Граница смены - 21:30, она задана в самой системе и не настраивается</w:t>
+              <w:t>Период учёта проходов в суточном отчёте. Начинаются и заканчиваются в 21:30</w:t>
             </w:r>
           </w:p>
         </w:tc>
@@ -2415,6 +2415,66 @@
           <w:sz w:val="28"/>
         </w:rPr>
         <w:t>. Пока согласие не подтверждено, работать в системе нельзя.</w:t>
+      </w:r>
+    </w:p>
+    <w:p>
+      <w:pPr>
+        <w:keepNext/>
+        <w:spacing w:before="120" w:after="40"/>
+        <w:ind w:firstLine="0"/>
+        <w:jc w:val="center"/>
+      </w:pPr>
+      <w:r>
+        <w:drawing>
+          <wp:inline xmlns:a="http://schemas.openxmlformats.org/drawingml/2006/main" xmlns:pic="http://schemas.openxmlformats.org/drawingml/2006/picture">
+            <wp:extent cx="5852160" cy="4620768"/>
+            <wp:docPr id="1" name="Picture 1"/>
+            <wp:cNvGraphicFramePr>
+              <a:graphicFrameLocks noChangeAspect="1"/>
+            </wp:cNvGraphicFramePr>
+            <a:graphic>
+              <a:graphicData uri="http://schemas.openxmlformats.org/drawingml/2006/picture">
+                <pic:pic>
+                  <pic:nvPicPr>
+                    <pic:cNvPr id="0" name="guard-consent.png"/>
+                    <pic:cNvPicPr/>
+                  </pic:nvPicPr>
+                  <pic:blipFill>
+                    <a:blip r:embed="rId11"/>
+                    <a:stretch>
+                      <a:fillRect/>
+                    </a:stretch>
+                  </pic:blipFill>
+                  <pic:spPr>
+                    <a:xfrm>
+                      <a:off x="0" y="0"/>
+                      <a:ext cx="5852160" cy="4620768"/>
+                    </a:xfrm>
+                    <a:prstGeom prst="rect"/>
+                  </pic:spPr>
+                </pic:pic>
+              </a:graphicData>
+            </a:graphic>
+          </wp:inline>
+        </w:drawing>
+      </w:r>
+    </w:p>
+    <w:p>
+      <w:pPr>
+        <w:keepNext w:val="0"/>
+        <w:spacing w:line="240" w:lineRule="auto" w:before="40" w:after="200"/>
+        <w:ind w:firstLine="0"/>
+        <w:jc w:val="center"/>
+      </w:pPr>
+      <w:r>
+        <w:rPr>
+          <w:rFonts w:ascii="Times New Roman" w:hAnsi="Times New Roman" w:cs="Times New Roman" w:eastAsia="Times New Roman"/>
+          <w:b w:val="0"/>
+          <w:i/>
+          <w:color w:val="000000"/>
+          <w:sz w:val="24"/>
+        </w:rPr>
+        <w:t>Рисунок 3.1 — Окно согласия на обработку персональных данных</w:t>
       </w:r>
     </w:p>
     <w:p>
@@ -2497,7 +2557,7 @@
                 <w:color w:val="000000"/>
                 <w:sz w:val="26"/>
               </w:rPr>
-              <w:t xml:space="preserve">Не оставляйте систему открытой на посту без присмотра. Каждая отметка въезда и выезда записывается на ту учётную запись, под которой открыт сеанс, и в отчёте по смене она будет числиться за вами. Заканчивая смену, нажмите </w:t>
+              <w:t xml:space="preserve">Не оставляйте систему открытой на посту без присмотра. Каждая отметка въезда и выезда записывается на ту учётную запись, под которой открыт сеанс, и в суточном отчёте будет числиться за вами. Уходя с поста, нажмите </w:t>
             </w:r>
             <w:r>
               <w:rPr>
@@ -2577,7 +2637,7 @@
         <w:drawing>
           <wp:inline xmlns:a="http://schemas.openxmlformats.org/drawingml/2006/main" xmlns:pic="http://schemas.openxmlformats.org/drawingml/2006/picture">
             <wp:extent cx="5413248" cy="5181600"/>
-            <wp:docPr id="1" name="Picture 1"/>
+            <wp:docPr id="2" name="Picture 2"/>
             <wp:cNvGraphicFramePr>
               <a:graphicFrameLocks noChangeAspect="1"/>
             </wp:cNvGraphicFramePr>
@@ -2589,7 +2649,7 @@
                     <pic:cNvPicPr/>
                   </pic:nvPicPr>
                   <pic:blipFill>
-                    <a:blip r:embed="rId11"/>
+                    <a:blip r:embed="rId12"/>
                     <a:stretch>
                       <a:fillRect/>
                     </a:stretch>
@@ -2695,7 +2755,7 @@
           <w:color w:val="000000"/>
           <w:sz w:val="28"/>
         </w:rPr>
-        <w:t>. Названия постов задаёт бюро пропусков.</w:t>
+        <w:t>.</w:t>
       </w:r>
     </w:p>
     <w:p>
@@ -2854,7 +2914,7 @@
         <w:drawing>
           <wp:inline xmlns:a="http://schemas.openxmlformats.org/drawingml/2006/main" xmlns:pic="http://schemas.openxmlformats.org/drawingml/2006/picture">
             <wp:extent cx="5940000" cy="3883846"/>
-            <wp:docPr id="2" name="Picture 2"/>
+            <wp:docPr id="3" name="Picture 3"/>
             <wp:cNvGraphicFramePr>
               <a:graphicFrameLocks noChangeAspect="1"/>
             </wp:cNvGraphicFramePr>
@@ -2866,7 +2926,7 @@
                     <pic:cNvPicPr/>
                   </pic:nvPicPr>
                   <pic:blipFill>
-                    <a:blip r:embed="rId12"/>
+                    <a:blip r:embed="rId13"/>
                     <a:stretch>
                       <a:fillRect/>
                     </a:stretch>
@@ -2972,7 +3032,7 @@
           <w:color w:val="000000"/>
           <w:sz w:val="28"/>
         </w:rPr>
-        <w:t xml:space="preserve"> (2) собирает тех, кого пропускают на месте, без заранее поданной заявки; он показывается не на каждом посту, см. подраздел 5.5. Основной список (3) - </w:t>
+        <w:t xml:space="preserve"> (2) собирает машины из заявок, поданных без точного номера - на момент подачи его не знали; он показывается не на каждом посту, см. подраздел 5.5. Основной список (3) - </w:t>
       </w:r>
       <w:r>
         <w:rPr>
@@ -3028,7 +3088,7 @@
           <w:color w:val="000000"/>
           <w:sz w:val="28"/>
         </w:rPr>
-        <w:t>5.2. Столбцы</w:t>
+        <w:t>5.2. Столбцы и действия в строке</w:t>
       </w:r>
     </w:p>
     <w:p>
@@ -3544,7 +3604,7 @@
           <w:color w:val="000000"/>
           <w:sz w:val="28"/>
         </w:rPr>
-        <w:t>Состав столбцов и их порядок настраивает бюро пропусков, поэтому на вашем посту часть перечисленных столбцов может отсутствовать.</w:t>
+        <w:t>На вашем посту часть перечисленных столбцов может отсутствовать или стоять в другом порядке.</w:t>
       </w:r>
     </w:p>
     <w:p>
@@ -3556,7 +3616,67 @@
           <w:color w:val="000000"/>
           <w:sz w:val="28"/>
         </w:rPr>
-        <w:t>В конце строки стоят две кнопки: стрелка раскрывает подробности записи, значок корзины убирает строку из таблицы. Удаление доступно не всем - оно открыто отдельным правом, и убранная строка попадает в корзину, откуда её возвращает бюро пропусков.</w:t>
+        <w:t>Нажатие на строку открывает карточку записи, см. раздел 7. Если в конце строки есть кнопка с корзиной, ей можно убрать запись из таблицы: она не пропадёт насовсем, а попадёт в корзину, откуда её возвращает бюро пропусков. Эта кнопка есть не на каждом посту.</w:t>
+      </w:r>
+    </w:p>
+    <w:p>
+      <w:pPr>
+        <w:keepNext/>
+        <w:spacing w:before="120" w:after="40"/>
+        <w:ind w:firstLine="0"/>
+        <w:jc w:val="center"/>
+      </w:pPr>
+      <w:r>
+        <w:drawing>
+          <wp:inline xmlns:a="http://schemas.openxmlformats.org/drawingml/2006/main" xmlns:pic="http://schemas.openxmlformats.org/drawingml/2006/picture">
+            <wp:extent cx="2054351" cy="316992"/>
+            <wp:docPr id="4" name="Picture 4"/>
+            <wp:cNvGraphicFramePr>
+              <a:graphicFrameLocks noChangeAspect="1"/>
+            </wp:cNvGraphicFramePr>
+            <a:graphic>
+              <a:graphicData uri="http://schemas.openxmlformats.org/drawingml/2006/picture">
+                <pic:pic>
+                  <pic:nvPicPr>
+                    <pic:cNvPr id="0" name="guard-row-actions.png"/>
+                    <pic:cNvPicPr/>
+                  </pic:nvPicPr>
+                  <pic:blipFill>
+                    <a:blip r:embed="rId14"/>
+                    <a:stretch>
+                      <a:fillRect/>
+                    </a:stretch>
+                  </pic:blipFill>
+                  <pic:spPr>
+                    <a:xfrm>
+                      <a:off x="0" y="0"/>
+                      <a:ext cx="2054351" cy="316992"/>
+                    </a:xfrm>
+                    <a:prstGeom prst="rect"/>
+                  </pic:spPr>
+                </pic:pic>
+              </a:graphicData>
+            </a:graphic>
+          </wp:inline>
+        </w:drawing>
+      </w:r>
+    </w:p>
+    <w:p>
+      <w:pPr>
+        <w:keepNext w:val="0"/>
+        <w:spacing w:line="240" w:lineRule="auto" w:before="40" w:after="200"/>
+        <w:ind w:firstLine="0"/>
+        <w:jc w:val="center"/>
+      </w:pPr>
+      <w:r>
+        <w:rPr>
+          <w:rFonts w:ascii="Times New Roman" w:hAnsi="Times New Roman" w:cs="Times New Roman" w:eastAsia="Times New Roman"/>
+          <w:b w:val="0"/>
+          <w:i/>
+          <w:color w:val="000000"/>
+          <w:sz w:val="24"/>
+        </w:rPr>
+        <w:t>Рисунок 5.2 — Кнопка удаления в конце строки</w:t>
       </w:r>
     </w:p>
     <w:p>
@@ -3791,7 +3911,7 @@
         <w:drawing>
           <wp:inline xmlns:a="http://schemas.openxmlformats.org/drawingml/2006/main" xmlns:pic="http://schemas.openxmlformats.org/drawingml/2006/picture">
             <wp:extent cx="4754880" cy="1658112"/>
-            <wp:docPr id="3" name="Picture 3"/>
+            <wp:docPr id="5" name="Picture 5"/>
             <wp:cNvGraphicFramePr>
               <a:graphicFrameLocks noChangeAspect="1"/>
             </wp:cNvGraphicFramePr>
@@ -3803,7 +3923,7 @@
                     <pic:cNvPicPr/>
                   </pic:nvPicPr>
                   <pic:blipFill>
-                    <a:blip r:embed="rId13"/>
+                    <a:blip r:embed="rId15"/>
                     <a:stretch>
                       <a:fillRect/>
                     </a:stretch>
@@ -3837,7 +3957,7 @@
           <w:color w:val="000000"/>
           <w:sz w:val="24"/>
         </w:rPr>
-        <w:t>Рисунок 5.2 — Инструкция поста</w:t>
+        <w:t>Рисунок 5.3 — Инструкция поста</w:t>
       </w:r>
     </w:p>
     <w:p>
@@ -3879,7 +3999,7 @@
         <w:drawing>
           <wp:inline xmlns:a="http://schemas.openxmlformats.org/drawingml/2006/main" xmlns:pic="http://schemas.openxmlformats.org/drawingml/2006/picture">
             <wp:extent cx="5940000" cy="731076"/>
-            <wp:docPr id="4" name="Picture 4"/>
+            <wp:docPr id="6" name="Picture 6"/>
             <wp:cNvGraphicFramePr>
               <a:graphicFrameLocks noChangeAspect="1"/>
             </wp:cNvGraphicFramePr>
@@ -3891,7 +4011,7 @@
                     <pic:cNvPicPr/>
                   </pic:nvPicPr>
                   <pic:blipFill>
-                    <a:blip r:embed="rId14"/>
+                    <a:blip r:embed="rId16"/>
                     <a:stretch>
                       <a:fillRect/>
                     </a:stretch>
@@ -3925,7 +4045,7 @@
           <w:color w:val="000000"/>
           <w:sz w:val="24"/>
         </w:rPr>
-        <w:t>Рисунок 5.3 — Поиск и отбор в таблице поста</w:t>
+        <w:t>Рисунок 5.4 — Поиск и отбор в таблице поста</w:t>
       </w:r>
     </w:p>
     <w:p>
@@ -4081,87 +4201,7 @@
           <w:color w:val="000000"/>
           <w:sz w:val="28"/>
         </w:rPr>
-        <w:t xml:space="preserve"> (3) открывает отчёт по проходам, см. раздел 8. Рядом появляются кнопки, открытые отдельными правами: </w:t>
-      </w:r>
-      <w:r>
-        <w:rPr>
-          <w:rFonts w:ascii="Times New Roman" w:hAnsi="Times New Roman" w:cs="Times New Roman" w:eastAsia="Times New Roman"/>
-          <w:b/>
-          <w:i w:val="0"/>
-          <w:color w:val="000000"/>
-          <w:sz w:val="28"/>
-        </w:rPr>
-        <w:t>«История»</w:t>
-      </w:r>
-      <w:r>
-        <w:rPr>
-          <w:rFonts w:ascii="Times New Roman" w:hAnsi="Times New Roman" w:cs="Times New Roman" w:eastAsia="Times New Roman"/>
-          <w:b w:val="0"/>
-          <w:i w:val="0"/>
-          <w:color w:val="000000"/>
-          <w:sz w:val="28"/>
-        </w:rPr>
-        <w:t xml:space="preserve"> - журнал изменений таблицы, </w:t>
-      </w:r>
-      <w:r>
-        <w:rPr>
-          <w:rFonts w:ascii="Times New Roman" w:hAnsi="Times New Roman" w:cs="Times New Roman" w:eastAsia="Times New Roman"/>
-          <w:b/>
-          <w:i w:val="0"/>
-          <w:color w:val="000000"/>
-          <w:sz w:val="28"/>
-        </w:rPr>
-        <w:t>«Версии»</w:t>
-      </w:r>
-      <w:r>
-        <w:rPr>
-          <w:rFonts w:ascii="Times New Roman" w:hAnsi="Times New Roman" w:cs="Times New Roman" w:eastAsia="Times New Roman"/>
-          <w:b w:val="0"/>
-          <w:i w:val="0"/>
-          <w:color w:val="000000"/>
-          <w:sz w:val="28"/>
-        </w:rPr>
-        <w:t xml:space="preserve"> - суточные снимки, </w:t>
-      </w:r>
-      <w:r>
-        <w:rPr>
-          <w:rFonts w:ascii="Times New Roman" w:hAnsi="Times New Roman" w:cs="Times New Roman" w:eastAsia="Times New Roman"/>
-          <w:b/>
-          <w:i w:val="0"/>
-          <w:color w:val="000000"/>
-          <w:sz w:val="28"/>
-        </w:rPr>
-        <w:t>«Корзина»</w:t>
-      </w:r>
-      <w:r>
-        <w:rPr>
-          <w:rFonts w:ascii="Times New Roman" w:hAnsi="Times New Roman" w:cs="Times New Roman" w:eastAsia="Times New Roman"/>
-          <w:b w:val="0"/>
-          <w:i w:val="0"/>
-          <w:color w:val="000000"/>
-          <w:sz w:val="28"/>
-        </w:rPr>
-        <w:t xml:space="preserve"> - удалённые строки, </w:t>
-      </w:r>
-      <w:r>
-        <w:rPr>
-          <w:rFonts w:ascii="Times New Roman" w:hAnsi="Times New Roman" w:cs="Times New Roman" w:eastAsia="Times New Roman"/>
-          <w:b/>
-          <w:i w:val="0"/>
-          <w:color w:val="000000"/>
-          <w:sz w:val="28"/>
-        </w:rPr>
-        <w:t>«Добавить вручную»</w:t>
-      </w:r>
-      <w:r>
-        <w:rPr>
-          <w:rFonts w:ascii="Times New Roman" w:hAnsi="Times New Roman" w:cs="Times New Roman" w:eastAsia="Times New Roman"/>
-          <w:b w:val="0"/>
-          <w:i w:val="0"/>
-          <w:color w:val="000000"/>
-          <w:sz w:val="28"/>
-        </w:rPr>
-        <w:t xml:space="preserve"> - ввод строки без заявки. Если их нет, эти права на пост вам не выдавали.</w:t>
+        <w:t xml:space="preserve"> (3) открывает отчёт по проходам, см. раздел 8.</w:t>
       </w:r>
     </w:p>
     <w:tbl>
@@ -4278,7 +4318,27 @@
           <w:color w:val="000000"/>
           <w:sz w:val="28"/>
         </w:rPr>
-        <w:t xml:space="preserve"> появляется на посту с таблицей машин, если бюро пропусков включило его для этой таблицы. В нём собраны заявки, оформленные без точных данных: номер машины в них не указан, потому что на момент подачи его не знали.</w:t>
+        <w:t xml:space="preserve"> появляется на посту с таблицей машин, если он включён для этой таблицы: показывается не везде. В нём заявки, поданные без точных данных - номер машины на момент подачи не знали. Строка устроена как в основной таблице, с теми же столбцами; в столбце </w:t>
+      </w:r>
+      <w:r>
+        <w:rPr>
+          <w:rFonts w:ascii="Times New Roman" w:hAnsi="Times New Roman" w:cs="Times New Roman" w:eastAsia="Times New Roman"/>
+          <w:b/>
+          <w:i w:val="0"/>
+          <w:color w:val="000000"/>
+          <w:sz w:val="28"/>
+        </w:rPr>
+        <w:t>«Номер Т/С»</w:t>
+      </w:r>
+      <w:r>
+        <w:rPr>
+          <w:rFonts w:ascii="Times New Roman" w:hAnsi="Times New Roman" w:cs="Times New Roman" w:eastAsia="Times New Roman"/>
+          <w:b w:val="0"/>
+          <w:i w:val="0"/>
+          <w:color w:val="000000"/>
+          <w:sz w:val="28"/>
+        </w:rPr>
+        <w:t xml:space="preserve"> до тех пор, пока вы не введёте настоящий номер при въезде, стоит текст «по факту», а марка остаётся пустой, если её не указали.</w:t>
       </w:r>
     </w:p>
     <w:p>
@@ -4336,7 +4396,7 @@
         <w:drawing>
           <wp:inline xmlns:a="http://schemas.openxmlformats.org/drawingml/2006/main" xmlns:pic="http://schemas.openxmlformats.org/drawingml/2006/picture">
             <wp:extent cx="5940000" cy="1331169"/>
-            <wp:docPr id="5" name="Picture 5"/>
+            <wp:docPr id="7" name="Picture 7"/>
             <wp:cNvGraphicFramePr>
               <a:graphicFrameLocks noChangeAspect="1"/>
             </wp:cNvGraphicFramePr>
@@ -4348,7 +4408,7 @@
                     <pic:cNvPicPr/>
                   </pic:nvPicPr>
                   <pic:blipFill>
-                    <a:blip r:embed="rId15"/>
+                    <a:blip r:embed="rId17"/>
                     <a:stretch>
                       <a:fillRect/>
                     </a:stretch>
@@ -4472,7 +4532,7 @@
         <w:drawing>
           <wp:inline xmlns:a="http://schemas.openxmlformats.org/drawingml/2006/main" xmlns:pic="http://schemas.openxmlformats.org/drawingml/2006/picture">
             <wp:extent cx="5940000" cy="2994369"/>
-            <wp:docPr id="6" name="Picture 6"/>
+            <wp:docPr id="8" name="Picture 8"/>
             <wp:cNvGraphicFramePr>
               <a:graphicFrameLocks noChangeAspect="1"/>
             </wp:cNvGraphicFramePr>
@@ -4484,7 +4544,7 @@
                     <pic:cNvPicPr/>
                   </pic:nvPicPr>
                   <pic:blipFill>
-                    <a:blip r:embed="rId16"/>
+                    <a:blip r:embed="rId18"/>
                     <a:stretch>
                       <a:fillRect/>
                     </a:stretch>
@@ -4542,7 +4602,7 @@
           <w:color w:val="000000"/>
           <w:sz w:val="28"/>
         </w:rPr>
-        <w:t>Порядок отметок закреплён: пока не отмечен въезд, кнопка выезда не нажимается. После отметки выезда гаснет она сама, а кнопка въезда снова становится доступной - строка готова к следующему заезду в ту же смену.</w:t>
+        <w:t>Порядок отметок закреплён: пока не отмечен въезд, кнопка выезда не нажимается. После отметки выезда гаснет она сама, а кнопка въезда снова становится доступной - строка сразу готова к следующему заезду.</w:t>
       </w:r>
     </w:p>
     <w:tbl>
@@ -4719,7 +4779,7 @@
           <w:color w:val="000000"/>
           <w:sz w:val="28"/>
         </w:rPr>
-        <w:t xml:space="preserve">. Заполните их по документам и по самой машине и нажмите </w:t>
+        <w:t xml:space="preserve">. Формат и номер обязательны, марку можно не указывать. Заполните их по документам и по самой машине и нажмите </w:t>
       </w:r>
       <w:r>
         <w:rPr>
@@ -4740,6 +4800,66 @@
           <w:sz w:val="28"/>
         </w:rPr>
         <w:t>.</w:t>
+      </w:r>
+    </w:p>
+    <w:p>
+      <w:pPr>
+        <w:keepNext/>
+        <w:spacing w:before="120" w:after="40"/>
+        <w:ind w:firstLine="0"/>
+        <w:jc w:val="center"/>
+      </w:pPr>
+      <w:r>
+        <w:drawing>
+          <wp:inline xmlns:a="http://schemas.openxmlformats.org/drawingml/2006/main" xmlns:pic="http://schemas.openxmlformats.org/drawingml/2006/picture">
+            <wp:extent cx="3169920" cy="3157728"/>
+            <wp:docPr id="9" name="Picture 9"/>
+            <wp:cNvGraphicFramePr>
+              <a:graphicFrameLocks noChangeAspect="1"/>
+            </wp:cNvGraphicFramePr>
+            <a:graphic>
+              <a:graphicData uri="http://schemas.openxmlformats.org/drawingml/2006/picture">
+                <pic:pic>
+                  <pic:nvPicPr>
+                    <pic:cNvPr id="0" name="guard-fact-pass.png"/>
+                    <pic:cNvPicPr/>
+                  </pic:nvPicPr>
+                  <pic:blipFill>
+                    <a:blip r:embed="rId19"/>
+                    <a:stretch>
+                      <a:fillRect/>
+                    </a:stretch>
+                  </pic:blipFill>
+                  <pic:spPr>
+                    <a:xfrm>
+                      <a:off x="0" y="0"/>
+                      <a:ext cx="3169920" cy="3157728"/>
+                    </a:xfrm>
+                    <a:prstGeom prst="rect"/>
+                  </pic:spPr>
+                </pic:pic>
+              </a:graphicData>
+            </a:graphic>
+          </wp:inline>
+        </w:drawing>
+      </w:r>
+    </w:p>
+    <w:p>
+      <w:pPr>
+        <w:keepNext w:val="0"/>
+        <w:spacing w:line="240" w:lineRule="auto" w:before="40" w:after="200"/>
+        <w:ind w:firstLine="0"/>
+        <w:jc w:val="center"/>
+      </w:pPr>
+      <w:r>
+        <w:rPr>
+          <w:rFonts w:ascii="Times New Roman" w:hAnsi="Times New Roman" w:cs="Times New Roman" w:eastAsia="Times New Roman"/>
+          <w:b w:val="0"/>
+          <w:i/>
+          <w:color w:val="000000"/>
+          <w:sz w:val="24"/>
+        </w:rPr>
+        <w:t>Рисунок 6.3 — Окно «Пропуск по факту»</w:t>
       </w:r>
     </w:p>
     <w:p>
@@ -4966,7 +5086,7 @@
         <w:drawing>
           <wp:inline xmlns:a="http://schemas.openxmlformats.org/drawingml/2006/main" xmlns:pic="http://schemas.openxmlformats.org/drawingml/2006/picture">
             <wp:extent cx="3474719" cy="2859023"/>
-            <wp:docPr id="7" name="Picture 7"/>
+            <wp:docPr id="10" name="Picture 10"/>
             <wp:cNvGraphicFramePr>
               <a:graphicFrameLocks noChangeAspect="1"/>
             </wp:cNvGraphicFramePr>
@@ -4978,7 +5098,7 @@
                     <pic:cNvPicPr/>
                   </pic:nvPicPr>
                   <pic:blipFill>
-                    <a:blip r:embed="rId17"/>
+                    <a:blip r:embed="rId20"/>
                     <a:stretch>
                       <a:fillRect/>
                     </a:stretch>
@@ -5377,7 +5497,7 @@
           <w:color w:val="000000"/>
           <w:sz w:val="32"/>
         </w:rPr>
-        <w:t>8. Отчёт по смене и выгрузка</w:t>
+        <w:t>8. Суточный отчёт и выгрузка</w:t>
       </w:r>
     </w:p>
     <w:p>
@@ -5425,7 +5545,7 @@
           <w:color w:val="000000"/>
           <w:sz w:val="28"/>
         </w:rPr>
-        <w:t xml:space="preserve"> над таблицей открывает итог смены по этому посту.</w:t>
+        <w:t xml:space="preserve"> над таблицей открывает отчёт по проходам за текущие отчётные сутки по этому посту.</w:t>
       </w:r>
     </w:p>
     <w:p>
@@ -5439,7 +5559,7 @@
         <w:drawing>
           <wp:inline xmlns:a="http://schemas.openxmlformats.org/drawingml/2006/main" xmlns:pic="http://schemas.openxmlformats.org/drawingml/2006/picture">
             <wp:extent cx="4876800" cy="3694176"/>
-            <wp:docPr id="8" name="Picture 8"/>
+            <wp:docPr id="11" name="Picture 11"/>
             <wp:cNvGraphicFramePr>
               <a:graphicFrameLocks noChangeAspect="1"/>
             </wp:cNvGraphicFramePr>
@@ -5451,7 +5571,7 @@
                     <pic:cNvPicPr/>
                   </pic:nvPicPr>
                   <pic:blipFill>
-                    <a:blip r:embed="rId18"/>
+                    <a:blip r:embed="rId21"/>
                     <a:stretch>
                       <a:fillRect/>
                     </a:stretch>
@@ -5497,27 +5617,7 @@
           <w:color w:val="000000"/>
           <w:sz w:val="28"/>
         </w:rPr>
-        <w:t xml:space="preserve">В окне указано, за какие сутки собран отчёт и какими часами ограничена смена. Дальше - сколько заехало и выехало машин либо сколько человек зашло и вышло по вашим отметкам, а строкой </w:t>
-      </w:r>
-      <w:r>
-        <w:rPr>
-          <w:rFonts w:ascii="Times New Roman" w:hAnsi="Times New Roman" w:cs="Times New Roman" w:eastAsia="Times New Roman"/>
-          <w:b/>
-          <w:i w:val="0"/>
-          <w:color w:val="000000"/>
-          <w:sz w:val="28"/>
-        </w:rPr>
-        <w:t>«Итого по посту»</w:t>
-      </w:r>
-      <w:r>
-        <w:rPr>
-          <w:rFonts w:ascii="Times New Roman" w:hAnsi="Times New Roman" w:cs="Times New Roman" w:eastAsia="Times New Roman"/>
-          <w:b w:val="0"/>
-          <w:i w:val="0"/>
-          <w:color w:val="000000"/>
-          <w:sz w:val="28"/>
-        </w:rPr>
-        <w:t xml:space="preserve"> - сколько их было на посту всего, вместе с отметками сменщиков.</w:t>
+        <w:t>Верхняя часть окна - «Сегодня»: сколько машин заехало и выехало либо сколько человек зашло и вышло за текущие отчётные сутки, по всем, кто отмечал на этом посту. Если за это время отметки ставил не один работник, ниже появляется разбивка «Кто сколько отметил» - с числами по каждому.</w:t>
       </w:r>
     </w:p>
     <w:p>
@@ -5549,7 +5649,7 @@
           <w:color w:val="000000"/>
           <w:sz w:val="28"/>
         </w:rPr>
-        <w:t xml:space="preserve"> раскрывает предыдущие смены с отбором по периоду. Кнопка </w:t>
+        <w:t xml:space="preserve"> раскрывает отчёты за предыдущие отчётные сутки с отбором по периоду. Кнопка </w:t>
       </w:r>
       <w:r>
         <w:rPr>
@@ -5569,7 +5669,7 @@
           <w:color w:val="000000"/>
           <w:sz w:val="28"/>
         </w:rPr>
-        <w:t xml:space="preserve"> выгружает именно эти прошлые дни файлом электронной таблицы, с итогом по посту на каждый день; текущая, ещё не закрытая смена в выгрузку не попадает.</w:t>
+        <w:t xml:space="preserve"> выгружает именно эти прошлые дни файлом электронной таблицы, с итогом по посту на каждый день; текущие, ещё не закрытые отчётные сутки в выгрузку не попадают.</w:t>
       </w:r>
     </w:p>
     <w:p>
@@ -5581,7 +5681,7 @@
           <w:color w:val="000000"/>
           <w:sz w:val="28"/>
         </w:rPr>
-        <w:t>Если смена только началась и отметок ещё нет, система прямо об этом сообщает и напоминает, в котором часу сменяются сутки учёта.</w:t>
+        <w:t>Если текущие отчётные сутки только начались и отметок ещё нет, система прямо об этом сообщает и напоминает, что они меняются каждый день в 21:30.</w:t>
       </w:r>
     </w:p>
     <w:p>
@@ -5643,7 +5743,7 @@
         <w:drawing>
           <wp:inline xmlns:a="http://schemas.openxmlformats.org/drawingml/2006/main" xmlns:pic="http://schemas.openxmlformats.org/drawingml/2006/picture">
             <wp:extent cx="2804160" cy="2401824"/>
-            <wp:docPr id="9" name="Picture 9"/>
+            <wp:docPr id="12" name="Picture 12"/>
             <wp:cNvGraphicFramePr>
               <a:graphicFrameLocks noChangeAspect="1"/>
             </wp:cNvGraphicFramePr>
@@ -5655,7 +5755,7 @@
                     <pic:cNvPicPr/>
                   </pic:nvPicPr>
                   <pic:blipFill>
-                    <a:blip r:embed="rId19"/>
+                    <a:blip r:embed="rId22"/>
                     <a:stretch>
                       <a:fillRect/>
                     </a:stretch>
@@ -5855,7 +5955,7 @@
         <w:drawing>
           <wp:inline xmlns:a="http://schemas.openxmlformats.org/drawingml/2006/main" xmlns:pic="http://schemas.openxmlformats.org/drawingml/2006/picture">
             <wp:extent cx="5940000" cy="3883846"/>
-            <wp:docPr id="10" name="Picture 10"/>
+            <wp:docPr id="13" name="Picture 13"/>
             <wp:cNvGraphicFramePr>
               <a:graphicFrameLocks noChangeAspect="1"/>
             </wp:cNvGraphicFramePr>
@@ -5867,7 +5967,7 @@
                     <pic:cNvPicPr/>
                   </pic:nvPicPr>
                   <pic:blipFill>
-                    <a:blip r:embed="rId20"/>
+                    <a:blip r:embed="rId23"/>
                     <a:stretch>
                       <a:fillRect/>
                     </a:stretch>
@@ -7129,8 +7229,8 @@
       <w:tblGrid>
         <w:gridCol w:w="1134"/>
         <w:gridCol w:w="1701"/>
-        <w:gridCol w:w="2584"/>
-        <w:gridCol w:w="3937"/>
+        <w:gridCol w:w="5670"/>
+        <w:gridCol w:w="850"/>
       </w:tblGrid>
       <w:tr>
         <w:trPr>
@@ -7187,7 +7287,7 @@
         </w:tc>
         <w:tc>
           <w:tcPr>
-            <w:tcW w:type="dxa" w:w="2583"/>
+            <w:tcW w:type="dxa" w:w="5669"/>
             <w:shd w:val="clear" w:fill="E8E8E8"/>
           </w:tcPr>
           <w:p>
@@ -7211,7 +7311,7 @@
         </w:tc>
         <w:tc>
           <w:tcPr>
-            <w:tcW w:type="dxa" w:w="3936"/>
+            <w:tcW w:type="dxa" w:w="850"/>
             <w:shd w:val="clear" w:fill="E8E8E8"/>
           </w:tcPr>
           <w:p>
@@ -7286,7 +7386,7 @@
         </w:tc>
         <w:tc>
           <w:tcPr>
-            <w:tcW w:type="dxa" w:w="2583"/>
+            <w:tcW w:type="dxa" w:w="5669"/>
           </w:tcPr>
           <w:p>
             <w:pPr>
@@ -7309,7 +7409,94 @@
         </w:tc>
         <w:tc>
           <w:tcPr>
-            <w:tcW w:type="dxa" w:w="3936"/>
+            <w:tcW w:type="dxa" w:w="850"/>
+          </w:tcPr>
+          <w:p>
+            <w:pPr>
+              <w:keepNext/>
+              <w:spacing w:line="240" w:lineRule="auto" w:after="0"/>
+              <w:ind w:firstLine="0"/>
+              <w:jc w:val="left"/>
+            </w:pPr>
+          </w:p>
+        </w:tc>
+      </w:tr>
+      <w:tr>
+        <w:trPr>
+          <w:cantSplit w:val="true"/>
+        </w:trPr>
+        <w:tc>
+          <w:tcPr>
+            <w:tcW w:type="dxa" w:w="1134"/>
+          </w:tcPr>
+          <w:p>
+            <w:pPr>
+              <w:keepNext/>
+              <w:spacing w:line="240" w:lineRule="auto" w:after="0"/>
+              <w:ind w:firstLine="0"/>
+              <w:jc w:val="left"/>
+            </w:pPr>
+            <w:r>
+              <w:rPr>
+                <w:rFonts w:ascii="Times New Roman" w:hAnsi="Times New Roman" w:cs="Times New Roman" w:eastAsia="Times New Roman"/>
+                <w:b w:val="0"/>
+                <w:i w:val="0"/>
+                <w:color w:val="000000"/>
+                <w:sz w:val="24"/>
+              </w:rPr>
+              <w:t>1.1</w:t>
+            </w:r>
+          </w:p>
+        </w:tc>
+        <w:tc>
+          <w:tcPr>
+            <w:tcW w:type="dxa" w:w="1701"/>
+          </w:tcPr>
+          <w:p>
+            <w:pPr>
+              <w:keepNext/>
+              <w:spacing w:line="240" w:lineRule="auto" w:after="0"/>
+              <w:ind w:firstLine="0"/>
+              <w:jc w:val="left"/>
+            </w:pPr>
+            <w:r>
+              <w:rPr>
+                <w:rFonts w:ascii="Times New Roman" w:hAnsi="Times New Roman" w:cs="Times New Roman" w:eastAsia="Times New Roman"/>
+                <w:b w:val="0"/>
+                <w:i w:val="0"/>
+                <w:color w:val="000000"/>
+                <w:sz w:val="24"/>
+              </w:rPr>
+              <w:t>13.08.2026</w:t>
+            </w:r>
+          </w:p>
+        </w:tc>
+        <w:tc>
+          <w:tcPr>
+            <w:tcW w:type="dxa" w:w="5669"/>
+          </w:tcPr>
+          <w:p>
+            <w:pPr>
+              <w:keepNext/>
+              <w:spacing w:line="240" w:lineRule="auto" w:after="0"/>
+              <w:ind w:firstLine="0"/>
+              <w:jc w:val="left"/>
+            </w:pPr>
+            <w:r>
+              <w:rPr>
+                <w:rFonts w:ascii="Times New Roman" w:hAnsi="Times New Roman" w:cs="Times New Roman" w:eastAsia="Times New Roman"/>
+                <w:b w:val="0"/>
+                <w:i w:val="0"/>
+                <w:color w:val="000000"/>
+                <w:sz w:val="24"/>
+              </w:rPr>
+              <w:t>Термин «Смена» заменён на «Отчётные сутки» по всему документу: учёт проходов ведётся сутками с границей 21:30, рабочей смены поста в системе нет. Выверено по коду описание списка «по факту» - в него попадают машины из поданных заявок, номер которых не был известен при подаче, а не пропущенные без заявки вовсе. Убраны функции, которых у работника поста нет: история изменений таблицы, версии, корзина, добавление строки вручную. Переписан раздел о суточном отчёте</w:t>
+            </w:r>
+          </w:p>
+        </w:tc>
+        <w:tc>
+          <w:tcPr>
+            <w:tcW w:type="dxa" w:w="850"/>
           </w:tcPr>
           <w:p>
             <w:pPr>
@@ -7354,7 +7541,7 @@
         </w:tc>
         <w:tc>
           <w:tcPr>
-            <w:tcW w:type="dxa" w:w="2583"/>
+            <w:tcW w:type="dxa" w:w="5669"/>
           </w:tcPr>
           <w:p>
             <w:pPr>
@@ -7367,7 +7554,7 @@
         </w:tc>
         <w:tc>
           <w:tcPr>
-            <w:tcW w:type="dxa" w:w="3936"/>
+            <w:tcW w:type="dxa" w:w="850"/>
           </w:tcPr>
           <w:p>
             <w:pPr>
@@ -7412,7 +7599,7 @@
         </w:tc>
         <w:tc>
           <w:tcPr>
-            <w:tcW w:type="dxa" w:w="2583"/>
+            <w:tcW w:type="dxa" w:w="5669"/>
           </w:tcPr>
           <w:p>
             <w:pPr>
@@ -7425,7 +7612,7 @@
         </w:tc>
         <w:tc>
           <w:tcPr>
-            <w:tcW w:type="dxa" w:w="3936"/>
+            <w:tcW w:type="dxa" w:w="850"/>
           </w:tcPr>
           <w:p>
             <w:pPr>
@@ -7470,7 +7657,7 @@
         </w:tc>
         <w:tc>
           <w:tcPr>
-            <w:tcW w:type="dxa" w:w="2583"/>
+            <w:tcW w:type="dxa" w:w="5669"/>
           </w:tcPr>
           <w:p>
             <w:pPr>
@@ -7483,7 +7670,7 @@
         </w:tc>
         <w:tc>
           <w:tcPr>
-            <w:tcW w:type="dxa" w:w="3936"/>
+            <w:tcW w:type="dxa" w:w="850"/>
           </w:tcPr>
           <w:p>
             <w:pPr>
@@ -7528,7 +7715,7 @@
         </w:tc>
         <w:tc>
           <w:tcPr>
-            <w:tcW w:type="dxa" w:w="2583"/>
+            <w:tcW w:type="dxa" w:w="5669"/>
           </w:tcPr>
           <w:p>
             <w:pPr>
@@ -7541,7 +7728,7 @@
         </w:tc>
         <w:tc>
           <w:tcPr>
-            <w:tcW w:type="dxa" w:w="3936"/>
+            <w:tcW w:type="dxa" w:w="850"/>
           </w:tcPr>
           <w:p>
             <w:pPr>
@@ -7586,7 +7773,7 @@
         </w:tc>
         <w:tc>
           <w:tcPr>
-            <w:tcW w:type="dxa" w:w="2583"/>
+            <w:tcW w:type="dxa" w:w="5669"/>
           </w:tcPr>
           <w:p>
             <w:pPr>
@@ -7599,7 +7786,7 @@
         </w:tc>
         <w:tc>
           <w:tcPr>
-            <w:tcW w:type="dxa" w:w="3936"/>
+            <w:tcW w:type="dxa" w:w="850"/>
           </w:tcPr>
           <w:p>
             <w:pPr>
@@ -7642,7 +7829,7 @@
         </w:tc>
         <w:tc>
           <w:tcPr>
-            <w:tcW w:type="dxa" w:w="2583"/>
+            <w:tcW w:type="dxa" w:w="5669"/>
           </w:tcPr>
           <w:p>
             <w:pPr>
@@ -7654,7 +7841,7 @@
         </w:tc>
         <w:tc>
           <w:tcPr>
-            <w:tcW w:type="dxa" w:w="3936"/>
+            <w:tcW w:type="dxa" w:w="850"/>
           </w:tcPr>
           <w:p>
             <w:pPr>

--- a/Документация/Руководство охранника/Руководство охранника.docx
+++ b/Документация/Руководство охранника/Руководство охранника.docx
@@ -2427,7 +2427,7 @@
       <w:r>
         <w:drawing>
           <wp:inline xmlns:a="http://schemas.openxmlformats.org/drawingml/2006/main" xmlns:pic="http://schemas.openxmlformats.org/drawingml/2006/picture">
-            <wp:extent cx="5852160" cy="4620768"/>
+            <wp:extent cx="5940000" cy="4764184"/>
             <wp:docPr id="1" name="Picture 1"/>
             <wp:cNvGraphicFramePr>
               <a:graphicFrameLocks noChangeAspect="1"/>
@@ -2448,7 +2448,7 @@
                   <pic:spPr>
                     <a:xfrm>
                       <a:off x="0" y="0"/>
-                      <a:ext cx="5852160" cy="4620768"/>
+                      <a:ext cx="5940000" cy="4764184"/>
                     </a:xfrm>
                     <a:prstGeom prst="rect"/>
                   </pic:spPr>

--- a/Документация/Руководство охранника/Руководство охранника.docx
+++ b/Документация/Руководство охранника/Руководство охранника.docx
@@ -157,7 +157,7 @@
           <w:color w:val="000000"/>
           <w:sz w:val="26"/>
         </w:rPr>
-        <w:t>Версия документа: 1.1</w:t>
+        <w:t>Версия документа: 1.2</w:t>
       </w:r>
     </w:p>
     <w:p>
@@ -173,7 +173,7 @@
           <w:color w:val="000000"/>
           <w:sz w:val="26"/>
         </w:rPr>
-        <w:t>Дата: 13.08.2026</w:t>
+        <w:t>Дата: 14.08.2026</w:t>
       </w:r>
     </w:p>
     <w:p>
@@ -228,7 +228,7 @@
           <w:color w:val="000000"/>
           <w:sz w:val="32"/>
         </w:rPr>
-        <w:t>ОГРАНИЧЕНИЯ НА ИСПОЛЬЗОВАНИЕ ДОКУМЕНТА</w:t>
+        <w:t>УСЛОВИЯ ИСПОЛЬЗОВАНИЯ ДОКУМЕНТА</w:t>
       </w:r>
     </w:p>
     <w:p>
@@ -287,7 +287,7 @@
           <w:color w:val="000000"/>
           <w:sz w:val="24"/>
         </w:rPr>
-        <w:t>Исключительное право на настоящий документ и на описанную в нём систему, включая её исходный код, интерфейсы и принятые в ней решения, принадлежит правообладателю. Передача документа не влечёт перехода к Получателю каких-либо прав на систему или на её составные части.</w:t>
+        <w:t>Исключительное право на настоящий документ и на описанную в нём систему, включая её исходный код и интерфейсы, принадлежит правообладателю. Передача документа не влечёт перехода к Получателю прав на систему или её составные части.</w:t>
       </w:r>
     </w:p>
     <w:p>
@@ -304,7 +304,7 @@
           <w:color w:val="000000"/>
           <w:sz w:val="24"/>
         </w:rPr>
-        <w:t xml:space="preserve">2. Назначение передачи. </w:t>
+        <w:t xml:space="preserve">2. Передача третьим лицам. </w:t>
       </w:r>
       <w:r>
         <w:rPr>
@@ -314,7 +314,7 @@
           <w:color w:val="000000"/>
           <w:sz w:val="24"/>
         </w:rPr>
-        <w:t>Документ передан Получателю исключительно для ознакомления с системой и принятия решения о её приобретении и внедрении. Использование документа в иных целях не разрешается.</w:t>
+        <w:t>Документ, его части и производные материалы - копии, выдержки, переводы, презентации, снимки экрана - не передаются третьим лицам без согласия правообладателя. Внутри организации Получателя документ доводится до работников, которым он необходим для работы с системой.</w:t>
       </w:r>
     </w:p>
     <w:p>
@@ -331,7 +331,7 @@
           <w:color w:val="000000"/>
           <w:sz w:val="24"/>
         </w:rPr>
-        <w:t xml:space="preserve">3. Запрет передачи третьим лицам. </w:t>
+        <w:t xml:space="preserve">3. Отсутствие лицензии. </w:t>
       </w:r>
       <w:r>
         <w:rPr>
@@ -341,169 +341,7 @@
           <w:color w:val="000000"/>
           <w:sz w:val="24"/>
         </w:rPr>
-        <w:t>Документ, его части и любые производные материалы - копии, выдержки, переводы, изложения, презентации, снимки экрана - не подлежат передаче, пересылке, публикации и показу третьим лицам, включая подрядчиков и консультантов Получателя, без предварительного письменного согласия правообладателя. Внутри организации Получателя документ доводится только до работников, которым он необходим для оценки системы.</w:t>
-      </w:r>
-    </w:p>
-    <w:p>
-      <w:pPr>
-        <w:spacing w:after="60" w:line="276" w:lineRule="auto"/>
-        <w:ind w:firstLine="0"/>
-        <w:jc w:val="both"/>
-      </w:pPr>
-      <w:r>
-        <w:rPr>
-          <w:rFonts w:ascii="Times New Roman" w:hAnsi="Times New Roman" w:cs="Times New Roman" w:eastAsia="Times New Roman"/>
-          <w:b/>
-          <w:i w:val="0"/>
-          <w:color w:val="000000"/>
-          <w:sz w:val="24"/>
-        </w:rPr>
-        <w:t xml:space="preserve">4. Запрет иного использования. </w:t>
-      </w:r>
-      <w:r>
-        <w:rPr>
-          <w:rFonts w:ascii="Times New Roman" w:hAnsi="Times New Roman" w:cs="Times New Roman" w:eastAsia="Times New Roman"/>
-          <w:b w:val="0"/>
-          <w:i w:val="0"/>
-          <w:color w:val="000000"/>
-          <w:sz w:val="24"/>
-        </w:rPr>
-        <w:t>Содержащиеся в документе сведения не подлежат использованию и передаче в целях, не предусмотренных пунктом 2 настоящего листа.</w:t>
-      </w:r>
-    </w:p>
-    <w:p>
-      <w:pPr>
-        <w:spacing w:after="60" w:line="276" w:lineRule="auto"/>
-        <w:ind w:firstLine="0"/>
-        <w:jc w:val="both"/>
-      </w:pPr>
-      <w:r>
-        <w:rPr>
-          <w:rFonts w:ascii="Times New Roman" w:hAnsi="Times New Roman" w:cs="Times New Roman" w:eastAsia="Times New Roman"/>
-          <w:b/>
-          <w:i w:val="0"/>
-          <w:color w:val="000000"/>
-          <w:sz w:val="24"/>
-        </w:rPr>
-        <w:t xml:space="preserve">5. Отсутствие лицензии. </w:t>
-      </w:r>
-      <w:r>
-        <w:rPr>
-          <w:rFonts w:ascii="Times New Roman" w:hAnsi="Times New Roman" w:cs="Times New Roman" w:eastAsia="Times New Roman"/>
-          <w:b w:val="0"/>
-          <w:i w:val="0"/>
-          <w:color w:val="000000"/>
-          <w:sz w:val="24"/>
-        </w:rPr>
-        <w:t>Документ не является офертой, лицензией или разрешением на использование системы. Право использования системы возникает только на основании отдельного письменного договора с правообладателем.</w:t>
-      </w:r>
-    </w:p>
-    <w:p>
-      <w:pPr>
-        <w:spacing w:after="60" w:line="276" w:lineRule="auto"/>
-        <w:ind w:firstLine="0"/>
-        <w:jc w:val="both"/>
-      </w:pPr>
-      <w:r>
-        <w:rPr>
-          <w:rFonts w:ascii="Times New Roman" w:hAnsi="Times New Roman" w:cs="Times New Roman" w:eastAsia="Times New Roman"/>
-          <w:b/>
-          <w:i w:val="0"/>
-          <w:color w:val="000000"/>
-          <w:sz w:val="24"/>
-        </w:rPr>
-        <w:t xml:space="preserve">6. Срок действия ограничений. </w:t>
-      </w:r>
-      <w:r>
-        <w:rPr>
-          <w:rFonts w:ascii="Times New Roman" w:hAnsi="Times New Roman" w:cs="Times New Roman" w:eastAsia="Times New Roman"/>
-          <w:b w:val="0"/>
-          <w:i w:val="0"/>
-          <w:color w:val="000000"/>
-          <w:sz w:val="24"/>
-        </w:rPr>
-        <w:t>Ограничения действуют бессрочно. Они не прекращаются отказом Получателя от приобретения системы, истечением пилотного периода, прекращением переговоров или возвратом документа.</w:t>
-      </w:r>
-    </w:p>
-    <w:p>
-      <w:pPr>
-        <w:spacing w:after="60" w:line="276" w:lineRule="auto"/>
-        <w:ind w:firstLine="0"/>
-        <w:jc w:val="both"/>
-      </w:pPr>
-      <w:r>
-        <w:rPr>
-          <w:rFonts w:ascii="Times New Roman" w:hAnsi="Times New Roman" w:cs="Times New Roman" w:eastAsia="Times New Roman"/>
-          <w:b/>
-          <w:i w:val="0"/>
-          <w:color w:val="000000"/>
-          <w:sz w:val="24"/>
-        </w:rPr>
-        <w:t xml:space="preserve">7. Возврат и уничтожение. </w:t>
-      </w:r>
-      <w:r>
-        <w:rPr>
-          <w:rFonts w:ascii="Times New Roman" w:hAnsi="Times New Roman" w:cs="Times New Roman" w:eastAsia="Times New Roman"/>
-          <w:b w:val="0"/>
-          <w:i w:val="0"/>
-          <w:color w:val="000000"/>
-          <w:sz w:val="24"/>
-        </w:rPr>
-        <w:t>Если решение о приобретении не принято, а также по письменному требованию правообладателя, Получатель прекращает использование документа, удаляет его электронные копии и уничтожает бумажные экземпляры, подтверждая это письменно по запросу правообладателя.</w:t>
-      </w:r>
-    </w:p>
-    <w:p>
-      <w:pPr>
-        <w:spacing w:after="60" w:line="276" w:lineRule="auto"/>
-        <w:ind w:firstLine="0"/>
-        <w:jc w:val="both"/>
-      </w:pPr>
-      <w:r>
-        <w:rPr>
-          <w:rFonts w:ascii="Times New Roman" w:hAnsi="Times New Roman" w:cs="Times New Roman" w:eastAsia="Times New Roman"/>
-          <w:b/>
-          <w:i w:val="0"/>
-          <w:color w:val="000000"/>
-          <w:sz w:val="24"/>
-        </w:rPr>
-        <w:t xml:space="preserve">8. Ответственность. </w:t>
-      </w:r>
-      <w:r>
-        <w:rPr>
-          <w:rFonts w:ascii="Times New Roman" w:hAnsi="Times New Roman" w:cs="Times New Roman" w:eastAsia="Times New Roman"/>
-          <w:b w:val="0"/>
-          <w:i w:val="0"/>
-          <w:color w:val="000000"/>
-          <w:sz w:val="24"/>
-        </w:rPr>
-        <w:t>Нарушение исключительного права влечёт ответственность, установленную законодательством Российской Федерации, включая возмещение убытков либо выплату компенсации, и не лишает правообладателя права требовать пресечения действий, нарушающих право.</w:t>
-      </w:r>
-    </w:p>
-    <w:p>
-      <w:pPr>
-        <w:spacing w:after="60" w:line="276" w:lineRule="auto"/>
-        <w:ind w:firstLine="0"/>
-        <w:jc w:val="both"/>
-      </w:pPr>
-      <w:r>
-        <w:rPr>
-          <w:rFonts w:ascii="Times New Roman" w:hAnsi="Times New Roman" w:cs="Times New Roman" w:eastAsia="Times New Roman"/>
-          <w:b/>
-          <w:i w:val="0"/>
-          <w:color w:val="000000"/>
-          <w:sz w:val="24"/>
-        </w:rPr>
-        <w:t xml:space="preserve">9. Принятие условий. </w:t>
-      </w:r>
-      <w:r>
-        <w:rPr>
-          <w:rFonts w:ascii="Times New Roman" w:hAnsi="Times New Roman" w:cs="Times New Roman" w:eastAsia="Times New Roman"/>
-          <w:b w:val="0"/>
-          <w:i w:val="0"/>
-          <w:color w:val="000000"/>
-          <w:sz w:val="24"/>
-        </w:rPr>
-        <w:t>Получение и использование документа означает согласие с изложенными ограничениями. Получатель, не согласный с ними, обязан не использовать документ и уведомить правообладателя о его возврате или уничтожении.</w:t>
+        <w:t>Документ описывает систему и не является офертой или лицензией на её использование. Право использования системы возникает на основании отдельного договора с правообладателем.</w:t>
       </w:r>
     </w:p>
     <w:p>
@@ -7511,6 +7349,93 @@
       <w:tr>
         <w:trPr>
           <w:cantSplit w:val="true"/>
+        </w:trPr>
+        <w:tc>
+          <w:tcPr>
+            <w:tcW w:type="dxa" w:w="1134"/>
+          </w:tcPr>
+          <w:p>
+            <w:pPr>
+              <w:keepNext/>
+              <w:spacing w:line="240" w:lineRule="auto" w:after="0"/>
+              <w:ind w:firstLine="0"/>
+              <w:jc w:val="left"/>
+            </w:pPr>
+            <w:r>
+              <w:rPr>
+                <w:rFonts w:ascii="Times New Roman" w:hAnsi="Times New Roman" w:cs="Times New Roman" w:eastAsia="Times New Roman"/>
+                <w:b w:val="0"/>
+                <w:i w:val="0"/>
+                <w:color w:val="000000"/>
+                <w:sz w:val="24"/>
+              </w:rPr>
+              <w:t>1.2</w:t>
+            </w:r>
+          </w:p>
+        </w:tc>
+        <w:tc>
+          <w:tcPr>
+            <w:tcW w:type="dxa" w:w="1701"/>
+          </w:tcPr>
+          <w:p>
+            <w:pPr>
+              <w:keepNext/>
+              <w:spacing w:line="240" w:lineRule="auto" w:after="0"/>
+              <w:ind w:firstLine="0"/>
+              <w:jc w:val="left"/>
+            </w:pPr>
+            <w:r>
+              <w:rPr>
+                <w:rFonts w:ascii="Times New Roman" w:hAnsi="Times New Roman" w:cs="Times New Roman" w:eastAsia="Times New Roman"/>
+                <w:b w:val="0"/>
+                <w:i w:val="0"/>
+                <w:color w:val="000000"/>
+                <w:sz w:val="24"/>
+              </w:rPr>
+              <w:t>14.08.2026</w:t>
+            </w:r>
+          </w:p>
+        </w:tc>
+        <w:tc>
+          <w:tcPr>
+            <w:tcW w:type="dxa" w:w="5669"/>
+          </w:tcPr>
+          <w:p>
+            <w:pPr>
+              <w:keepNext/>
+              <w:spacing w:line="240" w:lineRule="auto" w:after="0"/>
+              <w:ind w:firstLine="0"/>
+              <w:jc w:val="left"/>
+            </w:pPr>
+            <w:r>
+              <w:rPr>
+                <w:rFonts w:ascii="Times New Roman" w:hAnsi="Times New Roman" w:cs="Times New Roman" w:eastAsia="Times New Roman"/>
+                <w:b w:val="0"/>
+                <w:i w:val="0"/>
+                <w:color w:val="000000"/>
+                <w:sz w:val="24"/>
+              </w:rPr>
+              <w:t>Лист условий использования сокращён и смягчён: оставлены принадлежность прав, запрет передачи третьим лицам и отсутствие лицензии; убраны срок действия ограничений, требования письменного согласия и подтверждения уничтожения копий</w:t>
+            </w:r>
+          </w:p>
+        </w:tc>
+        <w:tc>
+          <w:tcPr>
+            <w:tcW w:type="dxa" w:w="850"/>
+          </w:tcPr>
+          <w:p>
+            <w:pPr>
+              <w:keepNext/>
+              <w:spacing w:line="240" w:lineRule="auto" w:after="0"/>
+              <w:ind w:firstLine="0"/>
+              <w:jc w:val="left"/>
+            </w:pPr>
+          </w:p>
+        </w:tc>
+      </w:tr>
+      <w:tr>
+        <w:trPr>
+          <w:cantSplit w:val="true"/>
           <w:trHeight w:val="680" w:hRule="atLeast"/>
         </w:trPr>
         <w:tc>

--- a/Документация/Руководство охранника/Руководство охранника.docx
+++ b/Документация/Руководство охранника/Руководство охранника.docx
@@ -157,7 +157,7 @@
           <w:color w:val="000000"/>
           <w:sz w:val="26"/>
         </w:rPr>
-        <w:t>Версия документа: 1.2</w:t>
+        <w:t>Версия документа: 1.3</w:t>
       </w:r>
     </w:p>
     <w:p>
@@ -7436,6 +7436,93 @@
       <w:tr>
         <w:trPr>
           <w:cantSplit w:val="true"/>
+        </w:trPr>
+        <w:tc>
+          <w:tcPr>
+            <w:tcW w:type="dxa" w:w="1134"/>
+          </w:tcPr>
+          <w:p>
+            <w:pPr>
+              <w:keepNext/>
+              <w:spacing w:line="240" w:lineRule="auto" w:after="0"/>
+              <w:ind w:firstLine="0"/>
+              <w:jc w:val="left"/>
+            </w:pPr>
+            <w:r>
+              <w:rPr>
+                <w:rFonts w:ascii="Times New Roman" w:hAnsi="Times New Roman" w:cs="Times New Roman" w:eastAsia="Times New Roman"/>
+                <w:b w:val="0"/>
+                <w:i w:val="0"/>
+                <w:color w:val="000000"/>
+                <w:sz w:val="24"/>
+              </w:rPr>
+              <w:t>1.3</w:t>
+            </w:r>
+          </w:p>
+        </w:tc>
+        <w:tc>
+          <w:tcPr>
+            <w:tcW w:type="dxa" w:w="1701"/>
+          </w:tcPr>
+          <w:p>
+            <w:pPr>
+              <w:keepNext/>
+              <w:spacing w:line="240" w:lineRule="auto" w:after="0"/>
+              <w:ind w:firstLine="0"/>
+              <w:jc w:val="left"/>
+            </w:pPr>
+            <w:r>
+              <w:rPr>
+                <w:rFonts w:ascii="Times New Roman" w:hAnsi="Times New Roman" w:cs="Times New Roman" w:eastAsia="Times New Roman"/>
+                <w:b w:val="0"/>
+                <w:i w:val="0"/>
+                <w:color w:val="000000"/>
+                <w:sz w:val="24"/>
+              </w:rPr>
+              <w:t>14.08.2026</w:t>
+            </w:r>
+          </w:p>
+        </w:tc>
+        <w:tc>
+          <w:tcPr>
+            <w:tcW w:type="dxa" w:w="5669"/>
+          </w:tcPr>
+          <w:p>
+            <w:pPr>
+              <w:keepNext/>
+              <w:spacing w:line="240" w:lineRule="auto" w:after="0"/>
+              <w:ind w:firstLine="0"/>
+              <w:jc w:val="left"/>
+            </w:pPr>
+            <w:r>
+              <w:rPr>
+                <w:rFonts w:ascii="Times New Roman" w:hAnsi="Times New Roman" w:cs="Times New Roman" w:eastAsia="Times New Roman"/>
+                <w:b w:val="0"/>
+                <w:i w:val="0"/>
+                <w:color w:val="000000"/>
+                <w:sz w:val="24"/>
+              </w:rPr>
+              <w:t>Свойства файла заполнены выходными данными документа: прежде в них стояли служебные значения средства сборки</w:t>
+            </w:r>
+          </w:p>
+        </w:tc>
+        <w:tc>
+          <w:tcPr>
+            <w:tcW w:type="dxa" w:w="850"/>
+          </w:tcPr>
+          <w:p>
+            <w:pPr>
+              <w:keepNext/>
+              <w:spacing w:line="240" w:lineRule="auto" w:after="0"/>
+              <w:ind w:firstLine="0"/>
+              <w:jc w:val="left"/>
+            </w:pPr>
+          </w:p>
+        </w:tc>
+      </w:tr>
+      <w:tr>
+        <w:trPr>
+          <w:cantSplit w:val="true"/>
           <w:trHeight w:val="680" w:hRule="atLeast"/>
         </w:trPr>
         <w:tc>

--- a/Документация/Руководство охранника/Руководство охранника.docx
+++ b/Документация/Руководство охранника/Руководство охранника.docx
@@ -157,7 +157,7 @@
           <w:color w:val="000000"/>
           <w:sz w:val="26"/>
         </w:rPr>
-        <w:t>Версия документа: 1.2</w:t>
+        <w:t>Версия документа: 1.3</w:t>
       </w:r>
     </w:p>
     <w:p>

--- a/Документация/Руководство охранника/Руководство охранника.docx
+++ b/Документация/Руководство охранника/Руководство охранника.docx
@@ -157,7 +157,7 @@
           <w:color w:val="000000"/>
           <w:sz w:val="26"/>
         </w:rPr>
-        <w:t>Версия документа: 1.3</w:t>
+        <w:t>Версия документа: 1.4</w:t>
       </w:r>
     </w:p>
     <w:p>
@@ -4851,6 +4851,18 @@
           <w:sz w:val="28"/>
         </w:rPr>
         <w:t>Отметку въезда система не блокирует и в том случае, когда человек или машина числятся в чёрном списке: запрет виден в карточке записи, см. раздел 7. Прежде чем пропустить, стоит открыть карточку, если что-то вызывает сомнение.</w:t>
+      </w:r>
+    </w:p>
+    <w:p>
+      <w:r>
+        <w:rPr>
+          <w:rFonts w:ascii="Times New Roman" w:hAnsi="Times New Roman" w:cs="Times New Roman" w:eastAsia="Times New Roman"/>
+          <w:b w:val="0"/>
+          <w:i w:val="0"/>
+          <w:color w:val="000000"/>
+          <w:sz w:val="28"/>
+        </w:rPr>
+        <w:t>Чаще такая строка до поста и не доходит: при внесении в чёрный список система сама убирает совпадающие записи из таблиц. Предупреждение в карточке остаётся для случаев, когда совпадение неполное - например, в заявке нет отчества, а в запрете оно есть.</w:t>
       </w:r>
     </w:p>
     <w:p>
@@ -7523,6 +7535,93 @@
       <w:tr>
         <w:trPr>
           <w:cantSplit w:val="true"/>
+        </w:trPr>
+        <w:tc>
+          <w:tcPr>
+            <w:tcW w:type="dxa" w:w="1134"/>
+          </w:tcPr>
+          <w:p>
+            <w:pPr>
+              <w:keepNext/>
+              <w:spacing w:line="240" w:lineRule="auto" w:after="0"/>
+              <w:ind w:firstLine="0"/>
+              <w:jc w:val="left"/>
+            </w:pPr>
+            <w:r>
+              <w:rPr>
+                <w:rFonts w:ascii="Times New Roman" w:hAnsi="Times New Roman" w:cs="Times New Roman" w:eastAsia="Times New Roman"/>
+                <w:b w:val="0"/>
+                <w:i w:val="0"/>
+                <w:color w:val="000000"/>
+                <w:sz w:val="24"/>
+              </w:rPr>
+              <w:t>1.4</w:t>
+            </w:r>
+          </w:p>
+        </w:tc>
+        <w:tc>
+          <w:tcPr>
+            <w:tcW w:type="dxa" w:w="1701"/>
+          </w:tcPr>
+          <w:p>
+            <w:pPr>
+              <w:keepNext/>
+              <w:spacing w:line="240" w:lineRule="auto" w:after="0"/>
+              <w:ind w:firstLine="0"/>
+              <w:jc w:val="left"/>
+            </w:pPr>
+            <w:r>
+              <w:rPr>
+                <w:rFonts w:ascii="Times New Roman" w:hAnsi="Times New Roman" w:cs="Times New Roman" w:eastAsia="Times New Roman"/>
+                <w:b w:val="0"/>
+                <w:i w:val="0"/>
+                <w:color w:val="000000"/>
+                <w:sz w:val="24"/>
+              </w:rPr>
+              <w:t>14.08.2026</w:t>
+            </w:r>
+          </w:p>
+        </w:tc>
+        <w:tc>
+          <w:tcPr>
+            <w:tcW w:type="dxa" w:w="5669"/>
+          </w:tcPr>
+          <w:p>
+            <w:pPr>
+              <w:keepNext/>
+              <w:spacing w:line="240" w:lineRule="auto" w:after="0"/>
+              <w:ind w:firstLine="0"/>
+              <w:jc w:val="left"/>
+            </w:pPr>
+            <w:r>
+              <w:rPr>
+                <w:rFonts w:ascii="Times New Roman" w:hAnsi="Times New Roman" w:cs="Times New Roman" w:eastAsia="Times New Roman"/>
+                <w:b w:val="0"/>
+                <w:i w:val="0"/>
+                <w:color w:val="000000"/>
+                <w:sz w:val="24"/>
+              </w:rPr>
+              <w:t>Уточнено, что при внесении в чёрный список совпадающие записи убираются из таблиц постов, а предупреждение в карточке остаётся для неполных совпадений</w:t>
+            </w:r>
+          </w:p>
+        </w:tc>
+        <w:tc>
+          <w:tcPr>
+            <w:tcW w:type="dxa" w:w="850"/>
+          </w:tcPr>
+          <w:p>
+            <w:pPr>
+              <w:keepNext/>
+              <w:spacing w:line="240" w:lineRule="auto" w:after="0"/>
+              <w:ind w:firstLine="0"/>
+              <w:jc w:val="left"/>
+            </w:pPr>
+          </w:p>
+        </w:tc>
+      </w:tr>
+      <w:tr>
+        <w:trPr>
+          <w:cantSplit w:val="true"/>
           <w:trHeight w:val="680" w:hRule="atLeast"/>
         </w:trPr>
         <w:tc>

--- a/Документация/Руководство охранника/Руководство охранника.docx
+++ b/Документация/Руководство охранника/Руководство охранника.docx
@@ -157,7 +157,7 @@
           <w:color w:val="000000"/>
           <w:sz w:val="26"/>
         </w:rPr>
-        <w:t>Версия документа: 1.3</w:t>
+        <w:t>Версия документа: 1.4</w:t>
       </w:r>
     </w:p>
     <w:p>
@@ -4851,6 +4851,18 @@
           <w:sz w:val="28"/>
         </w:rPr>
         <w:t>Отметку въезда система не блокирует и в том случае, когда человек или машина числятся в чёрном списке: запрет виден в карточке записи, см. раздел 7. Прежде чем пропустить, стоит открыть карточку, если что-то вызывает сомнение.</w:t>
+      </w:r>
+    </w:p>
+    <w:p>
+      <w:r>
+        <w:rPr>
+          <w:rFonts w:ascii="Times New Roman" w:hAnsi="Times New Roman" w:cs="Times New Roman" w:eastAsia="Times New Roman"/>
+          <w:b w:val="0"/>
+          <w:i w:val="0"/>
+          <w:color w:val="000000"/>
+          <w:sz w:val="28"/>
+        </w:rPr>
+        <w:t>Чаще такая строка до поста и не доходит: при внесении в чёрный список система сама убирает совпадающие записи из таблиц. Предупреждение в карточке остаётся для случаев, когда совпадение неполное - например, в заявке нет отчества, а в запрете оно есть.</w:t>
       </w:r>
     </w:p>
     <w:p>

--- a/Документация/Руководство охранника/Руководство охранника.docx
+++ b/Документация/Руководство охранника/Руководство охранника.docx
@@ -7016,969 +7016,6 @@
         </w:rPr>
       </w:r>
     </w:p>
-    <w:p>
-      <w:r>
-        <w:br w:type="page"/>
-      </w:r>
-    </w:p>
-    <w:p>
-      <w:pPr>
-        <w:pStyle w:val="Heading1"/>
-        <w:ind w:firstLine="0"/>
-      </w:pPr>
-      <w:r>
-        <w:rPr>
-          <w:rFonts w:ascii="Times New Roman" w:hAnsi="Times New Roman" w:cs="Times New Roman" w:eastAsia="Times New Roman"/>
-          <w:b/>
-          <w:i w:val="0"/>
-          <w:color w:val="000000"/>
-          <w:sz w:val="32"/>
-        </w:rPr>
-        <w:t>ЛИСТ РЕГИСТРАЦИИ ИЗМЕНЕНИЙ</w:t>
-      </w:r>
-    </w:p>
-    <w:p>
-      <w:r>
-        <w:rPr>
-          <w:rFonts w:ascii="Times New Roman" w:hAnsi="Times New Roman" w:cs="Times New Roman" w:eastAsia="Times New Roman"/>
-          <w:b w:val="0"/>
-          <w:i w:val="0"/>
-          <w:color w:val="000000"/>
-          <w:sz w:val="28"/>
-        </w:rPr>
-        <w:t>В таблице фиксируются изменения документа. Версия повышается при выпуске новой редакции: вторая цифра при уточнениях и дополнениях, первая при переработке структуры или существенном изменении требований.</w:t>
-      </w:r>
-    </w:p>
-    <w:p>
-      <w:pPr>
-        <w:keepNext/>
-        <w:spacing w:line="240" w:lineRule="auto" w:before="160" w:after="80"/>
-        <w:ind w:firstLine="0"/>
-        <w:jc w:val="left"/>
-      </w:pPr>
-      <w:r>
-        <w:rPr>
-          <w:rFonts w:ascii="Times New Roman" w:hAnsi="Times New Roman" w:cs="Times New Roman" w:eastAsia="Times New Roman"/>
-          <w:b w:val="0"/>
-          <w:i/>
-          <w:color w:val="000000"/>
-          <w:sz w:val="24"/>
-        </w:rPr>
-        <w:t>Таблица - Регистрация изменений</w:t>
-      </w:r>
-    </w:p>
-    <w:tbl>
-      <w:tblPr>
-        <w:tblStyle w:val="TableGrid"/>
-        <w:tblW w:type="auto" w:w="0"/>
-        <w:jc w:val="center"/>
-        <w:tblLayout w:type="fixed"/>
-        <w:tblLook w:firstColumn="1" w:firstRow="1" w:lastColumn="0" w:lastRow="0" w:noHBand="0" w:noVBand="1" w:val="04A0"/>
-        <w:tblLayout w:type="fixed"/>
-      </w:tblPr>
-      <w:tblGrid>
-        <w:gridCol w:w="1134"/>
-        <w:gridCol w:w="1701"/>
-        <w:gridCol w:w="5670"/>
-        <w:gridCol w:w="850"/>
-      </w:tblGrid>
-      <w:tr>
-        <w:trPr>
-          <w:tblHeader w:val="true"/>
-          <w:cantSplit w:val="true"/>
-        </w:trPr>
-        <w:tc>
-          <w:tcPr>
-            <w:tcW w:type="dxa" w:w="1134"/>
-            <w:shd w:val="clear" w:fill="E8E8E8"/>
-          </w:tcPr>
-          <w:p>
-            <w:pPr>
-              <w:keepNext/>
-              <w:spacing w:line="240" w:lineRule="auto" w:after="0"/>
-              <w:ind w:firstLine="0"/>
-              <w:jc w:val="left"/>
-            </w:pPr>
-            <w:r>
-              <w:rPr>
-                <w:rFonts w:ascii="Times New Roman" w:hAnsi="Times New Roman" w:cs="Times New Roman" w:eastAsia="Times New Roman"/>
-                <w:b/>
-                <w:i w:val="0"/>
-                <w:color w:val="000000"/>
-                <w:sz w:val="24"/>
-              </w:rPr>
-              <w:t>Версия</w:t>
-            </w:r>
-          </w:p>
-        </w:tc>
-        <w:tc>
-          <w:tcPr>
-            <w:tcW w:type="dxa" w:w="1701"/>
-            <w:shd w:val="clear" w:fill="E8E8E8"/>
-          </w:tcPr>
-          <w:p>
-            <w:pPr>
-              <w:keepNext/>
-              <w:spacing w:line="240" w:lineRule="auto" w:after="0"/>
-              <w:ind w:firstLine="0"/>
-              <w:jc w:val="left"/>
-            </w:pPr>
-            <w:r>
-              <w:rPr>
-                <w:rFonts w:ascii="Times New Roman" w:hAnsi="Times New Roman" w:cs="Times New Roman" w:eastAsia="Times New Roman"/>
-                <w:b/>
-                <w:i w:val="0"/>
-                <w:color w:val="000000"/>
-                <w:sz w:val="24"/>
-              </w:rPr>
-              <w:t>Дата</w:t>
-            </w:r>
-          </w:p>
-        </w:tc>
-        <w:tc>
-          <w:tcPr>
-            <w:tcW w:type="dxa" w:w="5669"/>
-            <w:shd w:val="clear" w:fill="E8E8E8"/>
-          </w:tcPr>
-          <w:p>
-            <w:pPr>
-              <w:keepNext/>
-              <w:spacing w:line="240" w:lineRule="auto" w:after="0"/>
-              <w:ind w:firstLine="0"/>
-              <w:jc w:val="left"/>
-            </w:pPr>
-            <w:r>
-              <w:rPr>
-                <w:rFonts w:ascii="Times New Roman" w:hAnsi="Times New Roman" w:cs="Times New Roman" w:eastAsia="Times New Roman"/>
-                <w:b/>
-                <w:i w:val="0"/>
-                <w:color w:val="000000"/>
-                <w:sz w:val="24"/>
-              </w:rPr>
-              <w:t>Содержание изменения</w:t>
-            </w:r>
-          </w:p>
-        </w:tc>
-        <w:tc>
-          <w:tcPr>
-            <w:tcW w:type="dxa" w:w="850"/>
-            <w:shd w:val="clear" w:fill="E8E8E8"/>
-          </w:tcPr>
-          <w:p>
-            <w:pPr>
-              <w:keepNext/>
-              <w:spacing w:line="240" w:lineRule="auto" w:after="0"/>
-              <w:ind w:firstLine="0"/>
-              <w:jc w:val="left"/>
-            </w:pPr>
-            <w:r>
-              <w:rPr>
-                <w:rFonts w:ascii="Times New Roman" w:hAnsi="Times New Roman" w:cs="Times New Roman" w:eastAsia="Times New Roman"/>
-                <w:b/>
-                <w:i w:val="0"/>
-                <w:color w:val="000000"/>
-                <w:sz w:val="24"/>
-              </w:rPr>
-              <w:t>Внёс</w:t>
-            </w:r>
-          </w:p>
-        </w:tc>
-      </w:tr>
-      <w:tr>
-        <w:trPr>
-          <w:cantSplit w:val="true"/>
-        </w:trPr>
-        <w:tc>
-          <w:tcPr>
-            <w:tcW w:type="dxa" w:w="1134"/>
-          </w:tcPr>
-          <w:p>
-            <w:pPr>
-              <w:keepNext/>
-              <w:spacing w:line="240" w:lineRule="auto" w:after="0"/>
-              <w:ind w:firstLine="0"/>
-              <w:jc w:val="left"/>
-            </w:pPr>
-            <w:r>
-              <w:rPr>
-                <w:rFonts w:ascii="Times New Roman" w:hAnsi="Times New Roman" w:cs="Times New Roman" w:eastAsia="Times New Roman"/>
-                <w:b w:val="0"/>
-                <w:i w:val="0"/>
-                <w:color w:val="000000"/>
-                <w:sz w:val="24"/>
-              </w:rPr>
-              <w:t>1.0</w:t>
-            </w:r>
-          </w:p>
-        </w:tc>
-        <w:tc>
-          <w:tcPr>
-            <w:tcW w:type="dxa" w:w="1701"/>
-          </w:tcPr>
-          <w:p>
-            <w:pPr>
-              <w:keepNext/>
-              <w:spacing w:line="240" w:lineRule="auto" w:after="0"/>
-              <w:ind w:firstLine="0"/>
-              <w:jc w:val="left"/>
-            </w:pPr>
-            <w:r>
-              <w:rPr>
-                <w:rFonts w:ascii="Times New Roman" w:hAnsi="Times New Roman" w:cs="Times New Roman" w:eastAsia="Times New Roman"/>
-                <w:b w:val="0"/>
-                <w:i w:val="0"/>
-                <w:color w:val="000000"/>
-                <w:sz w:val="24"/>
-              </w:rPr>
-              <w:t>11.08.2026</w:t>
-            </w:r>
-          </w:p>
-        </w:tc>
-        <w:tc>
-          <w:tcPr>
-            <w:tcW w:type="dxa" w:w="5669"/>
-          </w:tcPr>
-          <w:p>
-            <w:pPr>
-              <w:keepNext/>
-              <w:spacing w:line="240" w:lineRule="auto" w:after="0"/>
-              <w:ind w:firstLine="0"/>
-              <w:jc w:val="left"/>
-            </w:pPr>
-            <w:r>
-              <w:rPr>
-                <w:rFonts w:ascii="Times New Roman" w:hAnsi="Times New Roman" w:cs="Times New Roman" w:eastAsia="Times New Roman"/>
-                <w:b w:val="0"/>
-                <w:i w:val="0"/>
-                <w:color w:val="000000"/>
-                <w:sz w:val="24"/>
-              </w:rPr>
-              <w:t>Первая редакция</w:t>
-            </w:r>
-          </w:p>
-        </w:tc>
-        <w:tc>
-          <w:tcPr>
-            <w:tcW w:type="dxa" w:w="850"/>
-          </w:tcPr>
-          <w:p>
-            <w:pPr>
-              <w:keepNext/>
-              <w:spacing w:line="240" w:lineRule="auto" w:after="0"/>
-              <w:ind w:firstLine="0"/>
-              <w:jc w:val="left"/>
-            </w:pPr>
-          </w:p>
-        </w:tc>
-      </w:tr>
-      <w:tr>
-        <w:trPr>
-          <w:cantSplit w:val="true"/>
-        </w:trPr>
-        <w:tc>
-          <w:tcPr>
-            <w:tcW w:type="dxa" w:w="1134"/>
-          </w:tcPr>
-          <w:p>
-            <w:pPr>
-              <w:keepNext/>
-              <w:spacing w:line="240" w:lineRule="auto" w:after="0"/>
-              <w:ind w:firstLine="0"/>
-              <w:jc w:val="left"/>
-            </w:pPr>
-            <w:r>
-              <w:rPr>
-                <w:rFonts w:ascii="Times New Roman" w:hAnsi="Times New Roman" w:cs="Times New Roman" w:eastAsia="Times New Roman"/>
-                <w:b w:val="0"/>
-                <w:i w:val="0"/>
-                <w:color w:val="000000"/>
-                <w:sz w:val="24"/>
-              </w:rPr>
-              <w:t>1.1</w:t>
-            </w:r>
-          </w:p>
-        </w:tc>
-        <w:tc>
-          <w:tcPr>
-            <w:tcW w:type="dxa" w:w="1701"/>
-          </w:tcPr>
-          <w:p>
-            <w:pPr>
-              <w:keepNext/>
-              <w:spacing w:line="240" w:lineRule="auto" w:after="0"/>
-              <w:ind w:firstLine="0"/>
-              <w:jc w:val="left"/>
-            </w:pPr>
-            <w:r>
-              <w:rPr>
-                <w:rFonts w:ascii="Times New Roman" w:hAnsi="Times New Roman" w:cs="Times New Roman" w:eastAsia="Times New Roman"/>
-                <w:b w:val="0"/>
-                <w:i w:val="0"/>
-                <w:color w:val="000000"/>
-                <w:sz w:val="24"/>
-              </w:rPr>
-              <w:t>13.08.2026</w:t>
-            </w:r>
-          </w:p>
-        </w:tc>
-        <w:tc>
-          <w:tcPr>
-            <w:tcW w:type="dxa" w:w="5669"/>
-          </w:tcPr>
-          <w:p>
-            <w:pPr>
-              <w:keepNext/>
-              <w:spacing w:line="240" w:lineRule="auto" w:after="0"/>
-              <w:ind w:firstLine="0"/>
-              <w:jc w:val="left"/>
-            </w:pPr>
-            <w:r>
-              <w:rPr>
-                <w:rFonts w:ascii="Times New Roman" w:hAnsi="Times New Roman" w:cs="Times New Roman" w:eastAsia="Times New Roman"/>
-                <w:b w:val="0"/>
-                <w:i w:val="0"/>
-                <w:color w:val="000000"/>
-                <w:sz w:val="24"/>
-              </w:rPr>
-              <w:t>Термин «Смена» заменён на «Отчётные сутки» по всему документу: учёт проходов ведётся сутками с границей 21:30, рабочей смены поста в системе нет. Выверено по коду описание списка «по факту» - в него попадают машины из поданных заявок, номер которых не был известен при подаче, а не пропущенные без заявки вовсе. Убраны функции, которых у работника поста нет: история изменений таблицы, версии, корзина, добавление строки вручную. Переписан раздел о суточном отчёте</w:t>
-            </w:r>
-          </w:p>
-        </w:tc>
-        <w:tc>
-          <w:tcPr>
-            <w:tcW w:type="dxa" w:w="850"/>
-          </w:tcPr>
-          <w:p>
-            <w:pPr>
-              <w:keepNext/>
-              <w:spacing w:line="240" w:lineRule="auto" w:after="0"/>
-              <w:ind w:firstLine="0"/>
-              <w:jc w:val="left"/>
-            </w:pPr>
-          </w:p>
-        </w:tc>
-      </w:tr>
-      <w:tr>
-        <w:trPr>
-          <w:cantSplit w:val="true"/>
-        </w:trPr>
-        <w:tc>
-          <w:tcPr>
-            <w:tcW w:type="dxa" w:w="1134"/>
-          </w:tcPr>
-          <w:p>
-            <w:pPr>
-              <w:keepNext/>
-              <w:spacing w:line="240" w:lineRule="auto" w:after="0"/>
-              <w:ind w:firstLine="0"/>
-              <w:jc w:val="left"/>
-            </w:pPr>
-            <w:r>
-              <w:rPr>
-                <w:rFonts w:ascii="Times New Roman" w:hAnsi="Times New Roman" w:cs="Times New Roman" w:eastAsia="Times New Roman"/>
-                <w:b w:val="0"/>
-                <w:i w:val="0"/>
-                <w:color w:val="000000"/>
-                <w:sz w:val="24"/>
-              </w:rPr>
-              <w:t>1.2</w:t>
-            </w:r>
-          </w:p>
-        </w:tc>
-        <w:tc>
-          <w:tcPr>
-            <w:tcW w:type="dxa" w:w="1701"/>
-          </w:tcPr>
-          <w:p>
-            <w:pPr>
-              <w:keepNext/>
-              <w:spacing w:line="240" w:lineRule="auto" w:after="0"/>
-              <w:ind w:firstLine="0"/>
-              <w:jc w:val="left"/>
-            </w:pPr>
-            <w:r>
-              <w:rPr>
-                <w:rFonts w:ascii="Times New Roman" w:hAnsi="Times New Roman" w:cs="Times New Roman" w:eastAsia="Times New Roman"/>
-                <w:b w:val="0"/>
-                <w:i w:val="0"/>
-                <w:color w:val="000000"/>
-                <w:sz w:val="24"/>
-              </w:rPr>
-              <w:t>14.08.2026</w:t>
-            </w:r>
-          </w:p>
-        </w:tc>
-        <w:tc>
-          <w:tcPr>
-            <w:tcW w:type="dxa" w:w="5669"/>
-          </w:tcPr>
-          <w:p>
-            <w:pPr>
-              <w:keepNext/>
-              <w:spacing w:line="240" w:lineRule="auto" w:after="0"/>
-              <w:ind w:firstLine="0"/>
-              <w:jc w:val="left"/>
-            </w:pPr>
-            <w:r>
-              <w:rPr>
-                <w:rFonts w:ascii="Times New Roman" w:hAnsi="Times New Roman" w:cs="Times New Roman" w:eastAsia="Times New Roman"/>
-                <w:b w:val="0"/>
-                <w:i w:val="0"/>
-                <w:color w:val="000000"/>
-                <w:sz w:val="24"/>
-              </w:rPr>
-              <w:t>Лист условий использования сокращён и смягчён: оставлены принадлежность прав, запрет передачи третьим лицам и отсутствие лицензии; убраны срок действия ограничений, требования письменного согласия и подтверждения уничтожения копий</w:t>
-            </w:r>
-          </w:p>
-        </w:tc>
-        <w:tc>
-          <w:tcPr>
-            <w:tcW w:type="dxa" w:w="850"/>
-          </w:tcPr>
-          <w:p>
-            <w:pPr>
-              <w:keepNext/>
-              <w:spacing w:line="240" w:lineRule="auto" w:after="0"/>
-              <w:ind w:firstLine="0"/>
-              <w:jc w:val="left"/>
-            </w:pPr>
-          </w:p>
-        </w:tc>
-      </w:tr>
-      <w:tr>
-        <w:trPr>
-          <w:cantSplit w:val="true"/>
-        </w:trPr>
-        <w:tc>
-          <w:tcPr>
-            <w:tcW w:type="dxa" w:w="1134"/>
-          </w:tcPr>
-          <w:p>
-            <w:pPr>
-              <w:keepNext/>
-              <w:spacing w:line="240" w:lineRule="auto" w:after="0"/>
-              <w:ind w:firstLine="0"/>
-              <w:jc w:val="left"/>
-            </w:pPr>
-            <w:r>
-              <w:rPr>
-                <w:rFonts w:ascii="Times New Roman" w:hAnsi="Times New Roman" w:cs="Times New Roman" w:eastAsia="Times New Roman"/>
-                <w:b w:val="0"/>
-                <w:i w:val="0"/>
-                <w:color w:val="000000"/>
-                <w:sz w:val="24"/>
-              </w:rPr>
-              <w:t>1.3</w:t>
-            </w:r>
-          </w:p>
-        </w:tc>
-        <w:tc>
-          <w:tcPr>
-            <w:tcW w:type="dxa" w:w="1701"/>
-          </w:tcPr>
-          <w:p>
-            <w:pPr>
-              <w:keepNext/>
-              <w:spacing w:line="240" w:lineRule="auto" w:after="0"/>
-              <w:ind w:firstLine="0"/>
-              <w:jc w:val="left"/>
-            </w:pPr>
-            <w:r>
-              <w:rPr>
-                <w:rFonts w:ascii="Times New Roman" w:hAnsi="Times New Roman" w:cs="Times New Roman" w:eastAsia="Times New Roman"/>
-                <w:b w:val="0"/>
-                <w:i w:val="0"/>
-                <w:color w:val="000000"/>
-                <w:sz w:val="24"/>
-              </w:rPr>
-              <w:t>14.08.2026</w:t>
-            </w:r>
-          </w:p>
-        </w:tc>
-        <w:tc>
-          <w:tcPr>
-            <w:tcW w:type="dxa" w:w="5669"/>
-          </w:tcPr>
-          <w:p>
-            <w:pPr>
-              <w:keepNext/>
-              <w:spacing w:line="240" w:lineRule="auto" w:after="0"/>
-              <w:ind w:firstLine="0"/>
-              <w:jc w:val="left"/>
-            </w:pPr>
-            <w:r>
-              <w:rPr>
-                <w:rFonts w:ascii="Times New Roman" w:hAnsi="Times New Roman" w:cs="Times New Roman" w:eastAsia="Times New Roman"/>
-                <w:b w:val="0"/>
-                <w:i w:val="0"/>
-                <w:color w:val="000000"/>
-                <w:sz w:val="24"/>
-              </w:rPr>
-              <w:t>Свойства файла заполнены выходными данными документа: прежде в них стояли служебные значения средства сборки</w:t>
-            </w:r>
-          </w:p>
-        </w:tc>
-        <w:tc>
-          <w:tcPr>
-            <w:tcW w:type="dxa" w:w="850"/>
-          </w:tcPr>
-          <w:p>
-            <w:pPr>
-              <w:keepNext/>
-              <w:spacing w:line="240" w:lineRule="auto" w:after="0"/>
-              <w:ind w:firstLine="0"/>
-              <w:jc w:val="left"/>
-            </w:pPr>
-          </w:p>
-        </w:tc>
-      </w:tr>
-      <w:tr>
-        <w:trPr>
-          <w:cantSplit w:val="true"/>
-        </w:trPr>
-        <w:tc>
-          <w:tcPr>
-            <w:tcW w:type="dxa" w:w="1134"/>
-          </w:tcPr>
-          <w:p>
-            <w:pPr>
-              <w:keepNext/>
-              <w:spacing w:line="240" w:lineRule="auto" w:after="0"/>
-              <w:ind w:firstLine="0"/>
-              <w:jc w:val="left"/>
-            </w:pPr>
-            <w:r>
-              <w:rPr>
-                <w:rFonts w:ascii="Times New Roman" w:hAnsi="Times New Roman" w:cs="Times New Roman" w:eastAsia="Times New Roman"/>
-                <w:b w:val="0"/>
-                <w:i w:val="0"/>
-                <w:color w:val="000000"/>
-                <w:sz w:val="24"/>
-              </w:rPr>
-              <w:t>1.4</w:t>
-            </w:r>
-          </w:p>
-        </w:tc>
-        <w:tc>
-          <w:tcPr>
-            <w:tcW w:type="dxa" w:w="1701"/>
-          </w:tcPr>
-          <w:p>
-            <w:pPr>
-              <w:keepNext/>
-              <w:spacing w:line="240" w:lineRule="auto" w:after="0"/>
-              <w:ind w:firstLine="0"/>
-              <w:jc w:val="left"/>
-            </w:pPr>
-            <w:r>
-              <w:rPr>
-                <w:rFonts w:ascii="Times New Roman" w:hAnsi="Times New Roman" w:cs="Times New Roman" w:eastAsia="Times New Roman"/>
-                <w:b w:val="0"/>
-                <w:i w:val="0"/>
-                <w:color w:val="000000"/>
-                <w:sz w:val="24"/>
-              </w:rPr>
-              <w:t>14.08.2026</w:t>
-            </w:r>
-          </w:p>
-        </w:tc>
-        <w:tc>
-          <w:tcPr>
-            <w:tcW w:type="dxa" w:w="5669"/>
-          </w:tcPr>
-          <w:p>
-            <w:pPr>
-              <w:keepNext/>
-              <w:spacing w:line="240" w:lineRule="auto" w:after="0"/>
-              <w:ind w:firstLine="0"/>
-              <w:jc w:val="left"/>
-            </w:pPr>
-            <w:r>
-              <w:rPr>
-                <w:rFonts w:ascii="Times New Roman" w:hAnsi="Times New Roman" w:cs="Times New Roman" w:eastAsia="Times New Roman"/>
-                <w:b w:val="0"/>
-                <w:i w:val="0"/>
-                <w:color w:val="000000"/>
-                <w:sz w:val="24"/>
-              </w:rPr>
-              <w:t>Уточнено, что при внесении в чёрный список совпадающие записи убираются из таблиц постов, а предупреждение в карточке остаётся для неполных совпадений</w:t>
-            </w:r>
-          </w:p>
-        </w:tc>
-        <w:tc>
-          <w:tcPr>
-            <w:tcW w:type="dxa" w:w="850"/>
-          </w:tcPr>
-          <w:p>
-            <w:pPr>
-              <w:keepNext/>
-              <w:spacing w:line="240" w:lineRule="auto" w:after="0"/>
-              <w:ind w:firstLine="0"/>
-              <w:jc w:val="left"/>
-            </w:pPr>
-          </w:p>
-        </w:tc>
-      </w:tr>
-      <w:tr>
-        <w:trPr>
-          <w:cantSplit w:val="true"/>
-          <w:trHeight w:val="680" w:hRule="atLeast"/>
-        </w:trPr>
-        <w:tc>
-          <w:tcPr>
-            <w:tcW w:type="dxa" w:w="1134"/>
-          </w:tcPr>
-          <w:p>
-            <w:pPr>
-              <w:keepNext/>
-              <w:spacing w:line="240" w:lineRule="auto" w:after="0"/>
-              <w:ind w:firstLine="0"/>
-              <w:jc w:val="left"/>
-            </w:pPr>
-          </w:p>
-        </w:tc>
-        <w:tc>
-          <w:tcPr>
-            <w:tcW w:type="dxa" w:w="1701"/>
-          </w:tcPr>
-          <w:p>
-            <w:pPr>
-              <w:keepNext/>
-              <w:spacing w:line="240" w:lineRule="auto" w:after="0"/>
-              <w:ind w:firstLine="0"/>
-              <w:jc w:val="left"/>
-            </w:pPr>
-          </w:p>
-        </w:tc>
-        <w:tc>
-          <w:tcPr>
-            <w:tcW w:type="dxa" w:w="5669"/>
-          </w:tcPr>
-          <w:p>
-            <w:pPr>
-              <w:keepNext/>
-              <w:spacing w:line="240" w:lineRule="auto" w:after="0"/>
-              <w:ind w:firstLine="0"/>
-              <w:jc w:val="left"/>
-            </w:pPr>
-          </w:p>
-        </w:tc>
-        <w:tc>
-          <w:tcPr>
-            <w:tcW w:type="dxa" w:w="850"/>
-          </w:tcPr>
-          <w:p>
-            <w:pPr>
-              <w:keepNext/>
-              <w:spacing w:line="240" w:lineRule="auto" w:after="0"/>
-              <w:ind w:firstLine="0"/>
-              <w:jc w:val="left"/>
-            </w:pPr>
-          </w:p>
-        </w:tc>
-      </w:tr>
-      <w:tr>
-        <w:trPr>
-          <w:cantSplit w:val="true"/>
-          <w:trHeight w:val="680" w:hRule="atLeast"/>
-        </w:trPr>
-        <w:tc>
-          <w:tcPr>
-            <w:tcW w:type="dxa" w:w="1134"/>
-          </w:tcPr>
-          <w:p>
-            <w:pPr>
-              <w:keepNext/>
-              <w:spacing w:line="240" w:lineRule="auto" w:after="0"/>
-              <w:ind w:firstLine="0"/>
-              <w:jc w:val="left"/>
-            </w:pPr>
-          </w:p>
-        </w:tc>
-        <w:tc>
-          <w:tcPr>
-            <w:tcW w:type="dxa" w:w="1701"/>
-          </w:tcPr>
-          <w:p>
-            <w:pPr>
-              <w:keepNext/>
-              <w:spacing w:line="240" w:lineRule="auto" w:after="0"/>
-              <w:ind w:firstLine="0"/>
-              <w:jc w:val="left"/>
-            </w:pPr>
-          </w:p>
-        </w:tc>
-        <w:tc>
-          <w:tcPr>
-            <w:tcW w:type="dxa" w:w="5669"/>
-          </w:tcPr>
-          <w:p>
-            <w:pPr>
-              <w:keepNext/>
-              <w:spacing w:line="240" w:lineRule="auto" w:after="0"/>
-              <w:ind w:firstLine="0"/>
-              <w:jc w:val="left"/>
-            </w:pPr>
-          </w:p>
-        </w:tc>
-        <w:tc>
-          <w:tcPr>
-            <w:tcW w:type="dxa" w:w="850"/>
-          </w:tcPr>
-          <w:p>
-            <w:pPr>
-              <w:keepNext/>
-              <w:spacing w:line="240" w:lineRule="auto" w:after="0"/>
-              <w:ind w:firstLine="0"/>
-              <w:jc w:val="left"/>
-            </w:pPr>
-          </w:p>
-        </w:tc>
-      </w:tr>
-      <w:tr>
-        <w:trPr>
-          <w:cantSplit w:val="true"/>
-          <w:trHeight w:val="680" w:hRule="atLeast"/>
-        </w:trPr>
-        <w:tc>
-          <w:tcPr>
-            <w:tcW w:type="dxa" w:w="1134"/>
-          </w:tcPr>
-          <w:p>
-            <w:pPr>
-              <w:keepNext/>
-              <w:spacing w:line="240" w:lineRule="auto" w:after="0"/>
-              <w:ind w:firstLine="0"/>
-              <w:jc w:val="left"/>
-            </w:pPr>
-          </w:p>
-        </w:tc>
-        <w:tc>
-          <w:tcPr>
-            <w:tcW w:type="dxa" w:w="1701"/>
-          </w:tcPr>
-          <w:p>
-            <w:pPr>
-              <w:keepNext/>
-              <w:spacing w:line="240" w:lineRule="auto" w:after="0"/>
-              <w:ind w:firstLine="0"/>
-              <w:jc w:val="left"/>
-            </w:pPr>
-          </w:p>
-        </w:tc>
-        <w:tc>
-          <w:tcPr>
-            <w:tcW w:type="dxa" w:w="5669"/>
-          </w:tcPr>
-          <w:p>
-            <w:pPr>
-              <w:keepNext/>
-              <w:spacing w:line="240" w:lineRule="auto" w:after="0"/>
-              <w:ind w:firstLine="0"/>
-              <w:jc w:val="left"/>
-            </w:pPr>
-          </w:p>
-        </w:tc>
-        <w:tc>
-          <w:tcPr>
-            <w:tcW w:type="dxa" w:w="850"/>
-          </w:tcPr>
-          <w:p>
-            <w:pPr>
-              <w:keepNext/>
-              <w:spacing w:line="240" w:lineRule="auto" w:after="0"/>
-              <w:ind w:firstLine="0"/>
-              <w:jc w:val="left"/>
-            </w:pPr>
-          </w:p>
-        </w:tc>
-      </w:tr>
-      <w:tr>
-        <w:trPr>
-          <w:cantSplit w:val="true"/>
-          <w:trHeight w:val="680" w:hRule="atLeast"/>
-        </w:trPr>
-        <w:tc>
-          <w:tcPr>
-            <w:tcW w:type="dxa" w:w="1134"/>
-          </w:tcPr>
-          <w:p>
-            <w:pPr>
-              <w:keepNext/>
-              <w:spacing w:line="240" w:lineRule="auto" w:after="0"/>
-              <w:ind w:firstLine="0"/>
-              <w:jc w:val="left"/>
-            </w:pPr>
-          </w:p>
-        </w:tc>
-        <w:tc>
-          <w:tcPr>
-            <w:tcW w:type="dxa" w:w="1701"/>
-          </w:tcPr>
-          <w:p>
-            <w:pPr>
-              <w:keepNext/>
-              <w:spacing w:line="240" w:lineRule="auto" w:after="0"/>
-              <w:ind w:firstLine="0"/>
-              <w:jc w:val="left"/>
-            </w:pPr>
-          </w:p>
-        </w:tc>
-        <w:tc>
-          <w:tcPr>
-            <w:tcW w:type="dxa" w:w="5669"/>
-          </w:tcPr>
-          <w:p>
-            <w:pPr>
-              <w:keepNext/>
-              <w:spacing w:line="240" w:lineRule="auto" w:after="0"/>
-              <w:ind w:firstLine="0"/>
-              <w:jc w:val="left"/>
-            </w:pPr>
-          </w:p>
-        </w:tc>
-        <w:tc>
-          <w:tcPr>
-            <w:tcW w:type="dxa" w:w="850"/>
-          </w:tcPr>
-          <w:p>
-            <w:pPr>
-              <w:keepNext/>
-              <w:spacing w:line="240" w:lineRule="auto" w:after="0"/>
-              <w:ind w:firstLine="0"/>
-              <w:jc w:val="left"/>
-            </w:pPr>
-          </w:p>
-        </w:tc>
-      </w:tr>
-      <w:tr>
-        <w:trPr>
-          <w:cantSplit w:val="true"/>
-          <w:trHeight w:val="680" w:hRule="atLeast"/>
-        </w:trPr>
-        <w:tc>
-          <w:tcPr>
-            <w:tcW w:type="dxa" w:w="1134"/>
-          </w:tcPr>
-          <w:p>
-            <w:pPr>
-              <w:keepNext/>
-              <w:spacing w:line="240" w:lineRule="auto" w:after="0"/>
-              <w:ind w:firstLine="0"/>
-              <w:jc w:val="left"/>
-            </w:pPr>
-          </w:p>
-        </w:tc>
-        <w:tc>
-          <w:tcPr>
-            <w:tcW w:type="dxa" w:w="1701"/>
-          </w:tcPr>
-          <w:p>
-            <w:pPr>
-              <w:keepNext/>
-              <w:spacing w:line="240" w:lineRule="auto" w:after="0"/>
-              <w:ind w:firstLine="0"/>
-              <w:jc w:val="left"/>
-            </w:pPr>
-          </w:p>
-        </w:tc>
-        <w:tc>
-          <w:tcPr>
-            <w:tcW w:type="dxa" w:w="5669"/>
-          </w:tcPr>
-          <w:p>
-            <w:pPr>
-              <w:keepNext/>
-              <w:spacing w:line="240" w:lineRule="auto" w:after="0"/>
-              <w:ind w:firstLine="0"/>
-              <w:jc w:val="left"/>
-            </w:pPr>
-          </w:p>
-        </w:tc>
-        <w:tc>
-          <w:tcPr>
-            <w:tcW w:type="dxa" w:w="850"/>
-          </w:tcPr>
-          <w:p>
-            <w:pPr>
-              <w:keepNext/>
-              <w:spacing w:line="240" w:lineRule="auto" w:after="0"/>
-              <w:ind w:firstLine="0"/>
-              <w:jc w:val="left"/>
-            </w:pPr>
-          </w:p>
-        </w:tc>
-      </w:tr>
-      <w:tr>
-        <w:trPr>
-          <w:cantSplit w:val="true"/>
-          <w:trHeight w:val="680" w:hRule="atLeast"/>
-        </w:trPr>
-        <w:tc>
-          <w:tcPr>
-            <w:tcW w:type="dxa" w:w="1134"/>
-          </w:tcPr>
-          <w:p>
-            <w:pPr>
-              <w:spacing w:line="240" w:lineRule="auto" w:after="0"/>
-              <w:ind w:firstLine="0"/>
-              <w:jc w:val="left"/>
-            </w:pPr>
-          </w:p>
-        </w:tc>
-        <w:tc>
-          <w:tcPr>
-            <w:tcW w:type="dxa" w:w="1701"/>
-          </w:tcPr>
-          <w:p>
-            <w:pPr>
-              <w:spacing w:line="240" w:lineRule="auto" w:after="0"/>
-              <w:ind w:firstLine="0"/>
-              <w:jc w:val="left"/>
-            </w:pPr>
-          </w:p>
-        </w:tc>
-        <w:tc>
-          <w:tcPr>
-            <w:tcW w:type="dxa" w:w="5669"/>
-          </w:tcPr>
-          <w:p>
-            <w:pPr>
-              <w:spacing w:line="240" w:lineRule="auto" w:after="0"/>
-              <w:ind w:firstLine="0"/>
-              <w:jc w:val="left"/>
-            </w:pPr>
-          </w:p>
-        </w:tc>
-        <w:tc>
-          <w:tcPr>
-            <w:tcW w:type="dxa" w:w="850"/>
-          </w:tcPr>
-          <w:p>
-            <w:pPr>
-              <w:spacing w:line="240" w:lineRule="auto" w:after="0"/>
-              <w:ind w:firstLine="0"/>
-              <w:jc w:val="left"/>
-            </w:pPr>
-          </w:p>
-        </w:tc>
-      </w:tr>
-    </w:tbl>
-    <w:p>
-      <w:pPr>
-        <w:spacing w:after="0" w:line="240" w:lineRule="auto"/>
-        <w:ind w:firstLine="0"/>
-      </w:pPr>
-      <w:r>
-        <w:rPr>
-          <w:rFonts w:ascii="Times New Roman" w:hAnsi="Times New Roman" w:cs="Times New Roman" w:eastAsia="Times New Roman"/>
-          <w:b w:val="0"/>
-          <w:i w:val="0"/>
-          <w:color w:val="000000"/>
-          <w:sz w:val="12"/>
-        </w:rPr>
-      </w:r>
-    </w:p>
     <w:sectPr>
       <w:headerReference w:type="default" r:id="rId9"/>
       <w:footerReference w:type="default" r:id="rId10"/>

--- a/Документация/Руководство охранника/Руководство охранника.docx
+++ b/Документация/Руководство охранника/Руководство охранника.docx
@@ -7016,6 +7016,969 @@
         </w:rPr>
       </w:r>
     </w:p>
+    <w:p>
+      <w:r>
+        <w:br w:type="page"/>
+      </w:r>
+    </w:p>
+    <w:p>
+      <w:pPr>
+        <w:pStyle w:val="Heading1"/>
+        <w:ind w:firstLine="0"/>
+      </w:pPr>
+      <w:r>
+        <w:rPr>
+          <w:rFonts w:ascii="Times New Roman" w:hAnsi="Times New Roman" w:cs="Times New Roman" w:eastAsia="Times New Roman"/>
+          <w:b/>
+          <w:i w:val="0"/>
+          <w:color w:val="000000"/>
+          <w:sz w:val="32"/>
+        </w:rPr>
+        <w:t>ЛИСТ РЕГИСТРАЦИИ ИЗМЕНЕНИЙ</w:t>
+      </w:r>
+    </w:p>
+    <w:p>
+      <w:r>
+        <w:rPr>
+          <w:rFonts w:ascii="Times New Roman" w:hAnsi="Times New Roman" w:cs="Times New Roman" w:eastAsia="Times New Roman"/>
+          <w:b w:val="0"/>
+          <w:i w:val="0"/>
+          <w:color w:val="000000"/>
+          <w:sz w:val="28"/>
+        </w:rPr>
+        <w:t>В таблице фиксируются изменения документа. Версия повышается при выпуске новой редакции: вторая цифра при уточнениях и дополнениях, первая при переработке структуры или существенном изменении требований.</w:t>
+      </w:r>
+    </w:p>
+    <w:p>
+      <w:pPr>
+        <w:keepNext/>
+        <w:spacing w:line="240" w:lineRule="auto" w:before="160" w:after="80"/>
+        <w:ind w:firstLine="0"/>
+        <w:jc w:val="left"/>
+      </w:pPr>
+      <w:r>
+        <w:rPr>
+          <w:rFonts w:ascii="Times New Roman" w:hAnsi="Times New Roman" w:cs="Times New Roman" w:eastAsia="Times New Roman"/>
+          <w:b w:val="0"/>
+          <w:i/>
+          <w:color w:val="000000"/>
+          <w:sz w:val="24"/>
+        </w:rPr>
+        <w:t>Таблица - Регистрация изменений</w:t>
+      </w:r>
+    </w:p>
+    <w:tbl>
+      <w:tblPr>
+        <w:tblStyle w:val="TableGrid"/>
+        <w:tblW w:type="auto" w:w="0"/>
+        <w:jc w:val="center"/>
+        <w:tblLayout w:type="fixed"/>
+        <w:tblLook w:firstColumn="1" w:firstRow="1" w:lastColumn="0" w:lastRow="0" w:noHBand="0" w:noVBand="1" w:val="04A0"/>
+        <w:tblLayout w:type="fixed"/>
+      </w:tblPr>
+      <w:tblGrid>
+        <w:gridCol w:w="1134"/>
+        <w:gridCol w:w="1701"/>
+        <w:gridCol w:w="5670"/>
+        <w:gridCol w:w="850"/>
+      </w:tblGrid>
+      <w:tr>
+        <w:trPr>
+          <w:tblHeader w:val="true"/>
+          <w:cantSplit w:val="true"/>
+        </w:trPr>
+        <w:tc>
+          <w:tcPr>
+            <w:tcW w:type="dxa" w:w="1134"/>
+            <w:shd w:val="clear" w:fill="E8E8E8"/>
+          </w:tcPr>
+          <w:p>
+            <w:pPr>
+              <w:keepNext/>
+              <w:spacing w:line="240" w:lineRule="auto" w:after="0"/>
+              <w:ind w:firstLine="0"/>
+              <w:jc w:val="left"/>
+            </w:pPr>
+            <w:r>
+              <w:rPr>
+                <w:rFonts w:ascii="Times New Roman" w:hAnsi="Times New Roman" w:cs="Times New Roman" w:eastAsia="Times New Roman"/>
+                <w:b/>
+                <w:i w:val="0"/>
+                <w:color w:val="000000"/>
+                <w:sz w:val="24"/>
+              </w:rPr>
+              <w:t>Версия</w:t>
+            </w:r>
+          </w:p>
+        </w:tc>
+        <w:tc>
+          <w:tcPr>
+            <w:tcW w:type="dxa" w:w="1701"/>
+            <w:shd w:val="clear" w:fill="E8E8E8"/>
+          </w:tcPr>
+          <w:p>
+            <w:pPr>
+              <w:keepNext/>
+              <w:spacing w:line="240" w:lineRule="auto" w:after="0"/>
+              <w:ind w:firstLine="0"/>
+              <w:jc w:val="left"/>
+            </w:pPr>
+            <w:r>
+              <w:rPr>
+                <w:rFonts w:ascii="Times New Roman" w:hAnsi="Times New Roman" w:cs="Times New Roman" w:eastAsia="Times New Roman"/>
+                <w:b/>
+                <w:i w:val="0"/>
+                <w:color w:val="000000"/>
+                <w:sz w:val="24"/>
+              </w:rPr>
+              <w:t>Дата</w:t>
+            </w:r>
+          </w:p>
+        </w:tc>
+        <w:tc>
+          <w:tcPr>
+            <w:tcW w:type="dxa" w:w="5669"/>
+            <w:shd w:val="clear" w:fill="E8E8E8"/>
+          </w:tcPr>
+          <w:p>
+            <w:pPr>
+              <w:keepNext/>
+              <w:spacing w:line="240" w:lineRule="auto" w:after="0"/>
+              <w:ind w:firstLine="0"/>
+              <w:jc w:val="left"/>
+            </w:pPr>
+            <w:r>
+              <w:rPr>
+                <w:rFonts w:ascii="Times New Roman" w:hAnsi="Times New Roman" w:cs="Times New Roman" w:eastAsia="Times New Roman"/>
+                <w:b/>
+                <w:i w:val="0"/>
+                <w:color w:val="000000"/>
+                <w:sz w:val="24"/>
+              </w:rPr>
+              <w:t>Содержание изменения</w:t>
+            </w:r>
+          </w:p>
+        </w:tc>
+        <w:tc>
+          <w:tcPr>
+            <w:tcW w:type="dxa" w:w="850"/>
+            <w:shd w:val="clear" w:fill="E8E8E8"/>
+          </w:tcPr>
+          <w:p>
+            <w:pPr>
+              <w:keepNext/>
+              <w:spacing w:line="240" w:lineRule="auto" w:after="0"/>
+              <w:ind w:firstLine="0"/>
+              <w:jc w:val="left"/>
+            </w:pPr>
+            <w:r>
+              <w:rPr>
+                <w:rFonts w:ascii="Times New Roman" w:hAnsi="Times New Roman" w:cs="Times New Roman" w:eastAsia="Times New Roman"/>
+                <w:b/>
+                <w:i w:val="0"/>
+                <w:color w:val="000000"/>
+                <w:sz w:val="24"/>
+              </w:rPr>
+              <w:t>Внёс</w:t>
+            </w:r>
+          </w:p>
+        </w:tc>
+      </w:tr>
+      <w:tr>
+        <w:trPr>
+          <w:cantSplit w:val="true"/>
+        </w:trPr>
+        <w:tc>
+          <w:tcPr>
+            <w:tcW w:type="dxa" w:w="1134"/>
+          </w:tcPr>
+          <w:p>
+            <w:pPr>
+              <w:keepNext/>
+              <w:spacing w:line="240" w:lineRule="auto" w:after="0"/>
+              <w:ind w:firstLine="0"/>
+              <w:jc w:val="left"/>
+            </w:pPr>
+            <w:r>
+              <w:rPr>
+                <w:rFonts w:ascii="Times New Roman" w:hAnsi="Times New Roman" w:cs="Times New Roman" w:eastAsia="Times New Roman"/>
+                <w:b w:val="0"/>
+                <w:i w:val="0"/>
+                <w:color w:val="000000"/>
+                <w:sz w:val="24"/>
+              </w:rPr>
+              <w:t>1.0</w:t>
+            </w:r>
+          </w:p>
+        </w:tc>
+        <w:tc>
+          <w:tcPr>
+            <w:tcW w:type="dxa" w:w="1701"/>
+          </w:tcPr>
+          <w:p>
+            <w:pPr>
+              <w:keepNext/>
+              <w:spacing w:line="240" w:lineRule="auto" w:after="0"/>
+              <w:ind w:firstLine="0"/>
+              <w:jc w:val="left"/>
+            </w:pPr>
+            <w:r>
+              <w:rPr>
+                <w:rFonts w:ascii="Times New Roman" w:hAnsi="Times New Roman" w:cs="Times New Roman" w:eastAsia="Times New Roman"/>
+                <w:b w:val="0"/>
+                <w:i w:val="0"/>
+                <w:color w:val="000000"/>
+                <w:sz w:val="24"/>
+              </w:rPr>
+              <w:t>11.08.2026</w:t>
+            </w:r>
+          </w:p>
+        </w:tc>
+        <w:tc>
+          <w:tcPr>
+            <w:tcW w:type="dxa" w:w="5669"/>
+          </w:tcPr>
+          <w:p>
+            <w:pPr>
+              <w:keepNext/>
+              <w:spacing w:line="240" w:lineRule="auto" w:after="0"/>
+              <w:ind w:firstLine="0"/>
+              <w:jc w:val="left"/>
+            </w:pPr>
+            <w:r>
+              <w:rPr>
+                <w:rFonts w:ascii="Times New Roman" w:hAnsi="Times New Roman" w:cs="Times New Roman" w:eastAsia="Times New Roman"/>
+                <w:b w:val="0"/>
+                <w:i w:val="0"/>
+                <w:color w:val="000000"/>
+                <w:sz w:val="24"/>
+              </w:rPr>
+              <w:t>Первая редакция</w:t>
+            </w:r>
+          </w:p>
+        </w:tc>
+        <w:tc>
+          <w:tcPr>
+            <w:tcW w:type="dxa" w:w="850"/>
+          </w:tcPr>
+          <w:p>
+            <w:pPr>
+              <w:keepNext/>
+              <w:spacing w:line="240" w:lineRule="auto" w:after="0"/>
+              <w:ind w:firstLine="0"/>
+              <w:jc w:val="left"/>
+            </w:pPr>
+          </w:p>
+        </w:tc>
+      </w:tr>
+      <w:tr>
+        <w:trPr>
+          <w:cantSplit w:val="true"/>
+        </w:trPr>
+        <w:tc>
+          <w:tcPr>
+            <w:tcW w:type="dxa" w:w="1134"/>
+          </w:tcPr>
+          <w:p>
+            <w:pPr>
+              <w:keepNext/>
+              <w:spacing w:line="240" w:lineRule="auto" w:after="0"/>
+              <w:ind w:firstLine="0"/>
+              <w:jc w:val="left"/>
+            </w:pPr>
+            <w:r>
+              <w:rPr>
+                <w:rFonts w:ascii="Times New Roman" w:hAnsi="Times New Roman" w:cs="Times New Roman" w:eastAsia="Times New Roman"/>
+                <w:b w:val="0"/>
+                <w:i w:val="0"/>
+                <w:color w:val="000000"/>
+                <w:sz w:val="24"/>
+              </w:rPr>
+              <w:t>1.1</w:t>
+            </w:r>
+          </w:p>
+        </w:tc>
+        <w:tc>
+          <w:tcPr>
+            <w:tcW w:type="dxa" w:w="1701"/>
+          </w:tcPr>
+          <w:p>
+            <w:pPr>
+              <w:keepNext/>
+              <w:spacing w:line="240" w:lineRule="auto" w:after="0"/>
+              <w:ind w:firstLine="0"/>
+              <w:jc w:val="left"/>
+            </w:pPr>
+            <w:r>
+              <w:rPr>
+                <w:rFonts w:ascii="Times New Roman" w:hAnsi="Times New Roman" w:cs="Times New Roman" w:eastAsia="Times New Roman"/>
+                <w:b w:val="0"/>
+                <w:i w:val="0"/>
+                <w:color w:val="000000"/>
+                <w:sz w:val="24"/>
+              </w:rPr>
+              <w:t>13.08.2026</w:t>
+            </w:r>
+          </w:p>
+        </w:tc>
+        <w:tc>
+          <w:tcPr>
+            <w:tcW w:type="dxa" w:w="5669"/>
+          </w:tcPr>
+          <w:p>
+            <w:pPr>
+              <w:keepNext/>
+              <w:spacing w:line="240" w:lineRule="auto" w:after="0"/>
+              <w:ind w:firstLine="0"/>
+              <w:jc w:val="left"/>
+            </w:pPr>
+            <w:r>
+              <w:rPr>
+                <w:rFonts w:ascii="Times New Roman" w:hAnsi="Times New Roman" w:cs="Times New Roman" w:eastAsia="Times New Roman"/>
+                <w:b w:val="0"/>
+                <w:i w:val="0"/>
+                <w:color w:val="000000"/>
+                <w:sz w:val="24"/>
+              </w:rPr>
+              <w:t>Термин «Смена» заменён на «Отчётные сутки» по всему документу: учёт проходов ведётся сутками с границей 21:30, рабочей смены поста в системе нет. Выверено по коду описание списка «по факту» - в него попадают машины из поданных заявок, номер которых не был известен при подаче, а не пропущенные без заявки вовсе. Убраны функции, которых у работника поста нет: история изменений таблицы, версии, корзина, добавление строки вручную. Переписан раздел о суточном отчёте</w:t>
+            </w:r>
+          </w:p>
+        </w:tc>
+        <w:tc>
+          <w:tcPr>
+            <w:tcW w:type="dxa" w:w="850"/>
+          </w:tcPr>
+          <w:p>
+            <w:pPr>
+              <w:keepNext/>
+              <w:spacing w:line="240" w:lineRule="auto" w:after="0"/>
+              <w:ind w:firstLine="0"/>
+              <w:jc w:val="left"/>
+            </w:pPr>
+          </w:p>
+        </w:tc>
+      </w:tr>
+      <w:tr>
+        <w:trPr>
+          <w:cantSplit w:val="true"/>
+        </w:trPr>
+        <w:tc>
+          <w:tcPr>
+            <w:tcW w:type="dxa" w:w="1134"/>
+          </w:tcPr>
+          <w:p>
+            <w:pPr>
+              <w:keepNext/>
+              <w:spacing w:line="240" w:lineRule="auto" w:after="0"/>
+              <w:ind w:firstLine="0"/>
+              <w:jc w:val="left"/>
+            </w:pPr>
+            <w:r>
+              <w:rPr>
+                <w:rFonts w:ascii="Times New Roman" w:hAnsi="Times New Roman" w:cs="Times New Roman" w:eastAsia="Times New Roman"/>
+                <w:b w:val="0"/>
+                <w:i w:val="0"/>
+                <w:color w:val="000000"/>
+                <w:sz w:val="24"/>
+              </w:rPr>
+              <w:t>1.2</w:t>
+            </w:r>
+          </w:p>
+        </w:tc>
+        <w:tc>
+          <w:tcPr>
+            <w:tcW w:type="dxa" w:w="1701"/>
+          </w:tcPr>
+          <w:p>
+            <w:pPr>
+              <w:keepNext/>
+              <w:spacing w:line="240" w:lineRule="auto" w:after="0"/>
+              <w:ind w:firstLine="0"/>
+              <w:jc w:val="left"/>
+            </w:pPr>
+            <w:r>
+              <w:rPr>
+                <w:rFonts w:ascii="Times New Roman" w:hAnsi="Times New Roman" w:cs="Times New Roman" w:eastAsia="Times New Roman"/>
+                <w:b w:val="0"/>
+                <w:i w:val="0"/>
+                <w:color w:val="000000"/>
+                <w:sz w:val="24"/>
+              </w:rPr>
+              <w:t>14.08.2026</w:t>
+            </w:r>
+          </w:p>
+        </w:tc>
+        <w:tc>
+          <w:tcPr>
+            <w:tcW w:type="dxa" w:w="5669"/>
+          </w:tcPr>
+          <w:p>
+            <w:pPr>
+              <w:keepNext/>
+              <w:spacing w:line="240" w:lineRule="auto" w:after="0"/>
+              <w:ind w:firstLine="0"/>
+              <w:jc w:val="left"/>
+            </w:pPr>
+            <w:r>
+              <w:rPr>
+                <w:rFonts w:ascii="Times New Roman" w:hAnsi="Times New Roman" w:cs="Times New Roman" w:eastAsia="Times New Roman"/>
+                <w:b w:val="0"/>
+                <w:i w:val="0"/>
+                <w:color w:val="000000"/>
+                <w:sz w:val="24"/>
+              </w:rPr>
+              <w:t>Лист условий использования сокращён и смягчён: оставлены принадлежность прав, запрет передачи третьим лицам и отсутствие лицензии; убраны срок действия ограничений, требования письменного согласия и подтверждения уничтожения копий</w:t>
+            </w:r>
+          </w:p>
+        </w:tc>
+        <w:tc>
+          <w:tcPr>
+            <w:tcW w:type="dxa" w:w="850"/>
+          </w:tcPr>
+          <w:p>
+            <w:pPr>
+              <w:keepNext/>
+              <w:spacing w:line="240" w:lineRule="auto" w:after="0"/>
+              <w:ind w:firstLine="0"/>
+              <w:jc w:val="left"/>
+            </w:pPr>
+          </w:p>
+        </w:tc>
+      </w:tr>
+      <w:tr>
+        <w:trPr>
+          <w:cantSplit w:val="true"/>
+        </w:trPr>
+        <w:tc>
+          <w:tcPr>
+            <w:tcW w:type="dxa" w:w="1134"/>
+          </w:tcPr>
+          <w:p>
+            <w:pPr>
+              <w:keepNext/>
+              <w:spacing w:line="240" w:lineRule="auto" w:after="0"/>
+              <w:ind w:firstLine="0"/>
+              <w:jc w:val="left"/>
+            </w:pPr>
+            <w:r>
+              <w:rPr>
+                <w:rFonts w:ascii="Times New Roman" w:hAnsi="Times New Roman" w:cs="Times New Roman" w:eastAsia="Times New Roman"/>
+                <w:b w:val="0"/>
+                <w:i w:val="0"/>
+                <w:color w:val="000000"/>
+                <w:sz w:val="24"/>
+              </w:rPr>
+              <w:t>1.3</w:t>
+            </w:r>
+          </w:p>
+        </w:tc>
+        <w:tc>
+          <w:tcPr>
+            <w:tcW w:type="dxa" w:w="1701"/>
+          </w:tcPr>
+          <w:p>
+            <w:pPr>
+              <w:keepNext/>
+              <w:spacing w:line="240" w:lineRule="auto" w:after="0"/>
+              <w:ind w:firstLine="0"/>
+              <w:jc w:val="left"/>
+            </w:pPr>
+            <w:r>
+              <w:rPr>
+                <w:rFonts w:ascii="Times New Roman" w:hAnsi="Times New Roman" w:cs="Times New Roman" w:eastAsia="Times New Roman"/>
+                <w:b w:val="0"/>
+                <w:i w:val="0"/>
+                <w:color w:val="000000"/>
+                <w:sz w:val="24"/>
+              </w:rPr>
+              <w:t>14.08.2026</w:t>
+            </w:r>
+          </w:p>
+        </w:tc>
+        <w:tc>
+          <w:tcPr>
+            <w:tcW w:type="dxa" w:w="5669"/>
+          </w:tcPr>
+          <w:p>
+            <w:pPr>
+              <w:keepNext/>
+              <w:spacing w:line="240" w:lineRule="auto" w:after="0"/>
+              <w:ind w:firstLine="0"/>
+              <w:jc w:val="left"/>
+            </w:pPr>
+            <w:r>
+              <w:rPr>
+                <w:rFonts w:ascii="Times New Roman" w:hAnsi="Times New Roman" w:cs="Times New Roman" w:eastAsia="Times New Roman"/>
+                <w:b w:val="0"/>
+                <w:i w:val="0"/>
+                <w:color w:val="000000"/>
+                <w:sz w:val="24"/>
+              </w:rPr>
+              <w:t>Свойства файла заполнены выходными данными документа: прежде в них стояли служебные значения средства сборки</w:t>
+            </w:r>
+          </w:p>
+        </w:tc>
+        <w:tc>
+          <w:tcPr>
+            <w:tcW w:type="dxa" w:w="850"/>
+          </w:tcPr>
+          <w:p>
+            <w:pPr>
+              <w:keepNext/>
+              <w:spacing w:line="240" w:lineRule="auto" w:after="0"/>
+              <w:ind w:firstLine="0"/>
+              <w:jc w:val="left"/>
+            </w:pPr>
+          </w:p>
+        </w:tc>
+      </w:tr>
+      <w:tr>
+        <w:trPr>
+          <w:cantSplit w:val="true"/>
+        </w:trPr>
+        <w:tc>
+          <w:tcPr>
+            <w:tcW w:type="dxa" w:w="1134"/>
+          </w:tcPr>
+          <w:p>
+            <w:pPr>
+              <w:keepNext/>
+              <w:spacing w:line="240" w:lineRule="auto" w:after="0"/>
+              <w:ind w:firstLine="0"/>
+              <w:jc w:val="left"/>
+            </w:pPr>
+            <w:r>
+              <w:rPr>
+                <w:rFonts w:ascii="Times New Roman" w:hAnsi="Times New Roman" w:cs="Times New Roman" w:eastAsia="Times New Roman"/>
+                <w:b w:val="0"/>
+                <w:i w:val="0"/>
+                <w:color w:val="000000"/>
+                <w:sz w:val="24"/>
+              </w:rPr>
+              <w:t>1.4</w:t>
+            </w:r>
+          </w:p>
+        </w:tc>
+        <w:tc>
+          <w:tcPr>
+            <w:tcW w:type="dxa" w:w="1701"/>
+          </w:tcPr>
+          <w:p>
+            <w:pPr>
+              <w:keepNext/>
+              <w:spacing w:line="240" w:lineRule="auto" w:after="0"/>
+              <w:ind w:firstLine="0"/>
+              <w:jc w:val="left"/>
+            </w:pPr>
+            <w:r>
+              <w:rPr>
+                <w:rFonts w:ascii="Times New Roman" w:hAnsi="Times New Roman" w:cs="Times New Roman" w:eastAsia="Times New Roman"/>
+                <w:b w:val="0"/>
+                <w:i w:val="0"/>
+                <w:color w:val="000000"/>
+                <w:sz w:val="24"/>
+              </w:rPr>
+              <w:t>14.08.2026</w:t>
+            </w:r>
+          </w:p>
+        </w:tc>
+        <w:tc>
+          <w:tcPr>
+            <w:tcW w:type="dxa" w:w="5669"/>
+          </w:tcPr>
+          <w:p>
+            <w:pPr>
+              <w:keepNext/>
+              <w:spacing w:line="240" w:lineRule="auto" w:after="0"/>
+              <w:ind w:firstLine="0"/>
+              <w:jc w:val="left"/>
+            </w:pPr>
+            <w:r>
+              <w:rPr>
+                <w:rFonts w:ascii="Times New Roman" w:hAnsi="Times New Roman" w:cs="Times New Roman" w:eastAsia="Times New Roman"/>
+                <w:b w:val="0"/>
+                <w:i w:val="0"/>
+                <w:color w:val="000000"/>
+                <w:sz w:val="24"/>
+              </w:rPr>
+              <w:t>Уточнено, что при внесении в чёрный список совпадающие записи убираются из таблиц постов, а предупреждение в карточке остаётся для неполных совпадений</w:t>
+            </w:r>
+          </w:p>
+        </w:tc>
+        <w:tc>
+          <w:tcPr>
+            <w:tcW w:type="dxa" w:w="850"/>
+          </w:tcPr>
+          <w:p>
+            <w:pPr>
+              <w:keepNext/>
+              <w:spacing w:line="240" w:lineRule="auto" w:after="0"/>
+              <w:ind w:firstLine="0"/>
+              <w:jc w:val="left"/>
+            </w:pPr>
+          </w:p>
+        </w:tc>
+      </w:tr>
+      <w:tr>
+        <w:trPr>
+          <w:cantSplit w:val="true"/>
+          <w:trHeight w:val="680" w:hRule="atLeast"/>
+        </w:trPr>
+        <w:tc>
+          <w:tcPr>
+            <w:tcW w:type="dxa" w:w="1134"/>
+          </w:tcPr>
+          <w:p>
+            <w:pPr>
+              <w:keepNext/>
+              <w:spacing w:line="240" w:lineRule="auto" w:after="0"/>
+              <w:ind w:firstLine="0"/>
+              <w:jc w:val="left"/>
+            </w:pPr>
+          </w:p>
+        </w:tc>
+        <w:tc>
+          <w:tcPr>
+            <w:tcW w:type="dxa" w:w="1701"/>
+          </w:tcPr>
+          <w:p>
+            <w:pPr>
+              <w:keepNext/>
+              <w:spacing w:line="240" w:lineRule="auto" w:after="0"/>
+              <w:ind w:firstLine="0"/>
+              <w:jc w:val="left"/>
+            </w:pPr>
+          </w:p>
+        </w:tc>
+        <w:tc>
+          <w:tcPr>
+            <w:tcW w:type="dxa" w:w="5669"/>
+          </w:tcPr>
+          <w:p>
+            <w:pPr>
+              <w:keepNext/>
+              <w:spacing w:line="240" w:lineRule="auto" w:after="0"/>
+              <w:ind w:firstLine="0"/>
+              <w:jc w:val="left"/>
+            </w:pPr>
+          </w:p>
+        </w:tc>
+        <w:tc>
+          <w:tcPr>
+            <w:tcW w:type="dxa" w:w="850"/>
+          </w:tcPr>
+          <w:p>
+            <w:pPr>
+              <w:keepNext/>
+              <w:spacing w:line="240" w:lineRule="auto" w:after="0"/>
+              <w:ind w:firstLine="0"/>
+              <w:jc w:val="left"/>
+            </w:pPr>
+          </w:p>
+        </w:tc>
+      </w:tr>
+      <w:tr>
+        <w:trPr>
+          <w:cantSplit w:val="true"/>
+          <w:trHeight w:val="680" w:hRule="atLeast"/>
+        </w:trPr>
+        <w:tc>
+          <w:tcPr>
+            <w:tcW w:type="dxa" w:w="1134"/>
+          </w:tcPr>
+          <w:p>
+            <w:pPr>
+              <w:keepNext/>
+              <w:spacing w:line="240" w:lineRule="auto" w:after="0"/>
+              <w:ind w:firstLine="0"/>
+              <w:jc w:val="left"/>
+            </w:pPr>
+          </w:p>
+        </w:tc>
+        <w:tc>
+          <w:tcPr>
+            <w:tcW w:type="dxa" w:w="1701"/>
+          </w:tcPr>
+          <w:p>
+            <w:pPr>
+              <w:keepNext/>
+              <w:spacing w:line="240" w:lineRule="auto" w:after="0"/>
+              <w:ind w:firstLine="0"/>
+              <w:jc w:val="left"/>
+            </w:pPr>
+          </w:p>
+        </w:tc>
+        <w:tc>
+          <w:tcPr>
+            <w:tcW w:type="dxa" w:w="5669"/>
+          </w:tcPr>
+          <w:p>
+            <w:pPr>
+              <w:keepNext/>
+              <w:spacing w:line="240" w:lineRule="auto" w:after="0"/>
+              <w:ind w:firstLine="0"/>
+              <w:jc w:val="left"/>
+            </w:pPr>
+          </w:p>
+        </w:tc>
+        <w:tc>
+          <w:tcPr>
+            <w:tcW w:type="dxa" w:w="850"/>
+          </w:tcPr>
+          <w:p>
+            <w:pPr>
+              <w:keepNext/>
+              <w:spacing w:line="240" w:lineRule="auto" w:after="0"/>
+              <w:ind w:firstLine="0"/>
+              <w:jc w:val="left"/>
+            </w:pPr>
+          </w:p>
+        </w:tc>
+      </w:tr>
+      <w:tr>
+        <w:trPr>
+          <w:cantSplit w:val="true"/>
+          <w:trHeight w:val="680" w:hRule="atLeast"/>
+        </w:trPr>
+        <w:tc>
+          <w:tcPr>
+            <w:tcW w:type="dxa" w:w="1134"/>
+          </w:tcPr>
+          <w:p>
+            <w:pPr>
+              <w:keepNext/>
+              <w:spacing w:line="240" w:lineRule="auto" w:after="0"/>
+              <w:ind w:firstLine="0"/>
+              <w:jc w:val="left"/>
+            </w:pPr>
+          </w:p>
+        </w:tc>
+        <w:tc>
+          <w:tcPr>
+            <w:tcW w:type="dxa" w:w="1701"/>
+          </w:tcPr>
+          <w:p>
+            <w:pPr>
+              <w:keepNext/>
+              <w:spacing w:line="240" w:lineRule="auto" w:after="0"/>
+              <w:ind w:firstLine="0"/>
+              <w:jc w:val="left"/>
+            </w:pPr>
+          </w:p>
+        </w:tc>
+        <w:tc>
+          <w:tcPr>
+            <w:tcW w:type="dxa" w:w="5669"/>
+          </w:tcPr>
+          <w:p>
+            <w:pPr>
+              <w:keepNext/>
+              <w:spacing w:line="240" w:lineRule="auto" w:after="0"/>
+              <w:ind w:firstLine="0"/>
+              <w:jc w:val="left"/>
+            </w:pPr>
+          </w:p>
+        </w:tc>
+        <w:tc>
+          <w:tcPr>
+            <w:tcW w:type="dxa" w:w="850"/>
+          </w:tcPr>
+          <w:p>
+            <w:pPr>
+              <w:keepNext/>
+              <w:spacing w:line="240" w:lineRule="auto" w:after="0"/>
+              <w:ind w:firstLine="0"/>
+              <w:jc w:val="left"/>
+            </w:pPr>
+          </w:p>
+        </w:tc>
+      </w:tr>
+      <w:tr>
+        <w:trPr>
+          <w:cantSplit w:val="true"/>
+          <w:trHeight w:val="680" w:hRule="atLeast"/>
+        </w:trPr>
+        <w:tc>
+          <w:tcPr>
+            <w:tcW w:type="dxa" w:w="1134"/>
+          </w:tcPr>
+          <w:p>
+            <w:pPr>
+              <w:keepNext/>
+              <w:spacing w:line="240" w:lineRule="auto" w:after="0"/>
+              <w:ind w:firstLine="0"/>
+              <w:jc w:val="left"/>
+            </w:pPr>
+          </w:p>
+        </w:tc>
+        <w:tc>
+          <w:tcPr>
+            <w:tcW w:type="dxa" w:w="1701"/>
+          </w:tcPr>
+          <w:p>
+            <w:pPr>
+              <w:keepNext/>
+              <w:spacing w:line="240" w:lineRule="auto" w:after="0"/>
+              <w:ind w:firstLine="0"/>
+              <w:jc w:val="left"/>
+            </w:pPr>
+          </w:p>
+        </w:tc>
+        <w:tc>
+          <w:tcPr>
+            <w:tcW w:type="dxa" w:w="5669"/>
+          </w:tcPr>
+          <w:p>
+            <w:pPr>
+              <w:keepNext/>
+              <w:spacing w:line="240" w:lineRule="auto" w:after="0"/>
+              <w:ind w:firstLine="0"/>
+              <w:jc w:val="left"/>
+            </w:pPr>
+          </w:p>
+        </w:tc>
+        <w:tc>
+          <w:tcPr>
+            <w:tcW w:type="dxa" w:w="850"/>
+          </w:tcPr>
+          <w:p>
+            <w:pPr>
+              <w:keepNext/>
+              <w:spacing w:line="240" w:lineRule="auto" w:after="0"/>
+              <w:ind w:firstLine="0"/>
+              <w:jc w:val="left"/>
+            </w:pPr>
+          </w:p>
+        </w:tc>
+      </w:tr>
+      <w:tr>
+        <w:trPr>
+          <w:cantSplit w:val="true"/>
+          <w:trHeight w:val="680" w:hRule="atLeast"/>
+        </w:trPr>
+        <w:tc>
+          <w:tcPr>
+            <w:tcW w:type="dxa" w:w="1134"/>
+          </w:tcPr>
+          <w:p>
+            <w:pPr>
+              <w:keepNext/>
+              <w:spacing w:line="240" w:lineRule="auto" w:after="0"/>
+              <w:ind w:firstLine="0"/>
+              <w:jc w:val="left"/>
+            </w:pPr>
+          </w:p>
+        </w:tc>
+        <w:tc>
+          <w:tcPr>
+            <w:tcW w:type="dxa" w:w="1701"/>
+          </w:tcPr>
+          <w:p>
+            <w:pPr>
+              <w:keepNext/>
+              <w:spacing w:line="240" w:lineRule="auto" w:after="0"/>
+              <w:ind w:firstLine="0"/>
+              <w:jc w:val="left"/>
+            </w:pPr>
+          </w:p>
+        </w:tc>
+        <w:tc>
+          <w:tcPr>
+            <w:tcW w:type="dxa" w:w="5669"/>
+          </w:tcPr>
+          <w:p>
+            <w:pPr>
+              <w:keepNext/>
+              <w:spacing w:line="240" w:lineRule="auto" w:after="0"/>
+              <w:ind w:firstLine="0"/>
+              <w:jc w:val="left"/>
+            </w:pPr>
+          </w:p>
+        </w:tc>
+        <w:tc>
+          <w:tcPr>
+            <w:tcW w:type="dxa" w:w="850"/>
+          </w:tcPr>
+          <w:p>
+            <w:pPr>
+              <w:keepNext/>
+              <w:spacing w:line="240" w:lineRule="auto" w:after="0"/>
+              <w:ind w:firstLine="0"/>
+              <w:jc w:val="left"/>
+            </w:pPr>
+          </w:p>
+        </w:tc>
+      </w:tr>
+      <w:tr>
+        <w:trPr>
+          <w:cantSplit w:val="true"/>
+          <w:trHeight w:val="680" w:hRule="atLeast"/>
+        </w:trPr>
+        <w:tc>
+          <w:tcPr>
+            <w:tcW w:type="dxa" w:w="1134"/>
+          </w:tcPr>
+          <w:p>
+            <w:pPr>
+              <w:spacing w:line="240" w:lineRule="auto" w:after="0"/>
+              <w:ind w:firstLine="0"/>
+              <w:jc w:val="left"/>
+            </w:pPr>
+          </w:p>
+        </w:tc>
+        <w:tc>
+          <w:tcPr>
+            <w:tcW w:type="dxa" w:w="1701"/>
+          </w:tcPr>
+          <w:p>
+            <w:pPr>
+              <w:spacing w:line="240" w:lineRule="auto" w:after="0"/>
+              <w:ind w:firstLine="0"/>
+              <w:jc w:val="left"/>
+            </w:pPr>
+          </w:p>
+        </w:tc>
+        <w:tc>
+          <w:tcPr>
+            <w:tcW w:type="dxa" w:w="5669"/>
+          </w:tcPr>
+          <w:p>
+            <w:pPr>
+              <w:spacing w:line="240" w:lineRule="auto" w:after="0"/>
+              <w:ind w:firstLine="0"/>
+              <w:jc w:val="left"/>
+            </w:pPr>
+          </w:p>
+        </w:tc>
+        <w:tc>
+          <w:tcPr>
+            <w:tcW w:type="dxa" w:w="850"/>
+          </w:tcPr>
+          <w:p>
+            <w:pPr>
+              <w:spacing w:line="240" w:lineRule="auto" w:after="0"/>
+              <w:ind w:firstLine="0"/>
+              <w:jc w:val="left"/>
+            </w:pPr>
+          </w:p>
+        </w:tc>
+      </w:tr>
+    </w:tbl>
+    <w:p>
+      <w:pPr>
+        <w:spacing w:after="0" w:line="240" w:lineRule="auto"/>
+        <w:ind w:firstLine="0"/>
+      </w:pPr>
+      <w:r>
+        <w:rPr>
+          <w:rFonts w:ascii="Times New Roman" w:hAnsi="Times New Roman" w:cs="Times New Roman" w:eastAsia="Times New Roman"/>
+          <w:b w:val="0"/>
+          <w:i w:val="0"/>
+          <w:color w:val="000000"/>
+          <w:sz w:val="12"/>
+        </w:rPr>
+      </w:r>
+    </w:p>
     <w:sectPr>
       <w:headerReference w:type="default" r:id="rId9"/>
       <w:footerReference w:type="default" r:id="rId10"/>

--- a/Документация/Руководство охранника/Руководство охранника.docx
+++ b/Документация/Руководство охранника/Руководство охранника.docx
@@ -157,7 +157,7 @@
           <w:color w:val="000000"/>
           <w:sz w:val="26"/>
         </w:rPr>
-        <w:t>Версия документа: 1.4</w:t>
+        <w:t>Версия документа: 1.5</w:t>
       </w:r>
     </w:p>
     <w:p>
@@ -173,7 +173,7 @@
           <w:color w:val="000000"/>
           <w:sz w:val="26"/>
         </w:rPr>
-        <w:t>Дата: 14.08.2026</w:t>
+        <w:t>Дата: 20.08.2026</w:t>
       </w:r>
     </w:p>
     <w:p>
@@ -983,7 +983,7 @@
           <w:color w:val="000000"/>
           <w:sz w:val="26"/>
         </w:rPr>
-        <w:t>8.1. Отчёт по проходам</w:t>
+        <w:t>8.1. Суточный отчёт</w:t>
       </w:r>
       <w:r>
         <w:rPr>
@@ -1136,7 +1136,7 @@
           <w:color w:val="000000"/>
           <w:sz w:val="28"/>
         </w:rPr>
-        <w:t>Документ описывает работу сотрудника поста в системе электронной подачи заявок «Бюро пропусков»: просмотр согласованных вложений по охраняемым местам, работу с таблицами поста, отметку въезда и выезда, проверку пропуска и сверку с чёрными списками, а также суточный отчёт по проходам.</w:t>
+        <w:t>Документ описывает работу сотрудника поста в системе электронной подачи заявок «Бюро пропусков»: просмотр согласованных вложений по охраняемым местам, работу с таблицами поста, отметку въезда и выезда, проверку пропуска и сверку с чёрными списками, а также суточный отчёт по проездам и проходам.</w:t>
       </w:r>
     </w:p>
     <w:p>
@@ -4039,7 +4039,7 @@
           <w:color w:val="000000"/>
           <w:sz w:val="28"/>
         </w:rPr>
-        <w:t xml:space="preserve"> (3) открывает отчёт по проходам, см. раздел 8.</w:t>
+        <w:t xml:space="preserve"> (3) открывает суточный отчёт, см. раздел 8.</w:t>
       </w:r>
     </w:p>
     <w:tbl>
@@ -5363,7 +5363,7 @@
           <w:color w:val="000000"/>
           <w:sz w:val="28"/>
         </w:rPr>
-        <w:t>8.1. Отчёт по проходам</w:t>
+        <w:t>8.1. Суточный отчёт</w:t>
       </w:r>
     </w:p>
     <w:p>
@@ -5395,7 +5395,7 @@
           <w:color w:val="000000"/>
           <w:sz w:val="28"/>
         </w:rPr>
-        <w:t xml:space="preserve"> над таблицей открывает отчёт по проходам за текущие отчётные сутки по этому посту.</w:t>
+        <w:t xml:space="preserve"> над таблицей открывает отчёт за текущие отчётные сутки по этому посту. Окно названо по тому, что считает таблица: на таблице машин - «Отчёт по проездам», на таблице людей - «Отчёт по проходам».</w:t>
       </w:r>
     </w:p>
     <w:p>
@@ -5455,7 +5455,7 @@
           <w:color w:val="000000"/>
           <w:sz w:val="24"/>
         </w:rPr>
-        <w:t>Рисунок 8.1 — Отчёт по проходам</w:t>
+        <w:t>Рисунок 8.1 — Суточный отчёт поста</w:t>
       </w:r>
     </w:p>
     <w:p>
@@ -7602,6 +7602,93 @@
                 <w:sz w:val="24"/>
               </w:rPr>
               <w:t>Уточнено, что при внесении в чёрный список совпадающие записи убираются из таблиц постов, а предупреждение в карточке остаётся для неполных совпадений</w:t>
+            </w:r>
+          </w:p>
+        </w:tc>
+        <w:tc>
+          <w:tcPr>
+            <w:tcW w:type="dxa" w:w="850"/>
+          </w:tcPr>
+          <w:p>
+            <w:pPr>
+              <w:keepNext/>
+              <w:spacing w:line="240" w:lineRule="auto" w:after="0"/>
+              <w:ind w:firstLine="0"/>
+              <w:jc w:val="left"/>
+            </w:pPr>
+          </w:p>
+        </w:tc>
+      </w:tr>
+      <w:tr>
+        <w:trPr>
+          <w:cantSplit w:val="true"/>
+        </w:trPr>
+        <w:tc>
+          <w:tcPr>
+            <w:tcW w:type="dxa" w:w="1134"/>
+          </w:tcPr>
+          <w:p>
+            <w:pPr>
+              <w:keepNext/>
+              <w:spacing w:line="240" w:lineRule="auto" w:after="0"/>
+              <w:ind w:firstLine="0"/>
+              <w:jc w:val="left"/>
+            </w:pPr>
+            <w:r>
+              <w:rPr>
+                <w:rFonts w:ascii="Times New Roman" w:hAnsi="Times New Roman" w:cs="Times New Roman" w:eastAsia="Times New Roman"/>
+                <w:b w:val="0"/>
+                <w:i w:val="0"/>
+                <w:color w:val="000000"/>
+                <w:sz w:val="24"/>
+              </w:rPr>
+              <w:t>1.5</w:t>
+            </w:r>
+          </w:p>
+        </w:tc>
+        <w:tc>
+          <w:tcPr>
+            <w:tcW w:type="dxa" w:w="1701"/>
+          </w:tcPr>
+          <w:p>
+            <w:pPr>
+              <w:keepNext/>
+              <w:spacing w:line="240" w:lineRule="auto" w:after="0"/>
+              <w:ind w:firstLine="0"/>
+              <w:jc w:val="left"/>
+            </w:pPr>
+            <w:r>
+              <w:rPr>
+                <w:rFonts w:ascii="Times New Roman" w:hAnsi="Times New Roman" w:cs="Times New Roman" w:eastAsia="Times New Roman"/>
+                <w:b w:val="0"/>
+                <w:i w:val="0"/>
+                <w:color w:val="000000"/>
+                <w:sz w:val="24"/>
+              </w:rPr>
+              <w:t>20.08.2026</w:t>
+            </w:r>
+          </w:p>
+        </w:tc>
+        <w:tc>
+          <w:tcPr>
+            <w:tcW w:type="dxa" w:w="5669"/>
+          </w:tcPr>
+          <w:p>
+            <w:pPr>
+              <w:keepNext/>
+              <w:spacing w:line="240" w:lineRule="auto" w:after="0"/>
+              <w:ind w:firstLine="0"/>
+              <w:jc w:val="left"/>
+            </w:pPr>
+            <w:r>
+              <w:rPr>
+                <w:rFonts w:ascii="Times New Roman" w:hAnsi="Times New Roman" w:cs="Times New Roman" w:eastAsia="Times New Roman"/>
+                <w:b w:val="0"/>
+                <w:i w:val="0"/>
+                <w:color w:val="000000"/>
+                <w:sz w:val="24"/>
+              </w:rPr>
+              <w:t>Суточный отчёт назван так, как его называет система: на таблице машин окно подписано «Отчёт по проездам», на таблице людей - «Отчёт по проходам»</w:t>
             </w:r>
           </w:p>
         </w:tc>

--- a/Документация/Руководство охранника/Руководство охранника.docx
+++ b/Документация/Руководство охранника/Руководство охранника.docx
@@ -157,7 +157,7 @@
           <w:color w:val="000000"/>
           <w:sz w:val="26"/>
         </w:rPr>
-        <w:t>Версия документа: 1.5</w:t>
+        <w:t>Версия документа: 1.6</w:t>
       </w:r>
     </w:p>
     <w:p>
@@ -173,7 +173,7 @@
           <w:color w:val="000000"/>
           <w:sz w:val="26"/>
         </w:rPr>
-        <w:t>Дата: 20.08.2026</w:t>
+        <w:t>Дата: 21.08.2026</w:t>
       </w:r>
     </w:p>
     <w:p>
@@ -6196,7 +6196,7 @@
           <w:color w:val="000000"/>
           <w:sz w:val="28"/>
         </w:rPr>
-        <w:t xml:space="preserve"> открывает бланк вложения для просмотра, если он у этого вида вложений предусмотрен.</w:t>
+        <w:t xml:space="preserve"> открывает бланк вложения для просмотра, если он у этого вида вложений предусмотрен. Сведения документов - серия и номер паспорта, номер патента, иное разрешение - показываются в бланке только тем, кому разрешена их выгрузка; иначе на их месте стоит прочерк. Сами карточки людей это не затрагивает: там документы открываются по своему праву.</w:t>
       </w:r>
     </w:p>
     <w:tbl>
@@ -7689,6 +7689,93 @@
                 <w:sz w:val="24"/>
               </w:rPr>
               <w:t>Суточный отчёт назван так, как его называет система: на таблице машин окно подписано «Отчёт по проездам», на таблице людей - «Отчёт по проходам»</w:t>
+            </w:r>
+          </w:p>
+        </w:tc>
+        <w:tc>
+          <w:tcPr>
+            <w:tcW w:type="dxa" w:w="850"/>
+          </w:tcPr>
+          <w:p>
+            <w:pPr>
+              <w:keepNext/>
+              <w:spacing w:line="240" w:lineRule="auto" w:after="0"/>
+              <w:ind w:firstLine="0"/>
+              <w:jc w:val="left"/>
+            </w:pPr>
+          </w:p>
+        </w:tc>
+      </w:tr>
+      <w:tr>
+        <w:trPr>
+          <w:cantSplit w:val="true"/>
+        </w:trPr>
+        <w:tc>
+          <w:tcPr>
+            <w:tcW w:type="dxa" w:w="1134"/>
+          </w:tcPr>
+          <w:p>
+            <w:pPr>
+              <w:keepNext/>
+              <w:spacing w:line="240" w:lineRule="auto" w:after="0"/>
+              <w:ind w:firstLine="0"/>
+              <w:jc w:val="left"/>
+            </w:pPr>
+            <w:r>
+              <w:rPr>
+                <w:rFonts w:ascii="Times New Roman" w:hAnsi="Times New Roman" w:cs="Times New Roman" w:eastAsia="Times New Roman"/>
+                <w:b w:val="0"/>
+                <w:i w:val="0"/>
+                <w:color w:val="000000"/>
+                <w:sz w:val="24"/>
+              </w:rPr>
+              <w:t>1.6</w:t>
+            </w:r>
+          </w:p>
+        </w:tc>
+        <w:tc>
+          <w:tcPr>
+            <w:tcW w:type="dxa" w:w="1701"/>
+          </w:tcPr>
+          <w:p>
+            <w:pPr>
+              <w:keepNext/>
+              <w:spacing w:line="240" w:lineRule="auto" w:after="0"/>
+              <w:ind w:firstLine="0"/>
+              <w:jc w:val="left"/>
+            </w:pPr>
+            <w:r>
+              <w:rPr>
+                <w:rFonts w:ascii="Times New Roman" w:hAnsi="Times New Roman" w:cs="Times New Roman" w:eastAsia="Times New Roman"/>
+                <w:b w:val="0"/>
+                <w:i w:val="0"/>
+                <w:color w:val="000000"/>
+                <w:sz w:val="24"/>
+              </w:rPr>
+              <w:t>21.08.2026</w:t>
+            </w:r>
+          </w:p>
+        </w:tc>
+        <w:tc>
+          <w:tcPr>
+            <w:tcW w:type="dxa" w:w="5669"/>
+          </w:tcPr>
+          <w:p>
+            <w:pPr>
+              <w:keepNext/>
+              <w:spacing w:line="240" w:lineRule="auto" w:after="0"/>
+              <w:ind w:firstLine="0"/>
+              <w:jc w:val="left"/>
+            </w:pPr>
+            <w:r>
+              <w:rPr>
+                <w:rFonts w:ascii="Times New Roman" w:hAnsi="Times New Roman" w:cs="Times New Roman" w:eastAsia="Times New Roman"/>
+                <w:b w:val="0"/>
+                <w:i w:val="0"/>
+                <w:color w:val="000000"/>
+                <w:sz w:val="24"/>
+              </w:rPr>
+              <w:t>Уточнено, что в просматриваемом бланке сведения документов видны по праву на их выгрузку, а карточки людей это не затрагивает</w:t>
             </w:r>
           </w:p>
         </w:tc>

--- a/Документация/Руководство охранника/Руководство охранника.docx
+++ b/Документация/Руководство охранника/Руководство охранника.docx
@@ -157,7 +157,7 @@
           <w:color w:val="000000"/>
           <w:sz w:val="26"/>
         </w:rPr>
-        <w:t>Версия документа: 1.6</w:t>
+        <w:t>Версия документа: 1.7</w:t>
       </w:r>
     </w:p>
     <w:p>
@@ -6196,7 +6196,7 @@
           <w:color w:val="000000"/>
           <w:sz w:val="28"/>
         </w:rPr>
-        <w:t xml:space="preserve"> открывает бланк вложения для просмотра, если он у этого вида вложений предусмотрен. Сведения документов - серия и номер паспорта, номер патента, иное разрешение - показываются в бланке только тем, кому разрешена их выгрузка; иначе на их месте стоит прочерк. Сами карточки людей это не затрагивает: там документы открываются по своему праву.</w:t>
+        <w:t xml:space="preserve"> открывает бланк вложения для просмотра, если он у этого вида вложений предусмотрен. Сведения документов - серия и номер паспорта, номер патента, иное разрешение - показываются в бланке инициатору заявки и тем, кому разрешена их выгрузка; заявки вы не подаёте, поэтому без такого права на их месте стоит прочерк. Сами карточки людей это не затрагивает: там документы открываются по своему праву.</w:t>
       </w:r>
     </w:p>
     <w:tbl>
@@ -7776,6 +7776,93 @@
                 <w:sz w:val="24"/>
               </w:rPr>
               <w:t>Уточнено, что в просматриваемом бланке сведения документов видны по праву на их выгрузку, а карточки людей это не затрагивает</w:t>
+            </w:r>
+          </w:p>
+        </w:tc>
+        <w:tc>
+          <w:tcPr>
+            <w:tcW w:type="dxa" w:w="850"/>
+          </w:tcPr>
+          <w:p>
+            <w:pPr>
+              <w:keepNext/>
+              <w:spacing w:line="240" w:lineRule="auto" w:after="0"/>
+              <w:ind w:firstLine="0"/>
+              <w:jc w:val="left"/>
+            </w:pPr>
+          </w:p>
+        </w:tc>
+      </w:tr>
+      <w:tr>
+        <w:trPr>
+          <w:cantSplit w:val="true"/>
+        </w:trPr>
+        <w:tc>
+          <w:tcPr>
+            <w:tcW w:type="dxa" w:w="1134"/>
+          </w:tcPr>
+          <w:p>
+            <w:pPr>
+              <w:keepNext/>
+              <w:spacing w:line="240" w:lineRule="auto" w:after="0"/>
+              <w:ind w:firstLine="0"/>
+              <w:jc w:val="left"/>
+            </w:pPr>
+            <w:r>
+              <w:rPr>
+                <w:rFonts w:ascii="Times New Roman" w:hAnsi="Times New Roman" w:cs="Times New Roman" w:eastAsia="Times New Roman"/>
+                <w:b w:val="0"/>
+                <w:i w:val="0"/>
+                <w:color w:val="000000"/>
+                <w:sz w:val="24"/>
+              </w:rPr>
+              <w:t>1.7</w:t>
+            </w:r>
+          </w:p>
+        </w:tc>
+        <w:tc>
+          <w:tcPr>
+            <w:tcW w:type="dxa" w:w="1701"/>
+          </w:tcPr>
+          <w:p>
+            <w:pPr>
+              <w:keepNext/>
+              <w:spacing w:line="240" w:lineRule="auto" w:after="0"/>
+              <w:ind w:firstLine="0"/>
+              <w:jc w:val="left"/>
+            </w:pPr>
+            <w:r>
+              <w:rPr>
+                <w:rFonts w:ascii="Times New Roman" w:hAnsi="Times New Roman" w:cs="Times New Roman" w:eastAsia="Times New Roman"/>
+                <w:b w:val="0"/>
+                <w:i w:val="0"/>
+                <w:color w:val="000000"/>
+                <w:sz w:val="24"/>
+              </w:rPr>
+              <w:t>21.08.2026</w:t>
+            </w:r>
+          </w:p>
+        </w:tc>
+        <w:tc>
+          <w:tcPr>
+            <w:tcW w:type="dxa" w:w="5669"/>
+          </w:tcPr>
+          <w:p>
+            <w:pPr>
+              <w:keepNext/>
+              <w:spacing w:line="240" w:lineRule="auto" w:after="0"/>
+              <w:ind w:firstLine="0"/>
+              <w:jc w:val="left"/>
+            </w:pPr>
+            <w:r>
+              <w:rPr>
+                <w:rFonts w:ascii="Times New Roman" w:hAnsi="Times New Roman" w:cs="Times New Roman" w:eastAsia="Times New Roman"/>
+                <w:b w:val="0"/>
+                <w:i w:val="0"/>
+                <w:color w:val="000000"/>
+                <w:sz w:val="24"/>
+              </w:rPr>
+              <w:t>Уточнено, что сведения документов в бланке видны инициатору заявки и носителям права на выгрузку</w:t>
             </w:r>
           </w:p>
         </w:tc>

--- a/Документация/Руководство охранника/Руководство охранника.docx
+++ b/Документация/Руководство охранника/Руководство охранника.docx
@@ -157,7 +157,7 @@
           <w:color w:val="000000"/>
           <w:sz w:val="26"/>
         </w:rPr>
-        <w:t>Версия документа: 1.7</w:t>
+        <w:t>Версия документа: 2.0</w:t>
       </w:r>
     </w:p>
     <w:p>
@@ -173,7 +173,7 @@
           <w:color w:val="000000"/>
           <w:sz w:val="26"/>
         </w:rPr>
-        <w:t>Дата: 21.08.2026</w:t>
+        <w:t>Дата: 31.08.2026</w:t>
       </w:r>
     </w:p>
     <w:p>
@@ -777,7 +777,7 @@
           <w:sz w:val="26"/>
         </w:rPr>
         <w:tab/>
-        <w:t>11</w:t>
+        <w:t>10</w:t>
       </w:r>
     </w:p>
     <w:p>
@@ -952,7 +952,7 @@
           <w:color w:val="000000"/>
           <w:sz w:val="26"/>
         </w:rPr>
-        <w:t>8. Суточный отчёт и выгрузка</w:t>
+        <w:t>8. Суточный отчёт</w:t>
       </w:r>
       <w:r>
         <w:rPr>
@@ -964,68 +964,6 @@
         </w:rPr>
         <w:tab/>
         <w:t>15</w:t>
-      </w:r>
-    </w:p>
-    <w:p>
-      <w:pPr>
-        <w:tabs>
-          <w:tab w:pos="9354" w:val="right" w:leader="dot"/>
-        </w:tabs>
-        <w:spacing w:after="0" w:line="360" w:lineRule="auto"/>
-        <w:ind w:firstLine="0" w:left="454"/>
-        <w:jc w:val="left"/>
-      </w:pPr>
-      <w:r>
-        <w:rPr>
-          <w:rFonts w:ascii="Times New Roman" w:hAnsi="Times New Roman" w:cs="Times New Roman" w:eastAsia="Times New Roman"/>
-          <w:b w:val="0"/>
-          <w:i w:val="0"/>
-          <w:color w:val="000000"/>
-          <w:sz w:val="26"/>
-        </w:rPr>
-        <w:t>8.1. Суточный отчёт</w:t>
-      </w:r>
-      <w:r>
-        <w:rPr>
-          <w:rFonts w:ascii="Times New Roman" w:hAnsi="Times New Roman" w:cs="Times New Roman" w:eastAsia="Times New Roman"/>
-          <w:b w:val="0"/>
-          <w:i w:val="0"/>
-          <w:color w:val="000000"/>
-          <w:sz w:val="26"/>
-        </w:rPr>
-        <w:tab/>
-        <w:t>15</w:t>
-      </w:r>
-    </w:p>
-    <w:p>
-      <w:pPr>
-        <w:tabs>
-          <w:tab w:pos="9354" w:val="right" w:leader="dot"/>
-        </w:tabs>
-        <w:spacing w:after="0" w:line="360" w:lineRule="auto"/>
-        <w:ind w:firstLine="0" w:left="454"/>
-        <w:jc w:val="left"/>
-      </w:pPr>
-      <w:r>
-        <w:rPr>
-          <w:rFonts w:ascii="Times New Roman" w:hAnsi="Times New Roman" w:cs="Times New Roman" w:eastAsia="Times New Roman"/>
-          <w:b w:val="0"/>
-          <w:i w:val="0"/>
-          <w:color w:val="000000"/>
-          <w:sz w:val="26"/>
-        </w:rPr>
-        <w:t>8.2. Выгрузка таблицы</w:t>
-      </w:r>
-      <w:r>
-        <w:rPr>
-          <w:rFonts w:ascii="Times New Roman" w:hAnsi="Times New Roman" w:cs="Times New Roman" w:eastAsia="Times New Roman"/>
-          <w:b w:val="0"/>
-          <w:i w:val="0"/>
-          <w:color w:val="000000"/>
-          <w:sz w:val="26"/>
-        </w:rPr>
-        <w:tab/>
-        <w:t>16</w:t>
       </w:r>
     </w:p>
     <w:p>
@@ -1056,7 +994,7 @@
           <w:sz w:val="26"/>
         </w:rPr>
         <w:tab/>
-        <w:t>17</w:t>
+        <w:t>16</w:t>
       </w:r>
     </w:p>
     <w:p>
@@ -1087,7 +1025,7 @@
           <w:sz w:val="26"/>
         </w:rPr>
         <w:tab/>
-        <w:t>18</w:t>
+        <w:t>17</w:t>
       </w:r>
     </w:p>
     <w:p>
@@ -1136,7 +1074,7 @@
           <w:color w:val="000000"/>
           <w:sz w:val="28"/>
         </w:rPr>
-        <w:t>Документ описывает работу сотрудника поста в системе электронной подачи заявок «Бюро пропусков»: просмотр согласованных вложений по охраняемым местам, работу с таблицами поста, отметку въезда и выезда, проверку пропуска и сверку с чёрными списками, а также суточный отчёт по проездам и проходам.</w:t>
+        <w:t>Документ описывает работу сотрудника поста в системе электронной подачи заявок «Бюро пропусков»: просмотр согласованных вложений по охраняемым местам, работу с таблицами поста, отметку въезда и выезда, проверку пропуска и суточный отчёт по проездам и проходам.</w:t>
       </w:r>
     </w:p>
     <w:p>
@@ -2265,7 +2203,7 @@
       <w:r>
         <w:drawing>
           <wp:inline xmlns:a="http://schemas.openxmlformats.org/drawingml/2006/main" xmlns:pic="http://schemas.openxmlformats.org/drawingml/2006/picture">
-            <wp:extent cx="5940000" cy="4764184"/>
+            <wp:extent cx="5940000" cy="4768988"/>
             <wp:docPr id="1" name="Picture 1"/>
             <wp:cNvGraphicFramePr>
               <a:graphicFrameLocks noChangeAspect="1"/>
@@ -2286,7 +2224,7 @@
                   <pic:spPr>
                     <a:xfrm>
                       <a:off x="0" y="0"/>
-                      <a:ext cx="5940000" cy="4764184"/>
+                      <a:ext cx="5940000" cy="4768988"/>
                     </a:xfrm>
                     <a:prstGeom prst="rect"/>
                   </pic:spPr>
@@ -2474,7 +2412,7 @@
       <w:r>
         <w:drawing>
           <wp:inline xmlns:a="http://schemas.openxmlformats.org/drawingml/2006/main" xmlns:pic="http://schemas.openxmlformats.org/drawingml/2006/picture">
-            <wp:extent cx="5413248" cy="5181600"/>
+            <wp:extent cx="5437632" cy="5205984"/>
             <wp:docPr id="2" name="Picture 2"/>
             <wp:cNvGraphicFramePr>
               <a:graphicFrameLocks noChangeAspect="1"/>
@@ -2495,7 +2433,7 @@
                   <pic:spPr>
                     <a:xfrm>
                       <a:off x="0" y="0"/>
-                      <a:ext cx="5413248" cy="5181600"/>
+                      <a:ext cx="5437632" cy="5205984"/>
                     </a:xfrm>
                     <a:prstGeom prst="rect"/>
                   </pic:spPr>
@@ -2751,7 +2689,7 @@
       <w:r>
         <w:drawing>
           <wp:inline xmlns:a="http://schemas.openxmlformats.org/drawingml/2006/main" xmlns:pic="http://schemas.openxmlformats.org/drawingml/2006/picture">
-            <wp:extent cx="5940000" cy="3883846"/>
+            <wp:extent cx="5940000" cy="3892247"/>
             <wp:docPr id="3" name="Picture 3"/>
             <wp:cNvGraphicFramePr>
               <a:graphicFrameLocks noChangeAspect="1"/>
@@ -2772,7 +2710,7 @@
                   <pic:spPr>
                     <a:xfrm>
                       <a:off x="0" y="0"/>
-                      <a:ext cx="5940000" cy="3883846"/>
+                      <a:ext cx="5940000" cy="3892247"/>
                     </a:xfrm>
                     <a:prstGeom prst="rect"/>
                   </pic:spPr>
@@ -3454,67 +3392,7 @@
           <w:color w:val="000000"/>
           <w:sz w:val="28"/>
         </w:rPr>
-        <w:t>Нажатие на строку открывает карточку записи, см. раздел 7. Если в конце строки есть кнопка с корзиной, ей можно убрать запись из таблицы: она не пропадёт насовсем, а попадёт в корзину, откуда её возвращает бюро пропусков. Эта кнопка есть не на каждом посту.</w:t>
-      </w:r>
-    </w:p>
-    <w:p>
-      <w:pPr>
-        <w:keepNext/>
-        <w:spacing w:before="120" w:after="40"/>
-        <w:ind w:firstLine="0"/>
-        <w:jc w:val="center"/>
-      </w:pPr>
-      <w:r>
-        <w:drawing>
-          <wp:inline xmlns:a="http://schemas.openxmlformats.org/drawingml/2006/main" xmlns:pic="http://schemas.openxmlformats.org/drawingml/2006/picture">
-            <wp:extent cx="2054351" cy="316992"/>
-            <wp:docPr id="4" name="Picture 4"/>
-            <wp:cNvGraphicFramePr>
-              <a:graphicFrameLocks noChangeAspect="1"/>
-            </wp:cNvGraphicFramePr>
-            <a:graphic>
-              <a:graphicData uri="http://schemas.openxmlformats.org/drawingml/2006/picture">
-                <pic:pic>
-                  <pic:nvPicPr>
-                    <pic:cNvPr id="0" name="guard-row-actions.png"/>
-                    <pic:cNvPicPr/>
-                  </pic:nvPicPr>
-                  <pic:blipFill>
-                    <a:blip r:embed="rId14"/>
-                    <a:stretch>
-                      <a:fillRect/>
-                    </a:stretch>
-                  </pic:blipFill>
-                  <pic:spPr>
-                    <a:xfrm>
-                      <a:off x="0" y="0"/>
-                      <a:ext cx="2054351" cy="316992"/>
-                    </a:xfrm>
-                    <a:prstGeom prst="rect"/>
-                  </pic:spPr>
-                </pic:pic>
-              </a:graphicData>
-            </a:graphic>
-          </wp:inline>
-        </w:drawing>
-      </w:r>
-    </w:p>
-    <w:p>
-      <w:pPr>
-        <w:keepNext w:val="0"/>
-        <w:spacing w:line="240" w:lineRule="auto" w:before="40" w:after="200"/>
-        <w:ind w:firstLine="0"/>
-        <w:jc w:val="center"/>
-      </w:pPr>
-      <w:r>
-        <w:rPr>
-          <w:rFonts w:ascii="Times New Roman" w:hAnsi="Times New Roman" w:cs="Times New Roman" w:eastAsia="Times New Roman"/>
-          <w:b w:val="0"/>
-          <w:i/>
-          <w:color w:val="000000"/>
-          <w:sz w:val="24"/>
-        </w:rPr>
-        <w:t>Рисунок 5.2 — Кнопка удаления в конце строки</w:t>
+        <w:t>Нажатие на строку открывает карточку записи, см. раздел 7. Убрать запись из таблицы работник поста не может: состав таблицы ведёт бюро пропусков.</w:t>
       </w:r>
     </w:p>
     <w:p>
@@ -3748,8 +3626,8 @@
       <w:r>
         <w:drawing>
           <wp:inline xmlns:a="http://schemas.openxmlformats.org/drawingml/2006/main" xmlns:pic="http://schemas.openxmlformats.org/drawingml/2006/picture">
-            <wp:extent cx="4754880" cy="1658112"/>
-            <wp:docPr id="5" name="Picture 5"/>
+            <wp:extent cx="4779264" cy="1682496"/>
+            <wp:docPr id="4" name="Picture 4"/>
             <wp:cNvGraphicFramePr>
               <a:graphicFrameLocks noChangeAspect="1"/>
             </wp:cNvGraphicFramePr>
@@ -3761,7 +3639,7 @@
                     <pic:cNvPicPr/>
                   </pic:nvPicPr>
                   <pic:blipFill>
-                    <a:blip r:embed="rId15"/>
+                    <a:blip r:embed="rId14"/>
                     <a:stretch>
                       <a:fillRect/>
                     </a:stretch>
@@ -3769,7 +3647,7 @@
                   <pic:spPr>
                     <a:xfrm>
                       <a:off x="0" y="0"/>
-                      <a:ext cx="4754880" cy="1658112"/>
+                      <a:ext cx="4779264" cy="1682496"/>
                     </a:xfrm>
                     <a:prstGeom prst="rect"/>
                   </pic:spPr>
@@ -3795,7 +3673,7 @@
           <w:color w:val="000000"/>
           <w:sz w:val="24"/>
         </w:rPr>
-        <w:t>Рисунок 5.3 — Инструкция поста</w:t>
+        <w:t>Рисунок 5.2 — Инструкция поста</w:t>
       </w:r>
     </w:p>
     <w:p>
@@ -3836,8 +3714,8 @@
       <w:r>
         <w:drawing>
           <wp:inline xmlns:a="http://schemas.openxmlformats.org/drawingml/2006/main" xmlns:pic="http://schemas.openxmlformats.org/drawingml/2006/picture">
-            <wp:extent cx="5940000" cy="731076"/>
-            <wp:docPr id="6" name="Picture 6"/>
+            <wp:extent cx="5940000" cy="752359"/>
+            <wp:docPr id="5" name="Picture 5"/>
             <wp:cNvGraphicFramePr>
               <a:graphicFrameLocks noChangeAspect="1"/>
             </wp:cNvGraphicFramePr>
@@ -3849,7 +3727,7 @@
                     <pic:cNvPicPr/>
                   </pic:nvPicPr>
                   <pic:blipFill>
-                    <a:blip r:embed="rId16"/>
+                    <a:blip r:embed="rId15"/>
                     <a:stretch>
                       <a:fillRect/>
                     </a:stretch>
@@ -3857,7 +3735,7 @@
                   <pic:spPr>
                     <a:xfrm>
                       <a:off x="0" y="0"/>
-                      <a:ext cx="5940000" cy="731076"/>
+                      <a:ext cx="5940000" cy="752359"/>
                     </a:xfrm>
                     <a:prstGeom prst="rect"/>
                   </pic:spPr>
@@ -3883,7 +3761,7 @@
           <w:color w:val="000000"/>
           <w:sz w:val="24"/>
         </w:rPr>
-        <w:t>Рисунок 5.4 — Поиск и отбор в таблице поста</w:t>
+        <w:t>Рисунок 5.3 — Поиск и отбор в таблице поста</w:t>
       </w:r>
     </w:p>
     <w:p>
@@ -3999,7 +3877,7 @@
           <w:color w:val="000000"/>
           <w:sz w:val="28"/>
         </w:rPr>
-        <w:t xml:space="preserve">Кнопки справа: </w:t>
+        <w:t xml:space="preserve">Кнопка </w:t>
       </w:r>
       <w:r>
         <w:rPr>
@@ -4009,7 +3887,7 @@
           <w:color w:val="000000"/>
           <w:sz w:val="28"/>
         </w:rPr>
-        <w:t>«Экспорт»</w:t>
+        <w:t>«Отчёт»</w:t>
       </w:r>
       <w:r>
         <w:rPr>
@@ -4019,96 +3897,7 @@
           <w:color w:val="000000"/>
           <w:sz w:val="28"/>
         </w:rPr>
-        <w:t xml:space="preserve"> выгружает таблицу в электронную таблицу, </w:t>
-      </w:r>
-      <w:r>
-        <w:rPr>
-          <w:rFonts w:ascii="Times New Roman" w:hAnsi="Times New Roman" w:cs="Times New Roman" w:eastAsia="Times New Roman"/>
-          <w:b/>
-          <w:i w:val="0"/>
-          <w:color w:val="000000"/>
-          <w:sz w:val="28"/>
-        </w:rPr>
-        <w:t>«Отчёт»</w:t>
-      </w:r>
-      <w:r>
-        <w:rPr>
-          <w:rFonts w:ascii="Times New Roman" w:hAnsi="Times New Roman" w:cs="Times New Roman" w:eastAsia="Times New Roman"/>
-          <w:b w:val="0"/>
-          <w:i w:val="0"/>
-          <w:color w:val="000000"/>
-          <w:sz w:val="28"/>
-        </w:rPr>
-        <w:t xml:space="preserve"> (3) открывает суточный отчёт, см. раздел 8.</w:t>
-      </w:r>
-    </w:p>
-    <w:tbl>
-      <w:tblPr>
-        <w:tblW w:type="auto" w:w="0"/>
-        <w:tblLayout w:type="fixed"/>
-        <w:tblLook w:firstColumn="1" w:firstRow="1" w:lastColumn="0" w:lastRow="0" w:noHBand="0" w:noVBand="1" w:val="04A0"/>
-        <w:tblLayout w:type="fixed"/>
-      </w:tblPr>
-      <w:tblGrid>
-        <w:gridCol w:w="9356"/>
-      </w:tblGrid>
-      <w:tr>
-        <w:trPr>
-          <w:cantSplit w:val="true"/>
-        </w:trPr>
-        <w:tc>
-          <w:tcPr>
-            <w:tcW w:type="dxa" w:w="9354"/>
-            <w:shd w:val="clear" w:fill="FDF6E3"/>
-            <w:tcBorders>
-              <w:left w:val="single" w:sz="24" w:color="B7791F"/>
-              <w:top w:val="single" w:sz="4" w:color="FDF6E3"/>
-              <w:bottom w:val="single" w:sz="4" w:color="FDF6E3"/>
-              <w:right w:val="single" w:sz="4" w:color="FDF6E3"/>
-            </w:tcBorders>
-          </w:tcPr>
-          <w:p>
-            <w:pPr>
-              <w:spacing w:line="288" w:lineRule="auto" w:after="0"/>
-              <w:ind w:firstLine="0"/>
-            </w:pPr>
-            <w:r>
-              <w:rPr>
-                <w:rFonts w:ascii="Times New Roman" w:hAnsi="Times New Roman" w:cs="Times New Roman" w:eastAsia="Times New Roman"/>
-                <w:b/>
-                <w:i w:val="0"/>
-                <w:color w:val="B7791F"/>
-                <w:sz w:val="26"/>
-              </w:rPr>
-              <w:t xml:space="preserve">ВАЖНО. </w:t>
-            </w:r>
-            <w:r>
-              <w:rPr>
-                <w:rFonts w:ascii="Times New Roman" w:hAnsi="Times New Roman" w:cs="Times New Roman" w:eastAsia="Times New Roman"/>
-                <w:b w:val="0"/>
-                <w:i w:val="0"/>
-                <w:color w:val="000000"/>
-                <w:sz w:val="26"/>
-              </w:rPr>
-              <w:t>Отбор и поиск действуют и на выгрузку. Выгружается то, что видно на экране, а не вся таблица целиком.</w:t>
-            </w:r>
-          </w:p>
-        </w:tc>
-      </w:tr>
-    </w:tbl>
-    <w:p>
-      <w:pPr>
-        <w:spacing w:after="0" w:line="240" w:lineRule="auto"/>
-        <w:ind w:firstLine="0"/>
-      </w:pPr>
-      <w:r>
-        <w:rPr>
-          <w:rFonts w:ascii="Times New Roman" w:hAnsi="Times New Roman" w:cs="Times New Roman" w:eastAsia="Times New Roman"/>
-          <w:b w:val="0"/>
-          <w:i w:val="0"/>
-          <w:color w:val="000000"/>
-          <w:sz w:val="12"/>
-        </w:rPr>
+        <w:t xml:space="preserve"> (3) справа открывает суточный отчёт, см. раздел 8.</w:t>
       </w:r>
     </w:p>
     <w:p>
@@ -4233,8 +4022,8 @@
       <w:r>
         <w:drawing>
           <wp:inline xmlns:a="http://schemas.openxmlformats.org/drawingml/2006/main" xmlns:pic="http://schemas.openxmlformats.org/drawingml/2006/picture">
-            <wp:extent cx="5940000" cy="1331169"/>
-            <wp:docPr id="7" name="Picture 7"/>
+            <wp:extent cx="5940000" cy="1350000"/>
+            <wp:docPr id="6" name="Picture 6"/>
             <wp:cNvGraphicFramePr>
               <a:graphicFrameLocks noChangeAspect="1"/>
             </wp:cNvGraphicFramePr>
@@ -4246,7 +4035,7 @@
                     <pic:cNvPicPr/>
                   </pic:nvPicPr>
                   <pic:blipFill>
-                    <a:blip r:embed="rId17"/>
+                    <a:blip r:embed="rId16"/>
                     <a:stretch>
                       <a:fillRect/>
                     </a:stretch>
@@ -4254,7 +4043,7 @@
                   <pic:spPr>
                     <a:xfrm>
                       <a:off x="0" y="0"/>
-                      <a:ext cx="5940000" cy="1331169"/>
+                      <a:ext cx="5940000" cy="1350000"/>
                     </a:xfrm>
                     <a:prstGeom prst="rect"/>
                   </pic:spPr>
@@ -4369,8 +4158,8 @@
       <w:r>
         <w:drawing>
           <wp:inline xmlns:a="http://schemas.openxmlformats.org/drawingml/2006/main" xmlns:pic="http://schemas.openxmlformats.org/drawingml/2006/picture">
-            <wp:extent cx="5940000" cy="2994369"/>
-            <wp:docPr id="8" name="Picture 8"/>
+            <wp:extent cx="5940000" cy="3006404"/>
+            <wp:docPr id="7" name="Picture 7"/>
             <wp:cNvGraphicFramePr>
               <a:graphicFrameLocks noChangeAspect="1"/>
             </wp:cNvGraphicFramePr>
@@ -4382,7 +4171,7 @@
                     <pic:cNvPicPr/>
                   </pic:nvPicPr>
                   <pic:blipFill>
-                    <a:blip r:embed="rId18"/>
+                    <a:blip r:embed="rId17"/>
                     <a:stretch>
                       <a:fillRect/>
                     </a:stretch>
@@ -4390,7 +4179,7 @@
                   <pic:spPr>
                     <a:xfrm>
                       <a:off x="0" y="0"/>
-                      <a:ext cx="5940000" cy="2994369"/>
+                      <a:ext cx="5940000" cy="3006404"/>
                     </a:xfrm>
                     <a:prstGeom prst="rect"/>
                   </pic:spPr>
@@ -4650,8 +4439,8 @@
       <w:r>
         <w:drawing>
           <wp:inline xmlns:a="http://schemas.openxmlformats.org/drawingml/2006/main" xmlns:pic="http://schemas.openxmlformats.org/drawingml/2006/picture">
-            <wp:extent cx="3169920" cy="3157728"/>
-            <wp:docPr id="9" name="Picture 9"/>
+            <wp:extent cx="3194304" cy="3182112"/>
+            <wp:docPr id="8" name="Picture 8"/>
             <wp:cNvGraphicFramePr>
               <a:graphicFrameLocks noChangeAspect="1"/>
             </wp:cNvGraphicFramePr>
@@ -4663,7 +4452,7 @@
                     <pic:cNvPicPr/>
                   </pic:nvPicPr>
                   <pic:blipFill>
-                    <a:blip r:embed="rId19"/>
+                    <a:blip r:embed="rId18"/>
                     <a:stretch>
                       <a:fillRect/>
                     </a:stretch>
@@ -4671,7 +4460,7 @@
                   <pic:spPr>
                     <a:xfrm>
                       <a:off x="0" y="0"/>
-                      <a:ext cx="3169920" cy="3157728"/>
+                      <a:ext cx="3194304" cy="3182112"/>
                     </a:xfrm>
                     <a:prstGeom prst="rect"/>
                   </pic:spPr>
@@ -4850,19 +4639,7 @@
           <w:color w:val="000000"/>
           <w:sz w:val="28"/>
         </w:rPr>
-        <w:t>Отметку въезда система не блокирует и в том случае, когда человек или машина числятся в чёрном списке: запрет виден в карточке записи, см. раздел 7. Прежде чем пропустить, стоит открыть карточку, если что-то вызывает сомнение.</w:t>
-      </w:r>
-    </w:p>
-    <w:p>
-      <w:r>
-        <w:rPr>
-          <w:rFonts w:ascii="Times New Roman" w:hAnsi="Times New Roman" w:cs="Times New Roman" w:eastAsia="Times New Roman"/>
-          <w:b w:val="0"/>
-          <w:i w:val="0"/>
-          <w:color w:val="000000"/>
-          <w:sz w:val="28"/>
-        </w:rPr>
-        <w:t>Чаще такая строка до поста и не доходит: при внесении в чёрный список система сама убирает совпадающие записи из таблиц. Предупреждение в карточке остаётся для случаев, когда совпадение неполное - например, в заявке нет отчества, а в запрете оно есть.</w:t>
+        <w:t>Чёрный список работник поста не сверяет и не видит: при внесении человека или машины в запрет система сама убирает совпадающие записи из таблиц постов. До поста такая строка не доходит, и отмечать по ней нечего.</w:t>
       </w:r>
     </w:p>
     <w:p>
@@ -4935,8 +4712,8 @@
       <w:r>
         <w:drawing>
           <wp:inline xmlns:a="http://schemas.openxmlformats.org/drawingml/2006/main" xmlns:pic="http://schemas.openxmlformats.org/drawingml/2006/picture">
-            <wp:extent cx="3474719" cy="2859023"/>
-            <wp:docPr id="10" name="Picture 10"/>
+            <wp:extent cx="3499104" cy="2883408"/>
+            <wp:docPr id="9" name="Picture 9"/>
             <wp:cNvGraphicFramePr>
               <a:graphicFrameLocks noChangeAspect="1"/>
             </wp:cNvGraphicFramePr>
@@ -4948,7 +4725,7 @@
                     <pic:cNvPicPr/>
                   </pic:nvPicPr>
                   <pic:blipFill>
-                    <a:blip r:embed="rId20"/>
+                    <a:blip r:embed="rId19"/>
                     <a:stretch>
                       <a:fillRect/>
                     </a:stretch>
@@ -4956,7 +4733,7 @@
                   <pic:spPr>
                     <a:xfrm>
                       <a:off x="0" y="0"/>
-                      <a:ext cx="3474719" cy="2859023"/>
+                      <a:ext cx="3499104" cy="2883408"/>
                     </a:xfrm>
                     <a:prstGeom prst="rect"/>
                   </pic:spPr>
@@ -5116,7 +4893,7 @@
           <w:color w:val="000000"/>
           <w:sz w:val="28"/>
         </w:rPr>
-        <w:t>«Документы»</w:t>
+        <w:t>«Места прохода»</w:t>
       </w:r>
       <w:r>
         <w:rPr>
@@ -5126,7 +4903,7 @@
           <w:color w:val="000000"/>
           <w:sz w:val="28"/>
         </w:rPr>
-        <w:t xml:space="preserve"> - серия и номер паспорта, номер патента или иное разрешение на работы, </w:t>
+        <w:t xml:space="preserve"> и </w:t>
       </w:r>
       <w:r>
         <w:rPr>
@@ -5136,7 +4913,7 @@
           <w:color w:val="000000"/>
           <w:sz w:val="28"/>
         </w:rPr>
-        <w:t>«Места прохода»</w:t>
+        <w:t>«Статус»</w:t>
       </w:r>
       <w:r>
         <w:rPr>
@@ -5146,7 +4923,19 @@
           <w:color w:val="000000"/>
           <w:sz w:val="28"/>
         </w:rPr>
-        <w:t xml:space="preserve"> и </w:t>
+        <w:t>: «На территории», «Покинул территорию» или «Не входил». Паспортных данных и номера патента карточка работнику поста не показывает: они открываются отдельным правом, которое посту не выдаётся.</w:t>
+      </w:r>
+    </w:p>
+    <w:p>
+      <w:r>
+        <w:rPr>
+          <w:rFonts w:ascii="Times New Roman" w:hAnsi="Times New Roman" w:cs="Times New Roman" w:eastAsia="Times New Roman"/>
+          <w:b w:val="0"/>
+          <w:i w:val="0"/>
+          <w:color w:val="000000"/>
+          <w:sz w:val="28"/>
+        </w:rPr>
+        <w:t xml:space="preserve">В шапке карточки есть </w:t>
       </w:r>
       <w:r>
         <w:rPr>
@@ -5156,7 +4945,7 @@
           <w:color w:val="000000"/>
           <w:sz w:val="28"/>
         </w:rPr>
-        <w:t>«Статус»</w:t>
+        <w:t>«Открыть заявку»</w:t>
       </w:r>
       <w:r>
         <w:rPr>
@@ -5166,91 +4955,7 @@
           <w:color w:val="000000"/>
           <w:sz w:val="28"/>
         </w:rPr>
-        <w:t xml:space="preserve">: «На территории», «Покинул территорию» или «Не входил». Паспорт и патент показаны закрытыми, и каждое значение открывается своей кнопкой </w:t>
-      </w:r>
-      <w:r>
-        <w:rPr>
-          <w:rFonts w:ascii="Times New Roman" w:hAnsi="Times New Roman" w:cs="Times New Roman" w:eastAsia="Times New Roman"/>
-          <w:b/>
-          <w:i w:val="0"/>
-          <w:color w:val="000000"/>
-          <w:sz w:val="28"/>
-        </w:rPr>
-        <w:t>«Показать»</w:t>
-      </w:r>
-      <w:r>
-        <w:rPr>
-          <w:rFonts w:ascii="Times New Roman" w:hAnsi="Times New Roman" w:cs="Times New Roman" w:eastAsia="Times New Roman"/>
-          <w:b w:val="0"/>
-          <w:i w:val="0"/>
-          <w:color w:val="000000"/>
-          <w:sz w:val="28"/>
-        </w:rPr>
-        <w:t>; повторное нажатие скрывает его обратно.</w:t>
-      </w:r>
-    </w:p>
-    <w:p>
-      <w:r>
-        <w:rPr>
-          <w:rFonts w:ascii="Times New Roman" w:hAnsi="Times New Roman" w:cs="Times New Roman" w:eastAsia="Times New Roman"/>
-          <w:b w:val="0"/>
-          <w:i w:val="0"/>
-          <w:color w:val="000000"/>
-          <w:sz w:val="28"/>
-        </w:rPr>
-        <w:t xml:space="preserve">В шапке карточки есть </w:t>
-      </w:r>
-      <w:r>
-        <w:rPr>
-          <w:rFonts w:ascii="Times New Roman" w:hAnsi="Times New Roman" w:cs="Times New Roman" w:eastAsia="Times New Roman"/>
-          <w:b/>
-          <w:i w:val="0"/>
-          <w:color w:val="000000"/>
-          <w:sz w:val="28"/>
-        </w:rPr>
-        <w:t>«Открыть заявку»</w:t>
-      </w:r>
-      <w:r>
-        <w:rPr>
-          <w:rFonts w:ascii="Times New Roman" w:hAnsi="Times New Roman" w:cs="Times New Roman" w:eastAsia="Times New Roman"/>
-          <w:b w:val="0"/>
-          <w:i w:val="0"/>
-          <w:color w:val="000000"/>
-          <w:sz w:val="28"/>
-        </w:rPr>
-        <w:t xml:space="preserve"> - переход к заявке, по которой человек или машина попали на пост: там видно, кто подал заявку и на какой срок. Рядом кнопка </w:t>
-      </w:r>
-      <w:r>
-        <w:rPr>
-          <w:rFonts w:ascii="Times New Roman" w:hAnsi="Times New Roman" w:cs="Times New Roman" w:eastAsia="Times New Roman"/>
-          <w:b/>
-          <w:i w:val="0"/>
-          <w:color w:val="000000"/>
-          <w:sz w:val="28"/>
-        </w:rPr>
-        <w:t>«Полная история»</w:t>
-      </w:r>
-      <w:r>
-        <w:rPr>
-          <w:rFonts w:ascii="Times New Roman" w:hAnsi="Times New Roman" w:cs="Times New Roman" w:eastAsia="Times New Roman"/>
-          <w:b w:val="0"/>
-          <w:i w:val="0"/>
-          <w:color w:val="000000"/>
-          <w:sz w:val="28"/>
-        </w:rPr>
-        <w:t>.</w:t>
-      </w:r>
-    </w:p>
-    <w:p>
-      <w:r>
-        <w:rPr>
-          <w:rFonts w:ascii="Times New Roman" w:hAnsi="Times New Roman" w:cs="Times New Roman" w:eastAsia="Times New Roman"/>
-          <w:b w:val="0"/>
-          <w:i w:val="0"/>
-          <w:color w:val="000000"/>
-          <w:sz w:val="28"/>
-        </w:rPr>
-        <w:t>Если человек или машина внесены в чёрный список, вверху карточки появляется предупреждение с причиной запрета.</w:t>
+        <w:t xml:space="preserve"> - переход к заявке, по которой человек или машина попали на пост: там видно, кто подал заявку и на какой срок.</w:t>
       </w:r>
     </w:p>
     <w:p>
@@ -5313,7 +5018,7 @@
                 <w:color w:val="000000"/>
                 <w:sz w:val="26"/>
               </w:rPr>
-              <w:t>Раздел с документами, история проходов и полная история записи открываются каждый своим правом. Если их нет, карточка показывает текущее состояние, но не прошлые проходы и не паспортные данные.</w:t>
+              <w:t>История проходов и полная история записи открываются каждая своим правом. Без них карточка показывает текущее состояние, но не прошлые проходы.</w:t>
             </w:r>
           </w:p>
         </w:tc>
@@ -5347,23 +5052,7 @@
           <w:color w:val="000000"/>
           <w:sz w:val="32"/>
         </w:rPr>
-        <w:t>8. Суточный отчёт и выгрузка</w:t>
-      </w:r>
-    </w:p>
-    <w:p>
-      <w:pPr>
-        <w:pStyle w:val="Heading2"/>
-        <w:ind w:firstLine="0"/>
-      </w:pPr>
-      <w:r>
-        <w:rPr>
-          <w:rFonts w:ascii="Times New Roman" w:hAnsi="Times New Roman" w:cs="Times New Roman" w:eastAsia="Times New Roman"/>
-          <w:b/>
-          <w:i w:val="0"/>
-          <w:color w:val="000000"/>
-          <w:sz w:val="28"/>
-        </w:rPr>
-        <w:t>8.1. Суточный отчёт</w:t>
+        <w:t>8. Суточный отчёт</w:t>
       </w:r>
     </w:p>
     <w:p>
@@ -5408,8 +5097,8 @@
       <w:r>
         <w:drawing>
           <wp:inline xmlns:a="http://schemas.openxmlformats.org/drawingml/2006/main" xmlns:pic="http://schemas.openxmlformats.org/drawingml/2006/picture">
-            <wp:extent cx="4876800" cy="3694176"/>
-            <wp:docPr id="11" name="Picture 11"/>
+            <wp:extent cx="4901184" cy="3852671"/>
+            <wp:docPr id="10" name="Picture 10"/>
             <wp:cNvGraphicFramePr>
               <a:graphicFrameLocks noChangeAspect="1"/>
             </wp:cNvGraphicFramePr>
@@ -5421,7 +5110,7 @@
                     <pic:cNvPicPr/>
                   </pic:nvPicPr>
                   <pic:blipFill>
-                    <a:blip r:embed="rId21"/>
+                    <a:blip r:embed="rId20"/>
                     <a:stretch>
                       <a:fillRect/>
                     </a:stretch>
@@ -5429,7 +5118,7 @@
                   <pic:spPr>
                     <a:xfrm>
                       <a:off x="0" y="0"/>
-                      <a:ext cx="4876800" cy="3694176"/>
+                      <a:ext cx="4901184" cy="3852671"/>
                     </a:xfrm>
                     <a:prstGeom prst="rect"/>
                   </pic:spPr>
@@ -5536,7 +5225,7 @@
     </w:p>
     <w:p>
       <w:pPr>
-        <w:pStyle w:val="Heading2"/>
+        <w:pStyle w:val="Heading1"/>
         <w:ind w:firstLine="0"/>
       </w:pPr>
       <w:r>
@@ -5545,9 +5234,9 @@
           <w:b/>
           <w:i w:val="0"/>
           <w:color w:val="000000"/>
-          <w:sz w:val="28"/>
-        </w:rPr>
-        <w:t>8.2. Выгрузка таблицы</w:t>
+          <w:sz w:val="32"/>
+        </w:rPr>
+        <w:t>9. Доступные мне</w:t>
       </w:r>
     </w:p>
     <w:p>
@@ -5559,7 +5248,7 @@
           <w:color w:val="000000"/>
           <w:sz w:val="28"/>
         </w:rPr>
-        <w:t xml:space="preserve">Кнопка </w:t>
+        <w:t xml:space="preserve">Раздел </w:t>
       </w:r>
       <w:r>
         <w:rPr>
@@ -5569,7 +5258,7 @@
           <w:color w:val="000000"/>
           <w:sz w:val="28"/>
         </w:rPr>
-        <w:t>«Экспорт»</w:t>
+        <w:t>«Доступные мне»</w:t>
       </w:r>
       <w:r>
         <w:rPr>
@@ -5579,7 +5268,7 @@
           <w:color w:val="000000"/>
           <w:sz w:val="28"/>
         </w:rPr>
-        <w:t xml:space="preserve"> сохраняет содержимое таблицы файлом электронной таблицы. Если на посту включён список «по факту», система сначала спросит, что именно выгружать.</w:t>
+        <w:t xml:space="preserve"> показывает вложения согласованных заявок, места которых закреплены за вами. Он отвечает на вопрос «кого сегодня ждать», когда таблицы поста ещё не заполнены или когда нужно посмотреть заявку целиком.</w:t>
       </w:r>
     </w:p>
     <w:p>
@@ -5592,220 +5281,8 @@
       <w:r>
         <w:drawing>
           <wp:inline xmlns:a="http://schemas.openxmlformats.org/drawingml/2006/main" xmlns:pic="http://schemas.openxmlformats.org/drawingml/2006/picture">
-            <wp:extent cx="2804160" cy="2401824"/>
-            <wp:docPr id="12" name="Picture 12"/>
-            <wp:cNvGraphicFramePr>
-              <a:graphicFrameLocks noChangeAspect="1"/>
-            </wp:cNvGraphicFramePr>
-            <a:graphic>
-              <a:graphicData uri="http://schemas.openxmlformats.org/drawingml/2006/picture">
-                <pic:pic>
-                  <pic:nvPicPr>
-                    <pic:cNvPr id="0" name="guard-export.png"/>
-                    <pic:cNvPicPr/>
-                  </pic:nvPicPr>
-                  <pic:blipFill>
-                    <a:blip r:embed="rId22"/>
-                    <a:stretch>
-                      <a:fillRect/>
-                    </a:stretch>
-                  </pic:blipFill>
-                  <pic:spPr>
-                    <a:xfrm>
-                      <a:off x="0" y="0"/>
-                      <a:ext cx="2804160" cy="2401824"/>
-                    </a:xfrm>
-                    <a:prstGeom prst="rect"/>
-                  </pic:spPr>
-                </pic:pic>
-              </a:graphicData>
-            </a:graphic>
-          </wp:inline>
-        </w:drawing>
-      </w:r>
-    </w:p>
-    <w:p>
-      <w:pPr>
-        <w:keepNext w:val="0"/>
-        <w:spacing w:line="240" w:lineRule="auto" w:before="40" w:after="200"/>
-        <w:ind w:firstLine="0"/>
-        <w:jc w:val="center"/>
-      </w:pPr>
-      <w:r>
-        <w:rPr>
-          <w:rFonts w:ascii="Times New Roman" w:hAnsi="Times New Roman" w:cs="Times New Roman" w:eastAsia="Times New Roman"/>
-          <w:b w:val="0"/>
-          <w:i/>
-          <w:color w:val="000000"/>
-          <w:sz w:val="24"/>
-        </w:rPr>
-        <w:t>Рисунок 8.2 — Выбор данных для выгрузки</w:t>
-      </w:r>
-    </w:p>
-    <w:p>
-      <w:r>
-        <w:rPr>
-          <w:rFonts w:ascii="Times New Roman" w:hAnsi="Times New Roman" w:cs="Times New Roman" w:eastAsia="Times New Roman"/>
-          <w:b w:val="0"/>
-          <w:i w:val="0"/>
-          <w:color w:val="000000"/>
-          <w:sz w:val="28"/>
-        </w:rPr>
-        <w:t xml:space="preserve">Выберите </w:t>
-      </w:r>
-      <w:r>
-        <w:rPr>
-          <w:rFonts w:ascii="Times New Roman" w:hAnsi="Times New Roman" w:cs="Times New Roman" w:eastAsia="Times New Roman"/>
-          <w:b/>
-          <w:i w:val="0"/>
-          <w:color w:val="000000"/>
-          <w:sz w:val="28"/>
-        </w:rPr>
-        <w:t>«Факт + Основная таблица»</w:t>
-      </w:r>
-      <w:r>
-        <w:rPr>
-          <w:rFonts w:ascii="Times New Roman" w:hAnsi="Times New Roman" w:cs="Times New Roman" w:eastAsia="Times New Roman"/>
-          <w:b w:val="0"/>
-          <w:i w:val="0"/>
-          <w:color w:val="000000"/>
-          <w:sz w:val="28"/>
-        </w:rPr>
-        <w:t xml:space="preserve">, </w:t>
-      </w:r>
-      <w:r>
-        <w:rPr>
-          <w:rFonts w:ascii="Times New Roman" w:hAnsi="Times New Roman" w:cs="Times New Roman" w:eastAsia="Times New Roman"/>
-          <w:b/>
-          <w:i w:val="0"/>
-          <w:color w:val="000000"/>
-          <w:sz w:val="28"/>
-        </w:rPr>
-        <w:t>«Только основная таблица»</w:t>
-      </w:r>
-      <w:r>
-        <w:rPr>
-          <w:rFonts w:ascii="Times New Roman" w:hAnsi="Times New Roman" w:cs="Times New Roman" w:eastAsia="Times New Roman"/>
-          <w:b w:val="0"/>
-          <w:i w:val="0"/>
-          <w:color w:val="000000"/>
-          <w:sz w:val="28"/>
-        </w:rPr>
-        <w:t xml:space="preserve"> или </w:t>
-      </w:r>
-      <w:r>
-        <w:rPr>
-          <w:rFonts w:ascii="Times New Roman" w:hAnsi="Times New Roman" w:cs="Times New Roman" w:eastAsia="Times New Roman"/>
-          <w:b/>
-          <w:i w:val="0"/>
-          <w:color w:val="000000"/>
-          <w:sz w:val="28"/>
-        </w:rPr>
-        <w:t>«Только факт»</w:t>
-      </w:r>
-      <w:r>
-        <w:rPr>
-          <w:rFonts w:ascii="Times New Roman" w:hAnsi="Times New Roman" w:cs="Times New Roman" w:eastAsia="Times New Roman"/>
-          <w:b w:val="0"/>
-          <w:i w:val="0"/>
-          <w:color w:val="000000"/>
-          <w:sz w:val="28"/>
-        </w:rPr>
-        <w:t xml:space="preserve"> и нажмите </w:t>
-      </w:r>
-      <w:r>
-        <w:rPr>
-          <w:rFonts w:ascii="Times New Roman" w:hAnsi="Times New Roman" w:cs="Times New Roman" w:eastAsia="Times New Roman"/>
-          <w:b/>
-          <w:i w:val="0"/>
-          <w:color w:val="000000"/>
-          <w:sz w:val="28"/>
-        </w:rPr>
-        <w:t>«Экспортировать»</w:t>
-      </w:r>
-      <w:r>
-        <w:rPr>
-          <w:rFonts w:ascii="Times New Roman" w:hAnsi="Times New Roman" w:cs="Times New Roman" w:eastAsia="Times New Roman"/>
-          <w:b w:val="0"/>
-          <w:i w:val="0"/>
-          <w:color w:val="000000"/>
-          <w:sz w:val="28"/>
-        </w:rPr>
-        <w:t>.</w:t>
-      </w:r>
-    </w:p>
-    <w:p>
-      <w:r>
-        <w:rPr>
-          <w:rFonts w:ascii="Times New Roman" w:hAnsi="Times New Roman" w:cs="Times New Roman" w:eastAsia="Times New Roman"/>
-          <w:b w:val="0"/>
-          <w:i w:val="0"/>
-          <w:color w:val="000000"/>
-          <w:sz w:val="28"/>
-        </w:rPr>
-        <w:t>В файл попадают те же столбцы, что видны на экране, а отметки въезда и выезда записываются словами «Да» и «Нет». Внизу файла система проставляет, кто и когда его сформировал.</w:t>
-      </w:r>
-    </w:p>
-    <w:p>
-      <w:pPr>
-        <w:pStyle w:val="Heading1"/>
-        <w:ind w:firstLine="0"/>
-      </w:pPr>
-      <w:r>
-        <w:rPr>
-          <w:rFonts w:ascii="Times New Roman" w:hAnsi="Times New Roman" w:cs="Times New Roman" w:eastAsia="Times New Roman"/>
-          <w:b/>
-          <w:i w:val="0"/>
-          <w:color w:val="000000"/>
-          <w:sz w:val="32"/>
-        </w:rPr>
-        <w:t>9. Доступные мне</w:t>
-      </w:r>
-    </w:p>
-    <w:p>
-      <w:r>
-        <w:rPr>
-          <w:rFonts w:ascii="Times New Roman" w:hAnsi="Times New Roman" w:cs="Times New Roman" w:eastAsia="Times New Roman"/>
-          <w:b w:val="0"/>
-          <w:i w:val="0"/>
-          <w:color w:val="000000"/>
-          <w:sz w:val="28"/>
-        </w:rPr>
-        <w:t xml:space="preserve">Раздел </w:t>
-      </w:r>
-      <w:r>
-        <w:rPr>
-          <w:rFonts w:ascii="Times New Roman" w:hAnsi="Times New Roman" w:cs="Times New Roman" w:eastAsia="Times New Roman"/>
-          <w:b/>
-          <w:i w:val="0"/>
-          <w:color w:val="000000"/>
-          <w:sz w:val="28"/>
-        </w:rPr>
-        <w:t>«Доступные мне»</w:t>
-      </w:r>
-      <w:r>
-        <w:rPr>
-          <w:rFonts w:ascii="Times New Roman" w:hAnsi="Times New Roman" w:cs="Times New Roman" w:eastAsia="Times New Roman"/>
-          <w:b w:val="0"/>
-          <w:i w:val="0"/>
-          <w:color w:val="000000"/>
-          <w:sz w:val="28"/>
-        </w:rPr>
-        <w:t xml:space="preserve"> показывает вложения согласованных заявок, места которых закреплены за вами. Он отвечает на вопрос «кого сегодня ждать», когда таблицы поста ещё не заполнены или когда нужно посмотреть заявку целиком.</w:t>
-      </w:r>
-    </w:p>
-    <w:p>
-      <w:pPr>
-        <w:keepNext/>
-        <w:spacing w:before="120" w:after="40"/>
-        <w:ind w:firstLine="0"/>
-        <w:jc w:val="center"/>
-      </w:pPr>
-      <w:r>
-        <w:drawing>
-          <wp:inline xmlns:a="http://schemas.openxmlformats.org/drawingml/2006/main" xmlns:pic="http://schemas.openxmlformats.org/drawingml/2006/picture">
-            <wp:extent cx="5940000" cy="3883846"/>
-            <wp:docPr id="13" name="Picture 13"/>
+            <wp:extent cx="5940000" cy="3892247"/>
+            <wp:docPr id="11" name="Picture 11"/>
             <wp:cNvGraphicFramePr>
               <a:graphicFrameLocks noChangeAspect="1"/>
             </wp:cNvGraphicFramePr>
@@ -5817,7 +5294,7 @@
                     <pic:cNvPicPr/>
                   </pic:nvPicPr>
                   <pic:blipFill>
-                    <a:blip r:embed="rId23"/>
+                    <a:blip r:embed="rId21"/>
                     <a:stretch>
                       <a:fillRect/>
                     </a:stretch>
@@ -5825,7 +5302,7 @@
                   <pic:spPr>
                     <a:xfrm>
                       <a:off x="0" y="0"/>
-                      <a:ext cx="5940000" cy="3883846"/>
+                      <a:ext cx="5940000" cy="3892247"/>
                     </a:xfrm>
                     <a:prstGeom prst="rect"/>
                   </pic:spPr>
@@ -6196,7 +5673,7 @@
           <w:color w:val="000000"/>
           <w:sz w:val="28"/>
         </w:rPr>
-        <w:t xml:space="preserve"> открывает бланк вложения для просмотра, если он у этого вида вложений предусмотрен. Сведения документов - серия и номер паспорта, номер патента, иное разрешение - показываются в бланке инициатору заявки и тем, кому разрешена их выгрузка; заявки вы не подаёте, поэтому без такого права на их месте стоит прочерк. Сами карточки людей это не затрагивает: там документы открываются по своему праву.</w:t>
+        <w:t xml:space="preserve"> открывает бланк вложения для просмотра, если он у этого вида вложений предусмотрен. Паспортные данные в бланке закрыты прочерком: они показываются инициатору заявки и тем, кому разрешена их выгрузка, а посту такое право не выдаётся.</w:t>
       </w:r>
     </w:p>
     <w:tbl>
@@ -6312,9 +5789,9 @@
         <w:tblLayout w:type="fixed"/>
       </w:tblPr>
       <w:tblGrid>
-        <w:gridCol w:w="2268"/>
-        <w:gridCol w:w="2866"/>
-        <w:gridCol w:w="4222"/>
+        <w:gridCol w:w="1984"/>
+        <w:gridCol w:w="2932"/>
+        <w:gridCol w:w="4439"/>
       </w:tblGrid>
       <w:tr>
         <w:trPr>
@@ -6323,7 +5800,7 @@
         </w:trPr>
         <w:tc>
           <w:tcPr>
-            <w:tcW w:type="dxa" w:w="2268"/>
+            <w:tcW w:type="dxa" w:w="1984"/>
             <w:shd w:val="clear" w:fill="E8E8E8"/>
           </w:tcPr>
           <w:p>
@@ -6347,7 +5824,7 @@
         </w:tc>
         <w:tc>
           <w:tcPr>
-            <w:tcW w:type="dxa" w:w="2865"/>
+            <w:tcW w:type="dxa" w:w="2932"/>
             <w:shd w:val="clear" w:fill="E8E8E8"/>
           </w:tcPr>
           <w:p>
@@ -6371,7 +5848,7 @@
         </w:tc>
         <w:tc>
           <w:tcPr>
-            <w:tcW w:type="dxa" w:w="4221"/>
+            <w:tcW w:type="dxa" w:w="4438"/>
             <w:shd w:val="clear" w:fill="E8E8E8"/>
           </w:tcPr>
           <w:p>
@@ -6400,7 +5877,7 @@
         </w:trPr>
         <w:tc>
           <w:tcPr>
-            <w:tcW w:type="dxa" w:w="2268"/>
+            <w:tcW w:type="dxa" w:w="1984"/>
           </w:tcPr>
           <w:p>
             <w:pPr>
@@ -6422,7 +5899,7 @@
         </w:tc>
         <w:tc>
           <w:tcPr>
-            <w:tcW w:type="dxa" w:w="2865"/>
+            <w:tcW w:type="dxa" w:w="2932"/>
           </w:tcPr>
           <w:p>
             <w:pPr>
@@ -6444,7 +5921,7 @@
         </w:tc>
         <w:tc>
           <w:tcPr>
-            <w:tcW w:type="dxa" w:w="4221"/>
+            <w:tcW w:type="dxa" w:w="4438"/>
           </w:tcPr>
           <w:p>
             <w:pPr>
@@ -6471,7 +5948,7 @@
         </w:trPr>
         <w:tc>
           <w:tcPr>
-            <w:tcW w:type="dxa" w:w="2268"/>
+            <w:tcW w:type="dxa" w:w="1984"/>
           </w:tcPr>
           <w:p>
             <w:pPr>
@@ -6493,7 +5970,7 @@
         </w:tc>
         <w:tc>
           <w:tcPr>
-            <w:tcW w:type="dxa" w:w="2865"/>
+            <w:tcW w:type="dxa" w:w="2932"/>
           </w:tcPr>
           <w:p>
             <w:pPr>
@@ -6515,7 +5992,7 @@
         </w:tc>
         <w:tc>
           <w:tcPr>
-            <w:tcW w:type="dxa" w:w="4221"/>
+            <w:tcW w:type="dxa" w:w="4438"/>
           </w:tcPr>
           <w:p>
             <w:pPr>
@@ -6542,7 +6019,7 @@
         </w:trPr>
         <w:tc>
           <w:tcPr>
-            <w:tcW w:type="dxa" w:w="2268"/>
+            <w:tcW w:type="dxa" w:w="1984"/>
           </w:tcPr>
           <w:p>
             <w:pPr>
@@ -6564,7 +6041,7 @@
         </w:tc>
         <w:tc>
           <w:tcPr>
-            <w:tcW w:type="dxa" w:w="2865"/>
+            <w:tcW w:type="dxa" w:w="2932"/>
           </w:tcPr>
           <w:p>
             <w:pPr>
@@ -6586,7 +6063,7 @@
         </w:tc>
         <w:tc>
           <w:tcPr>
-            <w:tcW w:type="dxa" w:w="4221"/>
+            <w:tcW w:type="dxa" w:w="4438"/>
           </w:tcPr>
           <w:p>
             <w:pPr>
@@ -6613,7 +6090,7 @@
         </w:trPr>
         <w:tc>
           <w:tcPr>
-            <w:tcW w:type="dxa" w:w="2268"/>
+            <w:tcW w:type="dxa" w:w="1984"/>
           </w:tcPr>
           <w:p>
             <w:pPr>
@@ -6635,7 +6112,7 @@
         </w:tc>
         <w:tc>
           <w:tcPr>
-            <w:tcW w:type="dxa" w:w="2865"/>
+            <w:tcW w:type="dxa" w:w="2932"/>
           </w:tcPr>
           <w:p>
             <w:pPr>
@@ -6657,7 +6134,7 @@
         </w:tc>
         <w:tc>
           <w:tcPr>
-            <w:tcW w:type="dxa" w:w="4221"/>
+            <w:tcW w:type="dxa" w:w="4438"/>
           </w:tcPr>
           <w:p>
             <w:pPr>
@@ -6684,78 +6161,7 @@
         </w:trPr>
         <w:tc>
           <w:tcPr>
-            <w:tcW w:type="dxa" w:w="2268"/>
-          </w:tcPr>
-          <w:p>
-            <w:pPr>
-              <w:spacing w:line="240" w:lineRule="auto" w:after="0"/>
-              <w:ind w:firstLine="0"/>
-              <w:jc w:val="left"/>
-            </w:pPr>
-            <w:r>
-              <w:rPr>
-                <w:rFonts w:ascii="Times New Roman" w:hAnsi="Times New Roman" w:cs="Times New Roman" w:eastAsia="Times New Roman"/>
-                <w:b w:val="0"/>
-                <w:i w:val="0"/>
-                <w:color w:val="000000"/>
-                <w:sz w:val="24"/>
-              </w:rPr>
-              <w:t>В карточке предупреждение о чёрном списке</w:t>
-            </w:r>
-          </w:p>
-        </w:tc>
-        <w:tc>
-          <w:tcPr>
-            <w:tcW w:type="dxa" w:w="2865"/>
-          </w:tcPr>
-          <w:p>
-            <w:pPr>
-              <w:spacing w:line="240" w:lineRule="auto" w:after="0"/>
-              <w:ind w:firstLine="0"/>
-              <w:jc w:val="left"/>
-            </w:pPr>
-            <w:r>
-              <w:rPr>
-                <w:rFonts w:ascii="Times New Roman" w:hAnsi="Times New Roman" w:cs="Times New Roman" w:eastAsia="Times New Roman"/>
-                <w:b w:val="0"/>
-                <w:i w:val="0"/>
-                <w:color w:val="000000"/>
-                <w:sz w:val="24"/>
-              </w:rPr>
-              <w:t>Доступ этому человеку или транспорту запрещён</w:t>
-            </w:r>
-          </w:p>
-        </w:tc>
-        <w:tc>
-          <w:tcPr>
-            <w:tcW w:type="dxa" w:w="4221"/>
-          </w:tcPr>
-          <w:p>
-            <w:pPr>
-              <w:spacing w:line="240" w:lineRule="auto" w:after="0"/>
-              <w:ind w:firstLine="0"/>
-              <w:jc w:val="left"/>
-            </w:pPr>
-            <w:r>
-              <w:rPr>
-                <w:rFonts w:ascii="Times New Roman" w:hAnsi="Times New Roman" w:cs="Times New Roman" w:eastAsia="Times New Roman"/>
-                <w:b w:val="0"/>
-                <w:i w:val="0"/>
-                <w:color w:val="000000"/>
-                <w:sz w:val="24"/>
-              </w:rPr>
-              <w:t>Не пропускать, действовать по правилам предприятия</w:t>
-            </w:r>
-          </w:p>
-        </w:tc>
-      </w:tr>
-      <w:tr>
-        <w:trPr>
-          <w:cantSplit w:val="true"/>
-        </w:trPr>
-        <w:tc>
-          <w:tcPr>
-            <w:tcW w:type="dxa" w:w="2268"/>
+            <w:tcW w:type="dxa" w:w="1984"/>
           </w:tcPr>
           <w:p>
             <w:pPr>
@@ -6777,7 +6183,7 @@
         </w:tc>
         <w:tc>
           <w:tcPr>
-            <w:tcW w:type="dxa" w:w="2865"/>
+            <w:tcW w:type="dxa" w:w="2932"/>
           </w:tcPr>
           <w:p>
             <w:pPr>
@@ -6799,7 +6205,7 @@
         </w:tc>
         <w:tc>
           <w:tcPr>
-            <w:tcW w:type="dxa" w:w="4221"/>
+            <w:tcW w:type="dxa" w:w="4438"/>
           </w:tcPr>
           <w:p>
             <w:pPr>
@@ -6846,7 +6252,7 @@
         </w:trPr>
         <w:tc>
           <w:tcPr>
-            <w:tcW w:type="dxa" w:w="2268"/>
+            <w:tcW w:type="dxa" w:w="1984"/>
           </w:tcPr>
           <w:p>
             <w:pPr>
@@ -6868,7 +6274,7 @@
         </w:tc>
         <w:tc>
           <w:tcPr>
-            <w:tcW w:type="dxa" w:w="2865"/>
+            <w:tcW w:type="dxa" w:w="2932"/>
           </w:tcPr>
           <w:p>
             <w:pPr>
@@ -6890,7 +6296,7 @@
         </w:tc>
         <w:tc>
           <w:tcPr>
-            <w:tcW w:type="dxa" w:w="4221"/>
+            <w:tcW w:type="dxa" w:w="4438"/>
           </w:tcPr>
           <w:p>
             <w:pPr>
@@ -7883,6 +7289,93 @@
       <w:tr>
         <w:trPr>
           <w:cantSplit w:val="true"/>
+        </w:trPr>
+        <w:tc>
+          <w:tcPr>
+            <w:tcW w:type="dxa" w:w="1134"/>
+          </w:tcPr>
+          <w:p>
+            <w:pPr>
+              <w:keepNext/>
+              <w:spacing w:line="240" w:lineRule="auto" w:after="0"/>
+              <w:ind w:firstLine="0"/>
+              <w:jc w:val="left"/>
+            </w:pPr>
+            <w:r>
+              <w:rPr>
+                <w:rFonts w:ascii="Times New Roman" w:hAnsi="Times New Roman" w:cs="Times New Roman" w:eastAsia="Times New Roman"/>
+                <w:b w:val="0"/>
+                <w:i w:val="0"/>
+                <w:color w:val="000000"/>
+                <w:sz w:val="24"/>
+              </w:rPr>
+              <w:t>2.0</w:t>
+            </w:r>
+          </w:p>
+        </w:tc>
+        <w:tc>
+          <w:tcPr>
+            <w:tcW w:type="dxa" w:w="1701"/>
+          </w:tcPr>
+          <w:p>
+            <w:pPr>
+              <w:keepNext/>
+              <w:spacing w:line="240" w:lineRule="auto" w:after="0"/>
+              <w:ind w:firstLine="0"/>
+              <w:jc w:val="left"/>
+            </w:pPr>
+            <w:r>
+              <w:rPr>
+                <w:rFonts w:ascii="Times New Roman" w:hAnsi="Times New Roman" w:cs="Times New Roman" w:eastAsia="Times New Roman"/>
+                <w:b w:val="0"/>
+                <w:i w:val="0"/>
+                <w:color w:val="000000"/>
+                <w:sz w:val="24"/>
+              </w:rPr>
+              <w:t>31.08.2026</w:t>
+            </w:r>
+          </w:p>
+        </w:tc>
+        <w:tc>
+          <w:tcPr>
+            <w:tcW w:type="dxa" w:w="5669"/>
+          </w:tcPr>
+          <w:p>
+            <w:pPr>
+              <w:keepNext/>
+              <w:spacing w:line="240" w:lineRule="auto" w:after="0"/>
+              <w:ind w:firstLine="0"/>
+              <w:jc w:val="left"/>
+            </w:pPr>
+            <w:r>
+              <w:rPr>
+                <w:rFonts w:ascii="Times New Roman" w:hAnsi="Times New Roman" w:cs="Times New Roman" w:eastAsia="Times New Roman"/>
+                <w:b w:val="0"/>
+                <w:i w:val="0"/>
+                <w:color w:val="000000"/>
+                <w:sz w:val="24"/>
+              </w:rPr>
+              <w:t>Убраны возможности, которых у работника поста нет: выгрузка таблицы, удаление строки, паспортные данные в карточке и полная история записи. Работа с чёрным списком переписана: записи под запретом система сама убирает из таблиц постов, и до поста они не доходят. Снимки пересняты - посты названы так, как их называют на проходной</w:t>
+            </w:r>
+          </w:p>
+        </w:tc>
+        <w:tc>
+          <w:tcPr>
+            <w:tcW w:type="dxa" w:w="850"/>
+          </w:tcPr>
+          <w:p>
+            <w:pPr>
+              <w:keepNext/>
+              <w:spacing w:line="240" w:lineRule="auto" w:after="0"/>
+              <w:ind w:firstLine="0"/>
+              <w:jc w:val="left"/>
+            </w:pPr>
+          </w:p>
+        </w:tc>
+      </w:tr>
+      <w:tr>
+        <w:trPr>
+          <w:cantSplit w:val="true"/>
           <w:trHeight w:val="680" w:hRule="atLeast"/>
         </w:trPr>
         <w:tc>

--- a/Документация/Руководство охранника/Руководство охранника.docx
+++ b/Документация/Руководство охранника/Руководство охранника.docx
@@ -157,7 +157,7 @@
           <w:color w:val="000000"/>
           <w:sz w:val="26"/>
         </w:rPr>
-        <w:t>Версия документа: 2.0</w:t>
+        <w:t>Версия документа: 2.1</w:t>
       </w:r>
     </w:p>
     <w:p>
@@ -2262,7 +2262,7 @@
           <w:color w:val="000000"/>
           <w:sz w:val="28"/>
         </w:rPr>
-        <w:t xml:space="preserve">Восстановить пароль самостоятельно нельзя. Кнопка </w:t>
+        <w:t xml:space="preserve">Пароль работника поста целиком ведёт бюро пропусков: сменить его самостоятельно нельзя, и система не требует задать свой пароль при первом входе. Кнопка </w:t>
       </w:r>
       <w:r>
         <w:rPr>
@@ -7376,6 +7376,93 @@
       <w:tr>
         <w:trPr>
           <w:cantSplit w:val="true"/>
+        </w:trPr>
+        <w:tc>
+          <w:tcPr>
+            <w:tcW w:type="dxa" w:w="1134"/>
+          </w:tcPr>
+          <w:p>
+            <w:pPr>
+              <w:keepNext/>
+              <w:spacing w:line="240" w:lineRule="auto" w:after="0"/>
+              <w:ind w:firstLine="0"/>
+              <w:jc w:val="left"/>
+            </w:pPr>
+            <w:r>
+              <w:rPr>
+                <w:rFonts w:ascii="Times New Roman" w:hAnsi="Times New Roman" w:cs="Times New Roman" w:eastAsia="Times New Roman"/>
+                <w:b w:val="0"/>
+                <w:i w:val="0"/>
+                <w:color w:val="000000"/>
+                <w:sz w:val="24"/>
+              </w:rPr>
+              <w:t>2.1</w:t>
+            </w:r>
+          </w:p>
+        </w:tc>
+        <w:tc>
+          <w:tcPr>
+            <w:tcW w:type="dxa" w:w="1701"/>
+          </w:tcPr>
+          <w:p>
+            <w:pPr>
+              <w:keepNext/>
+              <w:spacing w:line="240" w:lineRule="auto" w:after="0"/>
+              <w:ind w:firstLine="0"/>
+              <w:jc w:val="left"/>
+            </w:pPr>
+            <w:r>
+              <w:rPr>
+                <w:rFonts w:ascii="Times New Roman" w:hAnsi="Times New Roman" w:cs="Times New Roman" w:eastAsia="Times New Roman"/>
+                <w:b w:val="0"/>
+                <w:i w:val="0"/>
+                <w:color w:val="000000"/>
+                <w:sz w:val="24"/>
+              </w:rPr>
+              <w:t>31.08.2026</w:t>
+            </w:r>
+          </w:p>
+        </w:tc>
+        <w:tc>
+          <w:tcPr>
+            <w:tcW w:type="dxa" w:w="5669"/>
+          </w:tcPr>
+          <w:p>
+            <w:pPr>
+              <w:keepNext/>
+              <w:spacing w:line="240" w:lineRule="auto" w:after="0"/>
+              <w:ind w:firstLine="0"/>
+              <w:jc w:val="left"/>
+            </w:pPr>
+            <w:r>
+              <w:rPr>
+                <w:rFonts w:ascii="Times New Roman" w:hAnsi="Times New Roman" w:cs="Times New Roman" w:eastAsia="Times New Roman"/>
+                <w:b w:val="0"/>
+                <w:i w:val="0"/>
+                <w:color w:val="000000"/>
+                <w:sz w:val="24"/>
+              </w:rPr>
+              <w:t>Уточнено, что пароль работника поста ведёт бюро пропусков: сменить его самостоятельно нельзя, и система не требует задать свой пароль при первом входе</w:t>
+            </w:r>
+          </w:p>
+        </w:tc>
+        <w:tc>
+          <w:tcPr>
+            <w:tcW w:type="dxa" w:w="850"/>
+          </w:tcPr>
+          <w:p>
+            <w:pPr>
+              <w:keepNext/>
+              <w:spacing w:line="240" w:lineRule="auto" w:after="0"/>
+              <w:ind w:firstLine="0"/>
+              <w:jc w:val="left"/>
+            </w:pPr>
+          </w:p>
+        </w:tc>
+      </w:tr>
+      <w:tr>
+        <w:trPr>
+          <w:cantSplit w:val="true"/>
           <w:trHeight w:val="680" w:hRule="atLeast"/>
         </w:trPr>
         <w:tc>

--- a/Документация/Руководство охранника/Руководство охранника.docx
+++ b/Документация/Руководство охранника/Руководство охранника.docx
@@ -1029,13 +1029,9 @@
       </w:r>
     </w:p>
     <w:p>
-      <w:r>
-        <w:br w:type="page"/>
-      </w:r>
-    </w:p>
-    <w:p>
       <w:pPr>
         <w:pStyle w:val="Heading1"/>
+        <w:pageBreakBefore/>
         <w:ind w:firstLine="0"/>
       </w:pPr>
       <w:r>
